--- a/TS-Kramam/TS-3.2/TS 3.2 Malayalam Krama Paatam Corrections.docx
+++ b/TS-Kramam/TS-3.2/TS 3.2 Malayalam Krama Paatam Corrections.docx
@@ -1,6 +1,6 @@
 
 <file path=word/document.xml><?xml version="1.0" encoding="utf-8"?>
-<w:document xmlns:wpc="http://schemas.microsoft.com/office/word/2010/wordprocessingCanvas" xmlns:cx="http://schemas.microsoft.com/office/drawing/2014/chartex" xmlns:cx1="http://schemas.microsoft.com/office/drawing/2015/9/8/chartex" xmlns:mc="http://schemas.openxmlformats.org/markup-compatibility/2006" xmlns:o="urn:schemas-microsoft-com:office:office" xmlns:r="http://schemas.openxmlformats.org/officeDocument/2006/relationships" xmlns:m="http://schemas.openxmlformats.org/officeDocument/2006/math" xmlns:v="urn:schemas-microsoft-com:vml" xmlns:wp14="http://schemas.microsoft.com/office/word/2010/wordprocessingDrawing" xmlns:wp="http://schemas.openxmlformats.org/drawingml/2006/wordprocessingDrawing" xmlns:w10="urn:schemas-microsoft-com:office:word" xmlns:w="http://schemas.openxmlformats.org/wordprocessingml/2006/main" xmlns:w14="http://schemas.microsoft.com/office/word/2010/wordml" xmlns:w15="http://schemas.microsoft.com/office/word/2012/wordml" xmlns:w16se="http://schemas.microsoft.com/office/word/2015/wordml/symex" xmlns:wpg="http://schemas.microsoft.com/office/word/2010/wordprocessingGroup" xmlns:wpi="http://schemas.microsoft.com/office/word/2010/wordprocessingInk" xmlns:wne="http://schemas.microsoft.com/office/word/2006/wordml" xmlns:wps="http://schemas.microsoft.com/office/word/2010/wordprocessingShape" mc:Ignorable="w14 w15 w16se wp14">
+<w:document xmlns:wpc="http://schemas.microsoft.com/office/word/2010/wordprocessingCanvas" xmlns:cx="http://schemas.microsoft.com/office/drawing/2014/chartex" xmlns:cx1="http://schemas.microsoft.com/office/drawing/2015/9/8/chartex" xmlns:cx2="http://schemas.microsoft.com/office/drawing/2015/10/21/chartex" xmlns:cx3="http://schemas.microsoft.com/office/drawing/2016/5/9/chartex" xmlns:cx4="http://schemas.microsoft.com/office/drawing/2016/5/10/chartex" xmlns:cx5="http://schemas.microsoft.com/office/drawing/2016/5/11/chartex" xmlns:cx6="http://schemas.microsoft.com/office/drawing/2016/5/12/chartex" xmlns:cx7="http://schemas.microsoft.com/office/drawing/2016/5/13/chartex" xmlns:cx8="http://schemas.microsoft.com/office/drawing/2016/5/14/chartex" xmlns:mc="http://schemas.openxmlformats.org/markup-compatibility/2006" xmlns:aink="http://schemas.microsoft.com/office/drawing/2016/ink" xmlns:am3d="http://schemas.microsoft.com/office/drawing/2017/model3d" xmlns:o="urn:schemas-microsoft-com:office:office" xmlns:oel="http://schemas.microsoft.com/office/2019/extlst" xmlns:r="http://schemas.openxmlformats.org/officeDocument/2006/relationships" xmlns:m="http://schemas.openxmlformats.org/officeDocument/2006/math" xmlns:v="urn:schemas-microsoft-com:vml" xmlns:wp14="http://schemas.microsoft.com/office/word/2010/wordprocessingDrawing" xmlns:wp="http://schemas.openxmlformats.org/drawingml/2006/wordprocessingDrawing" xmlns:w10="urn:schemas-microsoft-com:office:word" xmlns:w="http://schemas.openxmlformats.org/wordprocessingml/2006/main" xmlns:w14="http://schemas.microsoft.com/office/word/2010/wordml" xmlns:w15="http://schemas.microsoft.com/office/word/2012/wordml" xmlns:w16cex="http://schemas.microsoft.com/office/word/2018/wordml/cex" xmlns:w16cid="http://schemas.microsoft.com/office/word/2016/wordml/cid" xmlns:w16="http://schemas.microsoft.com/office/word/2018/wordml" xmlns:w16du="http://schemas.microsoft.com/office/word/2023/wordml/word16du" xmlns:w16sdtdh="http://schemas.microsoft.com/office/word/2020/wordml/sdtdatahash" xmlns:w16sdtfl="http://schemas.microsoft.com/office/word/2024/wordml/sdtformatlock" xmlns:w16se="http://schemas.microsoft.com/office/word/2015/wordml/symex" xmlns:wpg="http://schemas.microsoft.com/office/word/2010/wordprocessingGroup" xmlns:wpi="http://schemas.microsoft.com/office/word/2010/wordprocessingInk" xmlns:wne="http://schemas.microsoft.com/office/word/2006/wordml" xmlns:wps="http://schemas.microsoft.com/office/word/2010/wordprocessingShape" mc:Ignorable="w14 w15 w16se w16cid w16 w16cex w16sdtdh w16sdtfl w16du wp14">
   <w:body>
     <w:p>
       <w:pPr>
@@ -23,7 +23,6 @@
         </w:rPr>
         <w:t xml:space="preserve">TS </w:t>
       </w:r>
-      <w:proofErr w:type="spellStart"/>
       <w:r>
         <w:rPr>
           <w:b/>
@@ -34,7 +33,6 @@
         </w:rPr>
         <w:t>Krama</w:t>
       </w:r>
-      <w:proofErr w:type="spellEnd"/>
       <w:r>
         <w:rPr>
           <w:b/>
@@ -43,9 +41,8 @@
           <w:szCs w:val="32"/>
           <w:u w:val="single"/>
         </w:rPr>
-        <w:t xml:space="preserve"> </w:t>
+        <w:t xml:space="preserve"> Paatam – TS </w:t>
       </w:r>
-      <w:proofErr w:type="spellStart"/>
       <w:r>
         <w:rPr>
           <w:b/>
@@ -54,9 +51,8 @@
           <w:szCs w:val="32"/>
           <w:u w:val="single"/>
         </w:rPr>
-        <w:t>Paatam</w:t>
+        <w:t>3.2 Malayalam</w:t>
       </w:r>
-      <w:proofErr w:type="spellEnd"/>
       <w:r>
         <w:rPr>
           <w:b/>
@@ -65,7 +61,881 @@
           <w:szCs w:val="32"/>
           <w:u w:val="single"/>
         </w:rPr>
-        <w:t xml:space="preserve"> – TS </w:t>
+        <w:t xml:space="preserve"> Corrections –Observed </w:t>
+      </w:r>
+      <w:proofErr w:type="gramStart"/>
+      <w:r>
+        <w:rPr>
+          <w:b/>
+          <w:bCs/>
+          <w:sz w:val="32"/>
+          <w:szCs w:val="32"/>
+          <w:u w:val="single"/>
+        </w:rPr>
+        <w:t xml:space="preserve">till </w:t>
+      </w:r>
+      <w:r>
+        <w:rPr>
+          <w:b/>
+          <w:bCs/>
+          <w:sz w:val="32"/>
+          <w:szCs w:val="32"/>
+          <w:highlight w:val="red"/>
+          <w:u w:val="single"/>
+        </w:rPr>
+        <w:t>?????</w:t>
+      </w:r>
+      <w:proofErr w:type="gramEnd"/>
+    </w:p>
+    <w:p>
+      <w:pPr>
+        <w:spacing w:before="0" w:line="240" w:lineRule="auto"/>
+        <w:jc w:val="center"/>
+        <w:rPr>
+          <w:b/>
+          <w:bCs/>
+        </w:rPr>
+      </w:pPr>
+      <w:r>
+        <w:rPr>
+          <w:b/>
+          <w:bCs/>
+        </w:rPr>
+        <w:t>(ignore those which are already incorporated in your book’s version and date)</w:t>
+      </w:r>
+    </w:p>
+    <w:tbl>
+      <w:tblPr>
+        <w:tblW w:w="14395" w:type="dxa"/>
+        <w:tblInd w:w="-792" w:type="dxa"/>
+        <w:tblBorders>
+          <w:top w:val="single" w:sz="4" w:space="0" w:color="000000"/>
+          <w:left w:val="single" w:sz="4" w:space="0" w:color="000000"/>
+          <w:bottom w:val="single" w:sz="4" w:space="0" w:color="000000"/>
+          <w:right w:val="single" w:sz="4" w:space="0" w:color="000000"/>
+          <w:insideH w:val="single" w:sz="4" w:space="0" w:color="000000"/>
+          <w:insideV w:val="single" w:sz="4" w:space="0" w:color="000000"/>
+        </w:tblBorders>
+        <w:tblLook w:val="04A0" w:firstRow="1" w:lastRow="0" w:firstColumn="1" w:lastColumn="0" w:noHBand="0" w:noVBand="1"/>
+      </w:tblPr>
+      <w:tblGrid>
+        <w:gridCol w:w="3906"/>
+        <w:gridCol w:w="5103"/>
+        <w:gridCol w:w="5386"/>
+      </w:tblGrid>
+      <w:tr>
+        <w:tc>
+          <w:tcPr>
+            <w:tcW w:w="3906" w:type="dxa"/>
+          </w:tcPr>
+          <w:p>
+            <w:pPr>
+              <w:spacing w:before="0" w:line="240" w:lineRule="auto"/>
+              <w:jc w:val="center"/>
+              <w:rPr>
+                <w:sz w:val="32"/>
+                <w:szCs w:val="32"/>
+              </w:rPr>
+            </w:pPr>
+            <w:r>
+              <w:rPr>
+                <w:sz w:val="32"/>
+                <w:szCs w:val="32"/>
+              </w:rPr>
+              <w:t>Section, Paragraph</w:t>
+            </w:r>
+          </w:p>
+          <w:p>
+            <w:pPr>
+              <w:spacing w:before="0" w:line="240" w:lineRule="auto"/>
+              <w:jc w:val="center"/>
+              <w:rPr>
+                <w:sz w:val="32"/>
+                <w:szCs w:val="32"/>
+              </w:rPr>
+            </w:pPr>
+            <w:r>
+              <w:rPr>
+                <w:sz w:val="32"/>
+                <w:szCs w:val="32"/>
+              </w:rPr>
+              <w:t>Reference</w:t>
+            </w:r>
+          </w:p>
+        </w:tc>
+        <w:tc>
+          <w:tcPr>
+            <w:tcW w:w="5103" w:type="dxa"/>
+          </w:tcPr>
+          <w:p>
+            <w:pPr>
+              <w:spacing w:before="0" w:line="240" w:lineRule="auto"/>
+              <w:jc w:val="center"/>
+              <w:rPr>
+                <w:sz w:val="32"/>
+                <w:szCs w:val="32"/>
+              </w:rPr>
+            </w:pPr>
+            <w:r>
+              <w:rPr>
+                <w:sz w:val="32"/>
+                <w:szCs w:val="32"/>
+              </w:rPr>
+              <w:t>As Printed</w:t>
+            </w:r>
+          </w:p>
+        </w:tc>
+        <w:tc>
+          <w:tcPr>
+            <w:tcW w:w="5386" w:type="dxa"/>
+          </w:tcPr>
+          <w:p>
+            <w:pPr>
+              <w:spacing w:before="0" w:line="240" w:lineRule="auto"/>
+              <w:ind w:right="-18"/>
+              <w:jc w:val="center"/>
+              <w:rPr>
+                <w:sz w:val="32"/>
+                <w:szCs w:val="32"/>
+              </w:rPr>
+            </w:pPr>
+            <w:r>
+              <w:rPr>
+                <w:sz w:val="32"/>
+                <w:szCs w:val="32"/>
+              </w:rPr>
+              <w:t>To be read as or corrected as</w:t>
+            </w:r>
+          </w:p>
+        </w:tc>
+      </w:tr>
+      <w:tr>
+        <w:trPr>
+          <w:trHeight w:val="2096"/>
+        </w:trPr>
+        <w:tc>
+          <w:tcPr>
+            <w:tcW w:w="3906" w:type="dxa"/>
+          </w:tcPr>
+          <w:p>
+            <w:pPr>
+              <w:widowControl w:val="0"/>
+              <w:tabs>
+                <w:tab w:val="left" w:pos="993"/>
+              </w:tabs>
+              <w:autoSpaceDE w:val="0"/>
+              <w:autoSpaceDN w:val="0"/>
+              <w:adjustRightInd w:val="0"/>
+              <w:spacing w:before="0" w:line="240" w:lineRule="auto"/>
+              <w:ind w:right="297"/>
+              <w:rPr>
+                <w:rFonts w:cs="Arial"/>
+                <w:b/>
+                <w:color w:val="000000"/>
+                <w:sz w:val="28"/>
+                <w:szCs w:val="32"/>
+              </w:rPr>
+            </w:pPr>
+            <w:r>
+              <w:rPr>
+                <w:rFonts w:cs="Arial"/>
+                <w:b/>
+                <w:color w:val="000000"/>
+                <w:sz w:val="28"/>
+                <w:szCs w:val="32"/>
+              </w:rPr>
+              <w:t>T.S.</w:t>
+            </w:r>
+            <w:r>
+              <w:rPr>
+                <w:rFonts w:cs="Arial"/>
+                <w:b/>
+                <w:color w:val="000000"/>
+                <w:sz w:val="28"/>
+                <w:szCs w:val="32"/>
+              </w:rPr>
+              <w:t>3.2.</w:t>
+            </w:r>
+            <w:r>
+              <w:rPr>
+                <w:rFonts w:cs="Arial"/>
+                <w:b/>
+                <w:color w:val="000000"/>
+                <w:sz w:val="28"/>
+                <w:szCs w:val="32"/>
+              </w:rPr>
+              <w:t>8.3</w:t>
+            </w:r>
+            <w:r>
+              <w:rPr>
+                <w:rFonts w:cs="Arial"/>
+                <w:b/>
+                <w:color w:val="000000"/>
+                <w:sz w:val="28"/>
+                <w:szCs w:val="32"/>
+              </w:rPr>
+              <w:t xml:space="preserve"> </w:t>
+            </w:r>
+            <w:r>
+              <w:rPr>
+                <w:rFonts w:cs="Arial"/>
+                <w:b/>
+                <w:color w:val="000000"/>
+                <w:sz w:val="28"/>
+                <w:szCs w:val="32"/>
+              </w:rPr>
+              <w:t>– Kramam</w:t>
+            </w:r>
+          </w:p>
+          <w:p>
+            <w:pPr>
+              <w:widowControl w:val="0"/>
+              <w:tabs>
+                <w:tab w:val="left" w:pos="993"/>
+              </w:tabs>
+              <w:autoSpaceDE w:val="0"/>
+              <w:autoSpaceDN w:val="0"/>
+              <w:adjustRightInd w:val="0"/>
+              <w:spacing w:before="0" w:line="240" w:lineRule="auto"/>
+              <w:ind w:right="297"/>
+              <w:rPr>
+                <w:rFonts w:cs="Arial"/>
+                <w:b/>
+                <w:color w:val="000000"/>
+                <w:sz w:val="28"/>
+                <w:szCs w:val="32"/>
+                <w:lang w:val="it-IT"/>
+              </w:rPr>
+            </w:pPr>
+            <w:r>
+              <w:rPr>
+                <w:rFonts w:cs="Arial"/>
+                <w:b/>
+                <w:color w:val="000000"/>
+                <w:sz w:val="28"/>
+                <w:szCs w:val="32"/>
+                <w:lang w:val="it-IT"/>
+              </w:rPr>
+              <w:t xml:space="preserve">Krama Vaakyam No. - </w:t>
+            </w:r>
+            <w:r>
+              <w:rPr>
+                <w:rFonts w:cs="Arial"/>
+                <w:b/>
+                <w:color w:val="000000"/>
+                <w:sz w:val="28"/>
+                <w:szCs w:val="32"/>
+                <w:lang w:val="it-IT"/>
+              </w:rPr>
+              <w:t>35</w:t>
+            </w:r>
+          </w:p>
+          <w:p>
+            <w:pPr>
+              <w:widowControl w:val="0"/>
+              <w:tabs>
+                <w:tab w:val="left" w:pos="993"/>
+              </w:tabs>
+              <w:autoSpaceDE w:val="0"/>
+              <w:autoSpaceDN w:val="0"/>
+              <w:adjustRightInd w:val="0"/>
+              <w:spacing w:before="0" w:line="240" w:lineRule="auto"/>
+              <w:ind w:right="297"/>
+              <w:rPr>
+                <w:rFonts w:cs="Arial"/>
+                <w:b/>
+                <w:color w:val="000000"/>
+                <w:sz w:val="28"/>
+                <w:szCs w:val="32"/>
+                <w:lang w:val="it-IT"/>
+              </w:rPr>
+            </w:pPr>
+            <w:r>
+              <w:rPr>
+                <w:rFonts w:cs="Arial"/>
+                <w:b/>
+                <w:color w:val="000000"/>
+                <w:sz w:val="28"/>
+                <w:szCs w:val="32"/>
+                <w:lang w:val="it-IT"/>
+              </w:rPr>
+              <w:t>Panchaati No</w:t>
+            </w:r>
+            <w:r>
+              <w:rPr>
+                <w:rFonts w:cs="Arial"/>
+                <w:b/>
+                <w:color w:val="000000"/>
+                <w:szCs w:val="32"/>
+                <w:lang w:val="it-IT"/>
+              </w:rPr>
+              <w:t xml:space="preserve">. - </w:t>
+            </w:r>
+            <w:r>
+              <w:rPr>
+                <w:rFonts w:cs="Arial"/>
+                <w:b/>
+                <w:color w:val="000000"/>
+                <w:szCs w:val="32"/>
+                <w:lang w:val="it-IT"/>
+              </w:rPr>
+              <w:t>3</w:t>
+            </w:r>
+            <w:r>
+              <w:rPr>
+                <w:rFonts w:cs="Arial"/>
+                <w:b/>
+                <w:color w:val="000000"/>
+                <w:sz w:val="28"/>
+                <w:szCs w:val="32"/>
+                <w:lang w:val="it-IT"/>
+              </w:rPr>
+              <w:t>1</w:t>
+            </w:r>
+          </w:p>
+        </w:tc>
+        <w:tc>
+          <w:tcPr>
+            <w:tcW w:w="5103" w:type="dxa"/>
+          </w:tcPr>
+          <w:p>
+            <w:pPr>
+              <w:widowControl w:val="0"/>
+              <w:autoSpaceDE w:val="0"/>
+              <w:autoSpaceDN w:val="0"/>
+              <w:adjustRightInd w:val="0"/>
+              <w:spacing w:before="0" w:line="240" w:lineRule="auto"/>
+              <w:rPr>
+                <w:rFonts w:ascii="BRH Malayalam Extra" w:hAnsi="BRH Malayalam Extra" w:cs="BRH Malayalam Extra"/>
+                <w:color w:val="000000"/>
+                <w:sz w:val="40"/>
+                <w:szCs w:val="40"/>
+              </w:rPr>
+            </w:pPr>
+            <w:r>
+              <w:rPr>
+                <w:rFonts w:ascii="BRH Malayalam Extra" w:hAnsi="BRH Malayalam Extra" w:cs="BRH Malayalam Extra"/>
+                <w:color w:val="000000"/>
+                <w:sz w:val="40"/>
+                <w:szCs w:val="40"/>
+              </w:rPr>
+              <w:t>j</w:t>
+            </w:r>
+            <w:r>
+              <w:rPr>
+                <w:rFonts w:ascii="BRH Malayalam Extra" w:hAnsi="BRH Malayalam Extra" w:cs="BRH Malayalam Extra"/>
+                <w:b/>
+                <w:color w:val="000000"/>
+                <w:sz w:val="33"/>
+                <w:szCs w:val="40"/>
+              </w:rPr>
+              <w:t>–</w:t>
+            </w:r>
+            <w:r>
+              <w:rPr>
+                <w:rFonts w:ascii="BRH Malayalam Extra" w:hAnsi="BRH Malayalam Extra" w:cs="BRH Malayalam Extra"/>
+                <w:color w:val="000000"/>
+                <w:sz w:val="40"/>
+                <w:szCs w:val="40"/>
+              </w:rPr>
+              <w:t>¹Kx—ixJ s¡¥b</w:t>
+            </w:r>
+            <w:r>
+              <w:rPr>
+                <w:rFonts w:ascii="BRH Malayalam Extra" w:hAnsi="BRH Malayalam Extra" w:cs="BRH Malayalam Extra"/>
+                <w:b/>
+                <w:color w:val="000000"/>
+                <w:sz w:val="33"/>
+                <w:szCs w:val="40"/>
+              </w:rPr>
+              <w:t>–</w:t>
+            </w:r>
+            <w:r>
+              <w:rPr>
+                <w:rFonts w:ascii="BRH Malayalam Extra" w:hAnsi="BRH Malayalam Extra" w:cs="BRH Malayalam Extra"/>
+                <w:color w:val="000000"/>
+                <w:sz w:val="40"/>
+                <w:szCs w:val="40"/>
+              </w:rPr>
+              <w:t xml:space="preserve">pxJ | </w:t>
+            </w:r>
+          </w:p>
+          <w:p>
+            <w:pPr>
+              <w:widowControl w:val="0"/>
+              <w:autoSpaceDE w:val="0"/>
+              <w:autoSpaceDN w:val="0"/>
+              <w:adjustRightInd w:val="0"/>
+              <w:spacing w:before="0" w:line="240" w:lineRule="auto"/>
+              <w:rPr>
+                <w:rFonts w:ascii="BRH Malayalam Extra" w:hAnsi="BRH Malayalam Extra" w:cs="BRH Malayalam Extra"/>
+                <w:color w:val="000000"/>
+                <w:sz w:val="40"/>
+                <w:szCs w:val="40"/>
+                <w:lang w:val="it-IT"/>
+              </w:rPr>
+            </w:pPr>
+            <w:r>
+              <w:rPr>
+                <w:rFonts w:ascii="BRH Malayalam Extra" w:hAnsi="BRH Malayalam Extra" w:cs="BRH Malayalam Extra"/>
+                <w:color w:val="000000"/>
+                <w:sz w:val="40"/>
+                <w:szCs w:val="40"/>
+                <w:lang w:val="it-IT"/>
+              </w:rPr>
+              <w:t>j</w:t>
+            </w:r>
+            <w:r>
+              <w:rPr>
+                <w:rFonts w:ascii="BRH Malayalam Extra" w:hAnsi="BRH Malayalam Extra" w:cs="BRH Malayalam Extra"/>
+                <w:b/>
+                <w:color w:val="000000"/>
+                <w:sz w:val="33"/>
+                <w:szCs w:val="40"/>
+                <w:lang w:val="it-IT"/>
+              </w:rPr>
+              <w:t>–</w:t>
+            </w:r>
+            <w:r>
+              <w:rPr>
+                <w:rFonts w:ascii="BRH Malayalam Extra" w:hAnsi="BRH Malayalam Extra" w:cs="BRH Malayalam Extra"/>
+                <w:color w:val="000000"/>
+                <w:sz w:val="40"/>
+                <w:szCs w:val="40"/>
+                <w:lang w:val="it-IT"/>
+              </w:rPr>
+              <w:t>¹Kx</w:t>
+            </w:r>
+            <w:r>
+              <w:rPr>
+                <w:rFonts w:ascii="BRH Malayalam Extra" w:hAnsi="BRH Malayalam Extra" w:cs="BRH Malayalam Extra"/>
+                <w:color w:val="000000"/>
+                <w:sz w:val="40"/>
+                <w:szCs w:val="40"/>
+                <w:highlight w:val="yellow"/>
+                <w:lang w:val="it-IT"/>
+              </w:rPr>
+              <w:t>—i</w:t>
+            </w:r>
+            <w:r>
+              <w:rPr>
+                <w:rFonts w:ascii="BRH Malayalam Extra" w:hAnsi="BRH Malayalam Extra" w:cs="BRH Malayalam Extra"/>
+                <w:b/>
+                <w:color w:val="000000"/>
+                <w:sz w:val="33"/>
+                <w:szCs w:val="40"/>
+                <w:lang w:val="it-IT"/>
+              </w:rPr>
+              <w:t>–</w:t>
+            </w:r>
+            <w:r>
+              <w:rPr>
+                <w:rFonts w:ascii="BRH Malayalam Extra" w:hAnsi="BRH Malayalam Extra" w:cs="BRH Malayalam Extra"/>
+                <w:color w:val="000000"/>
+                <w:sz w:val="40"/>
+                <w:szCs w:val="40"/>
+                <w:lang w:val="it-IT"/>
+              </w:rPr>
+              <w:t xml:space="preserve"> CZy— </w:t>
+            </w:r>
+          </w:p>
+          <w:p>
+            <w:pPr>
+              <w:widowControl w:val="0"/>
+              <w:autoSpaceDE w:val="0"/>
+              <w:autoSpaceDN w:val="0"/>
+              <w:adjustRightInd w:val="0"/>
+              <w:spacing w:before="0" w:line="240" w:lineRule="auto"/>
+              <w:rPr>
+                <w:rFonts w:ascii="BRH Malayalam Extra" w:hAnsi="BRH Malayalam Extra" w:cs="BRH Malayalam Extra"/>
+                <w:color w:val="000000"/>
+                <w:sz w:val="40"/>
+                <w:szCs w:val="40"/>
+                <w:lang w:val="it-IT"/>
+              </w:rPr>
+            </w:pPr>
+            <w:r>
+              <w:rPr>
+                <w:rFonts w:ascii="BRH Malayalam Extra" w:hAnsi="BRH Malayalam Extra" w:cs="BRH Malayalam Extra"/>
+                <w:color w:val="000000"/>
+                <w:sz w:val="40"/>
+                <w:szCs w:val="40"/>
+                <w:lang w:val="it-IT"/>
+              </w:rPr>
+              <w:t>j</w:t>
+            </w:r>
+            <w:r>
+              <w:rPr>
+                <w:rFonts w:ascii="BRH Malayalam Extra" w:hAnsi="BRH Malayalam Extra" w:cs="BRH Malayalam Extra"/>
+                <w:b/>
+                <w:color w:val="000000"/>
+                <w:sz w:val="33"/>
+                <w:szCs w:val="40"/>
+                <w:lang w:val="it-IT"/>
+              </w:rPr>
+              <w:t>–</w:t>
+            </w:r>
+            <w:r>
+              <w:rPr>
+                <w:rFonts w:ascii="BRH Malayalam Extra" w:hAnsi="BRH Malayalam Extra" w:cs="BRH Malayalam Extra"/>
+                <w:color w:val="000000"/>
+                <w:sz w:val="40"/>
+                <w:szCs w:val="40"/>
+                <w:lang w:val="it-IT"/>
+              </w:rPr>
+              <w:t>¹ - Kx</w:t>
+            </w:r>
+            <w:r>
+              <w:rPr>
+                <w:rFonts w:ascii="BRH Malayalam Extra" w:hAnsi="BRH Malayalam Extra" w:cs="BRH Malayalam Extra"/>
+                <w:b/>
+                <w:color w:val="000000"/>
+                <w:sz w:val="33"/>
+                <w:szCs w:val="40"/>
+                <w:lang w:val="it-IT"/>
+              </w:rPr>
+              <w:t>–</w:t>
+            </w:r>
+            <w:r>
+              <w:rPr>
+                <w:rFonts w:ascii="BRH Malayalam Extra" w:hAnsi="BRH Malayalam Extra" w:cs="BRH Malayalam Extra"/>
+                <w:color w:val="000000"/>
+                <w:sz w:val="40"/>
+                <w:szCs w:val="40"/>
+                <w:lang w:val="it-IT"/>
+              </w:rPr>
+              <w:t>ix</w:t>
+            </w:r>
+            <w:r>
+              <w:rPr>
+                <w:rFonts w:ascii="BRH Malayalam Extra" w:hAnsi="BRH Malayalam Extra" w:cs="BRH Malayalam Extra"/>
+                <w:b/>
+                <w:color w:val="000000"/>
+                <w:sz w:val="33"/>
+                <w:szCs w:val="40"/>
+                <w:lang w:val="it-IT"/>
+              </w:rPr>
+              <w:t>–</w:t>
+            </w:r>
+            <w:r>
+              <w:rPr>
+                <w:rFonts w:ascii="BRH Malayalam Extra" w:hAnsi="BRH Malayalam Extra" w:cs="BRH Malayalam Extra"/>
+                <w:color w:val="000000"/>
+                <w:sz w:val="40"/>
+                <w:szCs w:val="40"/>
+                <w:lang w:val="it-IT"/>
+              </w:rPr>
+              <w:t>J |</w:t>
+            </w:r>
+          </w:p>
+        </w:tc>
+        <w:tc>
+          <w:tcPr>
+            <w:tcW w:w="5386" w:type="dxa"/>
+          </w:tcPr>
+          <w:p>
+            <w:pPr>
+              <w:widowControl w:val="0"/>
+              <w:autoSpaceDE w:val="0"/>
+              <w:autoSpaceDN w:val="0"/>
+              <w:adjustRightInd w:val="0"/>
+              <w:spacing w:before="0" w:line="240" w:lineRule="auto"/>
+              <w:rPr>
+                <w:rFonts w:ascii="BRH Malayalam Extra" w:hAnsi="BRH Malayalam Extra" w:cs="BRH Malayalam Extra"/>
+                <w:color w:val="000000"/>
+                <w:sz w:val="40"/>
+                <w:szCs w:val="40"/>
+                <w:lang w:val="it-IT"/>
+              </w:rPr>
+            </w:pPr>
+            <w:r>
+              <w:rPr>
+                <w:rFonts w:ascii="BRH Malayalam Extra" w:hAnsi="BRH Malayalam Extra" w:cs="BRH Malayalam Extra"/>
+                <w:color w:val="000000"/>
+                <w:sz w:val="40"/>
+                <w:szCs w:val="40"/>
+                <w:lang w:val="it-IT"/>
+              </w:rPr>
+              <w:t>j</w:t>
+            </w:r>
+            <w:r>
+              <w:rPr>
+                <w:rFonts w:ascii="BRH Malayalam Extra" w:hAnsi="BRH Malayalam Extra" w:cs="BRH Malayalam Extra"/>
+                <w:b/>
+                <w:color w:val="000000"/>
+                <w:sz w:val="33"/>
+                <w:szCs w:val="40"/>
+                <w:lang w:val="it-IT"/>
+              </w:rPr>
+              <w:t>–</w:t>
+            </w:r>
+            <w:r>
+              <w:rPr>
+                <w:rFonts w:ascii="BRH Malayalam Extra" w:hAnsi="BRH Malayalam Extra" w:cs="BRH Malayalam Extra"/>
+                <w:color w:val="000000"/>
+                <w:sz w:val="40"/>
+                <w:szCs w:val="40"/>
+                <w:lang w:val="it-IT"/>
+              </w:rPr>
+              <w:t>¹Kx—ixJ s¡¥b</w:t>
+            </w:r>
+            <w:r>
+              <w:rPr>
+                <w:rFonts w:ascii="BRH Malayalam Extra" w:hAnsi="BRH Malayalam Extra" w:cs="BRH Malayalam Extra"/>
+                <w:b/>
+                <w:color w:val="000000"/>
+                <w:sz w:val="33"/>
+                <w:szCs w:val="40"/>
+                <w:lang w:val="it-IT"/>
+              </w:rPr>
+              <w:t>–</w:t>
+            </w:r>
+            <w:r>
+              <w:rPr>
+                <w:rFonts w:ascii="BRH Malayalam Extra" w:hAnsi="BRH Malayalam Extra" w:cs="BRH Malayalam Extra"/>
+                <w:color w:val="000000"/>
+                <w:sz w:val="40"/>
+                <w:szCs w:val="40"/>
+                <w:lang w:val="it-IT"/>
+              </w:rPr>
+              <w:t xml:space="preserve">pxJ | </w:t>
+            </w:r>
+          </w:p>
+          <w:p>
+            <w:pPr>
+              <w:autoSpaceDE w:val="0"/>
+              <w:autoSpaceDN w:val="0"/>
+              <w:adjustRightInd w:val="0"/>
+              <w:spacing w:before="0" w:line="240" w:lineRule="auto"/>
+              <w:rPr>
+                <w:rFonts w:ascii="BRH Malayalam Extra" w:hAnsi="BRH Malayalam Extra" w:cs="BRH Malayalam Extra"/>
+                <w:color w:val="000000"/>
+                <w:sz w:val="40"/>
+                <w:szCs w:val="40"/>
+                <w:lang w:val="it-IT"/>
+              </w:rPr>
+            </w:pPr>
+            <w:r>
+              <w:rPr>
+                <w:rFonts w:ascii="BRH Malayalam Extra" w:hAnsi="BRH Malayalam Extra" w:cs="BRH Malayalam Extra"/>
+                <w:color w:val="000000"/>
+                <w:sz w:val="40"/>
+                <w:szCs w:val="40"/>
+                <w:lang w:val="it-IT"/>
+              </w:rPr>
+              <w:t>j</w:t>
+            </w:r>
+            <w:r>
+              <w:rPr>
+                <w:rFonts w:ascii="BRH Malayalam Extra" w:hAnsi="BRH Malayalam Extra" w:cs="BRH Malayalam Extra"/>
+                <w:b/>
+                <w:color w:val="000000"/>
+                <w:sz w:val="33"/>
+                <w:szCs w:val="40"/>
+                <w:lang w:val="it-IT"/>
+              </w:rPr>
+              <w:t>–</w:t>
+            </w:r>
+            <w:r>
+              <w:rPr>
+                <w:rFonts w:ascii="BRH Malayalam Extra" w:hAnsi="BRH Malayalam Extra" w:cs="BRH Malayalam Extra"/>
+                <w:color w:val="000000"/>
+                <w:sz w:val="40"/>
+                <w:szCs w:val="40"/>
+                <w:lang w:val="it-IT"/>
+              </w:rPr>
+              <w:t>¹Kx—i</w:t>
+            </w:r>
+            <w:r>
+              <w:rPr>
+                <w:rFonts w:ascii="BRH Malayalam Extra" w:hAnsi="BRH Malayalam Extra" w:cs="BRH Malayalam Extra"/>
+                <w:color w:val="000000"/>
+                <w:sz w:val="40"/>
+                <w:szCs w:val="40"/>
+                <w:highlight w:val="green"/>
+                <w:lang w:val="it-IT"/>
+              </w:rPr>
+              <w:t>x</w:t>
+            </w:r>
+            <w:r>
+              <w:rPr>
+                <w:rFonts w:ascii="BRH Malayalam Extra" w:hAnsi="BRH Malayalam Extra" w:cs="BRH Malayalam Extra"/>
+                <w:b/>
+                <w:color w:val="000000"/>
+                <w:sz w:val="33"/>
+                <w:szCs w:val="40"/>
+                <w:lang w:val="it-IT"/>
+              </w:rPr>
+              <w:t>–</w:t>
+            </w:r>
+            <w:r>
+              <w:rPr>
+                <w:rFonts w:ascii="BRH Malayalam Extra" w:hAnsi="BRH Malayalam Extra" w:cs="BRH Malayalam Extra"/>
+                <w:color w:val="000000"/>
+                <w:sz w:val="40"/>
+                <w:szCs w:val="40"/>
+                <w:lang w:val="it-IT"/>
+              </w:rPr>
+              <w:t xml:space="preserve"> CZy— </w:t>
+            </w:r>
+          </w:p>
+          <w:p>
+            <w:pPr>
+              <w:autoSpaceDE w:val="0"/>
+              <w:autoSpaceDN w:val="0"/>
+              <w:adjustRightInd w:val="0"/>
+              <w:spacing w:before="0" w:line="240" w:lineRule="auto"/>
+              <w:rPr>
+                <w:rFonts w:ascii="BRH Malayalam Extra" w:hAnsi="BRH Malayalam Extra" w:cs="BRH Malayalam Extra"/>
+                <w:color w:val="000000"/>
+                <w:sz w:val="40"/>
+                <w:szCs w:val="40"/>
+                <w:lang w:val="it-IT"/>
+              </w:rPr>
+            </w:pPr>
+            <w:r>
+              <w:rPr>
+                <w:rFonts w:ascii="BRH Malayalam Extra" w:hAnsi="BRH Malayalam Extra" w:cs="BRH Malayalam Extra"/>
+                <w:color w:val="000000"/>
+                <w:sz w:val="40"/>
+                <w:szCs w:val="40"/>
+                <w:lang w:val="it-IT"/>
+              </w:rPr>
+              <w:t>j</w:t>
+            </w:r>
+            <w:r>
+              <w:rPr>
+                <w:rFonts w:ascii="BRH Malayalam Extra" w:hAnsi="BRH Malayalam Extra" w:cs="BRH Malayalam Extra"/>
+                <w:b/>
+                <w:color w:val="000000"/>
+                <w:sz w:val="33"/>
+                <w:szCs w:val="40"/>
+                <w:lang w:val="it-IT"/>
+              </w:rPr>
+              <w:t>–</w:t>
+            </w:r>
+            <w:r>
+              <w:rPr>
+                <w:rFonts w:ascii="BRH Malayalam Extra" w:hAnsi="BRH Malayalam Extra" w:cs="BRH Malayalam Extra"/>
+                <w:color w:val="000000"/>
+                <w:sz w:val="40"/>
+                <w:szCs w:val="40"/>
+                <w:lang w:val="it-IT"/>
+              </w:rPr>
+              <w:t>¹ - Kx</w:t>
+            </w:r>
+            <w:r>
+              <w:rPr>
+                <w:rFonts w:ascii="BRH Malayalam Extra" w:hAnsi="BRH Malayalam Extra" w:cs="BRH Malayalam Extra"/>
+                <w:b/>
+                <w:color w:val="000000"/>
+                <w:sz w:val="33"/>
+                <w:szCs w:val="40"/>
+                <w:lang w:val="it-IT"/>
+              </w:rPr>
+              <w:t>–</w:t>
+            </w:r>
+            <w:r>
+              <w:rPr>
+                <w:rFonts w:ascii="BRH Malayalam Extra" w:hAnsi="BRH Malayalam Extra" w:cs="BRH Malayalam Extra"/>
+                <w:color w:val="000000"/>
+                <w:sz w:val="40"/>
+                <w:szCs w:val="40"/>
+                <w:lang w:val="it-IT"/>
+              </w:rPr>
+              <w:t>ix</w:t>
+            </w:r>
+            <w:r>
+              <w:rPr>
+                <w:rFonts w:ascii="BRH Malayalam Extra" w:hAnsi="BRH Malayalam Extra" w:cs="BRH Malayalam Extra"/>
+                <w:b/>
+                <w:color w:val="000000"/>
+                <w:sz w:val="33"/>
+                <w:szCs w:val="40"/>
+                <w:lang w:val="it-IT"/>
+              </w:rPr>
+              <w:t>–</w:t>
+            </w:r>
+            <w:r>
+              <w:rPr>
+                <w:rFonts w:ascii="BRH Malayalam Extra" w:hAnsi="BRH Malayalam Extra" w:cs="BRH Malayalam Extra"/>
+                <w:color w:val="000000"/>
+                <w:sz w:val="40"/>
+                <w:szCs w:val="40"/>
+                <w:lang w:val="it-IT"/>
+              </w:rPr>
+              <w:t>J |</w:t>
+            </w:r>
+          </w:p>
+        </w:tc>
+      </w:tr>
+    </w:tbl>
+    <w:p>
+      <w:pPr>
+        <w:jc w:val="center"/>
+        <w:rPr>
+          <w:b/>
+          <w:bCs/>
+          <w:sz w:val="32"/>
+          <w:szCs w:val="32"/>
+          <w:u w:val="single"/>
+          <w:lang w:val="it-IT"/>
+        </w:rPr>
+      </w:pPr>
+    </w:p>
+    <w:p>
+      <w:pPr>
+        <w:jc w:val="center"/>
+        <w:rPr>
+          <w:b/>
+          <w:bCs/>
+          <w:sz w:val="32"/>
+          <w:szCs w:val="32"/>
+          <w:u w:val="single"/>
+          <w:lang w:val="it-IT"/>
+        </w:rPr>
+      </w:pPr>
+    </w:p>
+    <w:p>
+      <w:pPr>
+        <w:jc w:val="center"/>
+        <w:rPr>
+          <w:b/>
+          <w:bCs/>
+          <w:sz w:val="32"/>
+          <w:szCs w:val="32"/>
+          <w:u w:val="single"/>
+        </w:rPr>
+      </w:pPr>
+      <w:r>
+        <w:rPr>
+          <w:b/>
+          <w:bCs/>
+          <w:sz w:val="32"/>
+          <w:szCs w:val="32"/>
+          <w:u w:val="single"/>
+        </w:rPr>
+        <w:t xml:space="preserve">TS </w:t>
+      </w:r>
+      <w:r>
+        <w:rPr>
+          <w:b/>
+          <w:bCs/>
+          <w:sz w:val="32"/>
+          <w:szCs w:val="32"/>
+          <w:u w:val="single"/>
+        </w:rPr>
+        <w:t>Krama</w:t>
+      </w:r>
+      <w:r>
+        <w:rPr>
+          <w:b/>
+          <w:bCs/>
+          <w:sz w:val="32"/>
+          <w:szCs w:val="32"/>
+          <w:u w:val="single"/>
+        </w:rPr>
+        <w:t xml:space="preserve"> Paatam – TS </w:t>
       </w:r>
       <w:r>
         <w:rPr>
@@ -275,20 +1145,8 @@
                 <w:sz w:val="28"/>
                 <w:szCs w:val="32"/>
               </w:rPr>
-              <w:t xml:space="preserve">– </w:t>
-            </w:r>
-            <w:proofErr w:type="spellStart"/>
-            <w:r>
-              <w:rPr>
-                <w:rFonts w:cs="Arial"/>
-                <w:b/>
-                <w:color w:val="000000"/>
-                <w:sz w:val="28"/>
-                <w:szCs w:val="32"/>
-              </w:rPr>
-              <w:t>Kramam</w:t>
-            </w:r>
-            <w:proofErr w:type="spellEnd"/>
+              <w:t>– Kramam</w:t>
+            </w:r>
           </w:p>
           <w:p>
             <w:pPr>
@@ -309,49 +1167,15 @@
                 <w:szCs w:val="32"/>
               </w:rPr>
             </w:pPr>
-            <w:proofErr w:type="spellStart"/>
-            <w:r>
-              <w:rPr>
-                <w:rFonts w:cs="Arial"/>
-                <w:b/>
-                <w:color w:val="000000"/>
-                <w:sz w:val="28"/>
-                <w:szCs w:val="32"/>
-              </w:rPr>
-              <w:t>Krama</w:t>
-            </w:r>
-            <w:proofErr w:type="spellEnd"/>
-            <w:r>
-              <w:rPr>
-                <w:rFonts w:cs="Arial"/>
-                <w:b/>
-                <w:color w:val="000000"/>
-                <w:sz w:val="28"/>
-                <w:szCs w:val="32"/>
-              </w:rPr>
-              <w:t xml:space="preserve"> </w:t>
-            </w:r>
-            <w:proofErr w:type="spellStart"/>
-            <w:r>
-              <w:rPr>
-                <w:rFonts w:cs="Arial"/>
-                <w:b/>
-                <w:color w:val="000000"/>
-                <w:sz w:val="28"/>
-                <w:szCs w:val="32"/>
-              </w:rPr>
-              <w:t>Vaakyam</w:t>
-            </w:r>
-            <w:proofErr w:type="spellEnd"/>
-            <w:r>
-              <w:rPr>
-                <w:rFonts w:cs="Arial"/>
-                <w:b/>
-                <w:color w:val="000000"/>
-                <w:sz w:val="28"/>
-                <w:szCs w:val="32"/>
-              </w:rPr>
-              <w:t xml:space="preserve"> No. - </w:t>
+            <w:r>
+              <w:rPr>
+                <w:rFonts w:cs="Arial"/>
+                <w:b/>
+                <w:color w:val="000000"/>
+                <w:sz w:val="28"/>
+                <w:szCs w:val="32"/>
+              </w:rPr>
+              <w:t xml:space="preserve">Krama Vaakyam No. - </w:t>
             </w:r>
             <w:r>
               <w:rPr>
@@ -383,27 +1207,15 @@
                 <w:szCs w:val="32"/>
               </w:rPr>
             </w:pPr>
-            <w:proofErr w:type="spellStart"/>
-            <w:r>
-              <w:rPr>
-                <w:rFonts w:cs="Arial"/>
-                <w:b/>
-                <w:color w:val="000000"/>
-                <w:sz w:val="28"/>
-                <w:szCs w:val="32"/>
-              </w:rPr>
-              <w:t>Panchaati</w:t>
-            </w:r>
-            <w:proofErr w:type="spellEnd"/>
-            <w:r>
-              <w:rPr>
-                <w:rFonts w:cs="Arial"/>
-                <w:b/>
-                <w:color w:val="000000"/>
-                <w:sz w:val="28"/>
-                <w:szCs w:val="32"/>
-              </w:rPr>
-              <w:t xml:space="preserve"> No</w:t>
+            <w:r>
+              <w:rPr>
+                <w:rFonts w:cs="Arial"/>
+                <w:b/>
+                <w:color w:val="000000"/>
+                <w:sz w:val="28"/>
+                <w:szCs w:val="32"/>
+              </w:rPr>
+              <w:t>Panchaati No</w:t>
             </w:r>
             <w:r>
               <w:rPr>
@@ -451,14 +1263,16 @@
                 <w:color w:val="000000"/>
                 <w:sz w:val="40"/>
                 <w:szCs w:val="40"/>
-              </w:rPr>
-            </w:pPr>
-            <w:r>
-              <w:rPr>
-                <w:rFonts w:ascii="BRH Malayalam Extra" w:hAnsi="BRH Malayalam Extra" w:cs="BRH Malayalam Extra"/>
-                <w:color w:val="000000"/>
-                <w:sz w:val="40"/>
-                <w:szCs w:val="40"/>
+                <w:lang w:val="it-IT"/>
+              </w:rPr>
+            </w:pPr>
+            <w:r>
+              <w:rPr>
+                <w:rFonts w:ascii="BRH Malayalam Extra" w:hAnsi="BRH Malayalam Extra" w:cs="BRH Malayalam Extra"/>
+                <w:color w:val="000000"/>
+                <w:sz w:val="40"/>
+                <w:szCs w:val="40"/>
+                <w:lang w:val="it-IT"/>
               </w:rPr>
               <w:t>s¡</w:t>
             </w:r>
@@ -469,6 +1283,7 @@
                 <w:color w:val="000000"/>
                 <w:sz w:val="33"/>
                 <w:szCs w:val="40"/>
+                <w:lang w:val="it-IT"/>
               </w:rPr>
               <w:t>–</w:t>
             </w:r>
@@ -478,6 +1293,7 @@
                 <w:color w:val="000000"/>
                 <w:sz w:val="40"/>
                 <w:szCs w:val="40"/>
+                <w:lang w:val="it-IT"/>
               </w:rPr>
               <w:t>e</w:t>
             </w:r>
@@ -488,6 +1304,7 @@
                 <w:color w:val="000000"/>
                 <w:sz w:val="33"/>
                 <w:szCs w:val="40"/>
+                <w:lang w:val="it-IT"/>
               </w:rPr>
               <w:t>–</w:t>
             </w:r>
@@ -497,17 +1314,9 @@
                 <w:color w:val="000000"/>
                 <w:sz w:val="40"/>
                 <w:szCs w:val="40"/>
-              </w:rPr>
-              <w:t>ª</w:t>
-            </w:r>
-            <w:r>
-              <w:rPr>
-                <w:rFonts w:ascii="BRH Malayalam Extra" w:hAnsi="BRH Malayalam Extra" w:cs="BRH Malayalam Extra"/>
-                <w:color w:val="000000"/>
-                <w:sz w:val="40"/>
-                <w:szCs w:val="40"/>
-              </w:rPr>
-              <w:t>YJ | s¡</w:t>
+                <w:lang w:val="it-IT"/>
+              </w:rPr>
+              <w:t>ªYJ | s¡</w:t>
             </w:r>
             <w:r>
               <w:rPr>
@@ -516,6 +1325,7 @@
                 <w:color w:val="000000"/>
                 <w:sz w:val="33"/>
                 <w:szCs w:val="40"/>
+                <w:lang w:val="it-IT"/>
               </w:rPr>
               <w:t>–</w:t>
             </w:r>
@@ -525,6 +1335,7 @@
                 <w:color w:val="000000"/>
                 <w:sz w:val="40"/>
                 <w:szCs w:val="40"/>
+                <w:lang w:val="it-IT"/>
               </w:rPr>
               <w:t>e</w:t>
             </w:r>
@@ -536,6 +1347,7 @@
                 <w:sz w:val="33"/>
                 <w:szCs w:val="40"/>
                 <w:highlight w:val="yellow"/>
+                <w:lang w:val="it-IT"/>
               </w:rPr>
               <w:t>–</w:t>
             </w:r>
@@ -546,49 +1358,19 @@
                 <w:sz w:val="40"/>
                 <w:szCs w:val="40"/>
                 <w:highlight w:val="yellow"/>
-              </w:rPr>
-              <w:t>¥</w:t>
-            </w:r>
-            <w:proofErr w:type="spellStart"/>
-            <w:r>
-              <w:rPr>
-                <w:rFonts w:ascii="BRH Malayalam Extra" w:hAnsi="BRH Malayalam Extra" w:cs="BRH Malayalam Extra"/>
-                <w:color w:val="000000"/>
-                <w:sz w:val="40"/>
-                <w:szCs w:val="40"/>
-                <w:highlight w:val="yellow"/>
-              </w:rPr>
-              <w:t>Yx</w:t>
-            </w:r>
-            <w:proofErr w:type="spellEnd"/>
-            <w:r>
-              <w:rPr>
-                <w:rFonts w:ascii="BRH Malayalam Extra" w:hAnsi="BRH Malayalam Extra" w:cs="BRH Malayalam Extra"/>
-                <w:color w:val="000000"/>
-                <w:sz w:val="40"/>
-                <w:szCs w:val="40"/>
-              </w:rPr>
-              <w:t>— „</w:t>
-            </w:r>
-            <w:proofErr w:type="spellStart"/>
-            <w:r>
-              <w:rPr>
-                <w:rFonts w:ascii="BRH Malayalam Extra" w:hAnsi="BRH Malayalam Extra" w:cs="BRH Malayalam Extra"/>
-                <w:color w:val="000000"/>
-                <w:sz w:val="40"/>
-                <w:szCs w:val="40"/>
-              </w:rPr>
-              <w:t>sy</w:t>
-            </w:r>
-            <w:proofErr w:type="spellEnd"/>
-            <w:r>
-              <w:rPr>
-                <w:rFonts w:ascii="BRH Malayalam Extra" w:hAnsi="BRH Malayalam Extra" w:cs="BRH Malayalam Extra"/>
-                <w:color w:val="000000"/>
-                <w:sz w:val="40"/>
-                <w:szCs w:val="40"/>
-              </w:rPr>
-              <w:t xml:space="preserve"> |</w:t>
+                <w:lang w:val="it-IT"/>
+              </w:rPr>
+              <w:t>¥Yx</w:t>
+            </w:r>
+            <w:r>
+              <w:rPr>
+                <w:rFonts w:ascii="BRH Malayalam Extra" w:hAnsi="BRH Malayalam Extra" w:cs="BRH Malayalam Extra"/>
+                <w:color w:val="000000"/>
+                <w:sz w:val="40"/>
+                <w:szCs w:val="40"/>
+                <w:lang w:val="it-IT"/>
+              </w:rPr>
+              <w:t>— „sy |</w:t>
             </w:r>
           </w:p>
         </w:tc>
@@ -607,14 +1389,16 @@
                 <w:color w:val="000000"/>
                 <w:sz w:val="40"/>
                 <w:szCs w:val="40"/>
-              </w:rPr>
-            </w:pPr>
-            <w:r>
-              <w:rPr>
-                <w:rFonts w:ascii="BRH Malayalam Extra" w:hAnsi="BRH Malayalam Extra" w:cs="BRH Malayalam Extra"/>
-                <w:color w:val="000000"/>
-                <w:sz w:val="40"/>
-                <w:szCs w:val="40"/>
+                <w:lang w:val="it-IT"/>
+              </w:rPr>
+            </w:pPr>
+            <w:r>
+              <w:rPr>
+                <w:rFonts w:ascii="BRH Malayalam Extra" w:hAnsi="BRH Malayalam Extra" w:cs="BRH Malayalam Extra"/>
+                <w:color w:val="000000"/>
+                <w:sz w:val="40"/>
+                <w:szCs w:val="40"/>
+                <w:lang w:val="it-IT"/>
               </w:rPr>
               <w:t>s¡</w:t>
             </w:r>
@@ -625,6 +1409,7 @@
                 <w:color w:val="000000"/>
                 <w:sz w:val="33"/>
                 <w:szCs w:val="40"/>
+                <w:lang w:val="it-IT"/>
               </w:rPr>
               <w:t>–</w:t>
             </w:r>
@@ -634,6 +1419,7 @@
                 <w:color w:val="000000"/>
                 <w:sz w:val="40"/>
                 <w:szCs w:val="40"/>
+                <w:lang w:val="it-IT"/>
               </w:rPr>
               <w:t>e</w:t>
             </w:r>
@@ -644,6 +1430,7 @@
                 <w:color w:val="000000"/>
                 <w:sz w:val="33"/>
                 <w:szCs w:val="40"/>
+                <w:lang w:val="it-IT"/>
               </w:rPr>
               <w:t>–</w:t>
             </w:r>
@@ -653,17 +1440,9 @@
                 <w:color w:val="000000"/>
                 <w:sz w:val="40"/>
                 <w:szCs w:val="40"/>
-              </w:rPr>
-              <w:t>ª</w:t>
-            </w:r>
-            <w:r>
-              <w:rPr>
-                <w:rFonts w:ascii="BRH Malayalam Extra" w:hAnsi="BRH Malayalam Extra" w:cs="BRH Malayalam Extra"/>
-                <w:color w:val="000000"/>
-                <w:sz w:val="40"/>
-                <w:szCs w:val="40"/>
-              </w:rPr>
-              <w:t>YJ | s¡</w:t>
+                <w:lang w:val="it-IT"/>
+              </w:rPr>
+              <w:t>ªYJ | s¡</w:t>
             </w:r>
             <w:r>
               <w:rPr>
@@ -672,6 +1451,7 @@
                 <w:color w:val="000000"/>
                 <w:sz w:val="33"/>
                 <w:szCs w:val="40"/>
+                <w:lang w:val="it-IT"/>
               </w:rPr>
               <w:t>–</w:t>
             </w:r>
@@ -681,6 +1461,7 @@
                 <w:color w:val="000000"/>
                 <w:sz w:val="40"/>
                 <w:szCs w:val="40"/>
+                <w:lang w:val="it-IT"/>
               </w:rPr>
               <w:t>e</w:t>
             </w:r>
@@ -691,6 +1472,7 @@
                 <w:color w:val="000000"/>
                 <w:sz w:val="33"/>
                 <w:szCs w:val="40"/>
+                <w:lang w:val="it-IT"/>
               </w:rPr>
               <w:t>–</w:t>
             </w:r>
@@ -701,49 +1483,19 @@
                 <w:sz w:val="40"/>
                 <w:szCs w:val="40"/>
                 <w:highlight w:val="green"/>
-              </w:rPr>
-              <w:t>ª¥</w:t>
-            </w:r>
-            <w:proofErr w:type="spellStart"/>
-            <w:r>
-              <w:rPr>
-                <w:rFonts w:ascii="BRH Malayalam Extra" w:hAnsi="BRH Malayalam Extra" w:cs="BRH Malayalam Extra"/>
-                <w:color w:val="000000"/>
-                <w:sz w:val="40"/>
-                <w:szCs w:val="40"/>
-                <w:highlight w:val="green"/>
-              </w:rPr>
-              <w:t>Yx</w:t>
-            </w:r>
-            <w:proofErr w:type="spellEnd"/>
-            <w:r>
-              <w:rPr>
-                <w:rFonts w:ascii="BRH Malayalam Extra" w:hAnsi="BRH Malayalam Extra" w:cs="BRH Malayalam Extra"/>
-                <w:color w:val="000000"/>
-                <w:sz w:val="40"/>
-                <w:szCs w:val="40"/>
-              </w:rPr>
-              <w:t>— „</w:t>
-            </w:r>
-            <w:proofErr w:type="spellStart"/>
-            <w:r>
-              <w:rPr>
-                <w:rFonts w:ascii="BRH Malayalam Extra" w:hAnsi="BRH Malayalam Extra" w:cs="BRH Malayalam Extra"/>
-                <w:color w:val="000000"/>
-                <w:sz w:val="40"/>
-                <w:szCs w:val="40"/>
-              </w:rPr>
-              <w:t>sy</w:t>
-            </w:r>
-            <w:proofErr w:type="spellEnd"/>
-            <w:r>
-              <w:rPr>
-                <w:rFonts w:ascii="BRH Malayalam Extra" w:hAnsi="BRH Malayalam Extra" w:cs="BRH Malayalam Extra"/>
-                <w:color w:val="000000"/>
-                <w:sz w:val="40"/>
-                <w:szCs w:val="40"/>
-              </w:rPr>
-              <w:t xml:space="preserve"> |</w:t>
+                <w:lang w:val="it-IT"/>
+              </w:rPr>
+              <w:t>ª¥Yx</w:t>
+            </w:r>
+            <w:r>
+              <w:rPr>
+                <w:rFonts w:ascii="BRH Malayalam Extra" w:hAnsi="BRH Malayalam Extra" w:cs="BRH Malayalam Extra"/>
+                <w:color w:val="000000"/>
+                <w:sz w:val="40"/>
+                <w:szCs w:val="40"/>
+                <w:lang w:val="it-IT"/>
+              </w:rPr>
+              <w:t>— „sy |</w:t>
             </w:r>
           </w:p>
         </w:tc>
@@ -792,7 +1544,6 @@
         </w:rPr>
         <w:t xml:space="preserve">TS </w:t>
       </w:r>
-      <w:proofErr w:type="spellStart"/>
       <w:r>
         <w:rPr>
           <w:b/>
@@ -803,7 +1554,6 @@
         </w:rPr>
         <w:t>Krama</w:t>
       </w:r>
-      <w:proofErr w:type="spellEnd"/>
       <w:r>
         <w:rPr>
           <w:b/>
@@ -812,29 +1562,7 @@
           <w:szCs w:val="32"/>
           <w:u w:val="single"/>
         </w:rPr>
-        <w:t xml:space="preserve"> </w:t>
-      </w:r>
-      <w:proofErr w:type="spellStart"/>
-      <w:r>
-        <w:rPr>
-          <w:b/>
-          <w:bCs/>
-          <w:sz w:val="32"/>
-          <w:szCs w:val="32"/>
-          <w:u w:val="single"/>
-        </w:rPr>
-        <w:t>Paatam</w:t>
-      </w:r>
-      <w:proofErr w:type="spellEnd"/>
-      <w:r>
-        <w:rPr>
-          <w:b/>
-          <w:bCs/>
-          <w:sz w:val="32"/>
-          <w:szCs w:val="32"/>
-          <w:u w:val="single"/>
-        </w:rPr>
-        <w:t xml:space="preserve"> – TS </w:t>
+        <w:t xml:space="preserve"> Paatam – TS </w:t>
       </w:r>
       <w:r>
         <w:rPr>
@@ -989,6 +1717,7 @@
                 <w:sz w:val="32"/>
                 <w:szCs w:val="32"/>
               </w:rPr>
+              <w:lastRenderedPageBreak/>
               <w:t>Reference</w:t>
             </w:r>
           </w:p>
@@ -1011,6 +1740,7 @@
                 <w:sz w:val="32"/>
                 <w:szCs w:val="32"/>
               </w:rPr>
+              <w:lastRenderedPageBreak/>
               <w:t>As Printed</w:t>
             </w:r>
           </w:p>
@@ -1124,20 +1854,8 @@
                 <w:sz w:val="28"/>
                 <w:szCs w:val="32"/>
               </w:rPr>
-              <w:t xml:space="preserve">– </w:t>
-            </w:r>
-            <w:proofErr w:type="spellStart"/>
-            <w:r>
-              <w:rPr>
-                <w:rFonts w:cs="Arial"/>
-                <w:b/>
-                <w:color w:val="000000"/>
-                <w:sz w:val="28"/>
-                <w:szCs w:val="32"/>
-              </w:rPr>
-              <w:t>Kramam</w:t>
-            </w:r>
-            <w:proofErr w:type="spellEnd"/>
+              <w:t>– Kramam</w:t>
+            </w:r>
           </w:p>
           <w:p>
             <w:pPr>
@@ -1158,49 +1876,15 @@
                 <w:szCs w:val="32"/>
               </w:rPr>
             </w:pPr>
-            <w:proofErr w:type="spellStart"/>
-            <w:r>
-              <w:rPr>
-                <w:rFonts w:cs="Arial"/>
-                <w:b/>
-                <w:color w:val="000000"/>
-                <w:sz w:val="28"/>
-                <w:szCs w:val="32"/>
-              </w:rPr>
-              <w:t>Krama</w:t>
-            </w:r>
-            <w:proofErr w:type="spellEnd"/>
-            <w:r>
-              <w:rPr>
-                <w:rFonts w:cs="Arial"/>
-                <w:b/>
-                <w:color w:val="000000"/>
-                <w:sz w:val="28"/>
-                <w:szCs w:val="32"/>
-              </w:rPr>
-              <w:t xml:space="preserve"> </w:t>
-            </w:r>
-            <w:proofErr w:type="spellStart"/>
-            <w:r>
-              <w:rPr>
-                <w:rFonts w:cs="Arial"/>
-                <w:b/>
-                <w:color w:val="000000"/>
-                <w:sz w:val="28"/>
-                <w:szCs w:val="32"/>
-              </w:rPr>
-              <w:t>Vaakyam</w:t>
-            </w:r>
-            <w:proofErr w:type="spellEnd"/>
-            <w:r>
-              <w:rPr>
-                <w:rFonts w:cs="Arial"/>
-                <w:b/>
-                <w:color w:val="000000"/>
-                <w:sz w:val="28"/>
-                <w:szCs w:val="32"/>
-              </w:rPr>
-              <w:t xml:space="preserve"> No. - </w:t>
+            <w:r>
+              <w:rPr>
+                <w:rFonts w:cs="Arial"/>
+                <w:b/>
+                <w:color w:val="000000"/>
+                <w:sz w:val="28"/>
+                <w:szCs w:val="32"/>
+              </w:rPr>
+              <w:t xml:space="preserve">Krama Vaakyam No. - </w:t>
             </w:r>
             <w:r>
               <w:rPr>
@@ -1232,27 +1916,15 @@
                 <w:szCs w:val="32"/>
               </w:rPr>
             </w:pPr>
-            <w:proofErr w:type="spellStart"/>
-            <w:r>
-              <w:rPr>
-                <w:rFonts w:cs="Arial"/>
-                <w:b/>
-                <w:color w:val="000000"/>
-                <w:sz w:val="28"/>
-                <w:szCs w:val="32"/>
-              </w:rPr>
-              <w:t>Panchaati</w:t>
-            </w:r>
-            <w:proofErr w:type="spellEnd"/>
-            <w:r>
-              <w:rPr>
-                <w:rFonts w:cs="Arial"/>
-                <w:b/>
-                <w:color w:val="000000"/>
-                <w:sz w:val="28"/>
-                <w:szCs w:val="32"/>
-              </w:rPr>
-              <w:t xml:space="preserve"> No</w:t>
+            <w:r>
+              <w:rPr>
+                <w:rFonts w:cs="Arial"/>
+                <w:b/>
+                <w:color w:val="000000"/>
+                <w:sz w:val="28"/>
+                <w:szCs w:val="32"/>
+              </w:rPr>
+              <w:t>Panchaati No</w:t>
             </w:r>
             <w:r>
               <w:rPr>
@@ -1302,57 +1974,15 @@
                 <w:szCs w:val="40"/>
               </w:rPr>
             </w:pPr>
-            <w:proofErr w:type="spellStart"/>
-            <w:r>
-              <w:rPr>
-                <w:rFonts w:ascii="BRH Malayalam Extra" w:hAnsi="BRH Malayalam Extra" w:cs="BRH Malayalam Extra"/>
-                <w:color w:val="000000"/>
-                <w:sz w:val="40"/>
-                <w:szCs w:val="40"/>
-              </w:rPr>
-              <w:t>Ap</w:t>
-            </w:r>
-            <w:proofErr w:type="spellEnd"/>
-            <w:r>
-              <w:rPr>
-                <w:rFonts w:ascii="BRH Malayalam Extra" w:hAnsi="BRH Malayalam Extra" w:cs="BRH Malayalam Extra"/>
-                <w:color w:val="000000"/>
-                <w:sz w:val="40"/>
-                <w:szCs w:val="40"/>
-              </w:rPr>
-              <w:t>—</w:t>
-            </w:r>
-            <w:proofErr w:type="spellStart"/>
-            <w:r>
-              <w:rPr>
-                <w:rFonts w:ascii="BRH Malayalam Extra" w:hAnsi="BRH Malayalam Extra" w:cs="BRH Malayalam Extra"/>
-                <w:color w:val="000000"/>
-                <w:sz w:val="40"/>
-                <w:szCs w:val="40"/>
-              </w:rPr>
-              <w:t>Pâybõ¥Z</w:t>
-            </w:r>
-            <w:proofErr w:type="spellEnd"/>
-            <w:r>
-              <w:rPr>
-                <w:rFonts w:ascii="BRH Malayalam Extra" w:hAnsi="BRH Malayalam Extra" w:cs="BRH Malayalam Extra"/>
-                <w:color w:val="000000"/>
-                <w:sz w:val="40"/>
-                <w:szCs w:val="40"/>
-              </w:rPr>
-              <w:t xml:space="preserve"> | </w:t>
-            </w:r>
-            <w:proofErr w:type="spellStart"/>
-            <w:r>
-              <w:rPr>
-                <w:rFonts w:ascii="BRH Malayalam Extra" w:hAnsi="BRH Malayalam Extra" w:cs="BRH Malayalam Extra"/>
-                <w:color w:val="000000"/>
-                <w:sz w:val="40"/>
-                <w:szCs w:val="40"/>
-              </w:rPr>
-              <w:t>Qy</w:t>
-            </w:r>
-            <w:proofErr w:type="spellEnd"/>
+            <w:r>
+              <w:rPr>
+                <w:rFonts w:ascii="BRH Malayalam Extra" w:hAnsi="BRH Malayalam Extra" w:cs="BRH Malayalam Extra"/>
+                <w:color w:val="000000"/>
+                <w:sz w:val="40"/>
+                <w:szCs w:val="40"/>
+              </w:rPr>
+              <w:t>Ap—Pâybõ¥Z | Qy</w:t>
+            </w:r>
             <w:r>
               <w:rPr>
                 <w:rFonts w:ascii="BRH Malayalam Extra" w:hAnsi="BRH Malayalam Extra" w:cs="BRH Malayalam Extra"/>
@@ -1363,7 +1993,6 @@
               </w:rPr>
               <w:t>–</w:t>
             </w:r>
-            <w:proofErr w:type="spellStart"/>
             <w:r>
               <w:rPr>
                 <w:rFonts w:ascii="BRH Malayalam Extra" w:hAnsi="BRH Malayalam Extra" w:cs="BRH Malayalam Extra"/>
@@ -1383,7 +2012,6 @@
               </w:rPr>
               <w:t>¥Z</w:t>
             </w:r>
-            <w:proofErr w:type="spellEnd"/>
             <w:r>
               <w:rPr>
                 <w:rFonts w:ascii="BRH Malayalam Extra" w:hAnsi="BRH Malayalam Extra" w:cs="BRH Malayalam Extra"/>
@@ -1401,27 +2029,7 @@
                 <w:sz w:val="40"/>
                 <w:szCs w:val="40"/>
               </w:rPr>
-              <w:t xml:space="preserve"> </w:t>
-            </w:r>
-            <w:proofErr w:type="spellStart"/>
-            <w:r>
-              <w:rPr>
-                <w:rFonts w:ascii="BRH Malayalam Extra" w:hAnsi="BRH Malayalam Extra" w:cs="BRH Malayalam Extra"/>
-                <w:color w:val="000000"/>
-                <w:sz w:val="40"/>
-                <w:szCs w:val="40"/>
-              </w:rPr>
-              <w:t>jJ</w:t>
-            </w:r>
-            <w:proofErr w:type="spellEnd"/>
-            <w:r>
-              <w:rPr>
-                <w:rFonts w:ascii="BRH Malayalam Extra" w:hAnsi="BRH Malayalam Extra" w:cs="BRH Malayalam Extra"/>
-                <w:color w:val="000000"/>
-                <w:sz w:val="40"/>
-                <w:szCs w:val="40"/>
-              </w:rPr>
-              <w:t xml:space="preserve"> |</w:t>
+              <w:t xml:space="preserve"> jJ |</w:t>
             </w:r>
           </w:p>
         </w:tc>
@@ -1439,57 +2047,15 @@
                 <w:szCs w:val="40"/>
               </w:rPr>
             </w:pPr>
-            <w:proofErr w:type="spellStart"/>
-            <w:r>
-              <w:rPr>
-                <w:rFonts w:ascii="BRH Malayalam Extra" w:hAnsi="BRH Malayalam Extra" w:cs="BRH Malayalam Extra"/>
-                <w:color w:val="000000"/>
-                <w:sz w:val="40"/>
-                <w:szCs w:val="40"/>
-              </w:rPr>
-              <w:t>Ap</w:t>
-            </w:r>
-            <w:proofErr w:type="spellEnd"/>
-            <w:r>
-              <w:rPr>
-                <w:rFonts w:ascii="BRH Malayalam Extra" w:hAnsi="BRH Malayalam Extra" w:cs="BRH Malayalam Extra"/>
-                <w:color w:val="000000"/>
-                <w:sz w:val="40"/>
-                <w:szCs w:val="40"/>
-              </w:rPr>
-              <w:t>—</w:t>
-            </w:r>
-            <w:proofErr w:type="spellStart"/>
-            <w:r>
-              <w:rPr>
-                <w:rFonts w:ascii="BRH Malayalam Extra" w:hAnsi="BRH Malayalam Extra" w:cs="BRH Malayalam Extra"/>
-                <w:color w:val="000000"/>
-                <w:sz w:val="40"/>
-                <w:szCs w:val="40"/>
-              </w:rPr>
-              <w:t>Pâybõ¥Z</w:t>
-            </w:r>
-            <w:proofErr w:type="spellEnd"/>
-            <w:r>
-              <w:rPr>
-                <w:rFonts w:ascii="BRH Malayalam Extra" w:hAnsi="BRH Malayalam Extra" w:cs="BRH Malayalam Extra"/>
-                <w:color w:val="000000"/>
-                <w:sz w:val="40"/>
-                <w:szCs w:val="40"/>
-              </w:rPr>
-              <w:t xml:space="preserve"> | </w:t>
-            </w:r>
-            <w:proofErr w:type="spellStart"/>
-            <w:r>
-              <w:rPr>
-                <w:rFonts w:ascii="BRH Malayalam Extra" w:hAnsi="BRH Malayalam Extra" w:cs="BRH Malayalam Extra"/>
-                <w:color w:val="000000"/>
-                <w:sz w:val="40"/>
-                <w:szCs w:val="40"/>
-              </w:rPr>
-              <w:t>Qy</w:t>
-            </w:r>
-            <w:proofErr w:type="spellEnd"/>
+            <w:r>
+              <w:rPr>
+                <w:rFonts w:ascii="BRH Malayalam Extra" w:hAnsi="BRH Malayalam Extra" w:cs="BRH Malayalam Extra"/>
+                <w:color w:val="000000"/>
+                <w:sz w:val="40"/>
+                <w:szCs w:val="40"/>
+              </w:rPr>
+              <w:t>Ap—Pâybõ¥Z | Qy</w:t>
+            </w:r>
             <w:r>
               <w:rPr>
                 <w:rFonts w:ascii="BRH Malayalam Extra" w:hAnsi="BRH Malayalam Extra" w:cs="BRH Malayalam Extra"/>
@@ -1500,7 +2066,6 @@
               </w:rPr>
               <w:t>–</w:t>
             </w:r>
-            <w:proofErr w:type="spellStart"/>
             <w:r>
               <w:rPr>
                 <w:rFonts w:ascii="BRH Malayalam Extra" w:hAnsi="BRH Malayalam Extra" w:cs="BRH Malayalam Extra"/>
@@ -1511,7 +2076,6 @@
               </w:rPr>
               <w:t>bõ</w:t>
             </w:r>
-            <w:proofErr w:type="spellEnd"/>
             <w:r>
               <w:rPr>
                 <w:rFonts w:ascii="BRH Malayalam Extra" w:hAnsi="BRH Malayalam Extra" w:cs="BRH Malayalam Extra"/>
@@ -1549,27 +2113,7 @@
                 <w:sz w:val="40"/>
                 <w:szCs w:val="40"/>
               </w:rPr>
-              <w:t xml:space="preserve"> </w:t>
-            </w:r>
-            <w:proofErr w:type="spellStart"/>
-            <w:r>
-              <w:rPr>
-                <w:rFonts w:ascii="BRH Malayalam Extra" w:hAnsi="BRH Malayalam Extra" w:cs="BRH Malayalam Extra"/>
-                <w:color w:val="000000"/>
-                <w:sz w:val="40"/>
-                <w:szCs w:val="40"/>
-              </w:rPr>
-              <w:t>jJ</w:t>
-            </w:r>
-            <w:proofErr w:type="spellEnd"/>
-            <w:r>
-              <w:rPr>
-                <w:rFonts w:ascii="BRH Malayalam Extra" w:hAnsi="BRH Malayalam Extra" w:cs="BRH Malayalam Extra"/>
-                <w:color w:val="000000"/>
-                <w:sz w:val="40"/>
-                <w:szCs w:val="40"/>
-              </w:rPr>
-              <w:t xml:space="preserve"> |</w:t>
+              <w:t xml:space="preserve"> jJ |</w:t>
             </w:r>
           </w:p>
         </w:tc>
@@ -1629,20 +2173,8 @@
                 <w:sz w:val="28"/>
                 <w:szCs w:val="32"/>
               </w:rPr>
-              <w:t xml:space="preserve">– </w:t>
-            </w:r>
-            <w:proofErr w:type="spellStart"/>
-            <w:r>
-              <w:rPr>
-                <w:rFonts w:cs="Arial"/>
-                <w:b/>
-                <w:color w:val="000000"/>
-                <w:sz w:val="28"/>
-                <w:szCs w:val="32"/>
-              </w:rPr>
-              <w:t>Kramam</w:t>
-            </w:r>
-            <w:proofErr w:type="spellEnd"/>
+              <w:t>– Kramam</w:t>
+            </w:r>
           </w:p>
           <w:p>
             <w:pPr>
@@ -1663,49 +2195,15 @@
                 <w:szCs w:val="32"/>
               </w:rPr>
             </w:pPr>
-            <w:proofErr w:type="spellStart"/>
-            <w:r>
-              <w:rPr>
-                <w:rFonts w:cs="Arial"/>
-                <w:b/>
-                <w:color w:val="000000"/>
-                <w:sz w:val="28"/>
-                <w:szCs w:val="32"/>
-              </w:rPr>
-              <w:t>Krama</w:t>
-            </w:r>
-            <w:proofErr w:type="spellEnd"/>
-            <w:r>
-              <w:rPr>
-                <w:rFonts w:cs="Arial"/>
-                <w:b/>
-                <w:color w:val="000000"/>
-                <w:sz w:val="28"/>
-                <w:szCs w:val="32"/>
-              </w:rPr>
-              <w:t xml:space="preserve"> </w:t>
-            </w:r>
-            <w:proofErr w:type="spellStart"/>
-            <w:r>
-              <w:rPr>
-                <w:rFonts w:cs="Arial"/>
-                <w:b/>
-                <w:color w:val="000000"/>
-                <w:sz w:val="28"/>
-                <w:szCs w:val="32"/>
-              </w:rPr>
-              <w:t>Vaakyam</w:t>
-            </w:r>
-            <w:proofErr w:type="spellEnd"/>
-            <w:r>
-              <w:rPr>
-                <w:rFonts w:cs="Arial"/>
-                <w:b/>
-                <w:color w:val="000000"/>
-                <w:sz w:val="28"/>
-                <w:szCs w:val="32"/>
-              </w:rPr>
-              <w:t xml:space="preserve"> No. - </w:t>
+            <w:r>
+              <w:rPr>
+                <w:rFonts w:cs="Arial"/>
+                <w:b/>
+                <w:color w:val="000000"/>
+                <w:sz w:val="28"/>
+                <w:szCs w:val="32"/>
+              </w:rPr>
+              <w:t xml:space="preserve">Krama Vaakyam No. - </w:t>
             </w:r>
             <w:r>
               <w:rPr>
@@ -1737,27 +2235,15 @@
                 <w:szCs w:val="32"/>
               </w:rPr>
             </w:pPr>
-            <w:proofErr w:type="spellStart"/>
-            <w:r>
-              <w:rPr>
-                <w:rFonts w:cs="Arial"/>
-                <w:b/>
-                <w:color w:val="000000"/>
-                <w:sz w:val="28"/>
-                <w:szCs w:val="32"/>
-              </w:rPr>
-              <w:t>Panchaati</w:t>
-            </w:r>
-            <w:proofErr w:type="spellEnd"/>
-            <w:r>
-              <w:rPr>
-                <w:rFonts w:cs="Arial"/>
-                <w:b/>
-                <w:color w:val="000000"/>
-                <w:sz w:val="28"/>
-                <w:szCs w:val="32"/>
-              </w:rPr>
-              <w:t xml:space="preserve"> No</w:t>
+            <w:r>
+              <w:rPr>
+                <w:rFonts w:cs="Arial"/>
+                <w:b/>
+                <w:color w:val="000000"/>
+                <w:sz w:val="28"/>
+                <w:szCs w:val="32"/>
+              </w:rPr>
+              <w:t>Panchaati No</w:t>
             </w:r>
             <w:r>
               <w:rPr>
@@ -1815,20 +2301,8 @@
                 <w:szCs w:val="40"/>
                 <w:highlight w:val="yellow"/>
               </w:rPr>
-              <w:t>¥</w:t>
-            </w:r>
-            <w:proofErr w:type="spellStart"/>
-            <w:r>
-              <w:rPr>
-                <w:rFonts w:ascii="BRH Malayalam Extra" w:hAnsi="BRH Malayalam Extra" w:cs="BRH Malayalam Extra"/>
-                <w:color w:val="000000"/>
-                <w:sz w:val="40"/>
-                <w:szCs w:val="40"/>
-                <w:highlight w:val="yellow"/>
-              </w:rPr>
-              <w:t>Zû</w:t>
-            </w:r>
-            <w:proofErr w:type="spellEnd"/>
+              <w:t>¥Zû</w:t>
+            </w:r>
             <w:r>
               <w:rPr>
                 <w:rFonts w:ascii="BRH Malayalam Extra" w:hAnsi="BRH Malayalam Extra" w:cs="BRH Malayalam Extra"/>
@@ -1839,57 +2313,15 @@
               </w:rPr>
               <w:t>–</w:t>
             </w:r>
-            <w:proofErr w:type="spellStart"/>
-            <w:r>
-              <w:rPr>
-                <w:rFonts w:ascii="BRH Malayalam Extra" w:hAnsi="BRH Malayalam Extra" w:cs="BRH Malayalam Extra"/>
-                <w:color w:val="000000"/>
-                <w:sz w:val="40"/>
-                <w:szCs w:val="40"/>
-              </w:rPr>
-              <w:t>Zy</w:t>
-            </w:r>
-            <w:proofErr w:type="spellEnd"/>
-            <w:r>
-              <w:rPr>
-                <w:rFonts w:ascii="BRH Malayalam Extra" w:hAnsi="BRH Malayalam Extra" w:cs="BRH Malayalam Extra"/>
-                <w:color w:val="000000"/>
-                <w:sz w:val="40"/>
-                <w:szCs w:val="40"/>
-              </w:rPr>
-              <w:t xml:space="preserve">— | </w:t>
-            </w:r>
-            <w:proofErr w:type="spellStart"/>
-            <w:r>
-              <w:rPr>
-                <w:rFonts w:ascii="BRH Malayalam Extra" w:hAnsi="BRH Malayalam Extra" w:cs="BRH Malayalam Extra"/>
-                <w:color w:val="000000"/>
-                <w:sz w:val="40"/>
-                <w:szCs w:val="40"/>
-              </w:rPr>
-              <w:t>CZy</w:t>
-            </w:r>
-            <w:proofErr w:type="spellEnd"/>
-            <w:r>
-              <w:rPr>
-                <w:rFonts w:ascii="BRH Malayalam Extra" w:hAnsi="BRH Malayalam Extra" w:cs="BRH Malayalam Extra"/>
-                <w:color w:val="000000"/>
-                <w:sz w:val="40"/>
-                <w:szCs w:val="40"/>
-              </w:rPr>
-              <w:t>— ¥</w:t>
-            </w:r>
-            <w:proofErr w:type="spellStart"/>
-            <w:r>
-              <w:rPr>
-                <w:rFonts w:ascii="BRH Malayalam Extra" w:hAnsi="BRH Malayalam Extra" w:cs="BRH Malayalam Extra"/>
-                <w:color w:val="000000"/>
-                <w:sz w:val="40"/>
-                <w:szCs w:val="40"/>
-              </w:rPr>
-              <w:t>öbxYKm</w:t>
-            </w:r>
-            <w:proofErr w:type="spellEnd"/>
+            <w:r>
+              <w:rPr>
+                <w:rFonts w:ascii="BRH Malayalam Extra" w:hAnsi="BRH Malayalam Extra" w:cs="BRH Malayalam Extra"/>
+                <w:color w:val="000000"/>
+                <w:sz w:val="40"/>
+                <w:szCs w:val="40"/>
+              </w:rPr>
+              <w:t>Zy— | CZy— ¥öbxYKm</w:t>
+            </w:r>
             <w:r>
               <w:rPr>
                 <w:rFonts w:ascii="BRH Malayalam Extra" w:hAnsi="BRH Malayalam Extra" w:cs="BRH Malayalam Extra"/>
@@ -1900,7 +2332,6 @@
               </w:rPr>
               <w:t>–</w:t>
             </w:r>
-            <w:proofErr w:type="spellStart"/>
             <w:r>
               <w:rPr>
                 <w:rFonts w:ascii="BRH Malayalam Extra" w:hAnsi="BRH Malayalam Extra" w:cs="BRH Malayalam Extra"/>
@@ -1919,7 +2350,6 @@
               </w:rPr>
               <w:t>I</w:t>
             </w:r>
-            <w:proofErr w:type="spellEnd"/>
             <w:r>
               <w:rPr>
                 <w:rFonts w:ascii="BRH Malayalam Extra" w:hAnsi="BRH Malayalam Extra" w:cs="BRH Malayalam Extra"/>
@@ -1953,69 +2383,17 @@
                 <w:szCs w:val="40"/>
                 <w:highlight w:val="green"/>
               </w:rPr>
-              <w:t>¥</w:t>
-            </w:r>
-            <w:proofErr w:type="spellStart"/>
-            <w:r>
-              <w:rPr>
-                <w:rFonts w:ascii="BRH Malayalam Extra" w:hAnsi="BRH Malayalam Extra" w:cs="BRH Malayalam Extra"/>
-                <w:color w:val="000000"/>
-                <w:sz w:val="40"/>
-                <w:szCs w:val="40"/>
-                <w:highlight w:val="green"/>
-              </w:rPr>
-              <w:t>Zû</w:t>
-            </w:r>
-            <w:r>
-              <w:rPr>
-                <w:rFonts w:ascii="BRH Malayalam Extra" w:hAnsi="BRH Malayalam Extra" w:cs="BRH Malayalam Extra"/>
-                <w:color w:val="000000"/>
-                <w:sz w:val="40"/>
-                <w:szCs w:val="40"/>
-              </w:rPr>
-              <w:t>Zy</w:t>
-            </w:r>
-            <w:proofErr w:type="spellEnd"/>
-            <w:r>
-              <w:rPr>
-                <w:rFonts w:ascii="BRH Malayalam Extra" w:hAnsi="BRH Malayalam Extra" w:cs="BRH Malayalam Extra"/>
-                <w:color w:val="000000"/>
-                <w:sz w:val="40"/>
-                <w:szCs w:val="40"/>
-              </w:rPr>
-              <w:t xml:space="preserve">— | </w:t>
-            </w:r>
-            <w:proofErr w:type="spellStart"/>
-            <w:r>
-              <w:rPr>
-                <w:rFonts w:ascii="BRH Malayalam Extra" w:hAnsi="BRH Malayalam Extra" w:cs="BRH Malayalam Extra"/>
-                <w:color w:val="000000"/>
-                <w:sz w:val="40"/>
-                <w:szCs w:val="40"/>
-              </w:rPr>
-              <w:t>CZy</w:t>
-            </w:r>
-            <w:proofErr w:type="spellEnd"/>
-            <w:r>
-              <w:rPr>
-                <w:rFonts w:ascii="BRH Malayalam Extra" w:hAnsi="BRH Malayalam Extra" w:cs="BRH Malayalam Extra"/>
-                <w:color w:val="000000"/>
-                <w:sz w:val="40"/>
-                <w:szCs w:val="40"/>
-              </w:rPr>
-              <w:t>— ¥</w:t>
-            </w:r>
-            <w:proofErr w:type="spellStart"/>
-            <w:r>
-              <w:rPr>
-                <w:rFonts w:ascii="BRH Malayalam Extra" w:hAnsi="BRH Malayalam Extra" w:cs="BRH Malayalam Extra"/>
-                <w:color w:val="000000"/>
-                <w:sz w:val="40"/>
-                <w:szCs w:val="40"/>
-              </w:rPr>
-              <w:t>öbxYKm</w:t>
-            </w:r>
-            <w:proofErr w:type="spellEnd"/>
+              <w:t>¥Zû</w:t>
+            </w:r>
+            <w:r>
+              <w:rPr>
+                <w:rFonts w:ascii="BRH Malayalam Extra" w:hAnsi="BRH Malayalam Extra" w:cs="BRH Malayalam Extra"/>
+                <w:color w:val="000000"/>
+                <w:sz w:val="40"/>
+                <w:szCs w:val="40"/>
+              </w:rPr>
+              <w:t>Zy— | CZy— ¥öbxYKm</w:t>
+            </w:r>
             <w:r>
               <w:rPr>
                 <w:rFonts w:ascii="BRH Malayalam Extra" w:hAnsi="BRH Malayalam Extra" w:cs="BRH Malayalam Extra"/>
@@ -2026,7 +2404,6 @@
               </w:rPr>
               <w:t>–</w:t>
             </w:r>
-            <w:proofErr w:type="spellStart"/>
             <w:r>
               <w:rPr>
                 <w:rFonts w:ascii="BRH Malayalam Extra" w:hAnsi="BRH Malayalam Extra" w:cs="BRH Malayalam Extra"/>
@@ -2045,7 +2422,6 @@
               </w:rPr>
               <w:t>I</w:t>
             </w:r>
-            <w:proofErr w:type="spellEnd"/>
             <w:r>
               <w:rPr>
                 <w:rFonts w:ascii="BRH Malayalam Extra" w:hAnsi="BRH Malayalam Extra" w:cs="BRH Malayalam Extra"/>
@@ -2113,20 +2489,8 @@
                 <w:sz w:val="28"/>
                 <w:szCs w:val="32"/>
               </w:rPr>
-              <w:t xml:space="preserve">– </w:t>
-            </w:r>
-            <w:proofErr w:type="spellStart"/>
-            <w:r>
-              <w:rPr>
-                <w:rFonts w:cs="Arial"/>
-                <w:b/>
-                <w:color w:val="000000"/>
-                <w:sz w:val="28"/>
-                <w:szCs w:val="32"/>
-              </w:rPr>
-              <w:t>Kramam</w:t>
-            </w:r>
-            <w:proofErr w:type="spellEnd"/>
+              <w:t>– Kramam</w:t>
+            </w:r>
           </w:p>
           <w:p>
             <w:pPr>
@@ -2147,49 +2511,15 @@
                 <w:szCs w:val="32"/>
               </w:rPr>
             </w:pPr>
-            <w:proofErr w:type="spellStart"/>
-            <w:r>
-              <w:rPr>
-                <w:rFonts w:cs="Arial"/>
-                <w:b/>
-                <w:color w:val="000000"/>
-                <w:sz w:val="28"/>
-                <w:szCs w:val="32"/>
-              </w:rPr>
-              <w:t>Krama</w:t>
-            </w:r>
-            <w:proofErr w:type="spellEnd"/>
-            <w:r>
-              <w:rPr>
-                <w:rFonts w:cs="Arial"/>
-                <w:b/>
-                <w:color w:val="000000"/>
-                <w:sz w:val="28"/>
-                <w:szCs w:val="32"/>
-              </w:rPr>
-              <w:t xml:space="preserve"> </w:t>
-            </w:r>
-            <w:proofErr w:type="spellStart"/>
-            <w:r>
-              <w:rPr>
-                <w:rFonts w:cs="Arial"/>
-                <w:b/>
-                <w:color w:val="000000"/>
-                <w:sz w:val="28"/>
-                <w:szCs w:val="32"/>
-              </w:rPr>
-              <w:t>Vaakyam</w:t>
-            </w:r>
-            <w:proofErr w:type="spellEnd"/>
-            <w:r>
-              <w:rPr>
-                <w:rFonts w:cs="Arial"/>
-                <w:b/>
-                <w:color w:val="000000"/>
-                <w:sz w:val="28"/>
-                <w:szCs w:val="32"/>
-              </w:rPr>
-              <w:t xml:space="preserve"> No. - </w:t>
+            <w:r>
+              <w:rPr>
+                <w:rFonts w:cs="Arial"/>
+                <w:b/>
+                <w:color w:val="000000"/>
+                <w:sz w:val="28"/>
+                <w:szCs w:val="32"/>
+              </w:rPr>
+              <w:t xml:space="preserve">Krama Vaakyam No. - </w:t>
             </w:r>
             <w:r>
               <w:rPr>
@@ -2221,27 +2551,15 @@
                 <w:szCs w:val="32"/>
               </w:rPr>
             </w:pPr>
-            <w:proofErr w:type="spellStart"/>
-            <w:r>
-              <w:rPr>
-                <w:rFonts w:cs="Arial"/>
-                <w:b/>
-                <w:color w:val="000000"/>
-                <w:sz w:val="28"/>
-                <w:szCs w:val="32"/>
-              </w:rPr>
-              <w:t>Panchaati</w:t>
-            </w:r>
-            <w:proofErr w:type="spellEnd"/>
-            <w:r>
-              <w:rPr>
-                <w:rFonts w:cs="Arial"/>
-                <w:b/>
-                <w:color w:val="000000"/>
-                <w:sz w:val="28"/>
-                <w:szCs w:val="32"/>
-              </w:rPr>
-              <w:t xml:space="preserve"> No</w:t>
+            <w:r>
+              <w:rPr>
+                <w:rFonts w:cs="Arial"/>
+                <w:b/>
+                <w:color w:val="000000"/>
+                <w:sz w:val="28"/>
+                <w:szCs w:val="32"/>
+              </w:rPr>
+              <w:t>Panchaati No</w:t>
             </w:r>
             <w:r>
               <w:rPr>
@@ -2287,7 +2605,6 @@
                 <w:szCs w:val="40"/>
               </w:rPr>
             </w:pPr>
-            <w:proofErr w:type="spellStart"/>
             <w:r>
               <w:rPr>
                 <w:rFonts w:ascii="BRH Malayalam Extra" w:hAnsi="BRH Malayalam Extra" w:cs="BRH Malayalam Extra"/>
@@ -2295,9 +2612,18 @@
                 <w:sz w:val="36"/>
                 <w:szCs w:val="40"/>
               </w:rPr>
-              <w:t>Gty</w:t>
-            </w:r>
-            <w:proofErr w:type="spellEnd"/>
+              <w:t>Gty— | C</w:t>
+            </w:r>
+            <w:r>
+              <w:rPr>
+                <w:rFonts w:ascii="BRH Malayalam Extra" w:hAnsi="BRH Malayalam Extra" w:cs="BRH Malayalam Extra"/>
+                <w:b/>
+                <w:color w:val="000000"/>
+                <w:sz w:val="32"/>
+                <w:szCs w:val="40"/>
+              </w:rPr>
+              <w:t>–</w:t>
+            </w:r>
             <w:r>
               <w:rPr>
                 <w:rFonts w:ascii="BRH Malayalam Extra" w:hAnsi="BRH Malayalam Extra" w:cs="BRH Malayalam Extra"/>
@@ -2305,7 +2631,7 @@
                 <w:sz w:val="36"/>
                 <w:szCs w:val="40"/>
               </w:rPr>
-              <w:t>— | C</w:t>
+              <w:t>ty</w:t>
             </w:r>
             <w:r>
               <w:rPr>
@@ -2324,17 +2650,7 @@
                 <w:sz w:val="36"/>
                 <w:szCs w:val="40"/>
               </w:rPr>
-              <w:t>ty</w:t>
-            </w:r>
-            <w:r>
-              <w:rPr>
-                <w:rFonts w:ascii="BRH Malayalam Extra" w:hAnsi="BRH Malayalam Extra" w:cs="BRH Malayalam Extra"/>
-                <w:b/>
-                <w:color w:val="000000"/>
-                <w:sz w:val="32"/>
-                <w:szCs w:val="40"/>
-              </w:rPr>
-              <w:t>–</w:t>
+              <w:t xml:space="preserve"> </w:t>
             </w:r>
             <w:r>
               <w:rPr>
@@ -2342,8 +2658,9 @@
                 <w:color w:val="000000"/>
                 <w:sz w:val="36"/>
                 <w:szCs w:val="40"/>
-              </w:rPr>
-              <w:t xml:space="preserve"> </w:t>
+                <w:highlight w:val="yellow"/>
+              </w:rPr>
+              <w:t>ix</w:t>
             </w:r>
             <w:r>
               <w:rPr>
@@ -2351,9 +2668,8 @@
                 <w:color w:val="000000"/>
                 <w:sz w:val="36"/>
                 <w:szCs w:val="40"/>
-                <w:highlight w:val="yellow"/>
-              </w:rPr>
-              <w:t>ix</w:t>
+              </w:rPr>
+              <w:t xml:space="preserve"> | ix |</w:t>
             </w:r>
             <w:r>
               <w:rPr>
@@ -2362,36 +2678,7 @@
                 <w:sz w:val="36"/>
                 <w:szCs w:val="40"/>
               </w:rPr>
-              <w:t xml:space="preserve"> | ix |</w:t>
-            </w:r>
-            <w:r>
-              <w:rPr>
-                <w:rFonts w:ascii="BRH Malayalam Extra" w:hAnsi="BRH Malayalam Extra" w:cs="BRH Malayalam Extra"/>
-                <w:color w:val="000000"/>
-                <w:sz w:val="36"/>
-                <w:szCs w:val="40"/>
-              </w:rPr>
-              <w:t xml:space="preserve"> B </w:t>
-            </w:r>
-            <w:proofErr w:type="spellStart"/>
-            <w:r>
-              <w:rPr>
-                <w:rFonts w:ascii="BRH Malayalam Extra" w:hAnsi="BRH Malayalam Extra" w:cs="BRH Malayalam Extra"/>
-                <w:color w:val="000000"/>
-                <w:sz w:val="36"/>
-                <w:szCs w:val="40"/>
-              </w:rPr>
-              <w:t>py</w:t>
-            </w:r>
-            <w:proofErr w:type="spellEnd"/>
-            <w:r>
-              <w:rPr>
-                <w:rFonts w:ascii="BRH Malayalam Extra" w:hAnsi="BRH Malayalam Extra" w:cs="BRH Malayalam Extra"/>
-                <w:color w:val="000000"/>
-                <w:sz w:val="36"/>
-                <w:szCs w:val="40"/>
-              </w:rPr>
-              <w:t>—q |</w:t>
+              <w:t xml:space="preserve"> B py—q |</w:t>
             </w:r>
           </w:p>
         </w:tc>
@@ -2409,7 +2696,6 @@
                 <w:szCs w:val="40"/>
               </w:rPr>
             </w:pPr>
-            <w:proofErr w:type="spellStart"/>
             <w:r>
               <w:rPr>
                 <w:rFonts w:ascii="BRH Malayalam Extra" w:hAnsi="BRH Malayalam Extra" w:cs="BRH Malayalam Extra"/>
@@ -2417,9 +2703,18 @@
                 <w:sz w:val="36"/>
                 <w:szCs w:val="40"/>
               </w:rPr>
-              <w:t>Gty</w:t>
-            </w:r>
-            <w:proofErr w:type="spellEnd"/>
+              <w:t>Gty— | C</w:t>
+            </w:r>
+            <w:r>
+              <w:rPr>
+                <w:rFonts w:ascii="BRH Malayalam Extra" w:hAnsi="BRH Malayalam Extra" w:cs="BRH Malayalam Extra"/>
+                <w:b/>
+                <w:color w:val="000000"/>
+                <w:sz w:val="32"/>
+                <w:szCs w:val="40"/>
+              </w:rPr>
+              <w:t>–</w:t>
+            </w:r>
             <w:r>
               <w:rPr>
                 <w:rFonts w:ascii="BRH Malayalam Extra" w:hAnsi="BRH Malayalam Extra" w:cs="BRH Malayalam Extra"/>
@@ -2427,7 +2722,7 @@
                 <w:sz w:val="36"/>
                 <w:szCs w:val="40"/>
               </w:rPr>
-              <w:t>— | C</w:t>
+              <w:t>ty</w:t>
             </w:r>
             <w:r>
               <w:rPr>
@@ -2446,7 +2741,17 @@
                 <w:sz w:val="36"/>
                 <w:szCs w:val="40"/>
               </w:rPr>
-              <w:t>ty</w:t>
+              <w:t xml:space="preserve"> </w:t>
+            </w:r>
+            <w:r>
+              <w:rPr>
+                <w:rFonts w:ascii="BRH Malayalam Extra" w:hAnsi="BRH Malayalam Extra" w:cs="BRH Malayalam Extra"/>
+                <w:color w:val="000000"/>
+                <w:sz w:val="36"/>
+                <w:szCs w:val="40"/>
+                <w:highlight w:val="green"/>
+              </w:rPr>
+              <w:t>ix</w:t>
             </w:r>
             <w:r>
               <w:rPr>
@@ -2465,6 +2770,15 @@
                 <w:sz w:val="36"/>
                 <w:szCs w:val="40"/>
               </w:rPr>
+              <w:t xml:space="preserve"> | ix |</w:t>
+            </w:r>
+            <w:r>
+              <w:rPr>
+                <w:rFonts w:ascii="BRH Malayalam Extra" w:hAnsi="BRH Malayalam Extra" w:cs="BRH Malayalam Extra"/>
+                <w:color w:val="000000"/>
+                <w:sz w:val="36"/>
+                <w:szCs w:val="40"/>
+              </w:rPr>
               <w:t xml:space="preserve"> </w:t>
             </w:r>
             <w:r>
@@ -2473,66 +2787,8 @@
                 <w:color w:val="000000"/>
                 <w:sz w:val="36"/>
                 <w:szCs w:val="40"/>
-                <w:highlight w:val="green"/>
-              </w:rPr>
-              <w:t>ix</w:t>
-            </w:r>
-            <w:r>
-              <w:rPr>
-                <w:rFonts w:ascii="BRH Malayalam Extra" w:hAnsi="BRH Malayalam Extra" w:cs="BRH Malayalam Extra"/>
-                <w:b/>
-                <w:color w:val="000000"/>
-                <w:sz w:val="32"/>
-                <w:szCs w:val="40"/>
-              </w:rPr>
-              <w:t>–</w:t>
-            </w:r>
-            <w:r>
-              <w:rPr>
-                <w:rFonts w:ascii="BRH Malayalam Extra" w:hAnsi="BRH Malayalam Extra" w:cs="BRH Malayalam Extra"/>
-                <w:color w:val="000000"/>
-                <w:sz w:val="36"/>
-                <w:szCs w:val="40"/>
-              </w:rPr>
-              <w:t xml:space="preserve"> | ix |</w:t>
-            </w:r>
-            <w:r>
-              <w:rPr>
-                <w:rFonts w:ascii="BRH Malayalam Extra" w:hAnsi="BRH Malayalam Extra" w:cs="BRH Malayalam Extra"/>
-                <w:color w:val="000000"/>
-                <w:sz w:val="36"/>
-                <w:szCs w:val="40"/>
-              </w:rPr>
-              <w:t xml:space="preserve"> </w:t>
-            </w:r>
-            <w:r>
-              <w:rPr>
-                <w:rFonts w:ascii="BRH Malayalam Extra" w:hAnsi="BRH Malayalam Extra" w:cs="BRH Malayalam Extra"/>
-                <w:color w:val="000000"/>
-                <w:sz w:val="36"/>
-                <w:szCs w:val="40"/>
-              </w:rPr>
-              <w:t xml:space="preserve">B </w:t>
-            </w:r>
-            <w:proofErr w:type="spellStart"/>
-            <w:r>
-              <w:rPr>
-                <w:rFonts w:ascii="BRH Malayalam Extra" w:hAnsi="BRH Malayalam Extra" w:cs="BRH Malayalam Extra"/>
-                <w:color w:val="000000"/>
-                <w:sz w:val="36"/>
-                <w:szCs w:val="40"/>
-              </w:rPr>
-              <w:t>py</w:t>
-            </w:r>
-            <w:proofErr w:type="spellEnd"/>
-            <w:r>
-              <w:rPr>
-                <w:rFonts w:ascii="BRH Malayalam Extra" w:hAnsi="BRH Malayalam Extra" w:cs="BRH Malayalam Extra"/>
-                <w:color w:val="000000"/>
-                <w:sz w:val="36"/>
-                <w:szCs w:val="40"/>
-              </w:rPr>
-              <w:t>—q |</w:t>
+              </w:rPr>
+              <w:t>B py—q |</w:t>
             </w:r>
           </w:p>
           <w:p>
@@ -2550,23 +2806,7 @@
                 <w:b/>
                 <w:bCs/>
               </w:rPr>
-              <w:t xml:space="preserve">(not </w:t>
-            </w:r>
-            <w:proofErr w:type="spellStart"/>
-            <w:r>
-              <w:rPr>
-                <w:b/>
-                <w:bCs/>
-              </w:rPr>
-              <w:t>trikramam</w:t>
-            </w:r>
-            <w:proofErr w:type="spellEnd"/>
-            <w:r>
-              <w:rPr>
-                <w:b/>
-                <w:bCs/>
-              </w:rPr>
-              <w:t>)</w:t>
+              <w:t>(not trikramam)</w:t>
             </w:r>
           </w:p>
         </w:tc>
@@ -2626,20 +2866,8 @@
                 <w:sz w:val="28"/>
                 <w:szCs w:val="32"/>
               </w:rPr>
-              <w:t xml:space="preserve">– </w:t>
-            </w:r>
-            <w:proofErr w:type="spellStart"/>
-            <w:r>
-              <w:rPr>
-                <w:rFonts w:cs="Arial"/>
-                <w:b/>
-                <w:color w:val="000000"/>
-                <w:sz w:val="28"/>
-                <w:szCs w:val="32"/>
-              </w:rPr>
-              <w:t>Kramam</w:t>
-            </w:r>
-            <w:proofErr w:type="spellEnd"/>
+              <w:t>– Kramam</w:t>
+            </w:r>
           </w:p>
           <w:p>
             <w:pPr>
@@ -2660,49 +2888,15 @@
                 <w:szCs w:val="32"/>
               </w:rPr>
             </w:pPr>
-            <w:proofErr w:type="spellStart"/>
-            <w:r>
-              <w:rPr>
-                <w:rFonts w:cs="Arial"/>
-                <w:b/>
-                <w:color w:val="000000"/>
-                <w:sz w:val="28"/>
-                <w:szCs w:val="32"/>
-              </w:rPr>
-              <w:t>Krama</w:t>
-            </w:r>
-            <w:proofErr w:type="spellEnd"/>
-            <w:r>
-              <w:rPr>
-                <w:rFonts w:cs="Arial"/>
-                <w:b/>
-                <w:color w:val="000000"/>
-                <w:sz w:val="28"/>
-                <w:szCs w:val="32"/>
-              </w:rPr>
-              <w:t xml:space="preserve"> </w:t>
-            </w:r>
-            <w:proofErr w:type="spellStart"/>
-            <w:r>
-              <w:rPr>
-                <w:rFonts w:cs="Arial"/>
-                <w:b/>
-                <w:color w:val="000000"/>
-                <w:sz w:val="28"/>
-                <w:szCs w:val="32"/>
-              </w:rPr>
-              <w:t>Vaakyam</w:t>
-            </w:r>
-            <w:proofErr w:type="spellEnd"/>
-            <w:r>
-              <w:rPr>
-                <w:rFonts w:cs="Arial"/>
-                <w:b/>
-                <w:color w:val="000000"/>
-                <w:sz w:val="28"/>
-                <w:szCs w:val="32"/>
-              </w:rPr>
-              <w:t xml:space="preserve"> No. - </w:t>
+            <w:r>
+              <w:rPr>
+                <w:rFonts w:cs="Arial"/>
+                <w:b/>
+                <w:color w:val="000000"/>
+                <w:sz w:val="28"/>
+                <w:szCs w:val="32"/>
+              </w:rPr>
+              <w:t xml:space="preserve">Krama Vaakyam No. - </w:t>
             </w:r>
             <w:r>
               <w:rPr>
@@ -2734,27 +2928,15 @@
                 <w:szCs w:val="32"/>
               </w:rPr>
             </w:pPr>
-            <w:proofErr w:type="spellStart"/>
-            <w:r>
-              <w:rPr>
-                <w:rFonts w:cs="Arial"/>
-                <w:b/>
-                <w:color w:val="000000"/>
-                <w:sz w:val="28"/>
-                <w:szCs w:val="32"/>
-              </w:rPr>
-              <w:t>Panchaati</w:t>
-            </w:r>
-            <w:proofErr w:type="spellEnd"/>
-            <w:r>
-              <w:rPr>
-                <w:rFonts w:cs="Arial"/>
-                <w:b/>
-                <w:color w:val="000000"/>
-                <w:sz w:val="28"/>
-                <w:szCs w:val="32"/>
-              </w:rPr>
-              <w:t xml:space="preserve"> No</w:t>
+            <w:r>
+              <w:rPr>
+                <w:rFonts w:cs="Arial"/>
+                <w:b/>
+                <w:color w:val="000000"/>
+                <w:sz w:val="28"/>
+                <w:szCs w:val="32"/>
+              </w:rPr>
+              <w:t>Panchaati No</w:t>
             </w:r>
             <w:r>
               <w:rPr>
@@ -2819,7 +3001,6 @@
               </w:rPr>
               <w:t>–</w:t>
             </w:r>
-            <w:proofErr w:type="spellStart"/>
             <w:r>
               <w:rPr>
                 <w:rFonts w:ascii="BRH Malayalam Extra" w:hAnsi="BRH Malayalam Extra" w:cs="BRH Malayalam Extra"/>
@@ -2846,17 +3027,7 @@
                 <w:sz w:val="40"/>
                 <w:szCs w:val="40"/>
               </w:rPr>
-              <w:t>˜Ó</w:t>
-            </w:r>
-            <w:proofErr w:type="spellEnd"/>
-            <w:r>
-              <w:rPr>
-                <w:rFonts w:ascii="BRH Malayalam Extra" w:hAnsi="BRH Malayalam Extra" w:cs="BRH Malayalam Extra"/>
-                <w:color w:val="000000"/>
-                <w:sz w:val="40"/>
-                <w:szCs w:val="40"/>
-              </w:rPr>
-              <w:t xml:space="preserve"> | </w:t>
+              <w:t xml:space="preserve">˜Ó | </w:t>
             </w:r>
           </w:p>
           <w:p>
@@ -2888,7 +3059,6 @@
               </w:rPr>
               <w:t>–</w:t>
             </w:r>
-            <w:proofErr w:type="spellStart"/>
             <w:r>
               <w:rPr>
                 <w:rFonts w:ascii="BRH Malayalam Extra" w:hAnsi="BRH Malayalam Extra" w:cs="BRH Malayalam Extra"/>
@@ -2898,7 +3068,6 @@
               </w:rPr>
               <w:t>e¢kõx</w:t>
             </w:r>
-            <w:proofErr w:type="spellEnd"/>
             <w:r>
               <w:rPr>
                 <w:rFonts w:ascii="BRH Malayalam Extra" w:hAnsi="BRH Malayalam Extra" w:cs="BRH Malayalam Extra"/>
@@ -2916,47 +3085,7 @@
                 <w:sz w:val="40"/>
                 <w:szCs w:val="40"/>
               </w:rPr>
-              <w:t xml:space="preserve"> </w:t>
-            </w:r>
-            <w:proofErr w:type="spellStart"/>
-            <w:r>
-              <w:rPr>
-                <w:rFonts w:ascii="BRH Malayalam Extra" w:hAnsi="BRH Malayalam Extra" w:cs="BRH Malayalam Extra"/>
-                <w:color w:val="000000"/>
-                <w:sz w:val="40"/>
-                <w:szCs w:val="40"/>
-              </w:rPr>
-              <w:t>CZõx</w:t>
-            </w:r>
-            <w:proofErr w:type="spellEnd"/>
-            <w:r>
-              <w:rPr>
-                <w:rFonts w:ascii="BRH Malayalam Extra" w:hAnsi="BRH Malayalam Extra" w:cs="BRH Malayalam Extra"/>
-                <w:color w:val="000000"/>
-                <w:sz w:val="40"/>
-                <w:szCs w:val="40"/>
-              </w:rPr>
-              <w:t xml:space="preserve">˜ - </w:t>
-            </w:r>
-            <w:proofErr w:type="spellStart"/>
-            <w:r>
-              <w:rPr>
-                <w:rFonts w:ascii="BRH Malayalam Extra" w:hAnsi="BRH Malayalam Extra" w:cs="BRH Malayalam Extra"/>
-                <w:color w:val="000000"/>
-                <w:sz w:val="40"/>
-                <w:szCs w:val="40"/>
-              </w:rPr>
-              <w:t>e¢kõx˜J</w:t>
-            </w:r>
-            <w:proofErr w:type="spellEnd"/>
-            <w:r>
-              <w:rPr>
-                <w:rFonts w:ascii="BRH Malayalam Extra" w:hAnsi="BRH Malayalam Extra" w:cs="BRH Malayalam Extra"/>
-                <w:color w:val="000000"/>
-                <w:sz w:val="40"/>
-                <w:szCs w:val="40"/>
-              </w:rPr>
-              <w:t xml:space="preserve"> |</w:t>
+              <w:t xml:space="preserve"> CZõx˜ - e¢kõx˜J |</w:t>
             </w:r>
           </w:p>
         </w:tc>
@@ -2993,7 +3122,6 @@
               </w:rPr>
               <w:t>–</w:t>
             </w:r>
-            <w:proofErr w:type="spellStart"/>
             <w:r>
               <w:rPr>
                 <w:rFonts w:ascii="BRH Malayalam Extra" w:hAnsi="BRH Malayalam Extra" w:cs="BRH Malayalam Extra"/>
@@ -3013,7 +3141,6 @@
               </w:rPr>
               <w:t>˜J</w:t>
             </w:r>
-            <w:proofErr w:type="spellEnd"/>
             <w:r>
               <w:rPr>
                 <w:rFonts w:ascii="BRH Malayalam Extra" w:hAnsi="BRH Malayalam Extra" w:cs="BRH Malayalam Extra"/>
@@ -3053,7 +3180,6 @@
               </w:rPr>
               <w:t>–</w:t>
             </w:r>
-            <w:proofErr w:type="spellStart"/>
             <w:r>
               <w:rPr>
                 <w:rFonts w:ascii="BRH Malayalam Extra" w:hAnsi="BRH Malayalam Extra" w:cs="BRH Malayalam Extra"/>
@@ -3063,7 +3189,6 @@
               </w:rPr>
               <w:t>e¢kõx</w:t>
             </w:r>
-            <w:proofErr w:type="spellEnd"/>
             <w:r>
               <w:rPr>
                 <w:rFonts w:ascii="BRH Malayalam Extra" w:hAnsi="BRH Malayalam Extra" w:cs="BRH Malayalam Extra"/>
@@ -3081,47 +3206,7 @@
                 <w:sz w:val="40"/>
                 <w:szCs w:val="40"/>
               </w:rPr>
-              <w:t xml:space="preserve"> </w:t>
-            </w:r>
-            <w:proofErr w:type="spellStart"/>
-            <w:r>
-              <w:rPr>
-                <w:rFonts w:ascii="BRH Malayalam Extra" w:hAnsi="BRH Malayalam Extra" w:cs="BRH Malayalam Extra"/>
-                <w:color w:val="000000"/>
-                <w:sz w:val="40"/>
-                <w:szCs w:val="40"/>
-              </w:rPr>
-              <w:t>CZõx</w:t>
-            </w:r>
-            <w:proofErr w:type="spellEnd"/>
-            <w:r>
-              <w:rPr>
-                <w:rFonts w:ascii="BRH Malayalam Extra" w:hAnsi="BRH Malayalam Extra" w:cs="BRH Malayalam Extra"/>
-                <w:color w:val="000000"/>
-                <w:sz w:val="40"/>
-                <w:szCs w:val="40"/>
-              </w:rPr>
-              <w:t xml:space="preserve">˜ - </w:t>
-            </w:r>
-            <w:proofErr w:type="spellStart"/>
-            <w:r>
-              <w:rPr>
-                <w:rFonts w:ascii="BRH Malayalam Extra" w:hAnsi="BRH Malayalam Extra" w:cs="BRH Malayalam Extra"/>
-                <w:color w:val="000000"/>
-                <w:sz w:val="40"/>
-                <w:szCs w:val="40"/>
-              </w:rPr>
-              <w:t>e¢kõx˜J</w:t>
-            </w:r>
-            <w:proofErr w:type="spellEnd"/>
-            <w:r>
-              <w:rPr>
-                <w:rFonts w:ascii="BRH Malayalam Extra" w:hAnsi="BRH Malayalam Extra" w:cs="BRH Malayalam Extra"/>
-                <w:color w:val="000000"/>
-                <w:sz w:val="40"/>
-                <w:szCs w:val="40"/>
-              </w:rPr>
-              <w:t xml:space="preserve"> |</w:t>
+              <w:t xml:space="preserve"> CZõx˜ - e¢kõx˜J |</w:t>
             </w:r>
           </w:p>
         </w:tc>
@@ -3161,7 +3246,6 @@
                 <w:sz w:val="28"/>
                 <w:szCs w:val="32"/>
               </w:rPr>
-              <w:lastRenderedPageBreak/>
               <w:t>T.S.</w:t>
             </w:r>
             <w:r>
@@ -3182,20 +3266,8 @@
                 <w:sz w:val="28"/>
                 <w:szCs w:val="32"/>
               </w:rPr>
-              <w:t xml:space="preserve">– </w:t>
-            </w:r>
-            <w:proofErr w:type="spellStart"/>
-            <w:r>
-              <w:rPr>
-                <w:rFonts w:cs="Arial"/>
-                <w:b/>
-                <w:color w:val="000000"/>
-                <w:sz w:val="28"/>
-                <w:szCs w:val="32"/>
-              </w:rPr>
-              <w:t>Kramam</w:t>
-            </w:r>
-            <w:proofErr w:type="spellEnd"/>
+              <w:t>– Kramam</w:t>
+            </w:r>
           </w:p>
           <w:p>
             <w:pPr>
@@ -3216,49 +3288,15 @@
                 <w:szCs w:val="32"/>
               </w:rPr>
             </w:pPr>
-            <w:proofErr w:type="spellStart"/>
-            <w:r>
-              <w:rPr>
-                <w:rFonts w:cs="Arial"/>
-                <w:b/>
-                <w:color w:val="000000"/>
-                <w:sz w:val="28"/>
-                <w:szCs w:val="32"/>
-              </w:rPr>
-              <w:t>Krama</w:t>
-            </w:r>
-            <w:proofErr w:type="spellEnd"/>
-            <w:r>
-              <w:rPr>
-                <w:rFonts w:cs="Arial"/>
-                <w:b/>
-                <w:color w:val="000000"/>
-                <w:sz w:val="28"/>
-                <w:szCs w:val="32"/>
-              </w:rPr>
-              <w:t xml:space="preserve"> </w:t>
-            </w:r>
-            <w:proofErr w:type="spellStart"/>
-            <w:r>
-              <w:rPr>
-                <w:rFonts w:cs="Arial"/>
-                <w:b/>
-                <w:color w:val="000000"/>
-                <w:sz w:val="28"/>
-                <w:szCs w:val="32"/>
-              </w:rPr>
-              <w:t>Vaakyam</w:t>
-            </w:r>
-            <w:proofErr w:type="spellEnd"/>
-            <w:r>
-              <w:rPr>
-                <w:rFonts w:cs="Arial"/>
-                <w:b/>
-                <w:color w:val="000000"/>
-                <w:sz w:val="28"/>
-                <w:szCs w:val="32"/>
-              </w:rPr>
-              <w:t xml:space="preserve"> No. - </w:t>
+            <w:r>
+              <w:rPr>
+                <w:rFonts w:cs="Arial"/>
+                <w:b/>
+                <w:color w:val="000000"/>
+                <w:sz w:val="28"/>
+                <w:szCs w:val="32"/>
+              </w:rPr>
+              <w:t xml:space="preserve">Krama Vaakyam No. - </w:t>
             </w:r>
             <w:r>
               <w:rPr>
@@ -3290,27 +3328,15 @@
                 <w:szCs w:val="32"/>
               </w:rPr>
             </w:pPr>
-            <w:proofErr w:type="spellStart"/>
-            <w:r>
-              <w:rPr>
-                <w:rFonts w:cs="Arial"/>
-                <w:b/>
-                <w:color w:val="000000"/>
-                <w:sz w:val="28"/>
-                <w:szCs w:val="32"/>
-              </w:rPr>
-              <w:t>Panchaati</w:t>
-            </w:r>
-            <w:proofErr w:type="spellEnd"/>
-            <w:r>
-              <w:rPr>
-                <w:rFonts w:cs="Arial"/>
-                <w:b/>
-                <w:color w:val="000000"/>
-                <w:sz w:val="28"/>
-                <w:szCs w:val="32"/>
-              </w:rPr>
-              <w:t xml:space="preserve"> No</w:t>
+            <w:r>
+              <w:rPr>
+                <w:rFonts w:cs="Arial"/>
+                <w:b/>
+                <w:color w:val="000000"/>
+                <w:sz w:val="28"/>
+                <w:szCs w:val="32"/>
+              </w:rPr>
+              <w:t>Panchaati No</w:t>
             </w:r>
             <w:r>
               <w:rPr>
@@ -3360,25 +3386,14 @@
                 <w:szCs w:val="40"/>
               </w:rPr>
             </w:pPr>
-            <w:proofErr w:type="spellStart"/>
-            <w:r>
-              <w:rPr>
-                <w:rFonts w:ascii="BRH Malayalam Extra" w:hAnsi="BRH Malayalam Extra" w:cs="BRH Malayalam Extra"/>
-                <w:color w:val="000000"/>
-                <w:sz w:val="40"/>
-                <w:szCs w:val="40"/>
-              </w:rPr>
-              <w:t>sõ</w:t>
-            </w:r>
-            <w:proofErr w:type="spellEnd"/>
-            <w:r>
-              <w:rPr>
-                <w:rFonts w:ascii="BRH Malayalam Extra" w:hAnsi="BRH Malayalam Extra" w:cs="BRH Malayalam Extra"/>
-                <w:color w:val="000000"/>
-                <w:sz w:val="40"/>
-                <w:szCs w:val="40"/>
-              </w:rPr>
-              <w:t>¡</w:t>
+            <w:r>
+              <w:rPr>
+                <w:rFonts w:ascii="BRH Malayalam Extra" w:hAnsi="BRH Malayalam Extra" w:cs="BRH Malayalam Extra"/>
+                <w:color w:val="000000"/>
+                <w:sz w:val="40"/>
+                <w:szCs w:val="40"/>
+              </w:rPr>
+              <w:t>sõ¡</w:t>
             </w:r>
             <w:r>
               <w:rPr>
@@ -3397,29 +3412,8 @@
                 <w:sz w:val="40"/>
                 <w:szCs w:val="40"/>
               </w:rPr>
-              <w:t xml:space="preserve">ª </w:t>
-            </w:r>
-            <w:proofErr w:type="spellStart"/>
-            <w:r>
-              <w:rPr>
-                <w:rFonts w:ascii="BRH Malayalam Extra" w:hAnsi="BRH Malayalam Extra" w:cs="BRH Malayalam Extra"/>
-                <w:color w:val="000000"/>
-                <w:sz w:val="40"/>
-                <w:szCs w:val="40"/>
-              </w:rPr>
-              <w:t>jZ</w:t>
-            </w:r>
-            <w:proofErr w:type="spellEnd"/>
-            <w:r>
-              <w:rPr>
-                <w:rFonts w:ascii="BRH Malayalam Extra" w:hAnsi="BRH Malayalam Extra" w:cs="BRH Malayalam Extra"/>
-                <w:color w:val="000000"/>
-                <w:sz w:val="40"/>
-                <w:szCs w:val="40"/>
-              </w:rPr>
-              <w:t xml:space="preserve">§ | </w:t>
-            </w:r>
-            <w:proofErr w:type="spellStart"/>
+              <w:t xml:space="preserve">ª jZ§ | </w:t>
+            </w:r>
             <w:r>
               <w:rPr>
                 <w:rFonts w:ascii="BRH Malayalam Extra" w:hAnsi="BRH Malayalam Extra" w:cs="BRH Malayalam Extra"/>
@@ -3430,7 +3424,6 @@
               </w:rPr>
               <w:t>jPâ§px</w:t>
             </w:r>
-            <w:proofErr w:type="spellEnd"/>
             <w:r>
               <w:rPr>
                 <w:rFonts w:ascii="BRH Malayalam Extra" w:hAnsi="BRH Malayalam Extra" w:cs="BRH Malayalam Extra"/>
@@ -3455,45 +3448,14 @@
                 <w:szCs w:val="40"/>
               </w:rPr>
             </w:pPr>
-            <w:proofErr w:type="spellStart"/>
-            <w:r>
-              <w:rPr>
-                <w:rFonts w:ascii="BRH Malayalam Extra" w:hAnsi="BRH Malayalam Extra" w:cs="BRH Malayalam Extra"/>
-                <w:color w:val="000000"/>
-                <w:sz w:val="40"/>
-                <w:szCs w:val="40"/>
-              </w:rPr>
-              <w:t>qûx</w:t>
-            </w:r>
-            <w:proofErr w:type="spellEnd"/>
-            <w:r>
-              <w:rPr>
-                <w:rFonts w:ascii="BRH Malayalam Extra" w:hAnsi="BRH Malayalam Extra" w:cs="BRH Malayalam Extra"/>
-                <w:color w:val="000000"/>
-                <w:sz w:val="40"/>
-                <w:szCs w:val="40"/>
-              </w:rPr>
-              <w:t xml:space="preserve"> „p—</w:t>
-            </w:r>
-            <w:proofErr w:type="spellStart"/>
-            <w:r>
-              <w:rPr>
-                <w:rFonts w:ascii="BRH Malayalam Extra" w:hAnsi="BRH Malayalam Extra" w:cs="BRH Malayalam Extra"/>
-                <w:color w:val="000000"/>
-                <w:sz w:val="40"/>
-                <w:szCs w:val="40"/>
-              </w:rPr>
-              <w:t>i</w:t>
-            </w:r>
-            <w:proofErr w:type="spellEnd"/>
-            <w:r>
-              <w:rPr>
-                <w:rFonts w:ascii="BRH Malayalam Extra" w:hAnsi="BRH Malayalam Extra" w:cs="BRH Malayalam Extra"/>
-                <w:color w:val="000000"/>
-                <w:sz w:val="40"/>
-                <w:szCs w:val="40"/>
-              </w:rPr>
-              <w:t>£</w:t>
+            <w:r>
+              <w:rPr>
+                <w:rFonts w:ascii="BRH Malayalam Extra" w:hAnsi="BRH Malayalam Extra" w:cs="BRH Malayalam Extra"/>
+                <w:color w:val="000000"/>
+                <w:sz w:val="40"/>
+                <w:szCs w:val="40"/>
+              </w:rPr>
+              <w:t>qûx „p—i£</w:t>
             </w:r>
             <w:r>
               <w:rPr>
@@ -3512,27 +3474,7 @@
                 <w:sz w:val="40"/>
                 <w:szCs w:val="40"/>
               </w:rPr>
-              <w:t>¥</w:t>
-            </w:r>
-            <w:proofErr w:type="spellStart"/>
-            <w:r>
-              <w:rPr>
-                <w:rFonts w:ascii="BRH Malayalam Extra" w:hAnsi="BRH Malayalam Extra" w:cs="BRH Malayalam Extra"/>
-                <w:color w:val="000000"/>
-                <w:sz w:val="40"/>
-                <w:szCs w:val="40"/>
-              </w:rPr>
-              <w:t>qZ</w:t>
-            </w:r>
-            <w:proofErr w:type="spellEnd"/>
-            <w:r>
-              <w:rPr>
-                <w:rFonts w:ascii="BRH Malayalam Extra" w:hAnsi="BRH Malayalam Extra" w:cs="BRH Malayalam Extra"/>
-                <w:color w:val="000000"/>
-                <w:sz w:val="40"/>
-                <w:szCs w:val="40"/>
-              </w:rPr>
-              <w:t>§ |</w:t>
+              <w:t>¥qZ§ |</w:t>
             </w:r>
             <w:r>
               <w:rPr>
@@ -3563,25 +3505,14 @@
                 <w:szCs w:val="40"/>
               </w:rPr>
             </w:pPr>
-            <w:proofErr w:type="spellStart"/>
-            <w:r>
-              <w:rPr>
-                <w:rFonts w:ascii="BRH Malayalam Extra" w:hAnsi="BRH Malayalam Extra" w:cs="BRH Malayalam Extra"/>
-                <w:color w:val="000000"/>
-                <w:sz w:val="40"/>
-                <w:szCs w:val="40"/>
-              </w:rPr>
-              <w:t>sõ</w:t>
-            </w:r>
-            <w:proofErr w:type="spellEnd"/>
-            <w:r>
-              <w:rPr>
-                <w:rFonts w:ascii="BRH Malayalam Extra" w:hAnsi="BRH Malayalam Extra" w:cs="BRH Malayalam Extra"/>
-                <w:color w:val="000000"/>
-                <w:sz w:val="40"/>
-                <w:szCs w:val="40"/>
-              </w:rPr>
-              <w:t>¡</w:t>
+            <w:r>
+              <w:rPr>
+                <w:rFonts w:ascii="BRH Malayalam Extra" w:hAnsi="BRH Malayalam Extra" w:cs="BRH Malayalam Extra"/>
+                <w:color w:val="000000"/>
+                <w:sz w:val="40"/>
+                <w:szCs w:val="40"/>
+              </w:rPr>
+              <w:t>sõ¡</w:t>
             </w:r>
             <w:r>
               <w:rPr>
@@ -3600,29 +3531,8 @@
                 <w:sz w:val="40"/>
                 <w:szCs w:val="40"/>
               </w:rPr>
-              <w:t xml:space="preserve">ª </w:t>
-            </w:r>
-            <w:proofErr w:type="spellStart"/>
-            <w:r>
-              <w:rPr>
-                <w:rFonts w:ascii="BRH Malayalam Extra" w:hAnsi="BRH Malayalam Extra" w:cs="BRH Malayalam Extra"/>
-                <w:color w:val="000000"/>
-                <w:sz w:val="40"/>
-                <w:szCs w:val="40"/>
-              </w:rPr>
-              <w:t>jZ</w:t>
-            </w:r>
-            <w:proofErr w:type="spellEnd"/>
-            <w:r>
-              <w:rPr>
-                <w:rFonts w:ascii="BRH Malayalam Extra" w:hAnsi="BRH Malayalam Extra" w:cs="BRH Malayalam Extra"/>
-                <w:color w:val="000000"/>
-                <w:sz w:val="40"/>
-                <w:szCs w:val="40"/>
-              </w:rPr>
-              <w:t xml:space="preserve">§ | </w:t>
-            </w:r>
-            <w:proofErr w:type="spellStart"/>
+              <w:t xml:space="preserve">ª jZ§ | </w:t>
+            </w:r>
             <w:r>
               <w:rPr>
                 <w:rFonts w:ascii="BRH Malayalam Extra" w:hAnsi="BRH Malayalam Extra" w:cs="BRH Malayalam Extra"/>
@@ -3631,31 +3541,8 @@
                 <w:szCs w:val="40"/>
                 <w:highlight w:val="green"/>
               </w:rPr>
-              <w:t>jP</w:t>
-            </w:r>
-            <w:proofErr w:type="spellEnd"/>
-            <w:r>
-              <w:rPr>
-                <w:rFonts w:ascii="BRH Malayalam Extra" w:hAnsi="BRH Malayalam Extra" w:cs="BRH Malayalam Extra"/>
-                <w:color w:val="000000"/>
-                <w:sz w:val="40"/>
-                <w:szCs w:val="40"/>
-                <w:highlight w:val="green"/>
-              </w:rPr>
-              <w:t xml:space="preserve">§ </w:t>
-            </w:r>
-            <w:proofErr w:type="spellStart"/>
-            <w:r>
-              <w:rPr>
-                <w:rFonts w:ascii="BRH Malayalam Extra" w:hAnsi="BRH Malayalam Extra" w:cs="BRH Malayalam Extra"/>
-                <w:color w:val="000000"/>
-                <w:sz w:val="40"/>
-                <w:szCs w:val="40"/>
-                <w:highlight w:val="green"/>
-              </w:rPr>
-              <w:t>Qûx</w:t>
-            </w:r>
-            <w:proofErr w:type="spellEnd"/>
+              <w:t>jP§ Qûx</w:t>
+            </w:r>
             <w:r>
               <w:rPr>
                 <w:rFonts w:ascii="BRH Malayalam Extra" w:hAnsi="BRH Malayalam Extra" w:cs="BRH Malayalam Extra"/>
@@ -3685,45 +3572,14 @@
                 <w:szCs w:val="40"/>
               </w:rPr>
             </w:pPr>
-            <w:proofErr w:type="spellStart"/>
-            <w:r>
-              <w:rPr>
-                <w:rFonts w:ascii="BRH Malayalam Extra" w:hAnsi="BRH Malayalam Extra" w:cs="BRH Malayalam Extra"/>
-                <w:color w:val="000000"/>
-                <w:sz w:val="40"/>
-                <w:szCs w:val="40"/>
-              </w:rPr>
-              <w:t>qûx</w:t>
-            </w:r>
-            <w:proofErr w:type="spellEnd"/>
-            <w:r>
-              <w:rPr>
-                <w:rFonts w:ascii="BRH Malayalam Extra" w:hAnsi="BRH Malayalam Extra" w:cs="BRH Malayalam Extra"/>
-                <w:color w:val="000000"/>
-                <w:sz w:val="40"/>
-                <w:szCs w:val="40"/>
-              </w:rPr>
-              <w:t xml:space="preserve"> „p—</w:t>
-            </w:r>
-            <w:proofErr w:type="spellStart"/>
-            <w:r>
-              <w:rPr>
-                <w:rFonts w:ascii="BRH Malayalam Extra" w:hAnsi="BRH Malayalam Extra" w:cs="BRH Malayalam Extra"/>
-                <w:color w:val="000000"/>
-                <w:sz w:val="40"/>
-                <w:szCs w:val="40"/>
-              </w:rPr>
-              <w:t>i</w:t>
-            </w:r>
-            <w:proofErr w:type="spellEnd"/>
-            <w:r>
-              <w:rPr>
-                <w:rFonts w:ascii="BRH Malayalam Extra" w:hAnsi="BRH Malayalam Extra" w:cs="BRH Malayalam Extra"/>
-                <w:color w:val="000000"/>
-                <w:sz w:val="40"/>
-                <w:szCs w:val="40"/>
-              </w:rPr>
-              <w:t>£</w:t>
+            <w:r>
+              <w:rPr>
+                <w:rFonts w:ascii="BRH Malayalam Extra" w:hAnsi="BRH Malayalam Extra" w:cs="BRH Malayalam Extra"/>
+                <w:color w:val="000000"/>
+                <w:sz w:val="40"/>
+                <w:szCs w:val="40"/>
+              </w:rPr>
+              <w:t>qûx „p—i£</w:t>
             </w:r>
             <w:r>
               <w:rPr>
@@ -3742,27 +3598,7 @@
                 <w:sz w:val="40"/>
                 <w:szCs w:val="40"/>
               </w:rPr>
-              <w:t>¥</w:t>
-            </w:r>
-            <w:proofErr w:type="spellStart"/>
-            <w:r>
-              <w:rPr>
-                <w:rFonts w:ascii="BRH Malayalam Extra" w:hAnsi="BRH Malayalam Extra" w:cs="BRH Malayalam Extra"/>
-                <w:color w:val="000000"/>
-                <w:sz w:val="40"/>
-                <w:szCs w:val="40"/>
-              </w:rPr>
-              <w:t>qZ</w:t>
-            </w:r>
-            <w:proofErr w:type="spellEnd"/>
-            <w:r>
-              <w:rPr>
-                <w:rFonts w:ascii="BRH Malayalam Extra" w:hAnsi="BRH Malayalam Extra" w:cs="BRH Malayalam Extra"/>
-                <w:color w:val="000000"/>
-                <w:sz w:val="40"/>
-                <w:szCs w:val="40"/>
-              </w:rPr>
-              <w:t>§ |</w:t>
+              <w:t>¥qZ§ |</w:t>
             </w:r>
             <w:r>
               <w:rPr>
@@ -3843,19 +3679,8 @@
                 <w:sz w:val="28"/>
                 <w:szCs w:val="32"/>
               </w:rPr>
-              <w:t xml:space="preserve">T.S.3.2.8.3 – </w:t>
-            </w:r>
-            <w:proofErr w:type="spellStart"/>
-            <w:r>
-              <w:rPr>
-                <w:rFonts w:cs="Arial"/>
-                <w:b/>
-                <w:sz w:val="28"/>
-                <w:szCs w:val="32"/>
-              </w:rPr>
-              <w:t>Kramam</w:t>
-            </w:r>
-            <w:proofErr w:type="spellEnd"/>
+              <w:t>T.S.3.2.8.3 – Kramam</w:t>
+            </w:r>
           </w:p>
           <w:p>
             <w:pPr>
@@ -3875,45 +3700,14 @@
                 <w:szCs w:val="32"/>
               </w:rPr>
             </w:pPr>
-            <w:proofErr w:type="spellStart"/>
-            <w:r>
-              <w:rPr>
-                <w:rFonts w:cs="Arial"/>
-                <w:b/>
-                <w:sz w:val="28"/>
-                <w:szCs w:val="32"/>
-              </w:rPr>
-              <w:t>Krama</w:t>
-            </w:r>
-            <w:proofErr w:type="spellEnd"/>
-            <w:r>
-              <w:rPr>
-                <w:rFonts w:cs="Arial"/>
-                <w:b/>
-                <w:sz w:val="28"/>
-                <w:szCs w:val="32"/>
-              </w:rPr>
-              <w:t xml:space="preserve"> </w:t>
-            </w:r>
-            <w:proofErr w:type="spellStart"/>
-            <w:r>
-              <w:rPr>
-                <w:rFonts w:cs="Arial"/>
-                <w:b/>
-                <w:sz w:val="28"/>
-                <w:szCs w:val="32"/>
-              </w:rPr>
-              <w:t>Vaakyam</w:t>
-            </w:r>
-            <w:proofErr w:type="spellEnd"/>
-            <w:r>
-              <w:rPr>
-                <w:rFonts w:cs="Arial"/>
-                <w:b/>
-                <w:sz w:val="28"/>
-                <w:szCs w:val="32"/>
-              </w:rPr>
-              <w:t xml:space="preserve"> No. - 2</w:t>
+            <w:r>
+              <w:rPr>
+                <w:rFonts w:cs="Arial"/>
+                <w:b/>
+                <w:sz w:val="28"/>
+                <w:szCs w:val="32"/>
+              </w:rPr>
+              <w:t>Krama Vaakyam No. - 2</w:t>
             </w:r>
           </w:p>
           <w:p>
@@ -3935,25 +3729,14 @@
                 <w:szCs w:val="32"/>
               </w:rPr>
             </w:pPr>
-            <w:proofErr w:type="spellStart"/>
-            <w:r>
-              <w:rPr>
-                <w:rFonts w:cs="Arial"/>
-                <w:b/>
-                <w:sz w:val="28"/>
-                <w:szCs w:val="32"/>
-              </w:rPr>
-              <w:t>Panchaati</w:t>
-            </w:r>
-            <w:proofErr w:type="spellEnd"/>
-            <w:r>
-              <w:rPr>
-                <w:rFonts w:cs="Arial"/>
-                <w:b/>
-                <w:sz w:val="28"/>
-                <w:szCs w:val="32"/>
-              </w:rPr>
-              <w:t xml:space="preserve"> No</w:t>
+            <w:r>
+              <w:rPr>
+                <w:rFonts w:cs="Arial"/>
+                <w:b/>
+                <w:sz w:val="28"/>
+                <w:szCs w:val="32"/>
+              </w:rPr>
+              <w:t>Panchaati No</w:t>
             </w:r>
             <w:r>
               <w:rPr>
@@ -3993,65 +3776,14 @@
                 <w:szCs w:val="40"/>
               </w:rPr>
             </w:pPr>
-            <w:proofErr w:type="spellStart"/>
-            <w:r>
-              <w:rPr>
-                <w:rFonts w:ascii="BRH Malayalam Extra" w:hAnsi="BRH Malayalam Extra" w:cs="BRH Malayalam Extra"/>
-                <w:color w:val="000000"/>
-                <w:sz w:val="40"/>
-                <w:szCs w:val="40"/>
-              </w:rPr>
-              <w:t>öe</w:t>
-            </w:r>
-            <w:proofErr w:type="spellEnd"/>
-            <w:r>
-              <w:rPr>
-                <w:rFonts w:ascii="BRH Malayalam Extra" w:hAnsi="BRH Malayalam Extra" w:cs="BRH Malayalam Extra"/>
-                <w:color w:val="000000"/>
-                <w:sz w:val="40"/>
-                <w:szCs w:val="40"/>
-              </w:rPr>
-              <w:t xml:space="preserve"> </w:t>
-            </w:r>
-            <w:proofErr w:type="spellStart"/>
-            <w:r>
-              <w:rPr>
-                <w:rFonts w:ascii="BRH Malayalam Extra" w:hAnsi="BRH Malayalam Extra" w:cs="BRH Malayalam Extra"/>
-                <w:color w:val="000000"/>
-                <w:sz w:val="40"/>
-                <w:szCs w:val="40"/>
-              </w:rPr>
-              <w:t>i</w:t>
-            </w:r>
-            <w:proofErr w:type="spellEnd"/>
-            <w:r>
-              <w:rPr>
-                <w:rFonts w:ascii="BRH Malayalam Extra" w:hAnsi="BRH Malayalam Extra" w:cs="BRH Malayalam Extra"/>
-                <w:color w:val="000000"/>
-                <w:sz w:val="40"/>
-                <w:szCs w:val="40"/>
-              </w:rPr>
-              <w:t xml:space="preserve">¡—º | </w:t>
-            </w:r>
-            <w:proofErr w:type="spellStart"/>
-            <w:r>
-              <w:rPr>
-                <w:rFonts w:ascii="BRH Malayalam Extra" w:hAnsi="BRH Malayalam Extra" w:cs="BRH Malayalam Extra"/>
-                <w:color w:val="000000"/>
-                <w:sz w:val="40"/>
-                <w:szCs w:val="40"/>
-              </w:rPr>
-              <w:t>i</w:t>
-            </w:r>
-            <w:proofErr w:type="spellEnd"/>
-            <w:r>
-              <w:rPr>
-                <w:rFonts w:ascii="BRH Malayalam Extra" w:hAnsi="BRH Malayalam Extra" w:cs="BRH Malayalam Extra"/>
-                <w:color w:val="000000"/>
-                <w:sz w:val="40"/>
-                <w:szCs w:val="40"/>
-              </w:rPr>
-              <w:t>¡</w:t>
+            <w:r>
+              <w:rPr>
+                <w:rFonts w:ascii="BRH Malayalam Extra" w:hAnsi="BRH Malayalam Extra" w:cs="BRH Malayalam Extra"/>
+                <w:color w:val="000000"/>
+                <w:sz w:val="40"/>
+                <w:szCs w:val="40"/>
+              </w:rPr>
+              <w:t>öe i¡—º | i¡</w:t>
             </w:r>
             <w:r>
               <w:rPr>
@@ -4090,19 +3822,8 @@
                 <w:sz w:val="40"/>
                 <w:szCs w:val="40"/>
               </w:rPr>
-              <w:t xml:space="preserve"> </w:t>
-            </w:r>
-            <w:proofErr w:type="spellStart"/>
-            <w:r>
-              <w:rPr>
-                <w:rFonts w:ascii="BRH Malayalam Extra" w:hAnsi="BRH Malayalam Extra" w:cs="BRH Malayalam Extra"/>
-                <w:color w:val="000000"/>
-                <w:sz w:val="40"/>
-                <w:szCs w:val="40"/>
-              </w:rPr>
-              <w:t>sû</w:t>
-            </w:r>
-            <w:proofErr w:type="spellEnd"/>
+              <w:t xml:space="preserve"> sû</w:t>
+            </w:r>
             <w:r>
               <w:rPr>
                 <w:rFonts w:ascii="BRH Malayalam Extra" w:hAnsi="BRH Malayalam Extra" w:cs="BRH Malayalam Extra"/>
@@ -4113,25 +3834,14 @@
               </w:rPr>
               <w:t>–</w:t>
             </w:r>
-            <w:proofErr w:type="spellStart"/>
-            <w:r>
-              <w:rPr>
-                <w:rFonts w:ascii="BRH Malayalam Extra" w:hAnsi="BRH Malayalam Extra" w:cs="BRH Malayalam Extra"/>
-                <w:color w:val="000000"/>
-                <w:sz w:val="40"/>
-                <w:szCs w:val="40"/>
-              </w:rPr>
-              <w:t>së¥j</w:t>
-            </w:r>
-            <w:proofErr w:type="spellEnd"/>
-            <w:r>
-              <w:rPr>
-                <w:rFonts w:ascii="BRH Malayalam Extra" w:hAnsi="BRH Malayalam Extra" w:cs="BRH Malayalam Extra"/>
-                <w:color w:val="000000"/>
-                <w:sz w:val="40"/>
-                <w:szCs w:val="40"/>
-              </w:rPr>
-              <w:t>˜ |</w:t>
+            <w:r>
+              <w:rPr>
+                <w:rFonts w:ascii="BRH Malayalam Extra" w:hAnsi="BRH Malayalam Extra" w:cs="BRH Malayalam Extra"/>
+                <w:color w:val="000000"/>
+                <w:sz w:val="40"/>
+                <w:szCs w:val="40"/>
+              </w:rPr>
+              <w:t>së¥j˜ |</w:t>
             </w:r>
           </w:p>
         </w:tc>
@@ -4149,65 +3859,14 @@
                 <w:szCs w:val="40"/>
               </w:rPr>
             </w:pPr>
-            <w:proofErr w:type="spellStart"/>
-            <w:r>
-              <w:rPr>
-                <w:rFonts w:ascii="BRH Malayalam Extra" w:hAnsi="BRH Malayalam Extra" w:cs="BRH Malayalam Extra"/>
-                <w:color w:val="000000"/>
-                <w:sz w:val="40"/>
-                <w:szCs w:val="40"/>
-              </w:rPr>
-              <w:t>öe</w:t>
-            </w:r>
-            <w:proofErr w:type="spellEnd"/>
-            <w:r>
-              <w:rPr>
-                <w:rFonts w:ascii="BRH Malayalam Extra" w:hAnsi="BRH Malayalam Extra" w:cs="BRH Malayalam Extra"/>
-                <w:color w:val="000000"/>
-                <w:sz w:val="40"/>
-                <w:szCs w:val="40"/>
-              </w:rPr>
-              <w:t xml:space="preserve"> </w:t>
-            </w:r>
-            <w:proofErr w:type="spellStart"/>
-            <w:r>
-              <w:rPr>
-                <w:rFonts w:ascii="BRH Malayalam Extra" w:hAnsi="BRH Malayalam Extra" w:cs="BRH Malayalam Extra"/>
-                <w:color w:val="000000"/>
-                <w:sz w:val="40"/>
-                <w:szCs w:val="40"/>
-              </w:rPr>
-              <w:t>i</w:t>
-            </w:r>
-            <w:proofErr w:type="spellEnd"/>
-            <w:r>
-              <w:rPr>
-                <w:rFonts w:ascii="BRH Malayalam Extra" w:hAnsi="BRH Malayalam Extra" w:cs="BRH Malayalam Extra"/>
-                <w:color w:val="000000"/>
-                <w:sz w:val="40"/>
-                <w:szCs w:val="40"/>
-              </w:rPr>
-              <w:t xml:space="preserve">¡—º | </w:t>
-            </w:r>
-            <w:proofErr w:type="spellStart"/>
-            <w:r>
-              <w:rPr>
-                <w:rFonts w:ascii="BRH Malayalam Extra" w:hAnsi="BRH Malayalam Extra" w:cs="BRH Malayalam Extra"/>
-                <w:color w:val="000000"/>
-                <w:sz w:val="40"/>
-                <w:szCs w:val="40"/>
-              </w:rPr>
-              <w:t>i</w:t>
-            </w:r>
-            <w:proofErr w:type="spellEnd"/>
-            <w:r>
-              <w:rPr>
-                <w:rFonts w:ascii="BRH Malayalam Extra" w:hAnsi="BRH Malayalam Extra" w:cs="BRH Malayalam Extra"/>
-                <w:color w:val="000000"/>
-                <w:sz w:val="40"/>
-                <w:szCs w:val="40"/>
-              </w:rPr>
-              <w:t>¡</w:t>
+            <w:r>
+              <w:rPr>
+                <w:rFonts w:ascii="BRH Malayalam Extra" w:hAnsi="BRH Malayalam Extra" w:cs="BRH Malayalam Extra"/>
+                <w:color w:val="000000"/>
+                <w:sz w:val="40"/>
+                <w:szCs w:val="40"/>
+              </w:rPr>
+              <w:t>öe i¡—º | i¡</w:t>
             </w:r>
             <w:r>
               <w:rPr>
@@ -4257,19 +3916,8 @@
                 <w:sz w:val="40"/>
                 <w:szCs w:val="40"/>
               </w:rPr>
-              <w:t xml:space="preserve"> </w:t>
-            </w:r>
-            <w:proofErr w:type="spellStart"/>
-            <w:r>
-              <w:rPr>
-                <w:rFonts w:ascii="BRH Malayalam Extra" w:hAnsi="BRH Malayalam Extra" w:cs="BRH Malayalam Extra"/>
-                <w:color w:val="000000"/>
-                <w:sz w:val="40"/>
-                <w:szCs w:val="40"/>
-              </w:rPr>
-              <w:t>sû</w:t>
-            </w:r>
-            <w:proofErr w:type="spellEnd"/>
+              <w:t xml:space="preserve"> sû</w:t>
+            </w:r>
             <w:r>
               <w:rPr>
                 <w:rFonts w:ascii="BRH Malayalam Extra" w:hAnsi="BRH Malayalam Extra" w:cs="BRH Malayalam Extra"/>
@@ -4280,25 +3928,14 @@
               </w:rPr>
               <w:t>–</w:t>
             </w:r>
-            <w:proofErr w:type="spellStart"/>
-            <w:r>
-              <w:rPr>
-                <w:rFonts w:ascii="BRH Malayalam Extra" w:hAnsi="BRH Malayalam Extra" w:cs="BRH Malayalam Extra"/>
-                <w:color w:val="000000"/>
-                <w:sz w:val="40"/>
-                <w:szCs w:val="40"/>
-              </w:rPr>
-              <w:t>së¥j</w:t>
-            </w:r>
-            <w:proofErr w:type="spellEnd"/>
-            <w:r>
-              <w:rPr>
-                <w:rFonts w:ascii="BRH Malayalam Extra" w:hAnsi="BRH Malayalam Extra" w:cs="BRH Malayalam Extra"/>
-                <w:color w:val="000000"/>
-                <w:sz w:val="40"/>
-                <w:szCs w:val="40"/>
-              </w:rPr>
-              <w:t>˜ |</w:t>
+            <w:r>
+              <w:rPr>
+                <w:rFonts w:ascii="BRH Malayalam Extra" w:hAnsi="BRH Malayalam Extra" w:cs="BRH Malayalam Extra"/>
+                <w:color w:val="000000"/>
+                <w:sz w:val="40"/>
+                <w:szCs w:val="40"/>
+              </w:rPr>
+              <w:t>së¥j˜ |</w:t>
             </w:r>
           </w:p>
         </w:tc>
@@ -4358,20 +3995,8 @@
                 <w:sz w:val="28"/>
                 <w:szCs w:val="32"/>
               </w:rPr>
-              <w:t xml:space="preserve">– </w:t>
-            </w:r>
-            <w:proofErr w:type="spellStart"/>
-            <w:r>
-              <w:rPr>
-                <w:rFonts w:cs="Arial"/>
-                <w:b/>
-                <w:color w:val="000000"/>
-                <w:sz w:val="28"/>
-                <w:szCs w:val="32"/>
-              </w:rPr>
-              <w:t>Kramam</w:t>
-            </w:r>
-            <w:proofErr w:type="spellEnd"/>
+              <w:t>– Kramam</w:t>
+            </w:r>
           </w:p>
           <w:p>
             <w:pPr>
@@ -4392,49 +4017,15 @@
                 <w:szCs w:val="32"/>
               </w:rPr>
             </w:pPr>
-            <w:proofErr w:type="spellStart"/>
-            <w:r>
-              <w:rPr>
-                <w:rFonts w:cs="Arial"/>
-                <w:b/>
-                <w:color w:val="000000"/>
-                <w:sz w:val="28"/>
-                <w:szCs w:val="32"/>
-              </w:rPr>
-              <w:t>Krama</w:t>
-            </w:r>
-            <w:proofErr w:type="spellEnd"/>
-            <w:r>
-              <w:rPr>
-                <w:rFonts w:cs="Arial"/>
-                <w:b/>
-                <w:color w:val="000000"/>
-                <w:sz w:val="28"/>
-                <w:szCs w:val="32"/>
-              </w:rPr>
-              <w:t xml:space="preserve"> </w:t>
-            </w:r>
-            <w:proofErr w:type="spellStart"/>
-            <w:r>
-              <w:rPr>
-                <w:rFonts w:cs="Arial"/>
-                <w:b/>
-                <w:color w:val="000000"/>
-                <w:sz w:val="28"/>
-                <w:szCs w:val="32"/>
-              </w:rPr>
-              <w:t>Vaakyam</w:t>
-            </w:r>
-            <w:proofErr w:type="spellEnd"/>
-            <w:r>
-              <w:rPr>
-                <w:rFonts w:cs="Arial"/>
-                <w:b/>
-                <w:color w:val="000000"/>
-                <w:sz w:val="28"/>
-                <w:szCs w:val="32"/>
-              </w:rPr>
-              <w:t xml:space="preserve"> No. - </w:t>
+            <w:r>
+              <w:rPr>
+                <w:rFonts w:cs="Arial"/>
+                <w:b/>
+                <w:color w:val="000000"/>
+                <w:sz w:val="28"/>
+                <w:szCs w:val="32"/>
+              </w:rPr>
+              <w:t xml:space="preserve">Krama Vaakyam No. - </w:t>
             </w:r>
             <w:r>
               <w:rPr>
@@ -4466,27 +4057,15 @@
                 <w:szCs w:val="32"/>
               </w:rPr>
             </w:pPr>
-            <w:proofErr w:type="spellStart"/>
-            <w:r>
-              <w:rPr>
-                <w:rFonts w:cs="Arial"/>
-                <w:b/>
-                <w:color w:val="000000"/>
-                <w:sz w:val="28"/>
-                <w:szCs w:val="32"/>
-              </w:rPr>
-              <w:t>Panchaati</w:t>
-            </w:r>
-            <w:proofErr w:type="spellEnd"/>
-            <w:r>
-              <w:rPr>
-                <w:rFonts w:cs="Arial"/>
-                <w:b/>
-                <w:color w:val="000000"/>
-                <w:sz w:val="28"/>
-                <w:szCs w:val="32"/>
-              </w:rPr>
-              <w:t xml:space="preserve"> No</w:t>
+            <w:r>
+              <w:rPr>
+                <w:rFonts w:cs="Arial"/>
+                <w:b/>
+                <w:color w:val="000000"/>
+                <w:sz w:val="28"/>
+                <w:szCs w:val="32"/>
+              </w:rPr>
+              <w:t>Panchaati No</w:t>
             </w:r>
             <w:r>
               <w:rPr>
@@ -4575,45 +4154,14 @@
               </w:rPr>
               <w:t>–</w:t>
             </w:r>
-            <w:proofErr w:type="spellStart"/>
-            <w:r>
-              <w:rPr>
-                <w:rFonts w:ascii="BRH Malayalam Extra" w:hAnsi="BRH Malayalam Extra" w:cs="BRH Malayalam Extra"/>
-                <w:color w:val="000000"/>
-                <w:sz w:val="40"/>
-                <w:szCs w:val="40"/>
-              </w:rPr>
-              <w:t>sõx</w:t>
-            </w:r>
-            <w:proofErr w:type="spellEnd"/>
-            <w:r>
-              <w:rPr>
-                <w:rFonts w:ascii="BRH Malayalam Extra" w:hAnsi="BRH Malayalam Extra" w:cs="BRH Malayalam Extra"/>
-                <w:color w:val="000000"/>
-                <w:sz w:val="40"/>
-                <w:szCs w:val="40"/>
-              </w:rPr>
-              <w:t>˜¥</w:t>
-            </w:r>
-            <w:proofErr w:type="spellStart"/>
-            <w:r>
-              <w:rPr>
-                <w:rFonts w:ascii="BRH Malayalam Extra" w:hAnsi="BRH Malayalam Extra" w:cs="BRH Malayalam Extra"/>
-                <w:color w:val="000000"/>
-                <w:sz w:val="40"/>
-                <w:szCs w:val="40"/>
-              </w:rPr>
-              <w:t>së</w:t>
-            </w:r>
-            <w:proofErr w:type="spellEnd"/>
-            <w:r>
-              <w:rPr>
-                <w:rFonts w:ascii="BRH Malayalam Extra" w:hAnsi="BRH Malayalam Extra" w:cs="BRH Malayalam Extra"/>
-                <w:color w:val="000000"/>
-                <w:sz w:val="40"/>
-                <w:szCs w:val="40"/>
-              </w:rPr>
-              <w:t xml:space="preserve"> | </w:t>
+            <w:r>
+              <w:rPr>
+                <w:rFonts w:ascii="BRH Malayalam Extra" w:hAnsi="BRH Malayalam Extra" w:cs="BRH Malayalam Extra"/>
+                <w:color w:val="000000"/>
+                <w:sz w:val="40"/>
+                <w:szCs w:val="40"/>
+              </w:rPr>
+              <w:t xml:space="preserve">sõx˜¥së | </w:t>
             </w:r>
             <w:r>
               <w:rPr>
@@ -4688,45 +4236,14 @@
               </w:rPr>
               <w:t>–</w:t>
             </w:r>
-            <w:proofErr w:type="spellStart"/>
-            <w:r>
-              <w:rPr>
-                <w:rFonts w:ascii="BRH Malayalam Extra" w:hAnsi="BRH Malayalam Extra" w:cs="BRH Malayalam Extra"/>
-                <w:color w:val="000000"/>
-                <w:sz w:val="40"/>
-                <w:szCs w:val="40"/>
-              </w:rPr>
-              <w:t>sõx</w:t>
-            </w:r>
-            <w:proofErr w:type="spellEnd"/>
-            <w:r>
-              <w:rPr>
-                <w:rFonts w:ascii="BRH Malayalam Extra" w:hAnsi="BRH Malayalam Extra" w:cs="BRH Malayalam Extra"/>
-                <w:color w:val="000000"/>
-                <w:sz w:val="40"/>
-                <w:szCs w:val="40"/>
-              </w:rPr>
-              <w:t>˜¥</w:t>
-            </w:r>
-            <w:proofErr w:type="spellStart"/>
-            <w:r>
-              <w:rPr>
-                <w:rFonts w:ascii="BRH Malayalam Extra" w:hAnsi="BRH Malayalam Extra" w:cs="BRH Malayalam Extra"/>
-                <w:color w:val="000000"/>
-                <w:sz w:val="40"/>
-                <w:szCs w:val="40"/>
-              </w:rPr>
-              <w:t>së</w:t>
-            </w:r>
-            <w:proofErr w:type="spellEnd"/>
-            <w:r>
-              <w:rPr>
-                <w:rFonts w:ascii="BRH Malayalam Extra" w:hAnsi="BRH Malayalam Extra" w:cs="BRH Malayalam Extra"/>
-                <w:color w:val="000000"/>
-                <w:sz w:val="40"/>
-                <w:szCs w:val="40"/>
-              </w:rPr>
-              <w:t xml:space="preserve"> | </w:t>
+            <w:r>
+              <w:rPr>
+                <w:rFonts w:ascii="BRH Malayalam Extra" w:hAnsi="BRH Malayalam Extra" w:cs="BRH Malayalam Extra"/>
+                <w:color w:val="000000"/>
+                <w:sz w:val="40"/>
+                <w:szCs w:val="40"/>
+              </w:rPr>
+              <w:t xml:space="preserve">sõx˜¥së | </w:t>
             </w:r>
             <w:r>
               <w:rPr>
@@ -4795,6 +4312,7 @@
                 <w:sz w:val="28"/>
                 <w:szCs w:val="32"/>
               </w:rPr>
+              <w:lastRenderedPageBreak/>
               <w:t>T.S.</w:t>
             </w:r>
             <w:r>
@@ -4815,20 +4333,8 @@
                 <w:sz w:val="28"/>
                 <w:szCs w:val="32"/>
               </w:rPr>
-              <w:t xml:space="preserve">– </w:t>
-            </w:r>
-            <w:proofErr w:type="spellStart"/>
-            <w:r>
-              <w:rPr>
-                <w:rFonts w:cs="Arial"/>
-                <w:b/>
-                <w:color w:val="000000"/>
-                <w:sz w:val="28"/>
-                <w:szCs w:val="32"/>
-              </w:rPr>
-              <w:t>Kramam</w:t>
-            </w:r>
-            <w:proofErr w:type="spellEnd"/>
+              <w:t>– Kramam</w:t>
+            </w:r>
           </w:p>
           <w:p>
             <w:pPr>
@@ -4849,49 +4355,15 @@
                 <w:szCs w:val="32"/>
               </w:rPr>
             </w:pPr>
-            <w:proofErr w:type="spellStart"/>
-            <w:r>
-              <w:rPr>
-                <w:rFonts w:cs="Arial"/>
-                <w:b/>
-                <w:color w:val="000000"/>
-                <w:sz w:val="28"/>
-                <w:szCs w:val="32"/>
-              </w:rPr>
-              <w:t>Krama</w:t>
-            </w:r>
-            <w:proofErr w:type="spellEnd"/>
-            <w:r>
-              <w:rPr>
-                <w:rFonts w:cs="Arial"/>
-                <w:b/>
-                <w:color w:val="000000"/>
-                <w:sz w:val="28"/>
-                <w:szCs w:val="32"/>
-              </w:rPr>
-              <w:t xml:space="preserve"> </w:t>
-            </w:r>
-            <w:proofErr w:type="spellStart"/>
-            <w:r>
-              <w:rPr>
-                <w:rFonts w:cs="Arial"/>
-                <w:b/>
-                <w:color w:val="000000"/>
-                <w:sz w:val="28"/>
-                <w:szCs w:val="32"/>
-              </w:rPr>
-              <w:t>Vaakyam</w:t>
-            </w:r>
-            <w:proofErr w:type="spellEnd"/>
-            <w:r>
-              <w:rPr>
-                <w:rFonts w:cs="Arial"/>
-                <w:b/>
-                <w:color w:val="000000"/>
-                <w:sz w:val="28"/>
-                <w:szCs w:val="32"/>
-              </w:rPr>
-              <w:t xml:space="preserve"> No. - </w:t>
+            <w:r>
+              <w:rPr>
+                <w:rFonts w:cs="Arial"/>
+                <w:b/>
+                <w:color w:val="000000"/>
+                <w:sz w:val="28"/>
+                <w:szCs w:val="32"/>
+              </w:rPr>
+              <w:t xml:space="preserve">Krama Vaakyam No. - </w:t>
             </w:r>
             <w:r>
               <w:rPr>
@@ -4923,27 +4395,15 @@
                 <w:szCs w:val="32"/>
               </w:rPr>
             </w:pPr>
-            <w:proofErr w:type="spellStart"/>
-            <w:r>
-              <w:rPr>
-                <w:rFonts w:cs="Arial"/>
-                <w:b/>
-                <w:color w:val="000000"/>
-                <w:sz w:val="28"/>
-                <w:szCs w:val="32"/>
-              </w:rPr>
-              <w:t>Panchaati</w:t>
-            </w:r>
-            <w:proofErr w:type="spellEnd"/>
-            <w:r>
-              <w:rPr>
-                <w:rFonts w:cs="Arial"/>
-                <w:b/>
-                <w:color w:val="000000"/>
-                <w:sz w:val="28"/>
-                <w:szCs w:val="32"/>
-              </w:rPr>
-              <w:t xml:space="preserve"> No</w:t>
+            <w:r>
+              <w:rPr>
+                <w:rFonts w:cs="Arial"/>
+                <w:b/>
+                <w:color w:val="000000"/>
+                <w:sz w:val="28"/>
+                <w:szCs w:val="32"/>
+              </w:rPr>
+              <w:t>Panchaati No</w:t>
             </w:r>
             <w:r>
               <w:rPr>
@@ -4993,7 +4453,6 @@
                 <w:szCs w:val="40"/>
               </w:rPr>
             </w:pPr>
-            <w:proofErr w:type="spellStart"/>
             <w:r>
               <w:rPr>
                 <w:rFonts w:ascii="BRH Malayalam Extra" w:hAnsi="BRH Malayalam Extra" w:cs="BRH Malayalam Extra"/>
@@ -5019,29 +4478,8 @@
                 <w:sz w:val="40"/>
                 <w:szCs w:val="40"/>
               </w:rPr>
-              <w:t>s</w:t>
-            </w:r>
-            <w:proofErr w:type="spellEnd"/>
-            <w:r>
-              <w:rPr>
-                <w:rFonts w:ascii="BRH Malayalam Extra" w:hAnsi="BRH Malayalam Extra" w:cs="BRH Malayalam Extra"/>
-                <w:color w:val="000000"/>
-                <w:sz w:val="40"/>
-                <w:szCs w:val="40"/>
-              </w:rPr>
-              <w:t>—</w:t>
-            </w:r>
-            <w:proofErr w:type="spellStart"/>
-            <w:r>
-              <w:rPr>
-                <w:rFonts w:ascii="BRH Malayalam Extra" w:hAnsi="BRH Malayalam Extra" w:cs="BRH Malayalam Extra"/>
-                <w:color w:val="000000"/>
-                <w:sz w:val="40"/>
-                <w:szCs w:val="40"/>
-              </w:rPr>
-              <w:t>Zy</w:t>
-            </w:r>
-            <w:proofErr w:type="spellEnd"/>
+              <w:t>s—Zy</w:t>
+            </w:r>
             <w:r>
               <w:rPr>
                 <w:rFonts w:ascii="BRH Malayalam Extra" w:hAnsi="BRH Malayalam Extra" w:cs="BRH Malayalam Extra"/>
@@ -5059,27 +4497,7 @@
                 <w:sz w:val="40"/>
                 <w:szCs w:val="40"/>
               </w:rPr>
-              <w:t xml:space="preserve"> </w:t>
-            </w:r>
-            <w:proofErr w:type="spellStart"/>
-            <w:r>
-              <w:rPr>
-                <w:rFonts w:ascii="BRH Malayalam Extra" w:hAnsi="BRH Malayalam Extra" w:cs="BRH Malayalam Extra"/>
-                <w:color w:val="000000"/>
-                <w:sz w:val="40"/>
-                <w:szCs w:val="40"/>
-              </w:rPr>
-              <w:t>Zsôx˜Z</w:t>
-            </w:r>
-            <w:proofErr w:type="spellEnd"/>
-            <w:r>
-              <w:rPr>
-                <w:rFonts w:ascii="BRH Malayalam Extra" w:hAnsi="BRH Malayalam Extra" w:cs="BRH Malayalam Extra"/>
-                <w:color w:val="000000"/>
-                <w:sz w:val="40"/>
-                <w:szCs w:val="40"/>
-              </w:rPr>
-              <w:t xml:space="preserve">§ | </w:t>
+              <w:t xml:space="preserve"> Zsôx˜Z§ | </w:t>
             </w:r>
           </w:p>
           <w:p>
@@ -5092,27 +4510,15 @@
                 <w:szCs w:val="40"/>
               </w:rPr>
             </w:pPr>
-            <w:proofErr w:type="spellStart"/>
-            <w:r>
-              <w:rPr>
-                <w:rFonts w:ascii="BRH Malayalam Extra" w:hAnsi="BRH Malayalam Extra" w:cs="BRH Malayalam Extra"/>
-                <w:color w:val="000000"/>
-                <w:sz w:val="40"/>
-                <w:szCs w:val="40"/>
-              </w:rPr>
-              <w:t>Zsôx</w:t>
-            </w:r>
-            <w:proofErr w:type="spellEnd"/>
-            <w:r>
-              <w:rPr>
-                <w:rFonts w:ascii="BRH Malayalam Extra" w:hAnsi="BRH Malayalam Extra" w:cs="BRH Malayalam Extra"/>
-                <w:color w:val="000000"/>
-                <w:sz w:val="40"/>
-                <w:szCs w:val="40"/>
-              </w:rPr>
-              <w:t>—</w:t>
-            </w:r>
-            <w:proofErr w:type="spellStart"/>
+            <w:r>
+              <w:rPr>
+                <w:rFonts w:ascii="BRH Malayalam Extra" w:hAnsi="BRH Malayalam Extra" w:cs="BRH Malayalam Extra"/>
+                <w:color w:val="000000"/>
+                <w:sz w:val="40"/>
+                <w:szCs w:val="40"/>
+              </w:rPr>
+              <w:t>Zsôx—</w:t>
+            </w:r>
             <w:r>
               <w:rPr>
                 <w:rFonts w:ascii="BRH Malayalam Extra" w:hAnsi="BRH Malayalam Extra" w:cs="BRH Malayalam Extra"/>
@@ -5123,7 +4529,6 @@
               </w:rPr>
               <w:t>Z§by</w:t>
             </w:r>
-            <w:proofErr w:type="spellEnd"/>
             <w:r>
               <w:rPr>
                 <w:rFonts w:ascii="BRH Malayalam Extra" w:hAnsi="BRH Malayalam Extra" w:cs="BRH Malayalam Extra"/>
@@ -5134,35 +4539,14 @@
               </w:rPr>
               <w:t>–</w:t>
             </w:r>
-            <w:proofErr w:type="spellStart"/>
-            <w:r>
-              <w:rPr>
-                <w:rFonts w:ascii="BRH Malayalam Extra" w:hAnsi="BRH Malayalam Extra" w:cs="BRH Malayalam Extra"/>
-                <w:color w:val="000000"/>
-                <w:sz w:val="40"/>
-                <w:szCs w:val="40"/>
-              </w:rPr>
-              <w:t>ZJöe</w:t>
-            </w:r>
-            <w:proofErr w:type="spellEnd"/>
-            <w:r>
-              <w:rPr>
-                <w:rFonts w:ascii="BRH Malayalam Extra" w:hAnsi="BRH Malayalam Extra" w:cs="BRH Malayalam Extra"/>
-                <w:color w:val="000000"/>
-                <w:sz w:val="40"/>
-                <w:szCs w:val="40"/>
-              </w:rPr>
-              <w:t>—</w:t>
-            </w:r>
-            <w:proofErr w:type="spellStart"/>
-            <w:r>
-              <w:rPr>
-                <w:rFonts w:ascii="BRH Malayalam Extra" w:hAnsi="BRH Malayalam Extra" w:cs="BRH Malayalam Extra"/>
-                <w:color w:val="000000"/>
-                <w:sz w:val="40"/>
-                <w:szCs w:val="40"/>
-              </w:rPr>
-              <w:t>bxd</w:t>
+            <w:r>
+              <w:rPr>
+                <w:rFonts w:ascii="BRH Malayalam Extra" w:hAnsi="BRH Malayalam Extra" w:cs="BRH Malayalam Extra"/>
+                <w:color w:val="000000"/>
+                <w:sz w:val="40"/>
+                <w:szCs w:val="40"/>
+              </w:rPr>
+              <w:t>ZJöe—bxd</w:t>
             </w:r>
             <w:r>
               <w:rPr>
@@ -5173,7 +4557,6 @@
               </w:rPr>
               <w:t>I</w:t>
             </w:r>
-            <w:proofErr w:type="spellEnd"/>
             <w:r>
               <w:rPr>
                 <w:rFonts w:ascii="BRH Malayalam Extra" w:hAnsi="BRH Malayalam Extra" w:cs="BRH Malayalam Extra"/>
@@ -5213,35 +4596,14 @@
               </w:rPr>
               <w:t>–</w:t>
             </w:r>
-            <w:proofErr w:type="spellStart"/>
-            <w:r>
-              <w:rPr>
-                <w:rFonts w:ascii="BRH Malayalam Extra" w:hAnsi="BRH Malayalam Extra" w:cs="BRH Malayalam Extra"/>
-                <w:color w:val="000000"/>
-                <w:sz w:val="40"/>
-                <w:szCs w:val="40"/>
-              </w:rPr>
-              <w:t>ZJöe</w:t>
-            </w:r>
-            <w:proofErr w:type="spellEnd"/>
-            <w:r>
-              <w:rPr>
-                <w:rFonts w:ascii="BRH Malayalam Extra" w:hAnsi="BRH Malayalam Extra" w:cs="BRH Malayalam Extra"/>
-                <w:color w:val="000000"/>
-                <w:sz w:val="40"/>
-                <w:szCs w:val="40"/>
-              </w:rPr>
-              <w:t>—</w:t>
-            </w:r>
-            <w:proofErr w:type="spellStart"/>
-            <w:r>
-              <w:rPr>
-                <w:rFonts w:ascii="BRH Malayalam Extra" w:hAnsi="BRH Malayalam Extra" w:cs="BRH Malayalam Extra"/>
-                <w:color w:val="000000"/>
-                <w:sz w:val="40"/>
-                <w:szCs w:val="40"/>
-              </w:rPr>
-              <w:t>bxd</w:t>
+            <w:r>
+              <w:rPr>
+                <w:rFonts w:ascii="BRH Malayalam Extra" w:hAnsi="BRH Malayalam Extra" w:cs="BRH Malayalam Extra"/>
+                <w:color w:val="000000"/>
+                <w:sz w:val="40"/>
+                <w:szCs w:val="40"/>
+              </w:rPr>
+              <w:t>ZJöe—bxd</w:t>
             </w:r>
             <w:r>
               <w:rPr>
@@ -5252,7 +4614,6 @@
               </w:rPr>
               <w:t>I</w:t>
             </w:r>
-            <w:proofErr w:type="spellEnd"/>
             <w:r>
               <w:rPr>
                 <w:rFonts w:ascii="BRH Malayalam Extra" w:hAnsi="BRH Malayalam Extra" w:cs="BRH Malayalam Extra"/>
@@ -5272,25 +4633,14 @@
               </w:rPr>
               <w:t>–</w:t>
             </w:r>
-            <w:proofErr w:type="spellStart"/>
-            <w:r>
-              <w:rPr>
-                <w:rFonts w:ascii="BRH Malayalam Extra" w:hAnsi="BRH Malayalam Extra" w:cs="BRH Malayalam Extra"/>
-                <w:color w:val="000000"/>
-                <w:sz w:val="40"/>
-                <w:szCs w:val="40"/>
-              </w:rPr>
-              <w:t>pxJ</w:t>
-            </w:r>
-            <w:proofErr w:type="spellEnd"/>
-            <w:r>
-              <w:rPr>
-                <w:rFonts w:ascii="BRH Malayalam Extra" w:hAnsi="BRH Malayalam Extra" w:cs="BRH Malayalam Extra"/>
-                <w:color w:val="000000"/>
-                <w:sz w:val="40"/>
-                <w:szCs w:val="40"/>
-              </w:rPr>
-              <w:t xml:space="preserve"> |</w:t>
+            <w:r>
+              <w:rPr>
+                <w:rFonts w:ascii="BRH Malayalam Extra" w:hAnsi="BRH Malayalam Extra" w:cs="BRH Malayalam Extra"/>
+                <w:color w:val="000000"/>
+                <w:sz w:val="40"/>
+                <w:szCs w:val="40"/>
+              </w:rPr>
+              <w:t>pxJ |</w:t>
             </w:r>
           </w:p>
         </w:tc>
@@ -5312,7 +4662,6 @@
                 <w:szCs w:val="40"/>
               </w:rPr>
             </w:pPr>
-            <w:proofErr w:type="spellStart"/>
             <w:r>
               <w:rPr>
                 <w:rFonts w:ascii="BRH Malayalam Extra" w:hAnsi="BRH Malayalam Extra" w:cs="BRH Malayalam Extra"/>
@@ -5338,29 +4687,8 @@
                 <w:sz w:val="40"/>
                 <w:szCs w:val="40"/>
               </w:rPr>
-              <w:t>s</w:t>
-            </w:r>
-            <w:proofErr w:type="spellEnd"/>
-            <w:r>
-              <w:rPr>
-                <w:rFonts w:ascii="BRH Malayalam Extra" w:hAnsi="BRH Malayalam Extra" w:cs="BRH Malayalam Extra"/>
-                <w:color w:val="000000"/>
-                <w:sz w:val="40"/>
-                <w:szCs w:val="40"/>
-              </w:rPr>
-              <w:t>—</w:t>
-            </w:r>
-            <w:proofErr w:type="spellStart"/>
-            <w:r>
-              <w:rPr>
-                <w:rFonts w:ascii="BRH Malayalam Extra" w:hAnsi="BRH Malayalam Extra" w:cs="BRH Malayalam Extra"/>
-                <w:color w:val="000000"/>
-                <w:sz w:val="40"/>
-                <w:szCs w:val="40"/>
-              </w:rPr>
-              <w:t>Zy</w:t>
-            </w:r>
-            <w:proofErr w:type="spellEnd"/>
+              <w:t>s—Zy</w:t>
+            </w:r>
             <w:r>
               <w:rPr>
                 <w:rFonts w:ascii="BRH Malayalam Extra" w:hAnsi="BRH Malayalam Extra" w:cs="BRH Malayalam Extra"/>
@@ -5378,27 +4706,7 @@
                 <w:sz w:val="40"/>
                 <w:szCs w:val="40"/>
               </w:rPr>
-              <w:t xml:space="preserve"> </w:t>
-            </w:r>
-            <w:proofErr w:type="spellStart"/>
-            <w:r>
-              <w:rPr>
-                <w:rFonts w:ascii="BRH Malayalam Extra" w:hAnsi="BRH Malayalam Extra" w:cs="BRH Malayalam Extra"/>
-                <w:color w:val="000000"/>
-                <w:sz w:val="40"/>
-                <w:szCs w:val="40"/>
-              </w:rPr>
-              <w:t>Zsôx˜Z</w:t>
-            </w:r>
-            <w:proofErr w:type="spellEnd"/>
-            <w:r>
-              <w:rPr>
-                <w:rFonts w:ascii="BRH Malayalam Extra" w:hAnsi="BRH Malayalam Extra" w:cs="BRH Malayalam Extra"/>
-                <w:color w:val="000000"/>
-                <w:sz w:val="40"/>
-                <w:szCs w:val="40"/>
-              </w:rPr>
-              <w:t xml:space="preserve">§ | </w:t>
+              <w:t xml:space="preserve"> Zsôx˜Z§ | </w:t>
             </w:r>
           </w:p>
           <w:p>
@@ -5411,25 +4719,14 @@
                 <w:szCs w:val="40"/>
               </w:rPr>
             </w:pPr>
-            <w:proofErr w:type="spellStart"/>
-            <w:r>
-              <w:rPr>
-                <w:rFonts w:ascii="BRH Malayalam Extra" w:hAnsi="BRH Malayalam Extra" w:cs="BRH Malayalam Extra"/>
-                <w:color w:val="000000"/>
-                <w:sz w:val="40"/>
-                <w:szCs w:val="40"/>
-              </w:rPr>
-              <w:t>Zsôx</w:t>
-            </w:r>
-            <w:proofErr w:type="spellEnd"/>
-            <w:r>
-              <w:rPr>
-                <w:rFonts w:ascii="BRH Malayalam Extra" w:hAnsi="BRH Malayalam Extra" w:cs="BRH Malayalam Extra"/>
-                <w:color w:val="000000"/>
-                <w:sz w:val="40"/>
-                <w:szCs w:val="40"/>
-              </w:rPr>
-              <w:t>—</w:t>
+            <w:r>
+              <w:rPr>
+                <w:rFonts w:ascii="BRH Malayalam Extra" w:hAnsi="BRH Malayalam Extra" w:cs="BRH Malayalam Extra"/>
+                <w:color w:val="000000"/>
+                <w:sz w:val="40"/>
+                <w:szCs w:val="40"/>
+              </w:rPr>
+              <w:t>Zsôx—</w:t>
             </w:r>
             <w:r>
               <w:rPr>
@@ -5451,35 +4748,14 @@
               </w:rPr>
               <w:t>–</w:t>
             </w:r>
-            <w:proofErr w:type="spellStart"/>
-            <w:r>
-              <w:rPr>
-                <w:rFonts w:ascii="BRH Malayalam Extra" w:hAnsi="BRH Malayalam Extra" w:cs="BRH Malayalam Extra"/>
-                <w:color w:val="000000"/>
-                <w:sz w:val="40"/>
-                <w:szCs w:val="40"/>
-              </w:rPr>
-              <w:t>ZJöe</w:t>
-            </w:r>
-            <w:proofErr w:type="spellEnd"/>
-            <w:r>
-              <w:rPr>
-                <w:rFonts w:ascii="BRH Malayalam Extra" w:hAnsi="BRH Malayalam Extra" w:cs="BRH Malayalam Extra"/>
-                <w:color w:val="000000"/>
-                <w:sz w:val="40"/>
-                <w:szCs w:val="40"/>
-              </w:rPr>
-              <w:t>—</w:t>
-            </w:r>
-            <w:proofErr w:type="spellStart"/>
-            <w:r>
-              <w:rPr>
-                <w:rFonts w:ascii="BRH Malayalam Extra" w:hAnsi="BRH Malayalam Extra" w:cs="BRH Malayalam Extra"/>
-                <w:color w:val="000000"/>
-                <w:sz w:val="40"/>
-                <w:szCs w:val="40"/>
-              </w:rPr>
-              <w:t>bxd</w:t>
+            <w:r>
+              <w:rPr>
+                <w:rFonts w:ascii="BRH Malayalam Extra" w:hAnsi="BRH Malayalam Extra" w:cs="BRH Malayalam Extra"/>
+                <w:color w:val="000000"/>
+                <w:sz w:val="40"/>
+                <w:szCs w:val="40"/>
+              </w:rPr>
+              <w:t>ZJöe—bxd</w:t>
             </w:r>
             <w:r>
               <w:rPr>
@@ -5490,7 +4766,6 @@
               </w:rPr>
               <w:t>I</w:t>
             </w:r>
-            <w:proofErr w:type="spellEnd"/>
             <w:r>
               <w:rPr>
                 <w:rFonts w:ascii="BRH Malayalam Extra" w:hAnsi="BRH Malayalam Extra" w:cs="BRH Malayalam Extra"/>
@@ -5530,35 +4805,14 @@
               </w:rPr>
               <w:t>–</w:t>
             </w:r>
-            <w:proofErr w:type="spellStart"/>
-            <w:r>
-              <w:rPr>
-                <w:rFonts w:ascii="BRH Malayalam Extra" w:hAnsi="BRH Malayalam Extra" w:cs="BRH Malayalam Extra"/>
-                <w:color w:val="000000"/>
-                <w:sz w:val="40"/>
-                <w:szCs w:val="40"/>
-              </w:rPr>
-              <w:t>ZJöe</w:t>
-            </w:r>
-            <w:proofErr w:type="spellEnd"/>
-            <w:r>
-              <w:rPr>
-                <w:rFonts w:ascii="BRH Malayalam Extra" w:hAnsi="BRH Malayalam Extra" w:cs="BRH Malayalam Extra"/>
-                <w:color w:val="000000"/>
-                <w:sz w:val="40"/>
-                <w:szCs w:val="40"/>
-              </w:rPr>
-              <w:t>—</w:t>
-            </w:r>
-            <w:proofErr w:type="spellStart"/>
-            <w:r>
-              <w:rPr>
-                <w:rFonts w:ascii="BRH Malayalam Extra" w:hAnsi="BRH Malayalam Extra" w:cs="BRH Malayalam Extra"/>
-                <w:color w:val="000000"/>
-                <w:sz w:val="40"/>
-                <w:szCs w:val="40"/>
-              </w:rPr>
-              <w:t>bxd</w:t>
+            <w:r>
+              <w:rPr>
+                <w:rFonts w:ascii="BRH Malayalam Extra" w:hAnsi="BRH Malayalam Extra" w:cs="BRH Malayalam Extra"/>
+                <w:color w:val="000000"/>
+                <w:sz w:val="40"/>
+                <w:szCs w:val="40"/>
+              </w:rPr>
+              <w:t>ZJöe—bxd</w:t>
             </w:r>
             <w:r>
               <w:rPr>
@@ -5569,7 +4823,6 @@
               </w:rPr>
               <w:t>I</w:t>
             </w:r>
-            <w:proofErr w:type="spellEnd"/>
             <w:r>
               <w:rPr>
                 <w:rFonts w:ascii="BRH Malayalam Extra" w:hAnsi="BRH Malayalam Extra" w:cs="BRH Malayalam Extra"/>
@@ -5589,48 +4842,21 @@
               </w:rPr>
               <w:t>–</w:t>
             </w:r>
-            <w:proofErr w:type="spellStart"/>
-            <w:r>
-              <w:rPr>
-                <w:rFonts w:ascii="BRH Malayalam Extra" w:hAnsi="BRH Malayalam Extra" w:cs="BRH Malayalam Extra"/>
-                <w:color w:val="000000"/>
-                <w:sz w:val="40"/>
-                <w:szCs w:val="40"/>
-              </w:rPr>
-              <w:t>pxJ</w:t>
-            </w:r>
-            <w:proofErr w:type="spellEnd"/>
-            <w:r>
-              <w:rPr>
-                <w:rFonts w:ascii="BRH Malayalam Extra" w:hAnsi="BRH Malayalam Extra" w:cs="BRH Malayalam Extra"/>
-                <w:color w:val="000000"/>
-                <w:sz w:val="40"/>
-                <w:szCs w:val="40"/>
-              </w:rPr>
-              <w:t xml:space="preserve"> | </w:t>
+            <w:r>
+              <w:rPr>
+                <w:rFonts w:ascii="BRH Malayalam Extra" w:hAnsi="BRH Malayalam Extra" w:cs="BRH Malayalam Extra"/>
+                <w:color w:val="000000"/>
+                <w:sz w:val="40"/>
+                <w:szCs w:val="40"/>
+              </w:rPr>
+              <w:t xml:space="preserve">pxJ | </w:t>
             </w:r>
             <w:r>
               <w:rPr>
                 <w:b/>
                 <w:bCs/>
               </w:rPr>
-              <w:t>(</w:t>
-            </w:r>
-            <w:proofErr w:type="spellStart"/>
-            <w:r>
-              <w:rPr>
-                <w:b/>
-                <w:bCs/>
-              </w:rPr>
-              <w:t>halant</w:t>
-            </w:r>
-            <w:proofErr w:type="spellEnd"/>
-            <w:r>
-              <w:rPr>
-                <w:b/>
-                <w:bCs/>
-              </w:rPr>
-              <w:t xml:space="preserve"> </w:t>
+              <w:t xml:space="preserve">(halant </w:t>
             </w:r>
             <w:r>
               <w:rPr>
@@ -5696,19 +4922,8 @@
                 <w:sz w:val="28"/>
                 <w:szCs w:val="32"/>
               </w:rPr>
-              <w:t xml:space="preserve">T.S.3.2.11.1 – </w:t>
-            </w:r>
-            <w:proofErr w:type="spellStart"/>
-            <w:r>
-              <w:rPr>
-                <w:rFonts w:cs="Arial"/>
-                <w:b/>
-                <w:sz w:val="28"/>
-                <w:szCs w:val="32"/>
-              </w:rPr>
-              <w:t>Kramam</w:t>
-            </w:r>
-            <w:proofErr w:type="spellEnd"/>
+              <w:t>T.S.3.2.11.1 – Kramam</w:t>
+            </w:r>
           </w:p>
           <w:p>
             <w:pPr>
@@ -5728,45 +4943,14 @@
                 <w:szCs w:val="32"/>
               </w:rPr>
             </w:pPr>
-            <w:proofErr w:type="spellStart"/>
-            <w:r>
-              <w:rPr>
-                <w:rFonts w:cs="Arial"/>
-                <w:b/>
-                <w:sz w:val="28"/>
-                <w:szCs w:val="32"/>
-              </w:rPr>
-              <w:t>Krama</w:t>
-            </w:r>
-            <w:proofErr w:type="spellEnd"/>
-            <w:r>
-              <w:rPr>
-                <w:rFonts w:cs="Arial"/>
-                <w:b/>
-                <w:sz w:val="28"/>
-                <w:szCs w:val="32"/>
-              </w:rPr>
-              <w:t xml:space="preserve"> </w:t>
-            </w:r>
-            <w:proofErr w:type="spellStart"/>
-            <w:r>
-              <w:rPr>
-                <w:rFonts w:cs="Arial"/>
-                <w:b/>
-                <w:sz w:val="28"/>
-                <w:szCs w:val="32"/>
-              </w:rPr>
-              <w:t>Vaakyam</w:t>
-            </w:r>
-            <w:proofErr w:type="spellEnd"/>
-            <w:r>
-              <w:rPr>
-                <w:rFonts w:cs="Arial"/>
-                <w:b/>
-                <w:sz w:val="28"/>
-                <w:szCs w:val="32"/>
-              </w:rPr>
-              <w:t xml:space="preserve"> No. - 32</w:t>
+            <w:r>
+              <w:rPr>
+                <w:rFonts w:cs="Arial"/>
+                <w:b/>
+                <w:sz w:val="28"/>
+                <w:szCs w:val="32"/>
+              </w:rPr>
+              <w:t>Krama Vaakyam No. - 32</w:t>
             </w:r>
           </w:p>
           <w:p>
@@ -5788,25 +4972,14 @@
                 <w:szCs w:val="32"/>
               </w:rPr>
             </w:pPr>
-            <w:proofErr w:type="spellStart"/>
-            <w:r>
-              <w:rPr>
-                <w:rFonts w:cs="Arial"/>
-                <w:b/>
-                <w:sz w:val="28"/>
-                <w:szCs w:val="32"/>
-              </w:rPr>
-              <w:t>Panchaati</w:t>
-            </w:r>
-            <w:proofErr w:type="spellEnd"/>
-            <w:r>
-              <w:rPr>
-                <w:rFonts w:cs="Arial"/>
-                <w:b/>
-                <w:sz w:val="28"/>
-                <w:szCs w:val="32"/>
-              </w:rPr>
-              <w:t xml:space="preserve"> No</w:t>
+            <w:r>
+              <w:rPr>
+                <w:rFonts w:cs="Arial"/>
+                <w:b/>
+                <w:sz w:val="28"/>
+                <w:szCs w:val="32"/>
+              </w:rPr>
+              <w:t>Panchaati No</w:t>
             </w:r>
             <w:r>
               <w:rPr>
@@ -5845,25 +5018,14 @@
                 <w:szCs w:val="40"/>
               </w:rPr>
             </w:pPr>
-            <w:proofErr w:type="spellStart"/>
-            <w:r>
-              <w:rPr>
-                <w:rFonts w:ascii="BRH Malayalam Extra" w:hAnsi="BRH Malayalam Extra" w:cs="BRH Malayalam Extra"/>
-                <w:color w:val="000000"/>
-                <w:sz w:val="40"/>
-                <w:szCs w:val="40"/>
-              </w:rPr>
-              <w:t>öZz</w:t>
-            </w:r>
-            <w:proofErr w:type="spellEnd"/>
-            <w:r>
-              <w:rPr>
-                <w:rFonts w:ascii="BRH Malayalam Extra" w:hAnsi="BRH Malayalam Extra" w:cs="BRH Malayalam Extra"/>
-                <w:color w:val="000000"/>
-                <w:sz w:val="40"/>
-                <w:szCs w:val="40"/>
-              </w:rPr>
-              <w:t xml:space="preserve"> </w:t>
+            <w:r>
+              <w:rPr>
+                <w:rFonts w:ascii="BRH Malayalam Extra" w:hAnsi="BRH Malayalam Extra" w:cs="BRH Malayalam Extra"/>
+                <w:color w:val="000000"/>
+                <w:sz w:val="40"/>
+                <w:szCs w:val="40"/>
+              </w:rPr>
+              <w:t xml:space="preserve">öZz </w:t>
             </w:r>
             <w:r>
               <w:rPr>
@@ -5885,25 +5047,14 @@
               </w:rPr>
               <w:t>–</w:t>
             </w:r>
-            <w:proofErr w:type="spellStart"/>
-            <w:r>
-              <w:rPr>
-                <w:rFonts w:ascii="BRH Malayalam Extra" w:hAnsi="BRH Malayalam Extra" w:cs="BRH Malayalam Extra"/>
-                <w:color w:val="000000"/>
-                <w:sz w:val="40"/>
-                <w:szCs w:val="40"/>
-              </w:rPr>
-              <w:t>cÓx</w:t>
-            </w:r>
-            <w:proofErr w:type="spellEnd"/>
-            <w:r>
-              <w:rPr>
-                <w:rFonts w:ascii="BRH Malayalam Extra" w:hAnsi="BRH Malayalam Extra" w:cs="BRH Malayalam Extra"/>
-                <w:color w:val="000000"/>
-                <w:sz w:val="40"/>
-                <w:szCs w:val="40"/>
-              </w:rPr>
-              <w:t xml:space="preserve">˜ | </w:t>
+            <w:r>
+              <w:rPr>
+                <w:rFonts w:ascii="BRH Malayalam Extra" w:hAnsi="BRH Malayalam Extra" w:cs="BRH Malayalam Extra"/>
+                <w:color w:val="000000"/>
+                <w:sz w:val="40"/>
+                <w:szCs w:val="40"/>
+              </w:rPr>
+              <w:t xml:space="preserve">cÓx˜ | </w:t>
             </w:r>
           </w:p>
           <w:p>
@@ -5939,37 +5090,15 @@
               </w:rPr>
               <w:t>–</w:t>
             </w:r>
-            <w:proofErr w:type="spellStart"/>
-            <w:r>
-              <w:rPr>
-                <w:rFonts w:ascii="BRH Malayalam Extra" w:hAnsi="BRH Malayalam Extra" w:cs="BRH Malayalam Extra"/>
-                <w:color w:val="000000"/>
-                <w:sz w:val="40"/>
-                <w:szCs w:val="40"/>
-              </w:rPr>
-              <w:t>cÓx</w:t>
-            </w:r>
-            <w:proofErr w:type="spellEnd"/>
-            <w:r>
-              <w:rPr>
-                <w:rFonts w:ascii="BRH Malayalam Extra" w:hAnsi="BRH Malayalam Extra" w:cs="BRH Malayalam Extra"/>
-                <w:color w:val="000000"/>
-                <w:sz w:val="40"/>
-                <w:szCs w:val="40"/>
-              </w:rPr>
-              <w:t xml:space="preserve">— </w:t>
-            </w:r>
-            <w:proofErr w:type="spellStart"/>
-            <w:r>
-              <w:rPr>
-                <w:rFonts w:ascii="BRH Malayalam Extra" w:hAnsi="BRH Malayalam Extra" w:cs="BRH Malayalam Extra"/>
-                <w:color w:val="000000"/>
-                <w:sz w:val="40"/>
-                <w:szCs w:val="40"/>
-              </w:rPr>
-              <w:t>Zy</w:t>
-            </w:r>
-            <w:proofErr w:type="spellEnd"/>
+            <w:r>
+              <w:rPr>
+                <w:rFonts w:ascii="BRH Malayalam Extra" w:hAnsi="BRH Malayalam Extra" w:cs="BRH Malayalam Extra"/>
+                <w:color w:val="000000"/>
+                <w:sz w:val="40"/>
+                <w:szCs w:val="40"/>
+              </w:rPr>
+              <w:t>cÓx— Zy</w:t>
+            </w:r>
             <w:r>
               <w:rPr>
                 <w:rFonts w:ascii="BRH Malayalam Extra" w:hAnsi="BRH Malayalam Extra" w:cs="BRH Malayalam Extra"/>
@@ -5980,25 +5109,14 @@
               </w:rPr>
               <w:t>–</w:t>
             </w:r>
-            <w:proofErr w:type="spellStart"/>
-            <w:r>
-              <w:rPr>
-                <w:rFonts w:ascii="BRH Malayalam Extra" w:hAnsi="BRH Malayalam Extra" w:cs="BRH Malayalam Extra"/>
-                <w:color w:val="000000"/>
-                <w:sz w:val="40"/>
-                <w:szCs w:val="40"/>
-              </w:rPr>
-              <w:t>ösJ</w:t>
-            </w:r>
-            <w:proofErr w:type="spellEnd"/>
-            <w:r>
-              <w:rPr>
-                <w:rFonts w:ascii="BRH Malayalam Extra" w:hAnsi="BRH Malayalam Extra" w:cs="BRH Malayalam Extra"/>
-                <w:color w:val="000000"/>
-                <w:sz w:val="40"/>
-                <w:szCs w:val="40"/>
-              </w:rPr>
-              <w:t xml:space="preserve"> |</w:t>
+            <w:r>
+              <w:rPr>
+                <w:rFonts w:ascii="BRH Malayalam Extra" w:hAnsi="BRH Malayalam Extra" w:cs="BRH Malayalam Extra"/>
+                <w:color w:val="000000"/>
+                <w:sz w:val="40"/>
+                <w:szCs w:val="40"/>
+              </w:rPr>
+              <w:t>ösJ |</w:t>
             </w:r>
           </w:p>
         </w:tc>
@@ -6020,25 +5138,14 @@
                 <w:szCs w:val="40"/>
               </w:rPr>
             </w:pPr>
-            <w:proofErr w:type="spellStart"/>
-            <w:r>
-              <w:rPr>
-                <w:rFonts w:ascii="BRH Malayalam Extra" w:hAnsi="BRH Malayalam Extra" w:cs="BRH Malayalam Extra"/>
-                <w:color w:val="000000"/>
-                <w:sz w:val="40"/>
-                <w:szCs w:val="40"/>
-              </w:rPr>
-              <w:t>öZz</w:t>
-            </w:r>
-            <w:proofErr w:type="spellEnd"/>
-            <w:r>
-              <w:rPr>
-                <w:rFonts w:ascii="BRH Malayalam Extra" w:hAnsi="BRH Malayalam Extra" w:cs="BRH Malayalam Extra"/>
-                <w:color w:val="000000"/>
-                <w:sz w:val="40"/>
-                <w:szCs w:val="40"/>
-              </w:rPr>
-              <w:t xml:space="preserve"> </w:t>
+            <w:r>
+              <w:rPr>
+                <w:rFonts w:ascii="BRH Malayalam Extra" w:hAnsi="BRH Malayalam Extra" w:cs="BRH Malayalam Extra"/>
+                <w:color w:val="000000"/>
+                <w:sz w:val="40"/>
+                <w:szCs w:val="40"/>
+              </w:rPr>
+              <w:t xml:space="preserve">öZz </w:t>
             </w:r>
             <w:r>
               <w:rPr>
@@ -6059,25 +5166,14 @@
               </w:rPr>
               <w:t>–</w:t>
             </w:r>
-            <w:proofErr w:type="spellStart"/>
-            <w:r>
-              <w:rPr>
-                <w:rFonts w:ascii="BRH Malayalam Extra" w:hAnsi="BRH Malayalam Extra" w:cs="BRH Malayalam Extra"/>
-                <w:color w:val="000000"/>
-                <w:sz w:val="40"/>
-                <w:szCs w:val="40"/>
-              </w:rPr>
-              <w:t>cÓx</w:t>
-            </w:r>
-            <w:proofErr w:type="spellEnd"/>
-            <w:r>
-              <w:rPr>
-                <w:rFonts w:ascii="BRH Malayalam Extra" w:hAnsi="BRH Malayalam Extra" w:cs="BRH Malayalam Extra"/>
-                <w:color w:val="000000"/>
-                <w:sz w:val="40"/>
-                <w:szCs w:val="40"/>
-              </w:rPr>
-              <w:t xml:space="preserve">˜ | </w:t>
+            <w:r>
+              <w:rPr>
+                <w:rFonts w:ascii="BRH Malayalam Extra" w:hAnsi="BRH Malayalam Extra" w:cs="BRH Malayalam Extra"/>
+                <w:color w:val="000000"/>
+                <w:sz w:val="40"/>
+                <w:szCs w:val="40"/>
+              </w:rPr>
+              <w:t xml:space="preserve">cÓx˜ | </w:t>
             </w:r>
           </w:p>
           <w:p>
@@ -6113,37 +5209,15 @@
               </w:rPr>
               <w:t>–</w:t>
             </w:r>
-            <w:proofErr w:type="spellStart"/>
-            <w:r>
-              <w:rPr>
-                <w:rFonts w:ascii="BRH Malayalam Extra" w:hAnsi="BRH Malayalam Extra" w:cs="BRH Malayalam Extra"/>
-                <w:color w:val="000000"/>
-                <w:sz w:val="40"/>
-                <w:szCs w:val="40"/>
-              </w:rPr>
-              <w:t>cÓx</w:t>
-            </w:r>
-            <w:proofErr w:type="spellEnd"/>
-            <w:r>
-              <w:rPr>
-                <w:rFonts w:ascii="BRH Malayalam Extra" w:hAnsi="BRH Malayalam Extra" w:cs="BRH Malayalam Extra"/>
-                <w:color w:val="000000"/>
-                <w:sz w:val="40"/>
-                <w:szCs w:val="40"/>
-              </w:rPr>
-              <w:t xml:space="preserve">— </w:t>
-            </w:r>
-            <w:proofErr w:type="spellStart"/>
-            <w:r>
-              <w:rPr>
-                <w:rFonts w:ascii="BRH Malayalam Extra" w:hAnsi="BRH Malayalam Extra" w:cs="BRH Malayalam Extra"/>
-                <w:color w:val="000000"/>
-                <w:sz w:val="40"/>
-                <w:szCs w:val="40"/>
-              </w:rPr>
-              <w:t>Zy</w:t>
-            </w:r>
-            <w:proofErr w:type="spellEnd"/>
+            <w:r>
+              <w:rPr>
+                <w:rFonts w:ascii="BRH Malayalam Extra" w:hAnsi="BRH Malayalam Extra" w:cs="BRH Malayalam Extra"/>
+                <w:color w:val="000000"/>
+                <w:sz w:val="40"/>
+                <w:szCs w:val="40"/>
+              </w:rPr>
+              <w:t>cÓx— Zy</w:t>
+            </w:r>
             <w:r>
               <w:rPr>
                 <w:rFonts w:ascii="BRH Malayalam Extra" w:hAnsi="BRH Malayalam Extra" w:cs="BRH Malayalam Extra"/>
@@ -6154,25 +5228,14 @@
               </w:rPr>
               <w:t>–</w:t>
             </w:r>
-            <w:proofErr w:type="spellStart"/>
-            <w:r>
-              <w:rPr>
-                <w:rFonts w:ascii="BRH Malayalam Extra" w:hAnsi="BRH Malayalam Extra" w:cs="BRH Malayalam Extra"/>
-                <w:color w:val="000000"/>
-                <w:sz w:val="40"/>
-                <w:szCs w:val="40"/>
-              </w:rPr>
-              <w:t>ösJ</w:t>
-            </w:r>
-            <w:proofErr w:type="spellEnd"/>
-            <w:r>
-              <w:rPr>
-                <w:rFonts w:ascii="BRH Malayalam Extra" w:hAnsi="BRH Malayalam Extra" w:cs="BRH Malayalam Extra"/>
-                <w:color w:val="000000"/>
-                <w:sz w:val="40"/>
-                <w:szCs w:val="40"/>
-              </w:rPr>
-              <w:t xml:space="preserve"> |</w:t>
+            <w:r>
+              <w:rPr>
+                <w:rFonts w:ascii="BRH Malayalam Extra" w:hAnsi="BRH Malayalam Extra" w:cs="BRH Malayalam Extra"/>
+                <w:color w:val="000000"/>
+                <w:sz w:val="40"/>
+                <w:szCs w:val="40"/>
+              </w:rPr>
+              <w:t>ösJ |</w:t>
             </w:r>
           </w:p>
         </w:tc>
@@ -6204,29 +5267,7 @@
           <w:szCs w:val="40"/>
           <w:lang w:val="en-IN" w:eastAsia="en-IN"/>
         </w:rPr>
-        <w:t>"</w:t>
-      </w:r>
-      <w:proofErr w:type="spellStart"/>
-      <w:r>
-        <w:rPr>
-          <w:rFonts w:ascii="BRH Malayalam" w:hAnsi="BRH Malayalam" w:cs="BRH Malayalam"/>
-          <w:color w:val="000000"/>
-          <w:sz w:val="40"/>
-          <w:szCs w:val="40"/>
-          <w:lang w:val="en-IN" w:eastAsia="en-IN"/>
-        </w:rPr>
-        <w:t>qï</w:t>
-      </w:r>
-      <w:proofErr w:type="spellEnd"/>
-      <w:r>
-        <w:rPr>
-          <w:rFonts w:ascii="BRH Malayalam" w:hAnsi="BRH Malayalam" w:cs="BRH Malayalam"/>
-          <w:color w:val="000000"/>
-          <w:sz w:val="40"/>
-          <w:szCs w:val="40"/>
-          <w:lang w:val="en-IN" w:eastAsia="en-IN"/>
-        </w:rPr>
-        <w:t xml:space="preserve">" </w:t>
+        <w:t xml:space="preserve">"qï" </w:t>
       </w:r>
       <w:r>
         <w:rPr>
@@ -6265,7 +5306,6 @@
         </w:rPr>
         <w:t>"</w:t>
       </w:r>
-      <w:proofErr w:type="spellStart"/>
       <w:proofErr w:type="gramEnd"/>
       <w:r>
         <w:rPr>
@@ -6278,7 +5318,7 @@
         </w:rPr>
         <w:t>q§T</w:t>
       </w:r>
-      <w:proofErr w:type="spellEnd"/>
+      <w:proofErr w:type="gramStart"/>
       <w:r>
         <w:rPr>
           <w:rFonts w:ascii="BRH Malayalam" w:hAnsi="BRH Malayalam" w:cs="BRH Malayalam"/>
@@ -6295,7 +5335,16 @@
           <w:bCs/>
           <w:sz w:val="32"/>
         </w:rPr>
-        <w:t>wherever applicable</w:t>
+        <w:t>wherever</w:t>
+      </w:r>
+      <w:proofErr w:type="gramEnd"/>
+      <w:r>
+        <w:rPr>
+          <w:b/>
+          <w:bCs/>
+          <w:sz w:val="32"/>
+        </w:rPr>
+        <w:t xml:space="preserve"> applicable</w:t>
       </w:r>
     </w:p>
     <w:p>
@@ -6344,8 +5393,6 @@
           <w:u w:val="single"/>
         </w:rPr>
       </w:pPr>
-      <w:bookmarkStart w:id="0" w:name="_GoBack"/>
-      <w:bookmarkEnd w:id="0"/>
       <w:r>
         <w:rPr>
           <w:b/>
@@ -6354,52 +5401,7 @@
           <w:szCs w:val="32"/>
           <w:u w:val="single"/>
         </w:rPr>
-        <w:lastRenderedPageBreak/>
-        <w:t xml:space="preserve">TS </w:t>
-      </w:r>
-      <w:proofErr w:type="spellStart"/>
-      <w:r>
-        <w:rPr>
-          <w:b/>
-          <w:bCs/>
-          <w:sz w:val="28"/>
-          <w:szCs w:val="32"/>
-          <w:u w:val="single"/>
-        </w:rPr>
-        <w:t>Krama</w:t>
-      </w:r>
-      <w:proofErr w:type="spellEnd"/>
-      <w:r>
-        <w:rPr>
-          <w:b/>
-          <w:bCs/>
-          <w:sz w:val="28"/>
-          <w:szCs w:val="32"/>
-          <w:u w:val="single"/>
-        </w:rPr>
-        <w:t xml:space="preserve"> </w:t>
-      </w:r>
-      <w:proofErr w:type="spellStart"/>
-      <w:r>
-        <w:rPr>
-          <w:b/>
-          <w:bCs/>
-          <w:sz w:val="28"/>
-          <w:szCs w:val="32"/>
-          <w:u w:val="single"/>
-        </w:rPr>
-        <w:t>Paatam</w:t>
-      </w:r>
-      <w:proofErr w:type="spellEnd"/>
-      <w:r>
-        <w:rPr>
-          <w:b/>
-          <w:bCs/>
-          <w:sz w:val="28"/>
-          <w:szCs w:val="32"/>
-          <w:u w:val="single"/>
-        </w:rPr>
-        <w:t xml:space="preserve"> – TS </w:t>
+        <w:t xml:space="preserve">TS Krama Paatam – TS </w:t>
       </w:r>
       <w:r>
         <w:rPr>
@@ -6708,7 +5710,7 @@
 </file>
 
 <file path=word/endnotes.xml><?xml version="1.0" encoding="utf-8"?>
-<w:endnotes xmlns:wpc="http://schemas.microsoft.com/office/word/2010/wordprocessingCanvas" xmlns:cx="http://schemas.microsoft.com/office/drawing/2014/chartex" xmlns:cx1="http://schemas.microsoft.com/office/drawing/2015/9/8/chartex" xmlns:mc="http://schemas.openxmlformats.org/markup-compatibility/2006" xmlns:o="urn:schemas-microsoft-com:office:office" xmlns:r="http://schemas.openxmlformats.org/officeDocument/2006/relationships" xmlns:m="http://schemas.openxmlformats.org/officeDocument/2006/math" xmlns:v="urn:schemas-microsoft-com:vml" xmlns:wp14="http://schemas.microsoft.com/office/word/2010/wordprocessingDrawing" xmlns:wp="http://schemas.openxmlformats.org/drawingml/2006/wordprocessingDrawing" xmlns:w10="urn:schemas-microsoft-com:office:word" xmlns:w="http://schemas.openxmlformats.org/wordprocessingml/2006/main" xmlns:w14="http://schemas.microsoft.com/office/word/2010/wordml" xmlns:w15="http://schemas.microsoft.com/office/word/2012/wordml" xmlns:w16se="http://schemas.microsoft.com/office/word/2015/wordml/symex" xmlns:wpg="http://schemas.microsoft.com/office/word/2010/wordprocessingGroup" xmlns:wpi="http://schemas.microsoft.com/office/word/2010/wordprocessingInk" xmlns:wne="http://schemas.microsoft.com/office/word/2006/wordml" xmlns:wps="http://schemas.microsoft.com/office/word/2010/wordprocessingShape" mc:Ignorable="w14 w15 w16se wp14">
+<w:endnotes xmlns:wpc="http://schemas.microsoft.com/office/word/2010/wordprocessingCanvas" xmlns:cx="http://schemas.microsoft.com/office/drawing/2014/chartex" xmlns:cx1="http://schemas.microsoft.com/office/drawing/2015/9/8/chartex" xmlns:cx2="http://schemas.microsoft.com/office/drawing/2015/10/21/chartex" xmlns:cx3="http://schemas.microsoft.com/office/drawing/2016/5/9/chartex" xmlns:cx4="http://schemas.microsoft.com/office/drawing/2016/5/10/chartex" xmlns:cx5="http://schemas.microsoft.com/office/drawing/2016/5/11/chartex" xmlns:cx6="http://schemas.microsoft.com/office/drawing/2016/5/12/chartex" xmlns:cx7="http://schemas.microsoft.com/office/drawing/2016/5/13/chartex" xmlns:cx8="http://schemas.microsoft.com/office/drawing/2016/5/14/chartex" xmlns:mc="http://schemas.openxmlformats.org/markup-compatibility/2006" xmlns:aink="http://schemas.microsoft.com/office/drawing/2016/ink" xmlns:am3d="http://schemas.microsoft.com/office/drawing/2017/model3d" xmlns:o="urn:schemas-microsoft-com:office:office" xmlns:oel="http://schemas.microsoft.com/office/2019/extlst" xmlns:r="http://schemas.openxmlformats.org/officeDocument/2006/relationships" xmlns:m="http://schemas.openxmlformats.org/officeDocument/2006/math" xmlns:v="urn:schemas-microsoft-com:vml" xmlns:wp14="http://schemas.microsoft.com/office/word/2010/wordprocessingDrawing" xmlns:wp="http://schemas.openxmlformats.org/drawingml/2006/wordprocessingDrawing" xmlns:w10="urn:schemas-microsoft-com:office:word" xmlns:w="http://schemas.openxmlformats.org/wordprocessingml/2006/main" xmlns:w14="http://schemas.microsoft.com/office/word/2010/wordml" xmlns:w15="http://schemas.microsoft.com/office/word/2012/wordml" xmlns:w16cex="http://schemas.microsoft.com/office/word/2018/wordml/cex" xmlns:w16cid="http://schemas.microsoft.com/office/word/2016/wordml/cid" xmlns:w16="http://schemas.microsoft.com/office/word/2018/wordml" xmlns:w16du="http://schemas.microsoft.com/office/word/2023/wordml/word16du" xmlns:w16sdtdh="http://schemas.microsoft.com/office/word/2020/wordml/sdtdatahash" xmlns:w16sdtfl="http://schemas.microsoft.com/office/word/2024/wordml/sdtformatlock" xmlns:w16se="http://schemas.microsoft.com/office/word/2015/wordml/symex" xmlns:wpg="http://schemas.microsoft.com/office/word/2010/wordprocessingGroup" xmlns:wpi="http://schemas.microsoft.com/office/word/2010/wordprocessingInk" xmlns:wne="http://schemas.microsoft.com/office/word/2006/wordml" xmlns:wps="http://schemas.microsoft.com/office/word/2010/wordprocessingShape" mc:Ignorable="w14 w15 w16se w16cid w16 w16cex w16sdtdh w16sdtfl w16du wp14">
   <w:endnote w:type="separator" w:id="-1">
     <w:p>
       <w:pPr>
@@ -6733,7 +5735,7 @@
 </file>
 
 <file path=word/footer1.xml><?xml version="1.0" encoding="utf-8"?>
-<w:ftr xmlns:wpc="http://schemas.microsoft.com/office/word/2010/wordprocessingCanvas" xmlns:cx="http://schemas.microsoft.com/office/drawing/2014/chartex" xmlns:cx1="http://schemas.microsoft.com/office/drawing/2015/9/8/chartex" xmlns:mc="http://schemas.openxmlformats.org/markup-compatibility/2006" xmlns:o="urn:schemas-microsoft-com:office:office" xmlns:r="http://schemas.openxmlformats.org/officeDocument/2006/relationships" xmlns:m="http://schemas.openxmlformats.org/officeDocument/2006/math" xmlns:v="urn:schemas-microsoft-com:vml" xmlns:wp14="http://schemas.microsoft.com/office/word/2010/wordprocessingDrawing" xmlns:wp="http://schemas.openxmlformats.org/drawingml/2006/wordprocessingDrawing" xmlns:w10="urn:schemas-microsoft-com:office:word" xmlns:w="http://schemas.openxmlformats.org/wordprocessingml/2006/main" xmlns:w14="http://schemas.microsoft.com/office/word/2010/wordml" xmlns:w15="http://schemas.microsoft.com/office/word/2012/wordml" xmlns:w16se="http://schemas.microsoft.com/office/word/2015/wordml/symex" xmlns:wpg="http://schemas.microsoft.com/office/word/2010/wordprocessingGroup" xmlns:wpi="http://schemas.microsoft.com/office/word/2010/wordprocessingInk" xmlns:wne="http://schemas.microsoft.com/office/word/2006/wordml" xmlns:wps="http://schemas.microsoft.com/office/word/2010/wordprocessingShape" mc:Ignorable="w14 w15 w16se wp14">
+<w:ftr xmlns:wpc="http://schemas.microsoft.com/office/word/2010/wordprocessingCanvas" xmlns:cx="http://schemas.microsoft.com/office/drawing/2014/chartex" xmlns:cx1="http://schemas.microsoft.com/office/drawing/2015/9/8/chartex" xmlns:cx2="http://schemas.microsoft.com/office/drawing/2015/10/21/chartex" xmlns:cx3="http://schemas.microsoft.com/office/drawing/2016/5/9/chartex" xmlns:cx4="http://schemas.microsoft.com/office/drawing/2016/5/10/chartex" xmlns:cx5="http://schemas.microsoft.com/office/drawing/2016/5/11/chartex" xmlns:cx6="http://schemas.microsoft.com/office/drawing/2016/5/12/chartex" xmlns:cx7="http://schemas.microsoft.com/office/drawing/2016/5/13/chartex" xmlns:cx8="http://schemas.microsoft.com/office/drawing/2016/5/14/chartex" xmlns:mc="http://schemas.openxmlformats.org/markup-compatibility/2006" xmlns:aink="http://schemas.microsoft.com/office/drawing/2016/ink" xmlns:am3d="http://schemas.microsoft.com/office/drawing/2017/model3d" xmlns:o="urn:schemas-microsoft-com:office:office" xmlns:oel="http://schemas.microsoft.com/office/2019/extlst" xmlns:r="http://schemas.openxmlformats.org/officeDocument/2006/relationships" xmlns:m="http://schemas.openxmlformats.org/officeDocument/2006/math" xmlns:v="urn:schemas-microsoft-com:vml" xmlns:wp14="http://schemas.microsoft.com/office/word/2010/wordprocessingDrawing" xmlns:wp="http://schemas.openxmlformats.org/drawingml/2006/wordprocessingDrawing" xmlns:w10="urn:schemas-microsoft-com:office:word" xmlns:w="http://schemas.openxmlformats.org/wordprocessingml/2006/main" xmlns:w14="http://schemas.microsoft.com/office/word/2010/wordml" xmlns:w15="http://schemas.microsoft.com/office/word/2012/wordml" xmlns:w16cex="http://schemas.microsoft.com/office/word/2018/wordml/cex" xmlns:w16cid="http://schemas.microsoft.com/office/word/2016/wordml/cid" xmlns:w16="http://schemas.microsoft.com/office/word/2018/wordml" xmlns:w16du="http://schemas.microsoft.com/office/word/2023/wordml/word16du" xmlns:w16sdtdh="http://schemas.microsoft.com/office/word/2020/wordml/sdtdatahash" xmlns:w16sdtfl="http://schemas.microsoft.com/office/word/2024/wordml/sdtformatlock" xmlns:w16se="http://schemas.microsoft.com/office/word/2015/wordml/symex" xmlns:wpg="http://schemas.microsoft.com/office/word/2010/wordprocessingGroup" xmlns:wpi="http://schemas.microsoft.com/office/word/2010/wordprocessingInk" xmlns:wne="http://schemas.microsoft.com/office/word/2006/wordml" xmlns:wps="http://schemas.microsoft.com/office/word/2010/wordprocessingShape" mc:Ignorable="w14 w15 w16se w16cid w16 w16cex w16sdtdh w16sdtfl w16du wp14">
   <w:p>
     <w:pPr>
       <w:pBdr>
@@ -6915,7 +5917,7 @@
 </file>
 
 <file path=word/footer2.xml><?xml version="1.0" encoding="utf-8"?>
-<w:ftr xmlns:wpc="http://schemas.microsoft.com/office/word/2010/wordprocessingCanvas" xmlns:cx="http://schemas.microsoft.com/office/drawing/2014/chartex" xmlns:cx1="http://schemas.microsoft.com/office/drawing/2015/9/8/chartex" xmlns:mc="http://schemas.openxmlformats.org/markup-compatibility/2006" xmlns:o="urn:schemas-microsoft-com:office:office" xmlns:r="http://schemas.openxmlformats.org/officeDocument/2006/relationships" xmlns:m="http://schemas.openxmlformats.org/officeDocument/2006/math" xmlns:v="urn:schemas-microsoft-com:vml" xmlns:wp14="http://schemas.microsoft.com/office/word/2010/wordprocessingDrawing" xmlns:wp="http://schemas.openxmlformats.org/drawingml/2006/wordprocessingDrawing" xmlns:w10="urn:schemas-microsoft-com:office:word" xmlns:w="http://schemas.openxmlformats.org/wordprocessingml/2006/main" xmlns:w14="http://schemas.microsoft.com/office/word/2010/wordml" xmlns:w15="http://schemas.microsoft.com/office/word/2012/wordml" xmlns:w16se="http://schemas.microsoft.com/office/word/2015/wordml/symex" xmlns:wpg="http://schemas.microsoft.com/office/word/2010/wordprocessingGroup" xmlns:wpi="http://schemas.microsoft.com/office/word/2010/wordprocessingInk" xmlns:wne="http://schemas.microsoft.com/office/word/2006/wordml" xmlns:wps="http://schemas.microsoft.com/office/word/2010/wordprocessingShape" mc:Ignorable="w14 w15 w16se wp14">
+<w:ftr xmlns:wpc="http://schemas.microsoft.com/office/word/2010/wordprocessingCanvas" xmlns:cx="http://schemas.microsoft.com/office/drawing/2014/chartex" xmlns:cx1="http://schemas.microsoft.com/office/drawing/2015/9/8/chartex" xmlns:cx2="http://schemas.microsoft.com/office/drawing/2015/10/21/chartex" xmlns:cx3="http://schemas.microsoft.com/office/drawing/2016/5/9/chartex" xmlns:cx4="http://schemas.microsoft.com/office/drawing/2016/5/10/chartex" xmlns:cx5="http://schemas.microsoft.com/office/drawing/2016/5/11/chartex" xmlns:cx6="http://schemas.microsoft.com/office/drawing/2016/5/12/chartex" xmlns:cx7="http://schemas.microsoft.com/office/drawing/2016/5/13/chartex" xmlns:cx8="http://schemas.microsoft.com/office/drawing/2016/5/14/chartex" xmlns:mc="http://schemas.openxmlformats.org/markup-compatibility/2006" xmlns:aink="http://schemas.microsoft.com/office/drawing/2016/ink" xmlns:am3d="http://schemas.microsoft.com/office/drawing/2017/model3d" xmlns:o="urn:schemas-microsoft-com:office:office" xmlns:oel="http://schemas.microsoft.com/office/2019/extlst" xmlns:r="http://schemas.openxmlformats.org/officeDocument/2006/relationships" xmlns:m="http://schemas.openxmlformats.org/officeDocument/2006/math" xmlns:v="urn:schemas-microsoft-com:vml" xmlns:wp14="http://schemas.microsoft.com/office/word/2010/wordprocessingDrawing" xmlns:wp="http://schemas.openxmlformats.org/drawingml/2006/wordprocessingDrawing" xmlns:w10="urn:schemas-microsoft-com:office:word" xmlns:w="http://schemas.openxmlformats.org/wordprocessingml/2006/main" xmlns:w14="http://schemas.microsoft.com/office/word/2010/wordml" xmlns:w15="http://schemas.microsoft.com/office/word/2012/wordml" xmlns:w16cex="http://schemas.microsoft.com/office/word/2018/wordml/cex" xmlns:w16cid="http://schemas.microsoft.com/office/word/2016/wordml/cid" xmlns:w16="http://schemas.microsoft.com/office/word/2018/wordml" xmlns:w16du="http://schemas.microsoft.com/office/word/2023/wordml/word16du" xmlns:w16sdtdh="http://schemas.microsoft.com/office/word/2020/wordml/sdtdatahash" xmlns:w16sdtfl="http://schemas.microsoft.com/office/word/2024/wordml/sdtformatlock" xmlns:w16se="http://schemas.microsoft.com/office/word/2015/wordml/symex" xmlns:wpg="http://schemas.microsoft.com/office/word/2010/wordprocessingGroup" xmlns:wpi="http://schemas.microsoft.com/office/word/2010/wordprocessingInk" xmlns:wne="http://schemas.microsoft.com/office/word/2006/wordml" xmlns:wps="http://schemas.microsoft.com/office/word/2010/wordprocessingShape" mc:Ignorable="w14 w15 w16se w16cid w16 w16cex w16sdtdh w16sdtfl w16du wp14">
   <w:p>
     <w:pPr>
       <w:pBdr>
@@ -7118,7 +6120,7 @@
 </file>
 
 <file path=word/footnotes.xml><?xml version="1.0" encoding="utf-8"?>
-<w:footnotes xmlns:wpc="http://schemas.microsoft.com/office/word/2010/wordprocessingCanvas" xmlns:cx="http://schemas.microsoft.com/office/drawing/2014/chartex" xmlns:cx1="http://schemas.microsoft.com/office/drawing/2015/9/8/chartex" xmlns:mc="http://schemas.openxmlformats.org/markup-compatibility/2006" xmlns:o="urn:schemas-microsoft-com:office:office" xmlns:r="http://schemas.openxmlformats.org/officeDocument/2006/relationships" xmlns:m="http://schemas.openxmlformats.org/officeDocument/2006/math" xmlns:v="urn:schemas-microsoft-com:vml" xmlns:wp14="http://schemas.microsoft.com/office/word/2010/wordprocessingDrawing" xmlns:wp="http://schemas.openxmlformats.org/drawingml/2006/wordprocessingDrawing" xmlns:w10="urn:schemas-microsoft-com:office:word" xmlns:w="http://schemas.openxmlformats.org/wordprocessingml/2006/main" xmlns:w14="http://schemas.microsoft.com/office/word/2010/wordml" xmlns:w15="http://schemas.microsoft.com/office/word/2012/wordml" xmlns:w16se="http://schemas.microsoft.com/office/word/2015/wordml/symex" xmlns:wpg="http://schemas.microsoft.com/office/word/2010/wordprocessingGroup" xmlns:wpi="http://schemas.microsoft.com/office/word/2010/wordprocessingInk" xmlns:wne="http://schemas.microsoft.com/office/word/2006/wordml" xmlns:wps="http://schemas.microsoft.com/office/word/2010/wordprocessingShape" mc:Ignorable="w14 w15 w16se wp14">
+<w:footnotes xmlns:wpc="http://schemas.microsoft.com/office/word/2010/wordprocessingCanvas" xmlns:cx="http://schemas.microsoft.com/office/drawing/2014/chartex" xmlns:cx1="http://schemas.microsoft.com/office/drawing/2015/9/8/chartex" xmlns:cx2="http://schemas.microsoft.com/office/drawing/2015/10/21/chartex" xmlns:cx3="http://schemas.microsoft.com/office/drawing/2016/5/9/chartex" xmlns:cx4="http://schemas.microsoft.com/office/drawing/2016/5/10/chartex" xmlns:cx5="http://schemas.microsoft.com/office/drawing/2016/5/11/chartex" xmlns:cx6="http://schemas.microsoft.com/office/drawing/2016/5/12/chartex" xmlns:cx7="http://schemas.microsoft.com/office/drawing/2016/5/13/chartex" xmlns:cx8="http://schemas.microsoft.com/office/drawing/2016/5/14/chartex" xmlns:mc="http://schemas.openxmlformats.org/markup-compatibility/2006" xmlns:aink="http://schemas.microsoft.com/office/drawing/2016/ink" xmlns:am3d="http://schemas.microsoft.com/office/drawing/2017/model3d" xmlns:o="urn:schemas-microsoft-com:office:office" xmlns:oel="http://schemas.microsoft.com/office/2019/extlst" xmlns:r="http://schemas.openxmlformats.org/officeDocument/2006/relationships" xmlns:m="http://schemas.openxmlformats.org/officeDocument/2006/math" xmlns:v="urn:schemas-microsoft-com:vml" xmlns:wp14="http://schemas.microsoft.com/office/word/2010/wordprocessingDrawing" xmlns:wp="http://schemas.openxmlformats.org/drawingml/2006/wordprocessingDrawing" xmlns:w10="urn:schemas-microsoft-com:office:word" xmlns:w="http://schemas.openxmlformats.org/wordprocessingml/2006/main" xmlns:w14="http://schemas.microsoft.com/office/word/2010/wordml" xmlns:w15="http://schemas.microsoft.com/office/word/2012/wordml" xmlns:w16cex="http://schemas.microsoft.com/office/word/2018/wordml/cex" xmlns:w16cid="http://schemas.microsoft.com/office/word/2016/wordml/cid" xmlns:w16="http://schemas.microsoft.com/office/word/2018/wordml" xmlns:w16du="http://schemas.microsoft.com/office/word/2023/wordml/word16du" xmlns:w16sdtdh="http://schemas.microsoft.com/office/word/2020/wordml/sdtdatahash" xmlns:w16sdtfl="http://schemas.microsoft.com/office/word/2024/wordml/sdtformatlock" xmlns:w16se="http://schemas.microsoft.com/office/word/2015/wordml/symex" xmlns:wpg="http://schemas.microsoft.com/office/word/2010/wordprocessingGroup" xmlns:wpi="http://schemas.microsoft.com/office/word/2010/wordprocessingInk" xmlns:wne="http://schemas.microsoft.com/office/word/2006/wordml" xmlns:wps="http://schemas.microsoft.com/office/word/2010/wordprocessingShape" mc:Ignorable="w14 w15 w16se w16cid w16 w16cex w16sdtdh w16sdtfl w16du wp14">
   <w:footnote w:type="separator" w:id="-1">
     <w:p>
       <w:pPr>
@@ -7143,7 +6145,7 @@
 </file>
 
 <file path=word/header1.xml><?xml version="1.0" encoding="utf-8"?>
-<w:hdr xmlns:wpc="http://schemas.microsoft.com/office/word/2010/wordprocessingCanvas" xmlns:cx="http://schemas.microsoft.com/office/drawing/2014/chartex" xmlns:cx1="http://schemas.microsoft.com/office/drawing/2015/9/8/chartex" xmlns:mc="http://schemas.openxmlformats.org/markup-compatibility/2006" xmlns:o="urn:schemas-microsoft-com:office:office" xmlns:r="http://schemas.openxmlformats.org/officeDocument/2006/relationships" xmlns:m="http://schemas.openxmlformats.org/officeDocument/2006/math" xmlns:v="urn:schemas-microsoft-com:vml" xmlns:wp14="http://schemas.microsoft.com/office/word/2010/wordprocessingDrawing" xmlns:wp="http://schemas.openxmlformats.org/drawingml/2006/wordprocessingDrawing" xmlns:w10="urn:schemas-microsoft-com:office:word" xmlns:w="http://schemas.openxmlformats.org/wordprocessingml/2006/main" xmlns:w14="http://schemas.microsoft.com/office/word/2010/wordml" xmlns:w15="http://schemas.microsoft.com/office/word/2012/wordml" xmlns:w16se="http://schemas.microsoft.com/office/word/2015/wordml/symex" xmlns:wpg="http://schemas.microsoft.com/office/word/2010/wordprocessingGroup" xmlns:wpi="http://schemas.microsoft.com/office/word/2010/wordprocessingInk" xmlns:wne="http://schemas.microsoft.com/office/word/2006/wordml" xmlns:wps="http://schemas.microsoft.com/office/word/2010/wordprocessingShape" mc:Ignorable="w14 w15 w16se wp14">
+<w:hdr xmlns:wpc="http://schemas.microsoft.com/office/word/2010/wordprocessingCanvas" xmlns:cx="http://schemas.microsoft.com/office/drawing/2014/chartex" xmlns:cx1="http://schemas.microsoft.com/office/drawing/2015/9/8/chartex" xmlns:cx2="http://schemas.microsoft.com/office/drawing/2015/10/21/chartex" xmlns:cx3="http://schemas.microsoft.com/office/drawing/2016/5/9/chartex" xmlns:cx4="http://schemas.microsoft.com/office/drawing/2016/5/10/chartex" xmlns:cx5="http://schemas.microsoft.com/office/drawing/2016/5/11/chartex" xmlns:cx6="http://schemas.microsoft.com/office/drawing/2016/5/12/chartex" xmlns:cx7="http://schemas.microsoft.com/office/drawing/2016/5/13/chartex" xmlns:cx8="http://schemas.microsoft.com/office/drawing/2016/5/14/chartex" xmlns:mc="http://schemas.openxmlformats.org/markup-compatibility/2006" xmlns:aink="http://schemas.microsoft.com/office/drawing/2016/ink" xmlns:am3d="http://schemas.microsoft.com/office/drawing/2017/model3d" xmlns:o="urn:schemas-microsoft-com:office:office" xmlns:oel="http://schemas.microsoft.com/office/2019/extlst" xmlns:r="http://schemas.openxmlformats.org/officeDocument/2006/relationships" xmlns:m="http://schemas.openxmlformats.org/officeDocument/2006/math" xmlns:v="urn:schemas-microsoft-com:vml" xmlns:wp14="http://schemas.microsoft.com/office/word/2010/wordprocessingDrawing" xmlns:wp="http://schemas.openxmlformats.org/drawingml/2006/wordprocessingDrawing" xmlns:w10="urn:schemas-microsoft-com:office:word" xmlns:w="http://schemas.openxmlformats.org/wordprocessingml/2006/main" xmlns:w14="http://schemas.microsoft.com/office/word/2010/wordml" xmlns:w15="http://schemas.microsoft.com/office/word/2012/wordml" xmlns:w16cex="http://schemas.microsoft.com/office/word/2018/wordml/cex" xmlns:w16cid="http://schemas.microsoft.com/office/word/2016/wordml/cid" xmlns:w16="http://schemas.microsoft.com/office/word/2018/wordml" xmlns:w16du="http://schemas.microsoft.com/office/word/2023/wordml/word16du" xmlns:w16sdtdh="http://schemas.microsoft.com/office/word/2020/wordml/sdtdatahash" xmlns:w16sdtfl="http://schemas.microsoft.com/office/word/2024/wordml/sdtformatlock" xmlns:w16se="http://schemas.microsoft.com/office/word/2015/wordml/symex" xmlns:wpg="http://schemas.microsoft.com/office/word/2010/wordprocessingGroup" xmlns:wpi="http://schemas.microsoft.com/office/word/2010/wordprocessingInk" xmlns:wne="http://schemas.microsoft.com/office/word/2006/wordml" xmlns:wps="http://schemas.microsoft.com/office/word/2010/wordprocessingShape" mc:Ignorable="w14 w15 w16se w16cid w16 w16cex w16sdtdh w16sdtfl w16du wp14">
   <w:p>
     <w:pPr>
       <w:pStyle w:val="Header"/>
@@ -7156,7 +6158,7 @@
 </file>
 
 <file path=word/header2.xml><?xml version="1.0" encoding="utf-8"?>
-<w:hdr xmlns:wpc="http://schemas.microsoft.com/office/word/2010/wordprocessingCanvas" xmlns:cx="http://schemas.microsoft.com/office/drawing/2014/chartex" xmlns:cx1="http://schemas.microsoft.com/office/drawing/2015/9/8/chartex" xmlns:mc="http://schemas.openxmlformats.org/markup-compatibility/2006" xmlns:o="urn:schemas-microsoft-com:office:office" xmlns:r="http://schemas.openxmlformats.org/officeDocument/2006/relationships" xmlns:m="http://schemas.openxmlformats.org/officeDocument/2006/math" xmlns:v="urn:schemas-microsoft-com:vml" xmlns:wp14="http://schemas.microsoft.com/office/word/2010/wordprocessingDrawing" xmlns:wp="http://schemas.openxmlformats.org/drawingml/2006/wordprocessingDrawing" xmlns:w10="urn:schemas-microsoft-com:office:word" xmlns:w="http://schemas.openxmlformats.org/wordprocessingml/2006/main" xmlns:w14="http://schemas.microsoft.com/office/word/2010/wordml" xmlns:w15="http://schemas.microsoft.com/office/word/2012/wordml" xmlns:w16se="http://schemas.microsoft.com/office/word/2015/wordml/symex" xmlns:wpg="http://schemas.microsoft.com/office/word/2010/wordprocessingGroup" xmlns:wpi="http://schemas.microsoft.com/office/word/2010/wordprocessingInk" xmlns:wne="http://schemas.microsoft.com/office/word/2006/wordml" xmlns:wps="http://schemas.microsoft.com/office/word/2010/wordprocessingShape" mc:Ignorable="w14 w15 w16se wp14">
+<w:hdr xmlns:wpc="http://schemas.microsoft.com/office/word/2010/wordprocessingCanvas" xmlns:cx="http://schemas.microsoft.com/office/drawing/2014/chartex" xmlns:cx1="http://schemas.microsoft.com/office/drawing/2015/9/8/chartex" xmlns:cx2="http://schemas.microsoft.com/office/drawing/2015/10/21/chartex" xmlns:cx3="http://schemas.microsoft.com/office/drawing/2016/5/9/chartex" xmlns:cx4="http://schemas.microsoft.com/office/drawing/2016/5/10/chartex" xmlns:cx5="http://schemas.microsoft.com/office/drawing/2016/5/11/chartex" xmlns:cx6="http://schemas.microsoft.com/office/drawing/2016/5/12/chartex" xmlns:cx7="http://schemas.microsoft.com/office/drawing/2016/5/13/chartex" xmlns:cx8="http://schemas.microsoft.com/office/drawing/2016/5/14/chartex" xmlns:mc="http://schemas.openxmlformats.org/markup-compatibility/2006" xmlns:aink="http://schemas.microsoft.com/office/drawing/2016/ink" xmlns:am3d="http://schemas.microsoft.com/office/drawing/2017/model3d" xmlns:o="urn:schemas-microsoft-com:office:office" xmlns:oel="http://schemas.microsoft.com/office/2019/extlst" xmlns:r="http://schemas.openxmlformats.org/officeDocument/2006/relationships" xmlns:m="http://schemas.openxmlformats.org/officeDocument/2006/math" xmlns:v="urn:schemas-microsoft-com:vml" xmlns:wp14="http://schemas.microsoft.com/office/word/2010/wordprocessingDrawing" xmlns:wp="http://schemas.openxmlformats.org/drawingml/2006/wordprocessingDrawing" xmlns:w10="urn:schemas-microsoft-com:office:word" xmlns:w="http://schemas.openxmlformats.org/wordprocessingml/2006/main" xmlns:w14="http://schemas.microsoft.com/office/word/2010/wordml" xmlns:w15="http://schemas.microsoft.com/office/word/2012/wordml" xmlns:w16cex="http://schemas.microsoft.com/office/word/2018/wordml/cex" xmlns:w16cid="http://schemas.microsoft.com/office/word/2016/wordml/cid" xmlns:w16="http://schemas.microsoft.com/office/word/2018/wordml" xmlns:w16du="http://schemas.microsoft.com/office/word/2023/wordml/word16du" xmlns:w16sdtdh="http://schemas.microsoft.com/office/word/2020/wordml/sdtdatahash" xmlns:w16sdtfl="http://schemas.microsoft.com/office/word/2024/wordml/sdtformatlock" xmlns:w16se="http://schemas.microsoft.com/office/word/2015/wordml/symex" xmlns:wpg="http://schemas.microsoft.com/office/word/2010/wordprocessingGroup" xmlns:wpi="http://schemas.microsoft.com/office/word/2010/wordprocessingInk" xmlns:wne="http://schemas.microsoft.com/office/word/2006/wordml" xmlns:wps="http://schemas.microsoft.com/office/word/2010/wordprocessingShape" mc:Ignorable="w14 w15 w16se w16cid w16 w16cex w16sdtdh w16sdtfl w16du wp14">
   <w:p>
     <w:pPr>
       <w:pStyle w:val="Header"/>
@@ -7169,7 +6171,7 @@
 </file>
 
 <file path=word/styles.xml><?xml version="1.0" encoding="utf-8"?>
-<w:styles xmlns:mc="http://schemas.openxmlformats.org/markup-compatibility/2006" xmlns:r="http://schemas.openxmlformats.org/officeDocument/2006/relationships" xmlns:w="http://schemas.openxmlformats.org/wordprocessingml/2006/main" xmlns:w14="http://schemas.microsoft.com/office/word/2010/wordml" xmlns:w15="http://schemas.microsoft.com/office/word/2012/wordml" xmlns:w16se="http://schemas.microsoft.com/office/word/2015/wordml/symex" mc:Ignorable="w14 w15 w16se">
+<w:styles xmlns:mc="http://schemas.openxmlformats.org/markup-compatibility/2006" xmlns:r="http://schemas.openxmlformats.org/officeDocument/2006/relationships" xmlns:w="http://schemas.openxmlformats.org/wordprocessingml/2006/main" xmlns:w14="http://schemas.microsoft.com/office/word/2010/wordml" xmlns:w15="http://schemas.microsoft.com/office/word/2012/wordml" xmlns:w16cex="http://schemas.microsoft.com/office/word/2018/wordml/cex" xmlns:w16cid="http://schemas.microsoft.com/office/word/2016/wordml/cid" xmlns:w16="http://schemas.microsoft.com/office/word/2018/wordml" xmlns:w16du="http://schemas.microsoft.com/office/word/2023/wordml/word16du" xmlns:w16sdtdh="http://schemas.microsoft.com/office/word/2020/wordml/sdtdatahash" xmlns:w16sdtfl="http://schemas.microsoft.com/office/word/2024/wordml/sdtformatlock" xmlns:w16se="http://schemas.microsoft.com/office/word/2015/wordml/symex" mc:Ignorable="w14 w15 w16se w16cid w16 w16cex w16sdtdh w16sdtfl w16du">
   <w:docDefaults>
     <w:rPrDefault>
       <w:rPr>
@@ -7179,7 +6181,7 @@
     </w:rPrDefault>
     <w:pPrDefault/>
   </w:docDefaults>
-  <w:latentStyles w:defLockedState="0" w:defUIPriority="99" w:defSemiHidden="0" w:defUnhideWhenUsed="0" w:defQFormat="0" w:count="371">
+  <w:latentStyles w:defLockedState="0" w:defUIPriority="99" w:defSemiHidden="0" w:defUnhideWhenUsed="0" w:defQFormat="0" w:count="376">
     <w:lsdException w:name="Normal" w:uiPriority="0" w:qFormat="1"/>
     <w:lsdException w:name="heading 1" w:uiPriority="9" w:qFormat="1"/>
     <w:lsdException w:name="heading 2" w:semiHidden="1" w:uiPriority="9" w:unhideWhenUsed="1" w:qFormat="1"/>
@@ -7551,6 +6553,11 @@
     <w:lsdException w:name="List Table 5 Dark Accent 6" w:uiPriority="50"/>
     <w:lsdException w:name="List Table 6 Colorful Accent 6" w:uiPriority="51"/>
     <w:lsdException w:name="List Table 7 Colorful Accent 6" w:uiPriority="52"/>
+    <w:lsdException w:name="Mention" w:semiHidden="1" w:unhideWhenUsed="1"/>
+    <w:lsdException w:name="Smart Hyperlink" w:semiHidden="1" w:unhideWhenUsed="1"/>
+    <w:lsdException w:name="Hashtag" w:semiHidden="1" w:unhideWhenUsed="1"/>
+    <w:lsdException w:name="Unresolved Mention" w:semiHidden="1" w:unhideWhenUsed="1"/>
+    <w:lsdException w:name="Smart Link" w:semiHidden="1" w:unhideWhenUsed="1"/>
   </w:latentStyles>
   <w:style w:type="paragraph" w:default="1" w:styleId="Normal">
     <w:name w:val="Normal"/>

--- a/TS-Kramam/TS-3.2/TS 3.2 Malayalam Krama Paatam Corrections.docx
+++ b/TS-Kramam/TS-3.2/TS 3.2 Malayalam Krama Paatam Corrections.docx
@@ -61,18 +61,7 @@
           <w:szCs w:val="32"/>
           <w:u w:val="single"/>
         </w:rPr>
-        <w:t xml:space="preserve"> Corrections –Observed </w:t>
-      </w:r>
-      <w:proofErr w:type="gramStart"/>
-      <w:r>
-        <w:rPr>
-          <w:b/>
-          <w:bCs/>
-          <w:sz w:val="32"/>
-          <w:szCs w:val="32"/>
-          <w:u w:val="single"/>
-        </w:rPr>
-        <w:t xml:space="preserve">till </w:t>
+        <w:t xml:space="preserve"> Corrections –Observed till </w:t>
       </w:r>
       <w:r>
         <w:rPr>
@@ -85,7 +74,6 @@
         </w:rPr>
         <w:t>?????</w:t>
       </w:r>
-      <w:proofErr w:type="gramEnd"/>
     </w:p>
     <w:p>
       <w:pPr>
@@ -119,7 +107,8 @@
         <w:tblLook w:val="04A0" w:firstRow="1" w:lastRow="0" w:firstColumn="1" w:lastColumn="0" w:noHBand="0" w:noVBand="1"/>
       </w:tblPr>
       <w:tblGrid>
-        <w:gridCol w:w="3906"/>
+        <w:gridCol w:w="78"/>
+        <w:gridCol w:w="3828"/>
         <w:gridCol w:w="5103"/>
         <w:gridCol w:w="5386"/>
       </w:tblGrid>
@@ -127,6 +116,7 @@
         <w:tc>
           <w:tcPr>
             <w:tcW w:w="3906" w:type="dxa"/>
+            <w:gridSpan w:val="2"/>
           </w:tcPr>
           <w:p>
             <w:pPr>
@@ -205,6 +195,1193 @@
                 <w:szCs w:val="32"/>
               </w:rPr>
               <w:t>To be read as or corrected as</w:t>
+            </w:r>
+          </w:p>
+        </w:tc>
+      </w:tr>
+      <w:tr>
+        <w:trPr>
+          <w:gridBefore w:val="1"/>
+          <w:wBefore w:w="78" w:type="dxa"/>
+          <w:trHeight w:val="1489"/>
+        </w:trPr>
+        <w:tc>
+          <w:tcPr>
+            <w:tcW w:w="3828" w:type="dxa"/>
+          </w:tcPr>
+          <w:p>
+            <w:pPr>
+              <w:widowControl w:val="0"/>
+              <w:tabs>
+                <w:tab w:val="left" w:pos="993"/>
+              </w:tabs>
+              <w:autoSpaceDE w:val="0"/>
+              <w:autoSpaceDN w:val="0"/>
+              <w:adjustRightInd w:val="0"/>
+              <w:spacing w:before="0" w:line="240" w:lineRule="auto"/>
+              <w:ind w:right="297"/>
+              <w:rPr>
+                <w:rFonts w:cs="Arial"/>
+                <w:b/>
+                <w:color w:val="000000"/>
+                <w:sz w:val="28"/>
+                <w:szCs w:val="32"/>
+                <w:lang w:val="en-IN"/>
+              </w:rPr>
+            </w:pPr>
+            <w:r>
+              <w:rPr>
+                <w:rFonts w:eastAsia="Times New Roman" w:cs="Arial"/>
+                <w:b/>
+                <w:bCs/>
+                <w:sz w:val="28"/>
+                <w:szCs w:val="28"/>
+                <w:lang w:val="en-IN" w:eastAsia="en-IN" w:bidi="ml-IN"/>
+              </w:rPr>
+              <w:t xml:space="preserve">TS 3.2.2.1 - </w:t>
+            </w:r>
+            <w:r>
+              <w:rPr>
+                <w:rFonts w:cs="Arial"/>
+                <w:b/>
+                <w:color w:val="000000"/>
+                <w:sz w:val="28"/>
+                <w:szCs w:val="32"/>
+                <w:lang w:val="en-IN"/>
+              </w:rPr>
+              <w:t>Kramam</w:t>
+            </w:r>
+          </w:p>
+          <w:p>
+            <w:pPr>
+              <w:widowControl w:val="0"/>
+              <w:autoSpaceDE w:val="0"/>
+              <w:autoSpaceDN w:val="0"/>
+              <w:adjustRightInd w:val="0"/>
+              <w:spacing w:before="0" w:line="240" w:lineRule="auto"/>
+              <w:ind w:right="-320"/>
+              <w:jc w:val="both"/>
+              <w:rPr>
+                <w:rFonts w:eastAsia="Times New Roman" w:cs="Arial"/>
+                <w:b/>
+                <w:bCs/>
+                <w:sz w:val="28"/>
+                <w:szCs w:val="28"/>
+                <w:lang w:val="en-IN" w:eastAsia="en-IN" w:bidi="ml-IN"/>
+              </w:rPr>
+            </w:pPr>
+            <w:r>
+              <w:rPr>
+                <w:rFonts w:cs="Arial"/>
+                <w:b/>
+                <w:color w:val="000000"/>
+                <w:sz w:val="28"/>
+                <w:szCs w:val="32"/>
+                <w:lang w:val="en-IN"/>
+              </w:rPr>
+              <w:t>Krama Vaakyam No</w:t>
+            </w:r>
+            <w:r>
+              <w:rPr>
+                <w:rFonts w:eastAsia="Times New Roman" w:cs="Arial"/>
+                <w:b/>
+                <w:bCs/>
+                <w:sz w:val="28"/>
+                <w:szCs w:val="28"/>
+                <w:lang w:val="en-IN" w:eastAsia="en-IN" w:bidi="ml-IN"/>
+              </w:rPr>
+              <w:t>. 44</w:t>
+            </w:r>
+          </w:p>
+          <w:p>
+            <w:pPr>
+              <w:spacing w:before="0" w:line="240" w:lineRule="auto"/>
+              <w:rPr>
+                <w:rFonts w:cs="Arial"/>
+                <w:bCs/>
+                <w:sz w:val="28"/>
+                <w:szCs w:val="28"/>
+                <w:lang w:val="it-IT"/>
+              </w:rPr>
+            </w:pPr>
+            <w:r>
+              <w:rPr>
+                <w:rFonts w:eastAsia="Times New Roman" w:cs="Arial"/>
+                <w:b/>
+                <w:bCs/>
+                <w:sz w:val="28"/>
+                <w:szCs w:val="28"/>
+                <w:lang w:val="it-IT" w:eastAsia="en-IN" w:bidi="ml-IN"/>
+              </w:rPr>
+              <w:t>Panchaati No. 4</w:t>
+            </w:r>
+          </w:p>
+        </w:tc>
+        <w:tc>
+          <w:tcPr>
+            <w:tcW w:w="5103" w:type="dxa"/>
+          </w:tcPr>
+          <w:p>
+            <w:pPr>
+              <w:spacing w:before="0" w:line="240" w:lineRule="auto"/>
+              <w:rPr>
+                <w:rFonts w:ascii="BRH Malayalam Extra" w:hAnsi="BRH Malayalam Extra" w:cs="BRH Malayalam Extra"/>
+                <w:color w:val="000000"/>
+                <w:sz w:val="40"/>
+                <w:szCs w:val="40"/>
+                <w:lang w:val="it-IT"/>
+              </w:rPr>
+            </w:pPr>
+            <w:r>
+              <w:rPr>
+                <w:rFonts w:ascii="BRH Malayalam Extra" w:hAnsi="BRH Malayalam Extra" w:cs="BRH Malayalam Extra"/>
+                <w:color w:val="000000"/>
+                <w:sz w:val="40"/>
+                <w:szCs w:val="40"/>
+                <w:lang w:val="it-IT"/>
+              </w:rPr>
+              <w:t>q¡</w:t>
+            </w:r>
+            <w:r>
+              <w:rPr>
+                <w:rFonts w:ascii="BRH Malayalam Extra" w:hAnsi="BRH Malayalam Extra" w:cs="BRH Malayalam Extra"/>
+                <w:b/>
+                <w:color w:val="000000"/>
+                <w:sz w:val="33"/>
+                <w:szCs w:val="40"/>
+                <w:lang w:val="it-IT"/>
+              </w:rPr>
+              <w:t>–</w:t>
+            </w:r>
+            <w:r>
+              <w:rPr>
+                <w:rFonts w:ascii="BRH Malayalam Extra" w:hAnsi="BRH Malayalam Extra" w:cs="BRH Malayalam Extra"/>
+                <w:color w:val="000000"/>
+                <w:sz w:val="40"/>
+                <w:szCs w:val="40"/>
+                <w:lang w:val="it-IT"/>
+              </w:rPr>
+              <w:t>öKp—Çy s</w:t>
+            </w:r>
+            <w:r>
+              <w:rPr>
+                <w:rFonts w:ascii="BRH Malayalam Extra" w:hAnsi="BRH Malayalam Extra" w:cs="BRH Malayalam Extra"/>
+                <w:b/>
+                <w:color w:val="000000"/>
+                <w:sz w:val="33"/>
+                <w:szCs w:val="40"/>
+                <w:lang w:val="it-IT"/>
+              </w:rPr>
+              <w:t>–</w:t>
+            </w:r>
+            <w:r>
+              <w:rPr>
+                <w:rFonts w:ascii="BRH Malayalam Extra" w:hAnsi="BRH Malayalam Extra" w:cs="BRH Malayalam Extra"/>
+                <w:color w:val="000000"/>
+                <w:sz w:val="40"/>
+                <w:szCs w:val="40"/>
+                <w:lang w:val="it-IT"/>
+              </w:rPr>
+              <w:t xml:space="preserve">ixp—bûzkõxYy | </w:t>
+            </w:r>
+          </w:p>
+          <w:p>
+            <w:pPr>
+              <w:spacing w:before="0" w:line="240" w:lineRule="auto"/>
+              <w:rPr>
+                <w:rFonts w:ascii="BRH Malayalam Extra" w:hAnsi="BRH Malayalam Extra" w:cs="BRH Malayalam Extra"/>
+                <w:sz w:val="40"/>
+                <w:szCs w:val="40"/>
+                <w:lang w:val="it-IT"/>
+              </w:rPr>
+            </w:pPr>
+            <w:r>
+              <w:rPr>
+                <w:rFonts w:ascii="BRH Malayalam Extra" w:hAnsi="BRH Malayalam Extra" w:cs="BRH Malayalam Extra"/>
+                <w:color w:val="000000"/>
+                <w:sz w:val="40"/>
+                <w:szCs w:val="40"/>
+                <w:lang w:val="it-IT"/>
+              </w:rPr>
+              <w:t>q¡</w:t>
+            </w:r>
+            <w:r>
+              <w:rPr>
+                <w:rFonts w:ascii="BRH Malayalam Extra" w:hAnsi="BRH Malayalam Extra" w:cs="BRH Malayalam Extra"/>
+                <w:b/>
+                <w:color w:val="000000"/>
+                <w:sz w:val="33"/>
+                <w:szCs w:val="40"/>
+                <w:lang w:val="it-IT"/>
+              </w:rPr>
+              <w:t>–</w:t>
+            </w:r>
+            <w:r>
+              <w:rPr>
+                <w:rFonts w:ascii="BRH Malayalam Extra" w:hAnsi="BRH Malayalam Extra" w:cs="BRH Malayalam Extra"/>
+                <w:color w:val="000000"/>
+                <w:sz w:val="40"/>
+                <w:szCs w:val="40"/>
+                <w:highlight w:val="yellow"/>
+                <w:lang w:val="it-IT"/>
+              </w:rPr>
+              <w:t>K</w:t>
+            </w:r>
+            <w:r>
+              <w:rPr>
+                <w:rFonts w:ascii="BRH Malayalam Extra" w:hAnsi="BRH Malayalam Extra" w:cs="BRH Malayalam Extra"/>
+                <w:color w:val="000000"/>
+                <w:sz w:val="40"/>
+                <w:szCs w:val="40"/>
+                <w:lang w:val="it-IT"/>
+              </w:rPr>
+              <w:t>p</w:t>
+            </w:r>
+            <w:r>
+              <w:rPr>
+                <w:rFonts w:ascii="BRH Malayalam Extra" w:hAnsi="BRH Malayalam Extra" w:cs="BRH Malayalam Extra"/>
+                <w:b/>
+                <w:color w:val="000000"/>
+                <w:sz w:val="33"/>
+                <w:szCs w:val="40"/>
+                <w:lang w:val="it-IT"/>
+              </w:rPr>
+              <w:t>–</w:t>
+            </w:r>
+            <w:r>
+              <w:rPr>
+                <w:rFonts w:ascii="BRH Malayalam Extra" w:hAnsi="BRH Malayalam Extra" w:cs="BRH Malayalam Extra"/>
+                <w:color w:val="000000"/>
+                <w:sz w:val="40"/>
+                <w:szCs w:val="40"/>
+                <w:lang w:val="it-IT"/>
+              </w:rPr>
+              <w:t>ÇzZy— q¡</w:t>
+            </w:r>
+            <w:r>
+              <w:rPr>
+                <w:rFonts w:ascii="BRH Malayalam Extra" w:hAnsi="BRH Malayalam Extra" w:cs="BRH Malayalam Extra"/>
+                <w:b/>
+                <w:color w:val="000000"/>
+                <w:sz w:val="33"/>
+                <w:szCs w:val="40"/>
+                <w:lang w:val="it-IT"/>
+              </w:rPr>
+              <w:t>–</w:t>
+            </w:r>
+            <w:r>
+              <w:rPr>
+                <w:rFonts w:ascii="BRH Malayalam Extra" w:hAnsi="BRH Malayalam Extra" w:cs="BRH Malayalam Extra"/>
+                <w:color w:val="000000"/>
+                <w:sz w:val="40"/>
+                <w:szCs w:val="40"/>
+                <w:lang w:val="it-IT"/>
+              </w:rPr>
+              <w:t>öK - p</w:t>
+            </w:r>
+            <w:r>
+              <w:rPr>
+                <w:rFonts w:ascii="BRH Malayalam Extra" w:hAnsi="BRH Malayalam Extra" w:cs="BRH Malayalam Extra"/>
+                <w:b/>
+                <w:color w:val="000000"/>
+                <w:sz w:val="33"/>
+                <w:szCs w:val="40"/>
+                <w:lang w:val="it-IT"/>
+              </w:rPr>
+              <w:t>–</w:t>
+            </w:r>
+            <w:r>
+              <w:rPr>
+                <w:rFonts w:ascii="BRH Malayalam Extra" w:hAnsi="BRH Malayalam Extra" w:cs="BRH Malayalam Extra"/>
+                <w:color w:val="000000"/>
+                <w:sz w:val="40"/>
+                <w:szCs w:val="40"/>
+                <w:lang w:val="it-IT"/>
+              </w:rPr>
+              <w:t>Çy</w:t>
+            </w:r>
+            <w:r>
+              <w:rPr>
+                <w:rFonts w:ascii="BRH Malayalam Extra" w:hAnsi="BRH Malayalam Extra" w:cs="BRH Malayalam Extra"/>
+                <w:b/>
+                <w:color w:val="000000"/>
+                <w:sz w:val="33"/>
+                <w:szCs w:val="40"/>
+                <w:lang w:val="it-IT"/>
+              </w:rPr>
+              <w:t>–</w:t>
+            </w:r>
+            <w:r>
+              <w:rPr>
+                <w:rFonts w:ascii="BRH Malayalam Extra" w:hAnsi="BRH Malayalam Extra" w:cs="BRH Malayalam Extra"/>
+                <w:color w:val="000000"/>
+                <w:sz w:val="40"/>
+                <w:szCs w:val="40"/>
+                <w:lang w:val="it-IT"/>
+              </w:rPr>
+              <w:t xml:space="preserve"> |</w:t>
+            </w:r>
+          </w:p>
+        </w:tc>
+        <w:tc>
+          <w:tcPr>
+            <w:tcW w:w="5386" w:type="dxa"/>
+          </w:tcPr>
+          <w:p>
+            <w:pPr>
+              <w:widowControl w:val="0"/>
+              <w:autoSpaceDE w:val="0"/>
+              <w:autoSpaceDN w:val="0"/>
+              <w:adjustRightInd w:val="0"/>
+              <w:spacing w:before="0" w:line="240" w:lineRule="auto"/>
+              <w:rPr>
+                <w:rFonts w:ascii="BRH Malayalam Extra" w:hAnsi="BRH Malayalam Extra" w:cs="BRH Malayalam Extra"/>
+                <w:color w:val="000000"/>
+                <w:sz w:val="40"/>
+                <w:szCs w:val="40"/>
+                <w:lang w:val="it-IT"/>
+              </w:rPr>
+            </w:pPr>
+            <w:r>
+              <w:rPr>
+                <w:rFonts w:ascii="BRH Malayalam Extra" w:hAnsi="BRH Malayalam Extra" w:cs="BRH Malayalam Extra"/>
+                <w:color w:val="000000"/>
+                <w:sz w:val="40"/>
+                <w:szCs w:val="40"/>
+                <w:lang w:val="it-IT"/>
+              </w:rPr>
+              <w:t>q¡</w:t>
+            </w:r>
+            <w:r>
+              <w:rPr>
+                <w:rFonts w:ascii="BRH Malayalam Extra" w:hAnsi="BRH Malayalam Extra" w:cs="BRH Malayalam Extra"/>
+                <w:b/>
+                <w:color w:val="000000"/>
+                <w:sz w:val="33"/>
+                <w:szCs w:val="40"/>
+                <w:lang w:val="it-IT"/>
+              </w:rPr>
+              <w:t>–</w:t>
+            </w:r>
+            <w:r>
+              <w:rPr>
+                <w:rFonts w:ascii="BRH Malayalam Extra" w:hAnsi="BRH Malayalam Extra" w:cs="BRH Malayalam Extra"/>
+                <w:color w:val="000000"/>
+                <w:sz w:val="40"/>
+                <w:szCs w:val="40"/>
+                <w:lang w:val="it-IT"/>
+              </w:rPr>
+              <w:t>öKp—Çy s</w:t>
+            </w:r>
+            <w:r>
+              <w:rPr>
+                <w:rFonts w:ascii="BRH Malayalam Extra" w:hAnsi="BRH Malayalam Extra" w:cs="BRH Malayalam Extra"/>
+                <w:b/>
+                <w:color w:val="000000"/>
+                <w:sz w:val="33"/>
+                <w:szCs w:val="40"/>
+                <w:lang w:val="it-IT"/>
+              </w:rPr>
+              <w:t>–</w:t>
+            </w:r>
+            <w:r>
+              <w:rPr>
+                <w:rFonts w:ascii="BRH Malayalam Extra" w:hAnsi="BRH Malayalam Extra" w:cs="BRH Malayalam Extra"/>
+                <w:color w:val="000000"/>
+                <w:sz w:val="40"/>
+                <w:szCs w:val="40"/>
+                <w:lang w:val="it-IT"/>
+              </w:rPr>
+              <w:t xml:space="preserve">ixp—bûzkõxYy | </w:t>
+            </w:r>
+          </w:p>
+          <w:p>
+            <w:pPr>
+              <w:widowControl w:val="0"/>
+              <w:autoSpaceDE w:val="0"/>
+              <w:autoSpaceDN w:val="0"/>
+              <w:adjustRightInd w:val="0"/>
+              <w:spacing w:before="0" w:line="240" w:lineRule="auto"/>
+              <w:rPr>
+                <w:rFonts w:ascii="BRH Malayalam Extra" w:hAnsi="BRH Malayalam Extra" w:cs="BRH Malayalam Extra"/>
+                <w:sz w:val="40"/>
+                <w:szCs w:val="40"/>
+                <w:lang w:val="it-IT"/>
+              </w:rPr>
+            </w:pPr>
+            <w:r>
+              <w:rPr>
+                <w:rFonts w:ascii="BRH Malayalam Extra" w:hAnsi="BRH Malayalam Extra" w:cs="BRH Malayalam Extra"/>
+                <w:color w:val="000000"/>
+                <w:sz w:val="40"/>
+                <w:szCs w:val="40"/>
+                <w:lang w:val="it-IT"/>
+              </w:rPr>
+              <w:t>q¡</w:t>
+            </w:r>
+            <w:r>
+              <w:rPr>
+                <w:rFonts w:ascii="BRH Malayalam Extra" w:hAnsi="BRH Malayalam Extra" w:cs="BRH Malayalam Extra"/>
+                <w:b/>
+                <w:color w:val="000000"/>
+                <w:sz w:val="33"/>
+                <w:szCs w:val="40"/>
+                <w:lang w:val="it-IT"/>
+              </w:rPr>
+              <w:t>–</w:t>
+            </w:r>
+            <w:r>
+              <w:rPr>
+                <w:rFonts w:ascii="BRH Malayalam Extra" w:hAnsi="BRH Malayalam Extra" w:cs="BRH Malayalam Extra"/>
+                <w:color w:val="000000"/>
+                <w:sz w:val="40"/>
+                <w:szCs w:val="40"/>
+                <w:highlight w:val="green"/>
+                <w:lang w:val="it-IT"/>
+              </w:rPr>
+              <w:t>ö</w:t>
+            </w:r>
+            <w:r>
+              <w:rPr>
+                <w:rFonts w:ascii="BRH Malayalam Extra" w:hAnsi="BRH Malayalam Extra" w:cs="BRH Malayalam Extra"/>
+                <w:color w:val="000000"/>
+                <w:sz w:val="40"/>
+                <w:szCs w:val="40"/>
+                <w:lang w:val="it-IT"/>
+              </w:rPr>
+              <w:t>Kp</w:t>
+            </w:r>
+            <w:r>
+              <w:rPr>
+                <w:rFonts w:ascii="BRH Malayalam Extra" w:hAnsi="BRH Malayalam Extra" w:cs="BRH Malayalam Extra"/>
+                <w:b/>
+                <w:color w:val="000000"/>
+                <w:sz w:val="33"/>
+                <w:szCs w:val="40"/>
+                <w:lang w:val="it-IT"/>
+              </w:rPr>
+              <w:t>–</w:t>
+            </w:r>
+            <w:r>
+              <w:rPr>
+                <w:rFonts w:ascii="BRH Malayalam Extra" w:hAnsi="BRH Malayalam Extra" w:cs="BRH Malayalam Extra"/>
+                <w:color w:val="000000"/>
+                <w:sz w:val="40"/>
+                <w:szCs w:val="40"/>
+                <w:lang w:val="it-IT"/>
+              </w:rPr>
+              <w:t>ÇzZy— q¡</w:t>
+            </w:r>
+            <w:r>
+              <w:rPr>
+                <w:rFonts w:ascii="BRH Malayalam Extra" w:hAnsi="BRH Malayalam Extra" w:cs="BRH Malayalam Extra"/>
+                <w:b/>
+                <w:color w:val="000000"/>
+                <w:sz w:val="33"/>
+                <w:szCs w:val="40"/>
+                <w:lang w:val="it-IT"/>
+              </w:rPr>
+              <w:t>–</w:t>
+            </w:r>
+            <w:r>
+              <w:rPr>
+                <w:rFonts w:ascii="BRH Malayalam Extra" w:hAnsi="BRH Malayalam Extra" w:cs="BRH Malayalam Extra"/>
+                <w:color w:val="000000"/>
+                <w:sz w:val="40"/>
+                <w:szCs w:val="40"/>
+                <w:lang w:val="it-IT"/>
+              </w:rPr>
+              <w:t>öK - p</w:t>
+            </w:r>
+            <w:r>
+              <w:rPr>
+                <w:rFonts w:ascii="BRH Malayalam Extra" w:hAnsi="BRH Malayalam Extra" w:cs="BRH Malayalam Extra"/>
+                <w:b/>
+                <w:color w:val="000000"/>
+                <w:sz w:val="33"/>
+                <w:szCs w:val="40"/>
+                <w:lang w:val="it-IT"/>
+              </w:rPr>
+              <w:t>–</w:t>
+            </w:r>
+            <w:r>
+              <w:rPr>
+                <w:rFonts w:ascii="BRH Malayalam Extra" w:hAnsi="BRH Malayalam Extra" w:cs="BRH Malayalam Extra"/>
+                <w:color w:val="000000"/>
+                <w:sz w:val="40"/>
+                <w:szCs w:val="40"/>
+                <w:lang w:val="it-IT"/>
+              </w:rPr>
+              <w:t>Çy</w:t>
+            </w:r>
+            <w:r>
+              <w:rPr>
+                <w:rFonts w:ascii="BRH Malayalam Extra" w:hAnsi="BRH Malayalam Extra" w:cs="BRH Malayalam Extra"/>
+                <w:b/>
+                <w:color w:val="000000"/>
+                <w:sz w:val="33"/>
+                <w:szCs w:val="40"/>
+                <w:lang w:val="it-IT"/>
+              </w:rPr>
+              <w:t>–</w:t>
+            </w:r>
+            <w:r>
+              <w:rPr>
+                <w:rFonts w:ascii="BRH Malayalam Extra" w:hAnsi="BRH Malayalam Extra" w:cs="BRH Malayalam Extra"/>
+                <w:color w:val="000000"/>
+                <w:sz w:val="40"/>
+                <w:szCs w:val="40"/>
+                <w:lang w:val="it-IT"/>
+              </w:rPr>
+              <w:t xml:space="preserve"> |</w:t>
+            </w:r>
+          </w:p>
+        </w:tc>
+      </w:tr>
+      <w:tr>
+        <w:trPr>
+          <w:gridBefore w:val="1"/>
+          <w:wBefore w:w="78" w:type="dxa"/>
+          <w:trHeight w:val="2262"/>
+        </w:trPr>
+        <w:tc>
+          <w:tcPr>
+            <w:tcW w:w="3828" w:type="dxa"/>
+          </w:tcPr>
+          <w:p>
+            <w:pPr>
+              <w:widowControl w:val="0"/>
+              <w:tabs>
+                <w:tab w:val="left" w:pos="993"/>
+              </w:tabs>
+              <w:autoSpaceDE w:val="0"/>
+              <w:autoSpaceDN w:val="0"/>
+              <w:adjustRightInd w:val="0"/>
+              <w:spacing w:before="0" w:line="240" w:lineRule="auto"/>
+              <w:ind w:right="297"/>
+              <w:rPr>
+                <w:rFonts w:cs="Arial"/>
+                <w:b/>
+                <w:color w:val="000000"/>
+                <w:sz w:val="28"/>
+                <w:szCs w:val="32"/>
+                <w:lang w:val="en-IN"/>
+              </w:rPr>
+            </w:pPr>
+            <w:r>
+              <w:rPr>
+                <w:rFonts w:eastAsia="Times New Roman" w:cs="Arial"/>
+                <w:b/>
+                <w:bCs/>
+                <w:sz w:val="28"/>
+                <w:szCs w:val="28"/>
+                <w:lang w:val="en-IN" w:eastAsia="en-IN" w:bidi="ml-IN"/>
+              </w:rPr>
+              <w:t xml:space="preserve">TS 3.2.2.3- </w:t>
+            </w:r>
+            <w:r>
+              <w:rPr>
+                <w:rFonts w:cs="Arial"/>
+                <w:b/>
+                <w:color w:val="000000"/>
+                <w:sz w:val="28"/>
+                <w:szCs w:val="32"/>
+                <w:lang w:val="en-IN"/>
+              </w:rPr>
+              <w:t>Kramam</w:t>
+            </w:r>
+          </w:p>
+          <w:p>
+            <w:pPr>
+              <w:widowControl w:val="0"/>
+              <w:autoSpaceDE w:val="0"/>
+              <w:autoSpaceDN w:val="0"/>
+              <w:adjustRightInd w:val="0"/>
+              <w:spacing w:before="0" w:line="240" w:lineRule="auto"/>
+              <w:ind w:right="-320"/>
+              <w:jc w:val="both"/>
+              <w:rPr>
+                <w:rFonts w:eastAsia="Times New Roman" w:cs="Arial"/>
+                <w:b/>
+                <w:bCs/>
+                <w:sz w:val="28"/>
+                <w:szCs w:val="28"/>
+                <w:lang w:val="en-IN" w:eastAsia="en-IN" w:bidi="ml-IN"/>
+              </w:rPr>
+            </w:pPr>
+            <w:r>
+              <w:rPr>
+                <w:rFonts w:cs="Arial"/>
+                <w:b/>
+                <w:color w:val="000000"/>
+                <w:sz w:val="28"/>
+                <w:szCs w:val="32"/>
+                <w:lang w:val="en-IN"/>
+              </w:rPr>
+              <w:t>Krama Vaakyam No</w:t>
+            </w:r>
+            <w:r>
+              <w:rPr>
+                <w:rFonts w:eastAsia="Times New Roman" w:cs="Arial"/>
+                <w:b/>
+                <w:bCs/>
+                <w:sz w:val="28"/>
+                <w:szCs w:val="28"/>
+                <w:lang w:val="en-IN" w:eastAsia="en-IN" w:bidi="ml-IN"/>
+              </w:rPr>
+              <w:t>. 21</w:t>
+            </w:r>
+          </w:p>
+          <w:p>
+            <w:pPr>
+              <w:widowControl w:val="0"/>
+              <w:autoSpaceDE w:val="0"/>
+              <w:autoSpaceDN w:val="0"/>
+              <w:adjustRightInd w:val="0"/>
+              <w:spacing w:before="0" w:line="240" w:lineRule="auto"/>
+              <w:ind w:right="-320"/>
+              <w:jc w:val="both"/>
+              <w:rPr>
+                <w:rFonts w:eastAsia="Times New Roman" w:cs="Arial"/>
+                <w:b/>
+                <w:bCs/>
+                <w:sz w:val="28"/>
+                <w:szCs w:val="28"/>
+                <w:lang w:val="it-IT" w:eastAsia="en-IN" w:bidi="ml-IN"/>
+              </w:rPr>
+            </w:pPr>
+            <w:r>
+              <w:rPr>
+                <w:rFonts w:eastAsia="Times New Roman" w:cs="Arial"/>
+                <w:b/>
+                <w:bCs/>
+                <w:sz w:val="28"/>
+                <w:szCs w:val="28"/>
+                <w:lang w:val="it-IT" w:eastAsia="en-IN" w:bidi="ml-IN"/>
+              </w:rPr>
+              <w:t>Panchaati No. 6</w:t>
+            </w:r>
+          </w:p>
+        </w:tc>
+        <w:tc>
+          <w:tcPr>
+            <w:tcW w:w="5103" w:type="dxa"/>
+          </w:tcPr>
+          <w:p>
+            <w:pPr>
+              <w:widowControl w:val="0"/>
+              <w:autoSpaceDE w:val="0"/>
+              <w:autoSpaceDN w:val="0"/>
+              <w:adjustRightInd w:val="0"/>
+              <w:spacing w:before="0" w:line="240" w:lineRule="auto"/>
+              <w:rPr>
+                <w:rFonts w:ascii="BRH Malayalam Extra" w:hAnsi="BRH Malayalam Extra" w:cs="BRH Malayalam Extra"/>
+                <w:color w:val="000000"/>
+                <w:sz w:val="40"/>
+                <w:szCs w:val="40"/>
+                <w:lang w:val="it-IT"/>
+              </w:rPr>
+            </w:pPr>
+            <w:r>
+              <w:rPr>
+                <w:rFonts w:ascii="BRH Malayalam Extra" w:hAnsi="BRH Malayalam Extra" w:cs="BRH Malayalam Extra"/>
+                <w:color w:val="000000"/>
+                <w:sz w:val="40"/>
+                <w:szCs w:val="40"/>
+                <w:lang w:val="it-IT"/>
+              </w:rPr>
+              <w:t>öZõ—IgKx</w:t>
+            </w:r>
+            <w:r>
+              <w:rPr>
+                <w:rFonts w:ascii="BRH Devanagari Extra" w:hAnsi="BRH Devanagari Extra" w:cs="BRH Malayalam Extra"/>
+                <w:color w:val="000000"/>
+                <w:sz w:val="36"/>
+                <w:szCs w:val="40"/>
+                <w:highlight w:val="yellow"/>
+                <w:lang w:val="it-IT"/>
+              </w:rPr>
+              <w:t>óè</w:t>
+            </w:r>
+            <w:r>
+              <w:rPr>
+                <w:rFonts w:ascii="BRH Malayalam Extra" w:hAnsi="BRH Malayalam Extra" w:cs="BRH Malayalam Extra"/>
+                <w:color w:val="000000"/>
+                <w:sz w:val="40"/>
+                <w:szCs w:val="40"/>
+                <w:highlight w:val="yellow"/>
+                <w:lang w:val="it-IT"/>
+              </w:rPr>
+              <w:t xml:space="preserve"> Z£</w:t>
+            </w:r>
+            <w:r>
+              <w:rPr>
+                <w:rFonts w:ascii="BRH Malayalam Extra" w:hAnsi="BRH Malayalam Extra" w:cs="BRH Malayalam Extra"/>
+                <w:color w:val="000000"/>
+                <w:sz w:val="40"/>
+                <w:szCs w:val="40"/>
+                <w:lang w:val="it-IT"/>
+              </w:rPr>
+              <w:t>Zzjsp</w:t>
+            </w:r>
+            <w:r>
+              <w:rPr>
+                <w:rFonts w:ascii="BRH Malayalam Extra" w:hAnsi="BRH Malayalam Extra" w:cs="BRH Malayalam Extra"/>
+                <w:b/>
+                <w:color w:val="000000"/>
+                <w:sz w:val="33"/>
+                <w:szCs w:val="40"/>
+                <w:lang w:val="it-IT"/>
+              </w:rPr>
+              <w:t>–</w:t>
+            </w:r>
+            <w:r>
+              <w:rPr>
+                <w:rFonts w:ascii="BRH Malayalam Extra" w:hAnsi="BRH Malayalam Extra" w:cs="BRH Malayalam Extra"/>
+                <w:color w:val="000000"/>
+                <w:sz w:val="40"/>
+                <w:szCs w:val="40"/>
+                <w:lang w:val="it-IT"/>
+              </w:rPr>
+              <w:t xml:space="preserve">dI | </w:t>
+            </w:r>
+          </w:p>
+          <w:p>
+            <w:pPr>
+              <w:widowControl w:val="0"/>
+              <w:autoSpaceDE w:val="0"/>
+              <w:autoSpaceDN w:val="0"/>
+              <w:adjustRightInd w:val="0"/>
+              <w:spacing w:before="0" w:line="240" w:lineRule="auto"/>
+              <w:rPr>
+                <w:rFonts w:ascii="BRH Malayalam Extra" w:hAnsi="BRH Malayalam Extra" w:cs="BRH Malayalam Extra"/>
+                <w:color w:val="000000"/>
+                <w:sz w:val="40"/>
+                <w:szCs w:val="40"/>
+                <w:lang w:val="it-IT"/>
+              </w:rPr>
+            </w:pPr>
+            <w:r>
+              <w:rPr>
+                <w:rFonts w:ascii="BRH Malayalam Extra" w:hAnsi="BRH Malayalam Extra" w:cs="BRH Malayalam Extra"/>
+                <w:color w:val="000000"/>
+                <w:sz w:val="40"/>
+                <w:szCs w:val="40"/>
+                <w:lang w:val="it-IT"/>
+              </w:rPr>
+              <w:t>öZõ—IgKx</w:t>
+            </w:r>
+            <w:r>
+              <w:rPr>
+                <w:rFonts w:ascii="BRH Malayalam Extra" w:hAnsi="BRH Malayalam Extra" w:cs="BRH Malayalam Extra"/>
+                <w:b/>
+                <w:color w:val="000000"/>
+                <w:sz w:val="33"/>
+                <w:szCs w:val="40"/>
+                <w:lang w:val="it-IT"/>
+              </w:rPr>
+              <w:t>–</w:t>
+            </w:r>
+            <w:r>
+              <w:rPr>
+                <w:rFonts w:ascii="BRH Malayalam Extra" w:hAnsi="BRH Malayalam Extra" w:cs="BRH Malayalam Extra"/>
+                <w:color w:val="000000"/>
+                <w:sz w:val="40"/>
+                <w:szCs w:val="40"/>
+                <w:lang w:val="it-IT"/>
+              </w:rPr>
+              <w:t>dyZy</w:t>
+            </w:r>
+            <w:r>
+              <w:rPr>
+                <w:rFonts w:ascii="BRH Malayalam Extra" w:hAnsi="BRH Malayalam Extra" w:cs="BRH Malayalam Extra"/>
+                <w:b/>
+                <w:color w:val="000000"/>
+                <w:sz w:val="33"/>
+                <w:szCs w:val="40"/>
+                <w:lang w:val="it-IT"/>
+              </w:rPr>
+              <w:t>–</w:t>
+            </w:r>
+            <w:r>
+              <w:rPr>
+                <w:rFonts w:ascii="BRH Malayalam Extra" w:hAnsi="BRH Malayalam Extra" w:cs="BRH Malayalam Extra"/>
+                <w:color w:val="000000"/>
+                <w:sz w:val="40"/>
+                <w:szCs w:val="40"/>
+                <w:lang w:val="it-IT"/>
+              </w:rPr>
+              <w:t xml:space="preserve"> </w:t>
+            </w:r>
+          </w:p>
+          <w:p>
+            <w:pPr>
+              <w:widowControl w:val="0"/>
+              <w:autoSpaceDE w:val="0"/>
+              <w:autoSpaceDN w:val="0"/>
+              <w:adjustRightInd w:val="0"/>
+              <w:spacing w:before="0" w:line="240" w:lineRule="auto"/>
+              <w:rPr>
+                <w:rFonts w:ascii="BRH Malayalam Extra" w:hAnsi="BRH Malayalam Extra" w:cs="BRH Malayalam Extra"/>
+                <w:color w:val="000000"/>
+                <w:sz w:val="40"/>
+                <w:szCs w:val="40"/>
+                <w:lang w:val="it-IT"/>
+              </w:rPr>
+            </w:pPr>
+            <w:r>
+              <w:rPr>
+                <w:rFonts w:ascii="BRH Malayalam Extra" w:hAnsi="BRH Malayalam Extra" w:cs="BRH Malayalam Extra"/>
+                <w:color w:val="000000"/>
+                <w:sz w:val="40"/>
+                <w:szCs w:val="40"/>
+                <w:lang w:val="it-IT"/>
+              </w:rPr>
+              <w:t>öZy - A</w:t>
+            </w:r>
+            <w:r>
+              <w:rPr>
+                <w:rFonts w:ascii="BRH Malayalam Extra" w:hAnsi="BRH Malayalam Extra" w:cs="BRH Malayalam Extra"/>
+                <w:b/>
+                <w:color w:val="000000"/>
+                <w:sz w:val="33"/>
+                <w:szCs w:val="40"/>
+                <w:lang w:val="it-IT"/>
+              </w:rPr>
+              <w:t>–</w:t>
+            </w:r>
+            <w:r>
+              <w:rPr>
+                <w:rFonts w:ascii="BRH Malayalam Extra" w:hAnsi="BRH Malayalam Extra" w:cs="BRH Malayalam Extra"/>
+                <w:color w:val="000000"/>
+                <w:sz w:val="40"/>
+                <w:szCs w:val="40"/>
+                <w:lang w:val="it-IT"/>
+              </w:rPr>
+              <w:t>Ig</w:t>
+            </w:r>
+            <w:r>
+              <w:rPr>
+                <w:rFonts w:ascii="BRH Malayalam Extra" w:hAnsi="BRH Malayalam Extra" w:cs="BRH Malayalam Extra"/>
+                <w:b/>
+                <w:color w:val="000000"/>
+                <w:sz w:val="33"/>
+                <w:szCs w:val="40"/>
+                <w:lang w:val="it-IT"/>
+              </w:rPr>
+              <w:t>–</w:t>
+            </w:r>
+            <w:r>
+              <w:rPr>
+                <w:rFonts w:ascii="BRH Malayalam Extra" w:hAnsi="BRH Malayalam Extra" w:cs="BRH Malayalam Extra"/>
+                <w:color w:val="000000"/>
+                <w:sz w:val="40"/>
+                <w:szCs w:val="40"/>
+                <w:lang w:val="it-IT"/>
+              </w:rPr>
+              <w:t>Kx</w:t>
+            </w:r>
+            <w:r>
+              <w:rPr>
+                <w:rFonts w:ascii="BRH Malayalam Extra" w:hAnsi="BRH Malayalam Extra" w:cs="BRH Malayalam Extra"/>
+                <w:b/>
+                <w:color w:val="000000"/>
+                <w:sz w:val="33"/>
+                <w:szCs w:val="40"/>
+                <w:lang w:val="it-IT"/>
+              </w:rPr>
+              <w:t>–</w:t>
+            </w:r>
+            <w:r>
+              <w:rPr>
+                <w:rFonts w:ascii="BRH Malayalam Extra" w:hAnsi="BRH Malayalam Extra" w:cs="BRH Malayalam Extra"/>
+                <w:color w:val="000000"/>
+                <w:sz w:val="40"/>
+                <w:szCs w:val="40"/>
+                <w:lang w:val="it-IT"/>
+              </w:rPr>
+              <w:t>©</w:t>
+            </w:r>
+            <w:r>
+              <w:rPr>
+                <w:rFonts w:ascii="BRH Malayalam Extra" w:hAnsi="BRH Malayalam Extra" w:cs="BRH Malayalam Extra"/>
+                <w:b/>
+                <w:color w:val="000000"/>
+                <w:sz w:val="33"/>
+                <w:szCs w:val="40"/>
+                <w:lang w:val="it-IT"/>
+              </w:rPr>
+              <w:t>–</w:t>
+            </w:r>
+            <w:r>
+              <w:rPr>
+                <w:rFonts w:ascii="BRH Malayalam Extra" w:hAnsi="BRH Malayalam Extra" w:cs="BRH Malayalam Extra"/>
+                <w:color w:val="000000"/>
+                <w:sz w:val="40"/>
+                <w:szCs w:val="40"/>
+                <w:lang w:val="it-IT"/>
+              </w:rPr>
+              <w:t xml:space="preserve"> | </w:t>
+            </w:r>
+          </w:p>
+        </w:tc>
+        <w:tc>
+          <w:tcPr>
+            <w:tcW w:w="5386" w:type="dxa"/>
+          </w:tcPr>
+          <w:p>
+            <w:pPr>
+              <w:widowControl w:val="0"/>
+              <w:autoSpaceDE w:val="0"/>
+              <w:autoSpaceDN w:val="0"/>
+              <w:adjustRightInd w:val="0"/>
+              <w:spacing w:before="0" w:line="240" w:lineRule="auto"/>
+              <w:rPr>
+                <w:rFonts w:ascii="BRH Malayalam Extra" w:hAnsi="BRH Malayalam Extra" w:cs="BRH Malayalam Extra"/>
+                <w:color w:val="000000"/>
+                <w:sz w:val="40"/>
+                <w:szCs w:val="40"/>
+                <w:lang w:val="it-IT"/>
+              </w:rPr>
+            </w:pPr>
+            <w:r>
+              <w:rPr>
+                <w:rFonts w:ascii="BRH Malayalam Extra" w:hAnsi="BRH Malayalam Extra" w:cs="BRH Malayalam Extra"/>
+                <w:color w:val="000000"/>
+                <w:sz w:val="40"/>
+                <w:szCs w:val="40"/>
+                <w:lang w:val="it-IT"/>
+              </w:rPr>
+              <w:t>öZõ—IgKx</w:t>
+            </w:r>
+            <w:r>
+              <w:rPr>
+                <w:rFonts w:ascii="BRH Devanagari Extra" w:hAnsi="BRH Devanagari Extra" w:cs="BRH Malayalam Extra"/>
+                <w:sz w:val="40"/>
+                <w:szCs w:val="40"/>
+                <w:highlight w:val="green"/>
+                <w:lang w:val="it-IT"/>
+              </w:rPr>
+              <w:t xml:space="preserve">ò </w:t>
+            </w:r>
+            <w:r>
+              <w:rPr>
+                <w:rFonts w:ascii="BRH Malayalam Extra" w:hAnsi="BRH Malayalam Extra" w:cs="BRH Malayalam Extra"/>
+                <w:sz w:val="40"/>
+                <w:szCs w:val="40"/>
+                <w:highlight w:val="green"/>
+                <w:lang w:val="it-IT"/>
+              </w:rPr>
+              <w:t>së£</w:t>
+            </w:r>
+            <w:r>
+              <w:rPr>
+                <w:rFonts w:ascii="BRH Malayalam Extra" w:hAnsi="BRH Malayalam Extra" w:cs="BRH Malayalam Extra"/>
+                <w:color w:val="000000"/>
+                <w:sz w:val="40"/>
+                <w:szCs w:val="40"/>
+                <w:lang w:val="it-IT"/>
+              </w:rPr>
+              <w:t>Zzjsp</w:t>
+            </w:r>
+            <w:r>
+              <w:rPr>
+                <w:rFonts w:ascii="BRH Malayalam Extra" w:hAnsi="BRH Malayalam Extra" w:cs="BRH Malayalam Extra"/>
+                <w:b/>
+                <w:color w:val="000000"/>
+                <w:sz w:val="33"/>
+                <w:szCs w:val="40"/>
+                <w:lang w:val="it-IT"/>
+              </w:rPr>
+              <w:t>–</w:t>
+            </w:r>
+            <w:r>
+              <w:rPr>
+                <w:rFonts w:ascii="BRH Malayalam Extra" w:hAnsi="BRH Malayalam Extra" w:cs="BRH Malayalam Extra"/>
+                <w:color w:val="000000"/>
+                <w:sz w:val="40"/>
+                <w:szCs w:val="40"/>
+                <w:lang w:val="it-IT"/>
+              </w:rPr>
+              <w:t xml:space="preserve">dI | </w:t>
+            </w:r>
+          </w:p>
+          <w:p>
+            <w:pPr>
+              <w:widowControl w:val="0"/>
+              <w:autoSpaceDE w:val="0"/>
+              <w:autoSpaceDN w:val="0"/>
+              <w:adjustRightInd w:val="0"/>
+              <w:spacing w:before="0" w:line="240" w:lineRule="auto"/>
+              <w:rPr>
+                <w:rFonts w:ascii="BRH Malayalam Extra" w:hAnsi="BRH Malayalam Extra" w:cs="BRH Malayalam Extra"/>
+                <w:color w:val="000000"/>
+                <w:sz w:val="40"/>
+                <w:szCs w:val="40"/>
+                <w:lang w:val="it-IT"/>
+              </w:rPr>
+            </w:pPr>
+            <w:r>
+              <w:rPr>
+                <w:rFonts w:ascii="BRH Malayalam Extra" w:hAnsi="BRH Malayalam Extra" w:cs="BRH Malayalam Extra"/>
+                <w:color w:val="000000"/>
+                <w:sz w:val="40"/>
+                <w:szCs w:val="40"/>
+                <w:lang w:val="it-IT"/>
+              </w:rPr>
+              <w:t>öZõ—IgKx</w:t>
+            </w:r>
+            <w:r>
+              <w:rPr>
+                <w:rFonts w:ascii="BRH Malayalam Extra" w:hAnsi="BRH Malayalam Extra" w:cs="BRH Malayalam Extra"/>
+                <w:b/>
+                <w:color w:val="000000"/>
+                <w:sz w:val="33"/>
+                <w:szCs w:val="40"/>
+                <w:lang w:val="it-IT"/>
+              </w:rPr>
+              <w:t>–</w:t>
+            </w:r>
+            <w:r>
+              <w:rPr>
+                <w:rFonts w:ascii="BRH Malayalam Extra" w:hAnsi="BRH Malayalam Extra" w:cs="BRH Malayalam Extra"/>
+                <w:color w:val="000000"/>
+                <w:sz w:val="40"/>
+                <w:szCs w:val="40"/>
+                <w:lang w:val="it-IT"/>
+              </w:rPr>
+              <w:t>dyZy</w:t>
+            </w:r>
+            <w:r>
+              <w:rPr>
+                <w:rFonts w:ascii="BRH Malayalam Extra" w:hAnsi="BRH Malayalam Extra" w:cs="BRH Malayalam Extra"/>
+                <w:b/>
+                <w:color w:val="000000"/>
+                <w:sz w:val="33"/>
+                <w:szCs w:val="40"/>
+                <w:lang w:val="it-IT"/>
+              </w:rPr>
+              <w:t>–</w:t>
+            </w:r>
+            <w:r>
+              <w:rPr>
+                <w:rFonts w:ascii="BRH Malayalam Extra" w:hAnsi="BRH Malayalam Extra" w:cs="BRH Malayalam Extra"/>
+                <w:color w:val="000000"/>
+                <w:sz w:val="40"/>
+                <w:szCs w:val="40"/>
+                <w:lang w:val="it-IT"/>
+              </w:rPr>
+              <w:t xml:space="preserve"> </w:t>
+            </w:r>
+          </w:p>
+          <w:p>
+            <w:pPr>
+              <w:widowControl w:val="0"/>
+              <w:autoSpaceDE w:val="0"/>
+              <w:autoSpaceDN w:val="0"/>
+              <w:adjustRightInd w:val="0"/>
+              <w:spacing w:before="0" w:line="240" w:lineRule="auto"/>
+              <w:rPr>
+                <w:rFonts w:ascii="BRH Malayalam Extra" w:hAnsi="BRH Malayalam Extra" w:cs="BRH Malayalam Extra"/>
+                <w:color w:val="000000"/>
+                <w:sz w:val="40"/>
+                <w:szCs w:val="40"/>
+                <w:lang w:val="it-IT"/>
+              </w:rPr>
+            </w:pPr>
+            <w:r>
+              <w:rPr>
+                <w:rFonts w:ascii="BRH Malayalam Extra" w:hAnsi="BRH Malayalam Extra" w:cs="BRH Malayalam Extra"/>
+                <w:color w:val="000000"/>
+                <w:sz w:val="40"/>
+                <w:szCs w:val="40"/>
+                <w:lang w:val="it-IT"/>
+              </w:rPr>
+              <w:t>öZy - A</w:t>
+            </w:r>
+            <w:r>
+              <w:rPr>
+                <w:rFonts w:ascii="BRH Malayalam Extra" w:hAnsi="BRH Malayalam Extra" w:cs="BRH Malayalam Extra"/>
+                <w:b/>
+                <w:color w:val="000000"/>
+                <w:sz w:val="33"/>
+                <w:szCs w:val="40"/>
+                <w:lang w:val="it-IT"/>
+              </w:rPr>
+              <w:t>–</w:t>
+            </w:r>
+            <w:r>
+              <w:rPr>
+                <w:rFonts w:ascii="BRH Malayalam Extra" w:hAnsi="BRH Malayalam Extra" w:cs="BRH Malayalam Extra"/>
+                <w:color w:val="000000"/>
+                <w:sz w:val="40"/>
+                <w:szCs w:val="40"/>
+                <w:lang w:val="it-IT"/>
+              </w:rPr>
+              <w:t>Ig</w:t>
+            </w:r>
+            <w:r>
+              <w:rPr>
+                <w:rFonts w:ascii="BRH Malayalam Extra" w:hAnsi="BRH Malayalam Extra" w:cs="BRH Malayalam Extra"/>
+                <w:b/>
+                <w:color w:val="000000"/>
+                <w:sz w:val="33"/>
+                <w:szCs w:val="40"/>
+                <w:lang w:val="it-IT"/>
+              </w:rPr>
+              <w:t>–</w:t>
+            </w:r>
+            <w:r>
+              <w:rPr>
+                <w:rFonts w:ascii="BRH Malayalam Extra" w:hAnsi="BRH Malayalam Extra" w:cs="BRH Malayalam Extra"/>
+                <w:color w:val="000000"/>
+                <w:sz w:val="40"/>
+                <w:szCs w:val="40"/>
+                <w:lang w:val="it-IT"/>
+              </w:rPr>
+              <w:t>Kx</w:t>
+            </w:r>
+            <w:r>
+              <w:rPr>
+                <w:rFonts w:ascii="BRH Malayalam Extra" w:hAnsi="BRH Malayalam Extra" w:cs="BRH Malayalam Extra"/>
+                <w:b/>
+                <w:color w:val="000000"/>
+                <w:sz w:val="33"/>
+                <w:szCs w:val="40"/>
+                <w:lang w:val="it-IT"/>
+              </w:rPr>
+              <w:t>–</w:t>
+            </w:r>
+            <w:r>
+              <w:rPr>
+                <w:rFonts w:ascii="BRH Malayalam Extra" w:hAnsi="BRH Malayalam Extra" w:cs="BRH Malayalam Extra"/>
+                <w:color w:val="000000"/>
+                <w:sz w:val="40"/>
+                <w:szCs w:val="40"/>
+                <w:lang w:val="it-IT"/>
+              </w:rPr>
+              <w:t>©</w:t>
+            </w:r>
+            <w:r>
+              <w:rPr>
+                <w:rFonts w:ascii="BRH Malayalam Extra" w:hAnsi="BRH Malayalam Extra" w:cs="BRH Malayalam Extra"/>
+                <w:b/>
+                <w:color w:val="000000"/>
+                <w:sz w:val="33"/>
+                <w:szCs w:val="40"/>
+                <w:lang w:val="it-IT"/>
+              </w:rPr>
+              <w:t>–</w:t>
+            </w:r>
+            <w:r>
+              <w:rPr>
+                <w:rFonts w:ascii="BRH Malayalam Extra" w:hAnsi="BRH Malayalam Extra" w:cs="BRH Malayalam Extra"/>
+                <w:color w:val="000000"/>
+                <w:sz w:val="40"/>
+                <w:szCs w:val="40"/>
+                <w:lang w:val="it-IT"/>
+              </w:rPr>
+              <w:t xml:space="preserve"> | </w:t>
             </w:r>
           </w:p>
         </w:tc>
@@ -216,6 +1393,7 @@
         <w:tc>
           <w:tcPr>
             <w:tcW w:w="3906" w:type="dxa"/>
+            <w:gridSpan w:val="2"/>
           </w:tcPr>
           <w:p>
             <w:pPr>
@@ -254,27 +1432,7 @@
                 <w:sz w:val="28"/>
                 <w:szCs w:val="32"/>
               </w:rPr>
-              <w:t>3.2.</w:t>
-            </w:r>
-            <w:r>
-              <w:rPr>
-                <w:rFonts w:cs="Arial"/>
-                <w:b/>
-                <w:color w:val="000000"/>
-                <w:sz w:val="28"/>
-                <w:szCs w:val="32"/>
-              </w:rPr>
-              <w:t>8.3</w:t>
-            </w:r>
-            <w:r>
-              <w:rPr>
-                <w:rFonts w:cs="Arial"/>
-                <w:b/>
-                <w:color w:val="000000"/>
-                <w:sz w:val="28"/>
-                <w:szCs w:val="32"/>
-              </w:rPr>
-              <w:t xml:space="preserve"> </w:t>
+              <w:t xml:space="preserve">3.2.8.3 </w:t>
             </w:r>
             <w:r>
               <w:rPr>
@@ -304,30 +1462,19 @@
                 <w:color w:val="000000"/>
                 <w:sz w:val="28"/>
                 <w:szCs w:val="32"/>
-                <w:lang w:val="it-IT"/>
-              </w:rPr>
-            </w:pPr>
-            <w:r>
-              <w:rPr>
-                <w:rFonts w:cs="Arial"/>
-                <w:b/>
-                <w:color w:val="000000"/>
-                <w:sz w:val="28"/>
-                <w:szCs w:val="32"/>
-                <w:lang w:val="it-IT"/>
-              </w:rPr>
-              <w:t xml:space="preserve">Krama Vaakyam No. - </w:t>
-            </w:r>
-            <w:r>
-              <w:rPr>
-                <w:rFonts w:cs="Arial"/>
-                <w:b/>
-                <w:color w:val="000000"/>
-                <w:sz w:val="28"/>
-                <w:szCs w:val="32"/>
-                <w:lang w:val="it-IT"/>
-              </w:rPr>
-              <w:t>35</w:t>
+                <w:lang w:val="en-IN"/>
+              </w:rPr>
+            </w:pPr>
+            <w:r>
+              <w:rPr>
+                <w:rFonts w:cs="Arial"/>
+                <w:b/>
+                <w:color w:val="000000"/>
+                <w:sz w:val="28"/>
+                <w:szCs w:val="32"/>
+                <w:lang w:val="en-IN"/>
+              </w:rPr>
+              <w:t>Krama Vaakyam No. - 35</w:t>
             </w:r>
           </w:p>
           <w:p>
@@ -369,17 +1516,7 @@
                 <w:szCs w:val="32"/>
                 <w:lang w:val="it-IT"/>
               </w:rPr>
-              <w:t xml:space="preserve">. - </w:t>
-            </w:r>
-            <w:r>
-              <w:rPr>
-                <w:rFonts w:cs="Arial"/>
-                <w:b/>
-                <w:color w:val="000000"/>
-                <w:szCs w:val="32"/>
-                <w:lang w:val="it-IT"/>
-              </w:rPr>
-              <w:t>3</w:t>
+              <w:t>. - 3</w:t>
             </w:r>
             <w:r>
               <w:rPr>
@@ -410,14 +1547,16 @@
                 <w:color w:val="000000"/>
                 <w:sz w:val="40"/>
                 <w:szCs w:val="40"/>
-              </w:rPr>
-            </w:pPr>
-            <w:r>
-              <w:rPr>
-                <w:rFonts w:ascii="BRH Malayalam Extra" w:hAnsi="BRH Malayalam Extra" w:cs="BRH Malayalam Extra"/>
-                <w:color w:val="000000"/>
-                <w:sz w:val="40"/>
-                <w:szCs w:val="40"/>
+                <w:lang w:val="it-IT"/>
+              </w:rPr>
+            </w:pPr>
+            <w:r>
+              <w:rPr>
+                <w:rFonts w:ascii="BRH Malayalam Extra" w:hAnsi="BRH Malayalam Extra" w:cs="BRH Malayalam Extra"/>
+                <w:color w:val="000000"/>
+                <w:sz w:val="40"/>
+                <w:szCs w:val="40"/>
+                <w:lang w:val="it-IT"/>
               </w:rPr>
               <w:t>j</w:t>
             </w:r>
@@ -428,15 +1567,17 @@
                 <w:color w:val="000000"/>
                 <w:sz w:val="33"/>
                 <w:szCs w:val="40"/>
-              </w:rPr>
-              <w:t>–</w:t>
-            </w:r>
-            <w:r>
-              <w:rPr>
-                <w:rFonts w:ascii="BRH Malayalam Extra" w:hAnsi="BRH Malayalam Extra" w:cs="BRH Malayalam Extra"/>
-                <w:color w:val="000000"/>
-                <w:sz w:val="40"/>
-                <w:szCs w:val="40"/>
+                <w:lang w:val="it-IT"/>
+              </w:rPr>
+              <w:t>–</w:t>
+            </w:r>
+            <w:r>
+              <w:rPr>
+                <w:rFonts w:ascii="BRH Malayalam Extra" w:hAnsi="BRH Malayalam Extra" w:cs="BRH Malayalam Extra"/>
+                <w:color w:val="000000"/>
+                <w:sz w:val="40"/>
+                <w:szCs w:val="40"/>
+                <w:lang w:val="it-IT"/>
               </w:rPr>
               <w:t>¹Kx—ixJ s¡¥b</w:t>
             </w:r>
@@ -447,15 +1588,17 @@
                 <w:color w:val="000000"/>
                 <w:sz w:val="33"/>
                 <w:szCs w:val="40"/>
-              </w:rPr>
-              <w:t>–</w:t>
-            </w:r>
-            <w:r>
-              <w:rPr>
-                <w:rFonts w:ascii="BRH Malayalam Extra" w:hAnsi="BRH Malayalam Extra" w:cs="BRH Malayalam Extra"/>
-                <w:color w:val="000000"/>
-                <w:sz w:val="40"/>
-                <w:szCs w:val="40"/>
+                <w:lang w:val="it-IT"/>
+              </w:rPr>
+              <w:t>–</w:t>
+            </w:r>
+            <w:r>
+              <w:rPr>
+                <w:rFonts w:ascii="BRH Malayalam Extra" w:hAnsi="BRH Malayalam Extra" w:cs="BRH Malayalam Extra"/>
+                <w:color w:val="000000"/>
+                <w:sz w:val="40"/>
+                <w:szCs w:val="40"/>
+                <w:lang w:val="it-IT"/>
               </w:rPr>
               <w:t xml:space="preserve">pxJ | </w:t>
             </w:r>
@@ -879,7 +2022,6 @@
           <w:sz w:val="32"/>
           <w:szCs w:val="32"/>
           <w:u w:val="single"/>
-          <w:lang w:val="it-IT"/>
         </w:rPr>
       </w:pPr>
     </w:p>
@@ -892,7 +2034,6 @@
           <w:sz w:val="32"/>
           <w:szCs w:val="32"/>
           <w:u w:val="single"/>
-          <w:lang w:val="it-IT"/>
         </w:rPr>
       </w:pPr>
     </w:p>
@@ -982,6 +2123,7 @@
           <w:b/>
           <w:bCs/>
         </w:rPr>
+        <w:lastRenderedPageBreak/>
         <w:t>(ignore those which are already incorporated in your book’s version and date)</w:t>
       </w:r>
     </w:p>
@@ -1717,7 +2859,6 @@
                 <w:sz w:val="32"/>
                 <w:szCs w:val="32"/>
               </w:rPr>
-              <w:lastRenderedPageBreak/>
               <w:t>Reference</w:t>
             </w:r>
           </w:p>
@@ -1740,7 +2881,6 @@
                 <w:sz w:val="32"/>
                 <w:szCs w:val="32"/>
               </w:rPr>
-              <w:lastRenderedPageBreak/>
               <w:t>As Printed</w:t>
             </w:r>
           </w:p>
@@ -3246,6 +4386,7 @@
                 <w:sz w:val="28"/>
                 <w:szCs w:val="32"/>
               </w:rPr>
+              <w:lastRenderedPageBreak/>
               <w:t>T.S.</w:t>
             </w:r>
             <w:r>
@@ -4312,7 +5453,6 @@
                 <w:sz w:val="28"/>
                 <w:szCs w:val="32"/>
               </w:rPr>
-              <w:lastRenderedPageBreak/>
               <w:t>T.S.</w:t>
             </w:r>
             <w:r>
@@ -5275,16 +6415,7 @@
           <w:bCs/>
           <w:sz w:val="32"/>
         </w:rPr>
-        <w:t xml:space="preserve">replaced </w:t>
-      </w:r>
-      <w:proofErr w:type="gramStart"/>
-      <w:r>
-        <w:rPr>
-          <w:b/>
-          <w:bCs/>
-          <w:sz w:val="32"/>
-        </w:rPr>
-        <w:t>with</w:t>
+        <w:t>replaced with</w:t>
       </w:r>
       <w:r>
         <w:rPr>
@@ -5306,7 +6437,6 @@
         </w:rPr>
         <w:t>"</w:t>
       </w:r>
-      <w:proofErr w:type="gramEnd"/>
       <w:r>
         <w:rPr>
           <w:rFonts w:ascii="BRH Malayalam" w:hAnsi="BRH Malayalam" w:cs="BRH Malayalam"/>
@@ -5318,7 +6448,6 @@
         </w:rPr>
         <w:t>q§T</w:t>
       </w:r>
-      <w:proofErr w:type="gramStart"/>
       <w:r>
         <w:rPr>
           <w:rFonts w:ascii="BRH Malayalam" w:hAnsi="BRH Malayalam" w:cs="BRH Malayalam"/>
@@ -5335,16 +6464,7 @@
           <w:bCs/>
           <w:sz w:val="32"/>
         </w:rPr>
-        <w:t>wherever</w:t>
-      </w:r>
-      <w:proofErr w:type="gramEnd"/>
-      <w:r>
-        <w:rPr>
-          <w:b/>
-          <w:bCs/>
-          <w:sz w:val="32"/>
-        </w:rPr>
-        <w:t xml:space="preserve"> applicable</w:t>
+        <w:t>wherever applicable</w:t>
       </w:r>
     </w:p>
     <w:p>
@@ -5401,6 +6521,7 @@
           <w:szCs w:val="32"/>
           <w:u w:val="single"/>
         </w:rPr>
+        <w:lastRenderedPageBreak/>
         <w:t xml:space="preserve">TS Krama Paatam – TS </w:t>
       </w:r>
       <w:r>

--- a/TS-Kramam/TS-3.2/TS 3.2 Malayalam Krama Paatam Corrections.docx
+++ b/TS-Kramam/TS-3.2/TS 3.2 Malayalam Krama Paatam Corrections.docx
@@ -61,7 +61,18 @@
           <w:szCs w:val="32"/>
           <w:u w:val="single"/>
         </w:rPr>
-        <w:t xml:space="preserve"> Corrections –Observed till </w:t>
+        <w:t xml:space="preserve"> Corrections –Observed </w:t>
+      </w:r>
+      <w:proofErr w:type="gramStart"/>
+      <w:r>
+        <w:rPr>
+          <w:b/>
+          <w:bCs/>
+          <w:sz w:val="32"/>
+          <w:szCs w:val="32"/>
+          <w:u w:val="single"/>
+        </w:rPr>
+        <w:t xml:space="preserve">till </w:t>
       </w:r>
       <w:r>
         <w:rPr>
@@ -74,6 +85,7 @@
         </w:rPr>
         <w:t>?????</w:t>
       </w:r>
+      <w:proofErr w:type="gramEnd"/>
     </w:p>
     <w:p>
       <w:pPr>
@@ -94,8 +106,8 @@
     </w:p>
     <w:tbl>
       <w:tblPr>
-        <w:tblW w:w="14395" w:type="dxa"/>
-        <w:tblInd w:w="-792" w:type="dxa"/>
+        <w:tblW w:w="14317" w:type="dxa"/>
+        <w:tblInd w:w="-714" w:type="dxa"/>
         <w:tblBorders>
           <w:top w:val="single" w:sz="4" w:space="0" w:color="000000"/>
           <w:left w:val="single" w:sz="4" w:space="0" w:color="000000"/>
@@ -107,7 +119,6 @@
         <w:tblLook w:val="04A0" w:firstRow="1" w:lastRow="0" w:firstColumn="1" w:lastColumn="0" w:noHBand="0" w:noVBand="1"/>
       </w:tblPr>
       <w:tblGrid>
-        <w:gridCol w:w="78"/>
         <w:gridCol w:w="3828"/>
         <w:gridCol w:w="5103"/>
         <w:gridCol w:w="5386"/>
@@ -115,8 +126,7 @@
       <w:tr>
         <w:tc>
           <w:tcPr>
-            <w:tcW w:w="3906" w:type="dxa"/>
-            <w:gridSpan w:val="2"/>
+            <w:tcW w:w="3828" w:type="dxa"/>
           </w:tcPr>
           <w:p>
             <w:pPr>
@@ -201,8 +211,6 @@
       </w:tr>
       <w:tr>
         <w:trPr>
-          <w:gridBefore w:val="1"/>
-          <w:wBefore w:w="78" w:type="dxa"/>
           <w:trHeight w:val="1489"/>
         </w:trPr>
         <w:tc>
@@ -740,8 +748,6 @@
       </w:tr>
       <w:tr>
         <w:trPr>
-          <w:gridBefore w:val="1"/>
-          <w:wBefore w:w="78" w:type="dxa"/>
           <w:trHeight w:val="2262"/>
         </w:trPr>
         <w:tc>
@@ -1392,8 +1398,7 @@
         </w:trPr>
         <w:tc>
           <w:tcPr>
-            <w:tcW w:w="3906" w:type="dxa"/>
-            <w:gridSpan w:val="2"/>
+            <w:tcW w:w="3828" w:type="dxa"/>
           </w:tcPr>
           <w:p>
             <w:pPr>
@@ -2008,6 +2013,1067 @@
                 <w:lang w:val="it-IT"/>
               </w:rPr>
               <w:t>J |</w:t>
+            </w:r>
+          </w:p>
+        </w:tc>
+      </w:tr>
+      <w:tr>
+        <w:trPr>
+          <w:trHeight w:val="1408"/>
+        </w:trPr>
+        <w:tc>
+          <w:tcPr>
+            <w:tcW w:w="3828" w:type="dxa"/>
+          </w:tcPr>
+          <w:p>
+            <w:pPr>
+              <w:widowControl w:val="0"/>
+              <w:tabs>
+                <w:tab w:val="left" w:pos="993"/>
+              </w:tabs>
+              <w:autoSpaceDE w:val="0"/>
+              <w:autoSpaceDN w:val="0"/>
+              <w:adjustRightInd w:val="0"/>
+              <w:spacing w:before="0" w:line="240" w:lineRule="auto"/>
+              <w:ind w:right="297"/>
+              <w:rPr>
+                <w:rFonts w:cs="Arial"/>
+                <w:b/>
+                <w:sz w:val="28"/>
+                <w:szCs w:val="32"/>
+              </w:rPr>
+            </w:pPr>
+            <w:r>
+              <w:rPr>
+                <w:rFonts w:cs="Arial"/>
+                <w:b/>
+                <w:sz w:val="28"/>
+                <w:szCs w:val="32"/>
+              </w:rPr>
+              <w:t>T.S.3.2.</w:t>
+            </w:r>
+            <w:r>
+              <w:rPr>
+                <w:rFonts w:cs="Arial"/>
+                <w:b/>
+                <w:sz w:val="28"/>
+                <w:szCs w:val="32"/>
+              </w:rPr>
+              <w:t>9.4</w:t>
+            </w:r>
+            <w:r>
+              <w:rPr>
+                <w:rFonts w:cs="Arial"/>
+                <w:b/>
+                <w:sz w:val="28"/>
+                <w:szCs w:val="32"/>
+              </w:rPr>
+              <w:t xml:space="preserve"> – Kramam</w:t>
+            </w:r>
+          </w:p>
+          <w:p>
+            <w:pPr>
+              <w:widowControl w:val="0"/>
+              <w:tabs>
+                <w:tab w:val="left" w:pos="993"/>
+              </w:tabs>
+              <w:autoSpaceDE w:val="0"/>
+              <w:autoSpaceDN w:val="0"/>
+              <w:adjustRightInd w:val="0"/>
+              <w:spacing w:before="0" w:line="240" w:lineRule="auto"/>
+              <w:ind w:right="297"/>
+              <w:rPr>
+                <w:rFonts w:cs="Arial"/>
+                <w:b/>
+                <w:sz w:val="28"/>
+                <w:szCs w:val="32"/>
+                <w:lang w:val="it-IT"/>
+              </w:rPr>
+            </w:pPr>
+            <w:r>
+              <w:rPr>
+                <w:rFonts w:cs="Arial"/>
+                <w:b/>
+                <w:sz w:val="28"/>
+                <w:szCs w:val="32"/>
+                <w:lang w:val="it-IT"/>
+              </w:rPr>
+              <w:t xml:space="preserve">Krama Vaakyam No. - </w:t>
+            </w:r>
+            <w:r>
+              <w:rPr>
+                <w:rFonts w:cs="Arial"/>
+                <w:b/>
+                <w:sz w:val="28"/>
+                <w:szCs w:val="32"/>
+                <w:lang w:val="it-IT"/>
+              </w:rPr>
+              <w:t>60</w:t>
+            </w:r>
+          </w:p>
+          <w:p>
+            <w:pPr>
+              <w:widowControl w:val="0"/>
+              <w:tabs>
+                <w:tab w:val="left" w:pos="993"/>
+              </w:tabs>
+              <w:autoSpaceDE w:val="0"/>
+              <w:autoSpaceDN w:val="0"/>
+              <w:adjustRightInd w:val="0"/>
+              <w:spacing w:before="0" w:line="240" w:lineRule="auto"/>
+              <w:ind w:right="297"/>
+              <w:rPr>
+                <w:rFonts w:cs="Arial"/>
+                <w:b/>
+                <w:sz w:val="28"/>
+                <w:szCs w:val="32"/>
+                <w:lang w:val="it-IT"/>
+              </w:rPr>
+            </w:pPr>
+            <w:r>
+              <w:rPr>
+                <w:rFonts w:cs="Arial"/>
+                <w:b/>
+                <w:sz w:val="28"/>
+                <w:szCs w:val="32"/>
+                <w:lang w:val="it-IT"/>
+              </w:rPr>
+              <w:t>Panchaati No</w:t>
+            </w:r>
+            <w:r>
+              <w:rPr>
+                <w:rFonts w:cs="Arial"/>
+                <w:b/>
+                <w:szCs w:val="32"/>
+                <w:lang w:val="it-IT"/>
+              </w:rPr>
+              <w:t>. - 3</w:t>
+            </w:r>
+            <w:r>
+              <w:rPr>
+                <w:rFonts w:cs="Arial"/>
+                <w:b/>
+                <w:sz w:val="28"/>
+                <w:szCs w:val="32"/>
+                <w:lang w:val="it-IT"/>
+              </w:rPr>
+              <w:t>8</w:t>
+            </w:r>
+          </w:p>
+        </w:tc>
+        <w:tc>
+          <w:tcPr>
+            <w:tcW w:w="5103" w:type="dxa"/>
+          </w:tcPr>
+          <w:p>
+            <w:pPr>
+              <w:widowControl w:val="0"/>
+              <w:autoSpaceDE w:val="0"/>
+              <w:autoSpaceDN w:val="0"/>
+              <w:adjustRightInd w:val="0"/>
+              <w:spacing w:before="0" w:line="240" w:lineRule="auto"/>
+              <w:rPr>
+                <w:rFonts w:ascii="BRH Malayalam Extra" w:hAnsi="BRH Malayalam Extra" w:cs="BRH Malayalam Extra"/>
+                <w:sz w:val="40"/>
+                <w:szCs w:val="40"/>
+                <w:lang w:val="it-IT"/>
+              </w:rPr>
+            </w:pPr>
+            <w:r>
+              <w:rPr>
+                <w:rFonts w:ascii="BRH Malayalam Extra" w:hAnsi="BRH Malayalam Extra" w:cs="BRH Malayalam Extra"/>
+                <w:sz w:val="40"/>
+                <w:szCs w:val="40"/>
+              </w:rPr>
+              <w:t xml:space="preserve">j© d | </w:t>
+            </w:r>
+            <w:r>
+              <w:rPr>
+                <w:rFonts w:ascii="BRH Malayalam Extra" w:hAnsi="BRH Malayalam Extra" w:cs="BRH Malayalam Extra"/>
+                <w:sz w:val="40"/>
+                <w:szCs w:val="40"/>
+                <w:highlight w:val="yellow"/>
+              </w:rPr>
+              <w:t>dx</w:t>
+            </w:r>
+            <w:r>
+              <w:rPr>
+                <w:rFonts w:ascii="BRH Malayalam Extra" w:hAnsi="BRH Malayalam Extra" w:cs="BRH Malayalam Extra"/>
+                <w:b/>
+                <w:sz w:val="33"/>
+                <w:szCs w:val="40"/>
+              </w:rPr>
+              <w:t>–</w:t>
+            </w:r>
+            <w:r>
+              <w:rPr>
+                <w:rFonts w:ascii="BRH Malayalam Extra" w:hAnsi="BRH Malayalam Extra" w:cs="BRH Malayalam Extra"/>
+                <w:sz w:val="40"/>
+                <w:szCs w:val="40"/>
+              </w:rPr>
+              <w:t>e</w:t>
+            </w:r>
+            <w:r>
+              <w:rPr>
+                <w:rFonts w:ascii="BRH Malayalam Extra" w:hAnsi="BRH Malayalam Extra" w:cs="BRH Malayalam Extra"/>
+                <w:b/>
+                <w:sz w:val="33"/>
+                <w:szCs w:val="40"/>
+              </w:rPr>
+              <w:t>–</w:t>
+            </w:r>
+            <w:r>
+              <w:rPr>
+                <w:rFonts w:ascii="BRH Malayalam Extra" w:hAnsi="BRH Malayalam Extra" w:cs="BRH Malayalam Extra"/>
+                <w:sz w:val="40"/>
+                <w:szCs w:val="40"/>
+              </w:rPr>
+              <w:t>tdz—Z |</w:t>
+            </w:r>
+          </w:p>
+        </w:tc>
+        <w:tc>
+          <w:tcPr>
+            <w:tcW w:w="5386" w:type="dxa"/>
+          </w:tcPr>
+          <w:p>
+            <w:pPr>
+              <w:widowControl w:val="0"/>
+              <w:autoSpaceDE w:val="0"/>
+              <w:autoSpaceDN w:val="0"/>
+              <w:adjustRightInd w:val="0"/>
+              <w:spacing w:before="0" w:line="240" w:lineRule="auto"/>
+              <w:rPr>
+                <w:rFonts w:ascii="BRH Malayalam Extra" w:hAnsi="BRH Malayalam Extra" w:cs="BRH Malayalam Extra"/>
+                <w:sz w:val="40"/>
+                <w:szCs w:val="40"/>
+                <w:lang w:val="it-IT"/>
+              </w:rPr>
+            </w:pPr>
+            <w:r>
+              <w:rPr>
+                <w:rFonts w:ascii="BRH Malayalam Extra" w:hAnsi="BRH Malayalam Extra" w:cs="BRH Malayalam Extra"/>
+                <w:sz w:val="40"/>
+                <w:szCs w:val="40"/>
+              </w:rPr>
+              <w:t xml:space="preserve">j© d | </w:t>
+            </w:r>
+            <w:r>
+              <w:rPr>
+                <w:rFonts w:ascii="BRH Malayalam Extra" w:hAnsi="BRH Malayalam Extra" w:cs="BRH Malayalam Extra"/>
+                <w:sz w:val="40"/>
+                <w:szCs w:val="40"/>
+                <w:highlight w:val="green"/>
+              </w:rPr>
+              <w:t>dx</w:t>
+            </w:r>
+            <w:r>
+              <w:rPr>
+                <w:rFonts w:ascii="BRH Malayalam Extra" w:hAnsi="BRH Malayalam Extra" w:cs="BRH Malayalam Extra"/>
+                <w:sz w:val="40"/>
+                <w:szCs w:val="40"/>
+              </w:rPr>
+              <w:t>e</w:t>
+            </w:r>
+            <w:r>
+              <w:rPr>
+                <w:rFonts w:ascii="BRH Malayalam Extra" w:hAnsi="BRH Malayalam Extra" w:cs="BRH Malayalam Extra"/>
+                <w:b/>
+                <w:sz w:val="33"/>
+                <w:szCs w:val="40"/>
+              </w:rPr>
+              <w:t>–</w:t>
+            </w:r>
+            <w:r>
+              <w:rPr>
+                <w:rFonts w:ascii="BRH Malayalam Extra" w:hAnsi="BRH Malayalam Extra" w:cs="BRH Malayalam Extra"/>
+                <w:sz w:val="40"/>
+                <w:szCs w:val="40"/>
+              </w:rPr>
+              <w:t>tdz—Z |</w:t>
+            </w:r>
+          </w:p>
+        </w:tc>
+      </w:tr>
+      <w:tr>
+        <w:trPr>
+          <w:trHeight w:val="983"/>
+        </w:trPr>
+        <w:tc>
+          <w:tcPr>
+            <w:tcW w:w="3828" w:type="dxa"/>
+          </w:tcPr>
+          <w:p>
+            <w:pPr>
+              <w:widowControl w:val="0"/>
+              <w:tabs>
+                <w:tab w:val="left" w:pos="993"/>
+              </w:tabs>
+              <w:autoSpaceDE w:val="0"/>
+              <w:autoSpaceDN w:val="0"/>
+              <w:adjustRightInd w:val="0"/>
+              <w:spacing w:before="0" w:line="240" w:lineRule="auto"/>
+              <w:ind w:right="297"/>
+              <w:rPr>
+                <w:rFonts w:cs="Arial"/>
+                <w:b/>
+                <w:sz w:val="28"/>
+                <w:szCs w:val="32"/>
+              </w:rPr>
+            </w:pPr>
+            <w:r>
+              <w:rPr>
+                <w:rFonts w:cs="Arial"/>
+                <w:b/>
+                <w:sz w:val="28"/>
+                <w:szCs w:val="32"/>
+              </w:rPr>
+              <w:lastRenderedPageBreak/>
+              <w:t>T.S.3.2.9.</w:t>
+            </w:r>
+            <w:r>
+              <w:rPr>
+                <w:rFonts w:cs="Arial"/>
+                <w:b/>
+                <w:sz w:val="28"/>
+                <w:szCs w:val="32"/>
+              </w:rPr>
+              <w:t>7</w:t>
+            </w:r>
+            <w:r>
+              <w:rPr>
+                <w:rFonts w:cs="Arial"/>
+                <w:b/>
+                <w:sz w:val="28"/>
+                <w:szCs w:val="32"/>
+              </w:rPr>
+              <w:t xml:space="preserve"> – Kramam</w:t>
+            </w:r>
+          </w:p>
+          <w:p>
+            <w:pPr>
+              <w:widowControl w:val="0"/>
+              <w:tabs>
+                <w:tab w:val="left" w:pos="993"/>
+              </w:tabs>
+              <w:autoSpaceDE w:val="0"/>
+              <w:autoSpaceDN w:val="0"/>
+              <w:adjustRightInd w:val="0"/>
+              <w:spacing w:before="0" w:line="240" w:lineRule="auto"/>
+              <w:ind w:right="297"/>
+              <w:rPr>
+                <w:rFonts w:cs="Arial"/>
+                <w:b/>
+                <w:sz w:val="28"/>
+                <w:szCs w:val="32"/>
+                <w:lang w:val="it-IT"/>
+              </w:rPr>
+            </w:pPr>
+            <w:r>
+              <w:rPr>
+                <w:rFonts w:cs="Arial"/>
+                <w:b/>
+                <w:sz w:val="28"/>
+                <w:szCs w:val="32"/>
+                <w:lang w:val="it-IT"/>
+              </w:rPr>
+              <w:t xml:space="preserve">Krama Vaakyam No. - </w:t>
+            </w:r>
+            <w:r>
+              <w:rPr>
+                <w:rFonts w:cs="Arial"/>
+                <w:b/>
+                <w:sz w:val="28"/>
+                <w:szCs w:val="32"/>
+                <w:lang w:val="it-IT"/>
+              </w:rPr>
+              <w:t>29</w:t>
+            </w:r>
+          </w:p>
+          <w:p>
+            <w:pPr>
+              <w:widowControl w:val="0"/>
+              <w:tabs>
+                <w:tab w:val="left" w:pos="993"/>
+              </w:tabs>
+              <w:autoSpaceDE w:val="0"/>
+              <w:autoSpaceDN w:val="0"/>
+              <w:adjustRightInd w:val="0"/>
+              <w:spacing w:before="0" w:line="240" w:lineRule="auto"/>
+              <w:ind w:right="297"/>
+              <w:rPr>
+                <w:rFonts w:cs="Arial"/>
+                <w:b/>
+                <w:sz w:val="28"/>
+                <w:szCs w:val="32"/>
+                <w:lang w:val="it-IT"/>
+              </w:rPr>
+            </w:pPr>
+            <w:r>
+              <w:rPr>
+                <w:rFonts w:cs="Arial"/>
+                <w:b/>
+                <w:sz w:val="28"/>
+                <w:szCs w:val="32"/>
+                <w:lang w:val="it-IT"/>
+              </w:rPr>
+              <w:t>Panchaati No</w:t>
+            </w:r>
+            <w:r>
+              <w:rPr>
+                <w:rFonts w:cs="Arial"/>
+                <w:b/>
+                <w:szCs w:val="32"/>
+                <w:lang w:val="it-IT"/>
+              </w:rPr>
+              <w:t xml:space="preserve">. - </w:t>
+            </w:r>
+            <w:r>
+              <w:rPr>
+                <w:rFonts w:cs="Arial"/>
+                <w:b/>
+                <w:szCs w:val="32"/>
+                <w:lang w:val="it-IT"/>
+              </w:rPr>
+              <w:t>41</w:t>
+            </w:r>
+          </w:p>
+        </w:tc>
+        <w:tc>
+          <w:tcPr>
+            <w:tcW w:w="5103" w:type="dxa"/>
+          </w:tcPr>
+          <w:p>
+            <w:pPr>
+              <w:widowControl w:val="0"/>
+              <w:autoSpaceDE w:val="0"/>
+              <w:autoSpaceDN w:val="0"/>
+              <w:adjustRightInd w:val="0"/>
+              <w:spacing w:before="0" w:line="240" w:lineRule="auto"/>
+              <w:rPr>
+                <w:rFonts w:ascii="BRH Malayalam Extra" w:hAnsi="BRH Malayalam Extra" w:cs="BRH Malayalam Extra"/>
+                <w:sz w:val="40"/>
+                <w:szCs w:val="40"/>
+              </w:rPr>
+            </w:pPr>
+            <w:r>
+              <w:rPr>
+                <w:rFonts w:ascii="BRH Malayalam Extra" w:hAnsi="BRH Malayalam Extra" w:cs="BRH Malayalam Extra"/>
+                <w:sz w:val="40"/>
+                <w:szCs w:val="40"/>
+              </w:rPr>
+              <w:t>De— R</w:t>
+            </w:r>
+            <w:r>
+              <w:rPr>
+                <w:rFonts w:ascii="BRH Malayalam Extra" w:hAnsi="BRH Malayalam Extra" w:cs="BRH Malayalam Extra"/>
+                <w:sz w:val="40"/>
+                <w:szCs w:val="40"/>
+                <w:highlight w:val="yellow"/>
+              </w:rPr>
+              <w:t>y</w:t>
+            </w:r>
+            <w:r>
+              <w:rPr>
+                <w:rFonts w:ascii="BRH Malayalam Extra" w:hAnsi="BRH Malayalam Extra" w:cs="BRH Malayalam Extra"/>
+                <w:sz w:val="40"/>
+                <w:szCs w:val="40"/>
+              </w:rPr>
+              <w:t>pÇy | Rz</w:t>
+            </w:r>
+            <w:r>
+              <w:rPr>
+                <w:rFonts w:ascii="BRH Malayalam Extra" w:hAnsi="BRH Malayalam Extra" w:cs="BRH Malayalam Extra"/>
+                <w:b/>
+                <w:sz w:val="33"/>
+                <w:szCs w:val="40"/>
+              </w:rPr>
+              <w:t>–</w:t>
+            </w:r>
+            <w:r>
+              <w:rPr>
+                <w:rFonts w:ascii="BRH Malayalam Extra" w:hAnsi="BRH Malayalam Extra" w:cs="BRH Malayalam Extra"/>
+                <w:sz w:val="40"/>
+                <w:szCs w:val="40"/>
+              </w:rPr>
+              <w:t>p</w:t>
+            </w:r>
+            <w:r>
+              <w:rPr>
+                <w:rFonts w:ascii="BRH Malayalam Extra" w:hAnsi="BRH Malayalam Extra" w:cs="BRH Malayalam Extra"/>
+                <w:b/>
+                <w:sz w:val="33"/>
+                <w:szCs w:val="40"/>
+              </w:rPr>
+              <w:t>–</w:t>
+            </w:r>
+            <w:r>
+              <w:rPr>
+                <w:rFonts w:ascii="BRH Malayalam Extra" w:hAnsi="BRH Malayalam Extra" w:cs="BRH Malayalam Extra"/>
+                <w:sz w:val="40"/>
+                <w:szCs w:val="40"/>
+              </w:rPr>
+              <w:t>Çy</w:t>
+            </w:r>
+            <w:r>
+              <w:rPr>
+                <w:rFonts w:ascii="BRH Malayalam Extra" w:hAnsi="BRH Malayalam Extra" w:cs="BRH Malayalam Extra"/>
+                <w:b/>
+                <w:sz w:val="33"/>
+                <w:szCs w:val="40"/>
+              </w:rPr>
+              <w:t>–</w:t>
+            </w:r>
+            <w:r>
+              <w:rPr>
+                <w:rFonts w:ascii="BRH Malayalam Extra" w:hAnsi="BRH Malayalam Extra" w:cs="BRH Malayalam Extra"/>
+                <w:sz w:val="40"/>
+                <w:szCs w:val="40"/>
+              </w:rPr>
+              <w:t xml:space="preserve"> jZ§ |</w:t>
+            </w:r>
+          </w:p>
+        </w:tc>
+        <w:tc>
+          <w:tcPr>
+            <w:tcW w:w="5386" w:type="dxa"/>
+          </w:tcPr>
+          <w:p>
+            <w:pPr>
+              <w:widowControl w:val="0"/>
+              <w:autoSpaceDE w:val="0"/>
+              <w:autoSpaceDN w:val="0"/>
+              <w:adjustRightInd w:val="0"/>
+              <w:spacing w:before="0" w:line="240" w:lineRule="auto"/>
+              <w:rPr>
+                <w:rFonts w:ascii="BRH Malayalam Extra" w:hAnsi="BRH Malayalam Extra" w:cs="BRH Malayalam Extra"/>
+                <w:sz w:val="40"/>
+                <w:szCs w:val="40"/>
+              </w:rPr>
+            </w:pPr>
+            <w:r>
+              <w:rPr>
+                <w:rFonts w:ascii="BRH Malayalam Extra" w:hAnsi="BRH Malayalam Extra" w:cs="BRH Malayalam Extra"/>
+                <w:sz w:val="40"/>
+                <w:szCs w:val="40"/>
+              </w:rPr>
+              <w:t>De— R</w:t>
+            </w:r>
+            <w:r>
+              <w:rPr>
+                <w:rFonts w:ascii="BRH Malayalam Extra" w:hAnsi="BRH Malayalam Extra" w:cs="BRH Malayalam Extra"/>
+                <w:sz w:val="40"/>
+                <w:szCs w:val="40"/>
+                <w:highlight w:val="green"/>
+              </w:rPr>
+              <w:t>z</w:t>
+            </w:r>
+            <w:r>
+              <w:rPr>
+                <w:rFonts w:ascii="BRH Malayalam Extra" w:hAnsi="BRH Malayalam Extra" w:cs="BRH Malayalam Extra"/>
+                <w:sz w:val="40"/>
+                <w:szCs w:val="40"/>
+              </w:rPr>
+              <w:t>pÇy | Rz</w:t>
+            </w:r>
+            <w:r>
+              <w:rPr>
+                <w:rFonts w:ascii="BRH Malayalam Extra" w:hAnsi="BRH Malayalam Extra" w:cs="BRH Malayalam Extra"/>
+                <w:b/>
+                <w:sz w:val="33"/>
+                <w:szCs w:val="40"/>
+              </w:rPr>
+              <w:t>–</w:t>
+            </w:r>
+            <w:r>
+              <w:rPr>
+                <w:rFonts w:ascii="BRH Malayalam Extra" w:hAnsi="BRH Malayalam Extra" w:cs="BRH Malayalam Extra"/>
+                <w:sz w:val="40"/>
+                <w:szCs w:val="40"/>
+              </w:rPr>
+              <w:t>p</w:t>
+            </w:r>
+            <w:r>
+              <w:rPr>
+                <w:rFonts w:ascii="BRH Malayalam Extra" w:hAnsi="BRH Malayalam Extra" w:cs="BRH Malayalam Extra"/>
+                <w:b/>
+                <w:sz w:val="33"/>
+                <w:szCs w:val="40"/>
+              </w:rPr>
+              <w:t>–</w:t>
+            </w:r>
+            <w:r>
+              <w:rPr>
+                <w:rFonts w:ascii="BRH Malayalam Extra" w:hAnsi="BRH Malayalam Extra" w:cs="BRH Malayalam Extra"/>
+                <w:sz w:val="40"/>
+                <w:szCs w:val="40"/>
+              </w:rPr>
+              <w:t>Çy</w:t>
+            </w:r>
+            <w:r>
+              <w:rPr>
+                <w:rFonts w:ascii="BRH Malayalam Extra" w:hAnsi="BRH Malayalam Extra" w:cs="BRH Malayalam Extra"/>
+                <w:b/>
+                <w:sz w:val="33"/>
+                <w:szCs w:val="40"/>
+              </w:rPr>
+              <w:t>–</w:t>
+            </w:r>
+            <w:r>
+              <w:rPr>
+                <w:rFonts w:ascii="BRH Malayalam Extra" w:hAnsi="BRH Malayalam Extra" w:cs="BRH Malayalam Extra"/>
+                <w:sz w:val="40"/>
+                <w:szCs w:val="40"/>
+              </w:rPr>
+              <w:t xml:space="preserve"> jZ§ |</w:t>
+            </w:r>
+          </w:p>
+        </w:tc>
+      </w:tr>
+      <w:tr>
+        <w:trPr>
+          <w:trHeight w:val="1408"/>
+        </w:trPr>
+        <w:tc>
+          <w:tcPr>
+            <w:tcW w:w="3828" w:type="dxa"/>
+          </w:tcPr>
+          <w:p>
+            <w:pPr>
+              <w:widowControl w:val="0"/>
+              <w:tabs>
+                <w:tab w:val="left" w:pos="993"/>
+              </w:tabs>
+              <w:autoSpaceDE w:val="0"/>
+              <w:autoSpaceDN w:val="0"/>
+              <w:adjustRightInd w:val="0"/>
+              <w:spacing w:before="0" w:line="240" w:lineRule="auto"/>
+              <w:ind w:right="297"/>
+              <w:rPr>
+                <w:rFonts w:cs="Arial"/>
+                <w:b/>
+                <w:color w:val="000000"/>
+                <w:sz w:val="28"/>
+                <w:szCs w:val="32"/>
+              </w:rPr>
+            </w:pPr>
+            <w:r>
+              <w:rPr>
+                <w:rFonts w:cs="Arial"/>
+                <w:b/>
+                <w:color w:val="000000"/>
+                <w:sz w:val="28"/>
+                <w:szCs w:val="32"/>
+              </w:rPr>
+              <w:t>T.S.</w:t>
+            </w:r>
+            <w:r>
+              <w:rPr>
+                <w:rFonts w:cs="Arial"/>
+                <w:b/>
+                <w:color w:val="000000"/>
+                <w:sz w:val="28"/>
+                <w:szCs w:val="32"/>
+              </w:rPr>
+              <w:t xml:space="preserve">3.2.10.2 </w:t>
+            </w:r>
+            <w:r>
+              <w:rPr>
+                <w:rFonts w:cs="Arial"/>
+                <w:b/>
+                <w:color w:val="000000"/>
+                <w:sz w:val="28"/>
+                <w:szCs w:val="32"/>
+              </w:rPr>
+              <w:t>– Kramam</w:t>
+            </w:r>
+          </w:p>
+          <w:p>
+            <w:pPr>
+              <w:widowControl w:val="0"/>
+              <w:tabs>
+                <w:tab w:val="left" w:pos="993"/>
+              </w:tabs>
+              <w:autoSpaceDE w:val="0"/>
+              <w:autoSpaceDN w:val="0"/>
+              <w:adjustRightInd w:val="0"/>
+              <w:spacing w:before="0" w:line="240" w:lineRule="auto"/>
+              <w:ind w:right="297"/>
+              <w:rPr>
+                <w:rFonts w:cs="Arial"/>
+                <w:b/>
+                <w:color w:val="000000"/>
+                <w:sz w:val="28"/>
+                <w:szCs w:val="32"/>
+                <w:lang w:val="en-IN"/>
+              </w:rPr>
+            </w:pPr>
+            <w:r>
+              <w:rPr>
+                <w:rFonts w:cs="Arial"/>
+                <w:b/>
+                <w:color w:val="000000"/>
+                <w:sz w:val="28"/>
+                <w:szCs w:val="32"/>
+                <w:lang w:val="en-IN"/>
+              </w:rPr>
+              <w:t>Krama Vaakyam No. - 48</w:t>
+            </w:r>
+          </w:p>
+          <w:p>
+            <w:pPr>
+              <w:widowControl w:val="0"/>
+              <w:tabs>
+                <w:tab w:val="left" w:pos="993"/>
+              </w:tabs>
+              <w:autoSpaceDE w:val="0"/>
+              <w:autoSpaceDN w:val="0"/>
+              <w:adjustRightInd w:val="0"/>
+              <w:spacing w:before="0" w:line="240" w:lineRule="auto"/>
+              <w:ind w:right="297"/>
+              <w:rPr>
+                <w:rFonts w:cs="Arial"/>
+                <w:b/>
+                <w:color w:val="000000"/>
+                <w:sz w:val="28"/>
+                <w:szCs w:val="32"/>
+                <w:lang w:val="it-IT"/>
+              </w:rPr>
+            </w:pPr>
+            <w:r>
+              <w:rPr>
+                <w:rFonts w:cs="Arial"/>
+                <w:b/>
+                <w:color w:val="000000"/>
+                <w:sz w:val="28"/>
+                <w:szCs w:val="32"/>
+                <w:lang w:val="it-IT"/>
+              </w:rPr>
+              <w:t>Panchaati No</w:t>
+            </w:r>
+            <w:r>
+              <w:rPr>
+                <w:rFonts w:cs="Arial"/>
+                <w:b/>
+                <w:color w:val="000000"/>
+                <w:szCs w:val="32"/>
+                <w:lang w:val="it-IT"/>
+              </w:rPr>
+              <w:t xml:space="preserve">. - </w:t>
+            </w:r>
+            <w:r>
+              <w:rPr>
+                <w:rFonts w:cs="Arial"/>
+                <w:b/>
+                <w:color w:val="000000"/>
+                <w:szCs w:val="32"/>
+                <w:lang w:val="it-IT"/>
+              </w:rPr>
+              <w:t>43</w:t>
+            </w:r>
+          </w:p>
+        </w:tc>
+        <w:tc>
+          <w:tcPr>
+            <w:tcW w:w="5103" w:type="dxa"/>
+          </w:tcPr>
+          <w:p>
+            <w:pPr>
+              <w:widowControl w:val="0"/>
+              <w:autoSpaceDE w:val="0"/>
+              <w:autoSpaceDN w:val="0"/>
+              <w:adjustRightInd w:val="0"/>
+              <w:spacing w:before="0" w:line="240" w:lineRule="auto"/>
+              <w:rPr>
+                <w:rFonts w:ascii="BRH Malayalam Extra" w:hAnsi="BRH Malayalam Extra" w:cs="BRH Malayalam Extra"/>
+                <w:color w:val="000000"/>
+                <w:sz w:val="40"/>
+                <w:szCs w:val="40"/>
+                <w:lang w:val="it-IT"/>
+              </w:rPr>
+            </w:pPr>
+            <w:r>
+              <w:rPr>
+                <w:rFonts w:ascii="BRH Malayalam Extra" w:hAnsi="BRH Malayalam Extra" w:cs="BRH Malayalam Extra"/>
+                <w:color w:val="000000"/>
+                <w:sz w:val="40"/>
+                <w:szCs w:val="40"/>
+                <w:lang w:val="it-IT"/>
+              </w:rPr>
+              <w:t>¥öq¥rçx— kqôz</w:t>
+            </w:r>
+            <w:r>
+              <w:rPr>
+                <w:rFonts w:ascii="BRH Malayalam Extra" w:hAnsi="BRH Malayalam Extra" w:cs="BRH Malayalam Extra"/>
+                <w:b/>
+                <w:color w:val="000000"/>
+                <w:sz w:val="33"/>
+                <w:szCs w:val="40"/>
+                <w:lang w:val="it-IT"/>
+              </w:rPr>
+              <w:t>–</w:t>
+            </w:r>
+            <w:r>
+              <w:rPr>
+                <w:rFonts w:ascii="BRH Malayalam Extra" w:hAnsi="BRH Malayalam Extra" w:cs="BRH Malayalam Extra"/>
+                <w:color w:val="000000"/>
+                <w:sz w:val="40"/>
+                <w:szCs w:val="40"/>
+                <w:lang w:val="it-IT"/>
+              </w:rPr>
+              <w:t xml:space="preserve">dxI | </w:t>
+            </w:r>
+          </w:p>
+          <w:p>
+            <w:pPr>
+              <w:widowControl w:val="0"/>
+              <w:autoSpaceDE w:val="0"/>
+              <w:autoSpaceDN w:val="0"/>
+              <w:adjustRightInd w:val="0"/>
+              <w:spacing w:before="0" w:line="240" w:lineRule="auto"/>
+              <w:rPr>
+                <w:rFonts w:ascii="BRH Malayalam Extra" w:hAnsi="BRH Malayalam Extra" w:cs="BRH Malayalam Extra"/>
+                <w:color w:val="000000"/>
+                <w:sz w:val="40"/>
+                <w:szCs w:val="40"/>
+                <w:lang w:val="it-IT"/>
+              </w:rPr>
+            </w:pPr>
+            <w:r>
+              <w:rPr>
+                <w:rFonts w:ascii="BRH Malayalam Extra" w:hAnsi="BRH Malayalam Extra" w:cs="BRH Malayalam Extra"/>
+                <w:color w:val="000000"/>
+                <w:sz w:val="40"/>
+                <w:szCs w:val="40"/>
+                <w:lang w:val="it-IT"/>
+              </w:rPr>
+              <w:t>k</w:t>
+            </w:r>
+            <w:r>
+              <w:rPr>
+                <w:rFonts w:ascii="BRH Malayalam Extra" w:hAnsi="BRH Malayalam Extra" w:cs="BRH Malayalam Extra"/>
+                <w:b/>
+                <w:color w:val="000000"/>
+                <w:sz w:val="33"/>
+                <w:szCs w:val="40"/>
+                <w:lang w:val="it-IT"/>
+              </w:rPr>
+              <w:t>–</w:t>
+            </w:r>
+            <w:r>
+              <w:rPr>
+                <w:rFonts w:ascii="BRH Malayalam Extra" w:hAnsi="BRH Malayalam Extra" w:cs="BRH Malayalam Extra"/>
+                <w:color w:val="000000"/>
+                <w:sz w:val="40"/>
+                <w:szCs w:val="40"/>
+                <w:lang w:val="it-IT"/>
+              </w:rPr>
+              <w:t>qô</w:t>
+            </w:r>
+            <w:r>
+              <w:rPr>
+                <w:rFonts w:ascii="BRH Malayalam Extra" w:hAnsi="BRH Malayalam Extra" w:cs="BRH Malayalam Extra"/>
+                <w:color w:val="000000"/>
+                <w:sz w:val="40"/>
+                <w:szCs w:val="40"/>
+                <w:highlight w:val="yellow"/>
+                <w:lang w:val="it-IT"/>
+              </w:rPr>
+              <w:t>y</w:t>
+            </w:r>
+            <w:r>
+              <w:rPr>
+                <w:rFonts w:ascii="BRH Malayalam Extra" w:hAnsi="BRH Malayalam Extra" w:cs="BRH Malayalam Extra"/>
+                <w:b/>
+                <w:color w:val="000000"/>
+                <w:sz w:val="33"/>
+                <w:szCs w:val="40"/>
+                <w:lang w:val="it-IT"/>
+              </w:rPr>
+              <w:t>–</w:t>
+            </w:r>
+            <w:r>
+              <w:rPr>
+                <w:rFonts w:ascii="BRH Malayalam Extra" w:hAnsi="BRH Malayalam Extra" w:cs="BRH Malayalam Extra"/>
+                <w:color w:val="000000"/>
+                <w:sz w:val="40"/>
+                <w:szCs w:val="40"/>
+                <w:lang w:val="it-IT"/>
+              </w:rPr>
+              <w:t>dxi—exd</w:t>
+            </w:r>
+            <w:r>
+              <w:rPr>
+                <w:rFonts w:ascii="BRH Malayalam Extra" w:hAnsi="BRH Malayalam Extra" w:cs="BRH Malayalam Extra"/>
+                <w:b/>
+                <w:color w:val="000000"/>
+                <w:sz w:val="33"/>
+                <w:szCs w:val="40"/>
+                <w:lang w:val="it-IT"/>
+              </w:rPr>
+              <w:t>–</w:t>
+            </w:r>
+            <w:r>
+              <w:rPr>
+                <w:rFonts w:ascii="BRH Malayalam Extra" w:hAnsi="BRH Malayalam Extra" w:cs="BRH Malayalam Extra"/>
+                <w:color w:val="000000"/>
+                <w:sz w:val="40"/>
+                <w:szCs w:val="40"/>
+                <w:lang w:val="it-IT"/>
+              </w:rPr>
+              <w:t>exJ |</w:t>
+            </w:r>
+          </w:p>
+        </w:tc>
+        <w:tc>
+          <w:tcPr>
+            <w:tcW w:w="5386" w:type="dxa"/>
+          </w:tcPr>
+          <w:p>
+            <w:pPr>
+              <w:widowControl w:val="0"/>
+              <w:autoSpaceDE w:val="0"/>
+              <w:autoSpaceDN w:val="0"/>
+              <w:adjustRightInd w:val="0"/>
+              <w:spacing w:before="0" w:line="240" w:lineRule="auto"/>
+              <w:rPr>
+                <w:rFonts w:ascii="BRH Malayalam Extra" w:hAnsi="BRH Malayalam Extra" w:cs="BRH Malayalam Extra"/>
+                <w:color w:val="000000"/>
+                <w:sz w:val="40"/>
+                <w:szCs w:val="40"/>
+                <w:lang w:val="it-IT"/>
+              </w:rPr>
+            </w:pPr>
+            <w:r>
+              <w:rPr>
+                <w:rFonts w:ascii="BRH Malayalam Extra" w:hAnsi="BRH Malayalam Extra" w:cs="BRH Malayalam Extra"/>
+                <w:color w:val="000000"/>
+                <w:sz w:val="40"/>
+                <w:szCs w:val="40"/>
+                <w:lang w:val="it-IT"/>
+              </w:rPr>
+              <w:t>¥öq¥rçx— kqôz</w:t>
+            </w:r>
+            <w:r>
+              <w:rPr>
+                <w:rFonts w:ascii="BRH Malayalam Extra" w:hAnsi="BRH Malayalam Extra" w:cs="BRH Malayalam Extra"/>
+                <w:b/>
+                <w:color w:val="000000"/>
+                <w:sz w:val="33"/>
+                <w:szCs w:val="40"/>
+                <w:lang w:val="it-IT"/>
+              </w:rPr>
+              <w:t>–</w:t>
+            </w:r>
+            <w:r>
+              <w:rPr>
+                <w:rFonts w:ascii="BRH Malayalam Extra" w:hAnsi="BRH Malayalam Extra" w:cs="BRH Malayalam Extra"/>
+                <w:color w:val="000000"/>
+                <w:sz w:val="40"/>
+                <w:szCs w:val="40"/>
+                <w:lang w:val="it-IT"/>
+              </w:rPr>
+              <w:t xml:space="preserve">dxI | </w:t>
+            </w:r>
+          </w:p>
+          <w:p>
+            <w:pPr>
+              <w:widowControl w:val="0"/>
+              <w:autoSpaceDE w:val="0"/>
+              <w:autoSpaceDN w:val="0"/>
+              <w:adjustRightInd w:val="0"/>
+              <w:spacing w:before="0" w:line="240" w:lineRule="auto"/>
+              <w:rPr>
+                <w:rFonts w:ascii="BRH Malayalam Extra" w:hAnsi="BRH Malayalam Extra" w:cs="BRH Malayalam Extra"/>
+                <w:color w:val="000000"/>
+                <w:sz w:val="40"/>
+                <w:szCs w:val="40"/>
+                <w:lang w:val="it-IT"/>
+              </w:rPr>
+            </w:pPr>
+            <w:r>
+              <w:rPr>
+                <w:rFonts w:ascii="BRH Malayalam Extra" w:hAnsi="BRH Malayalam Extra" w:cs="BRH Malayalam Extra"/>
+                <w:color w:val="000000"/>
+                <w:sz w:val="40"/>
+                <w:szCs w:val="40"/>
+                <w:lang w:val="it-IT"/>
+              </w:rPr>
+              <w:t>k</w:t>
+            </w:r>
+            <w:r>
+              <w:rPr>
+                <w:rFonts w:ascii="BRH Malayalam Extra" w:hAnsi="BRH Malayalam Extra" w:cs="BRH Malayalam Extra"/>
+                <w:b/>
+                <w:color w:val="000000"/>
+                <w:sz w:val="33"/>
+                <w:szCs w:val="40"/>
+                <w:lang w:val="it-IT"/>
+              </w:rPr>
+              <w:t>–</w:t>
+            </w:r>
+            <w:r>
+              <w:rPr>
+                <w:rFonts w:ascii="BRH Malayalam Extra" w:hAnsi="BRH Malayalam Extra" w:cs="BRH Malayalam Extra"/>
+                <w:color w:val="000000"/>
+                <w:sz w:val="40"/>
+                <w:szCs w:val="40"/>
+                <w:lang w:val="it-IT"/>
+              </w:rPr>
+              <w:t>qô</w:t>
+            </w:r>
+            <w:r>
+              <w:rPr>
+                <w:rFonts w:ascii="BRH Malayalam Extra" w:hAnsi="BRH Malayalam Extra" w:cs="BRH Malayalam Extra"/>
+                <w:color w:val="000000"/>
+                <w:sz w:val="40"/>
+                <w:szCs w:val="40"/>
+                <w:highlight w:val="green"/>
+                <w:lang w:val="it-IT"/>
+              </w:rPr>
+              <w:t>z</w:t>
+            </w:r>
+            <w:r>
+              <w:rPr>
+                <w:rFonts w:ascii="BRH Malayalam Extra" w:hAnsi="BRH Malayalam Extra" w:cs="BRH Malayalam Extra"/>
+                <w:b/>
+                <w:color w:val="000000"/>
+                <w:sz w:val="33"/>
+                <w:szCs w:val="40"/>
+                <w:lang w:val="it-IT"/>
+              </w:rPr>
+              <w:t>–</w:t>
+            </w:r>
+            <w:r>
+              <w:rPr>
+                <w:rFonts w:ascii="BRH Malayalam Extra" w:hAnsi="BRH Malayalam Extra" w:cs="BRH Malayalam Extra"/>
+                <w:color w:val="000000"/>
+                <w:sz w:val="40"/>
+                <w:szCs w:val="40"/>
+                <w:lang w:val="it-IT"/>
+              </w:rPr>
+              <w:t>dxi—exd</w:t>
+            </w:r>
+            <w:r>
+              <w:rPr>
+                <w:rFonts w:ascii="BRH Malayalam Extra" w:hAnsi="BRH Malayalam Extra" w:cs="BRH Malayalam Extra"/>
+                <w:b/>
+                <w:color w:val="000000"/>
+                <w:sz w:val="33"/>
+                <w:szCs w:val="40"/>
+                <w:lang w:val="it-IT"/>
+              </w:rPr>
+              <w:t>–</w:t>
+            </w:r>
+            <w:r>
+              <w:rPr>
+                <w:rFonts w:ascii="BRH Malayalam Extra" w:hAnsi="BRH Malayalam Extra" w:cs="BRH Malayalam Extra"/>
+                <w:color w:val="000000"/>
+                <w:sz w:val="40"/>
+                <w:szCs w:val="40"/>
+                <w:lang w:val="it-IT"/>
+              </w:rPr>
+              <w:t>exJ |</w:t>
             </w:r>
           </w:p>
         </w:tc>
@@ -2022,6 +3088,7 @@
           <w:sz w:val="32"/>
           <w:szCs w:val="32"/>
           <w:u w:val="single"/>
+          <w:lang w:val="it-IT"/>
         </w:rPr>
       </w:pPr>
     </w:p>
@@ -2034,6 +3101,7 @@
           <w:sz w:val="32"/>
           <w:szCs w:val="32"/>
           <w:u w:val="single"/>
+          <w:lang w:val="it-IT"/>
         </w:rPr>
       </w:pPr>
     </w:p>
@@ -2123,7 +3191,6 @@
           <w:b/>
           <w:bCs/>
         </w:rPr>
-        <w:lastRenderedPageBreak/>
         <w:t>(ignore those which are already incorporated in your book’s version and date)</w:t>
       </w:r>
     </w:p>
@@ -2944,6 +4011,7 @@
                 <w:sz w:val="28"/>
                 <w:szCs w:val="32"/>
               </w:rPr>
+              <w:lastRenderedPageBreak/>
               <w:t>T.S.</w:t>
             </w:r>
             <w:r>
@@ -4386,7 +5454,6 @@
                 <w:sz w:val="28"/>
                 <w:szCs w:val="32"/>
               </w:rPr>
-              <w:lastRenderedPageBreak/>
               <w:t>T.S.</w:t>
             </w:r>
             <w:r>
@@ -5657,6 +6724,7 @@
                 <w:sz w:val="40"/>
                 <w:szCs w:val="40"/>
               </w:rPr>
+              <w:lastRenderedPageBreak/>
               <w:t>Zsôx—</w:t>
             </w:r>
             <w:r>
@@ -5809,6 +6877,7 @@
                 <w:sz w:val="40"/>
                 <w:szCs w:val="40"/>
               </w:rPr>
+              <w:lastRenderedPageBreak/>
               <w:t>q</w:t>
             </w:r>
             <w:r>
@@ -5866,6 +6935,7 @@
                 <w:sz w:val="40"/>
                 <w:szCs w:val="40"/>
               </w:rPr>
+              <w:lastRenderedPageBreak/>
               <w:t>Zsôx—</w:t>
             </w:r>
             <w:r>
@@ -6062,6 +7132,7 @@
                 <w:sz w:val="28"/>
                 <w:szCs w:val="32"/>
               </w:rPr>
+              <w:lastRenderedPageBreak/>
               <w:t>T.S.3.2.11.1 – Kramam</w:t>
             </w:r>
           </w:p>
@@ -6415,7 +7486,16 @@
           <w:bCs/>
           <w:sz w:val="32"/>
         </w:rPr>
-        <w:t>replaced with</w:t>
+        <w:t xml:space="preserve">replaced </w:t>
+      </w:r>
+      <w:proofErr w:type="gramStart"/>
+      <w:r>
+        <w:rPr>
+          <w:b/>
+          <w:bCs/>
+          <w:sz w:val="32"/>
+        </w:rPr>
+        <w:t>with</w:t>
       </w:r>
       <w:r>
         <w:rPr>
@@ -6437,6 +7517,7 @@
         </w:rPr>
         <w:t>"</w:t>
       </w:r>
+      <w:proofErr w:type="gramEnd"/>
       <w:r>
         <w:rPr>
           <w:rFonts w:ascii="BRH Malayalam" w:hAnsi="BRH Malayalam" w:cs="BRH Malayalam"/>
@@ -6448,6 +7529,7 @@
         </w:rPr>
         <w:t>q§T</w:t>
       </w:r>
+      <w:proofErr w:type="gramStart"/>
       <w:r>
         <w:rPr>
           <w:rFonts w:ascii="BRH Malayalam" w:hAnsi="BRH Malayalam" w:cs="BRH Malayalam"/>
@@ -6464,7 +7546,16 @@
           <w:bCs/>
           <w:sz w:val="32"/>
         </w:rPr>
-        <w:t>wherever applicable</w:t>
+        <w:t>wherever</w:t>
+      </w:r>
+      <w:proofErr w:type="gramEnd"/>
+      <w:r>
+        <w:rPr>
+          <w:b/>
+          <w:bCs/>
+          <w:sz w:val="32"/>
+        </w:rPr>
+        <w:t xml:space="preserve"> applicable</w:t>
       </w:r>
     </w:p>
     <w:p>
@@ -6521,7 +7612,6 @@
           <w:szCs w:val="32"/>
           <w:u w:val="single"/>
         </w:rPr>
-        <w:lastRenderedPageBreak/>
         <w:t xml:space="preserve">TS Krama Paatam – TS </w:t>
       </w:r>
       <w:r>

--- a/TS-Kramam/TS-3.2/TS 3.2 Malayalam Krama Paatam Corrections.docx
+++ b/TS-Kramam/TS-3.2/TS 3.2 Malayalam Krama Paatam Corrections.docx
@@ -1,6 +1,6 @@
 
 <file path=word/document.xml><?xml version="1.0" encoding="utf-8"?>
-<w:document xmlns:wpc="http://schemas.microsoft.com/office/word/2010/wordprocessingCanvas" xmlns:cx="http://schemas.microsoft.com/office/drawing/2014/chartex" xmlns:cx1="http://schemas.microsoft.com/office/drawing/2015/9/8/chartex" xmlns:cx2="http://schemas.microsoft.com/office/drawing/2015/10/21/chartex" xmlns:cx3="http://schemas.microsoft.com/office/drawing/2016/5/9/chartex" xmlns:cx4="http://schemas.microsoft.com/office/drawing/2016/5/10/chartex" xmlns:cx5="http://schemas.microsoft.com/office/drawing/2016/5/11/chartex" xmlns:cx6="http://schemas.microsoft.com/office/drawing/2016/5/12/chartex" xmlns:cx7="http://schemas.microsoft.com/office/drawing/2016/5/13/chartex" xmlns:cx8="http://schemas.microsoft.com/office/drawing/2016/5/14/chartex" xmlns:mc="http://schemas.openxmlformats.org/markup-compatibility/2006" xmlns:aink="http://schemas.microsoft.com/office/drawing/2016/ink" xmlns:am3d="http://schemas.microsoft.com/office/drawing/2017/model3d" xmlns:o="urn:schemas-microsoft-com:office:office" xmlns:oel="http://schemas.microsoft.com/office/2019/extlst" xmlns:r="http://schemas.openxmlformats.org/officeDocument/2006/relationships" xmlns:m="http://schemas.openxmlformats.org/officeDocument/2006/math" xmlns:v="urn:schemas-microsoft-com:vml" xmlns:wp14="http://schemas.microsoft.com/office/word/2010/wordprocessingDrawing" xmlns:wp="http://schemas.openxmlformats.org/drawingml/2006/wordprocessingDrawing" xmlns:w10="urn:schemas-microsoft-com:office:word" xmlns:w="http://schemas.openxmlformats.org/wordprocessingml/2006/main" xmlns:w14="http://schemas.microsoft.com/office/word/2010/wordml" xmlns:w15="http://schemas.microsoft.com/office/word/2012/wordml" xmlns:w16cex="http://schemas.microsoft.com/office/word/2018/wordml/cex" xmlns:w16cid="http://schemas.microsoft.com/office/word/2016/wordml/cid" xmlns:w16="http://schemas.microsoft.com/office/word/2018/wordml" xmlns:w16du="http://schemas.microsoft.com/office/word/2023/wordml/word16du" xmlns:w16sdtdh="http://schemas.microsoft.com/office/word/2020/wordml/sdtdatahash" xmlns:w16sdtfl="http://schemas.microsoft.com/office/word/2024/wordml/sdtformatlock" xmlns:w16se="http://schemas.microsoft.com/office/word/2015/wordml/symex" xmlns:wpg="http://schemas.microsoft.com/office/word/2010/wordprocessingGroup" xmlns:wpi="http://schemas.microsoft.com/office/word/2010/wordprocessingInk" xmlns:wne="http://schemas.microsoft.com/office/word/2006/wordml" xmlns:wps="http://schemas.microsoft.com/office/word/2010/wordprocessingShape" mc:Ignorable="w14 w15 w16se w16cid w16 w16cex w16sdtdh w16sdtfl w16du wp14">
+<w:document xmlns:wpc="http://schemas.microsoft.com/office/word/2010/wordprocessingCanvas" xmlns:cx="http://schemas.microsoft.com/office/drawing/2014/chartex" xmlns:cx1="http://schemas.microsoft.com/office/drawing/2015/9/8/chartex" xmlns:cx2="http://schemas.microsoft.com/office/drawing/2015/10/21/chartex" xmlns:cx3="http://schemas.microsoft.com/office/drawing/2016/5/9/chartex" xmlns:cx4="http://schemas.microsoft.com/office/drawing/2016/5/10/chartex" xmlns:cx5="http://schemas.microsoft.com/office/drawing/2016/5/11/chartex" xmlns:cx6="http://schemas.microsoft.com/office/drawing/2016/5/12/chartex" xmlns:cx7="http://schemas.microsoft.com/office/drawing/2016/5/13/chartex" xmlns:cx8="http://schemas.microsoft.com/office/drawing/2016/5/14/chartex" xmlns:mc="http://schemas.openxmlformats.org/markup-compatibility/2006" xmlns:aink="http://schemas.microsoft.com/office/drawing/2016/ink" xmlns:am3d="http://schemas.microsoft.com/office/drawing/2017/model3d" xmlns:o="urn:schemas-microsoft-com:office:office" xmlns:oel="http://schemas.microsoft.com/office/2019/extlst" xmlns:r="http://schemas.openxmlformats.org/officeDocument/2006/relationships" xmlns:m="http://schemas.openxmlformats.org/officeDocument/2006/math" xmlns:v="urn:schemas-microsoft-com:vml" xmlns:wp14="http://schemas.microsoft.com/office/word/2010/wordprocessingDrawing" xmlns:wp="http://schemas.openxmlformats.org/drawingml/2006/wordprocessingDrawing" xmlns:w10="urn:schemas-microsoft-com:office:word" xmlns:w="http://schemas.openxmlformats.org/wordprocessingml/2006/main" xmlns:w14="http://schemas.microsoft.com/office/word/2010/wordml" xmlns:w15="http://schemas.microsoft.com/office/word/2012/wordml" xmlns:w16cei="http://schemas.microsoft.com/office/word/2026/wordml/cei" xmlns:w16cex="http://schemas.microsoft.com/office/word/2018/wordml/cex" xmlns:w16cid="http://schemas.microsoft.com/office/word/2016/wordml/cid" xmlns:w16="http://schemas.microsoft.com/office/word/2018/wordml" xmlns:w16du="http://schemas.microsoft.com/office/word/2023/wordml/word16du" xmlns:w16sdtdh="http://schemas.microsoft.com/office/word/2020/wordml/sdtdatahash" xmlns:w16sdtfl="http://schemas.microsoft.com/office/word/2024/wordml/sdtformatlock" xmlns:w16se="http://schemas.microsoft.com/office/word/2015/wordml/symex" xmlns:wpg="http://schemas.microsoft.com/office/word/2010/wordprocessingGroup" xmlns:wpi="http://schemas.microsoft.com/office/word/2010/wordprocessingInk" xmlns:wne="http://schemas.microsoft.com/office/word/2006/wordml" xmlns:wps="http://schemas.microsoft.com/office/word/2010/wordprocessingShape" mc:Ignorable="w14 w15 w16se w16cid w16 w16cex w16sdtdh w16sdtfl w16du wp14">
   <w:body>
     <w:p>
       <w:pPr>
@@ -1394,7 +1394,7 @@
       </w:tr>
       <w:tr>
         <w:trPr>
-          <w:trHeight w:val="2096"/>
+          <w:trHeight w:val="1550"/>
         </w:trPr>
         <w:tc>
           <w:tcPr>
@@ -1417,37 +1417,93 @@
                 <w:color w:val="000000"/>
                 <w:sz w:val="28"/>
                 <w:szCs w:val="32"/>
-              </w:rPr>
-            </w:pPr>
-            <w:r>
-              <w:rPr>
-                <w:rFonts w:cs="Arial"/>
-                <w:b/>
-                <w:color w:val="000000"/>
-                <w:sz w:val="28"/>
-                <w:szCs w:val="32"/>
-              </w:rPr>
-              <w:t>T.S.</w:t>
-            </w:r>
-            <w:r>
-              <w:rPr>
-                <w:rFonts w:cs="Arial"/>
-                <w:b/>
-                <w:color w:val="000000"/>
-                <w:sz w:val="28"/>
-                <w:szCs w:val="32"/>
-              </w:rPr>
-              <w:t xml:space="preserve">3.2.8.3 </w:t>
-            </w:r>
-            <w:r>
-              <w:rPr>
-                <w:rFonts w:cs="Arial"/>
-                <w:b/>
-                <w:color w:val="000000"/>
-                <w:sz w:val="28"/>
-                <w:szCs w:val="32"/>
-              </w:rPr>
-              <w:t>– Kramam</w:t>
+                <w:lang w:val="en-IN"/>
+              </w:rPr>
+            </w:pPr>
+            <w:r>
+              <w:rPr>
+                <w:rFonts w:eastAsia="Times New Roman" w:cs="Arial"/>
+                <w:b/>
+                <w:bCs/>
+                <w:sz w:val="28"/>
+                <w:szCs w:val="28"/>
+                <w:lang w:val="en-IN" w:eastAsia="en-IN" w:bidi="ml-IN"/>
+              </w:rPr>
+              <w:t>TS 3.2.</w:t>
+            </w:r>
+            <w:r>
+              <w:rPr>
+                <w:rFonts w:eastAsia="Times New Roman" w:cs="Arial"/>
+                <w:b/>
+                <w:bCs/>
+                <w:sz w:val="28"/>
+                <w:szCs w:val="28"/>
+                <w:lang w:val="en-IN" w:eastAsia="en-IN" w:bidi="ml-IN"/>
+              </w:rPr>
+              <w:t>8.1</w:t>
+            </w:r>
+            <w:r>
+              <w:rPr>
+                <w:rFonts w:eastAsia="Times New Roman" w:cs="Arial"/>
+                <w:b/>
+                <w:bCs/>
+                <w:sz w:val="28"/>
+                <w:szCs w:val="28"/>
+                <w:lang w:val="en-IN" w:eastAsia="en-IN" w:bidi="ml-IN"/>
+              </w:rPr>
+              <w:t xml:space="preserve">- </w:t>
+            </w:r>
+            <w:r>
+              <w:rPr>
+                <w:rFonts w:cs="Arial"/>
+                <w:b/>
+                <w:color w:val="000000"/>
+                <w:sz w:val="28"/>
+                <w:szCs w:val="32"/>
+                <w:lang w:val="en-IN"/>
+              </w:rPr>
+              <w:t>Kramam</w:t>
+            </w:r>
+          </w:p>
+          <w:p>
+            <w:pPr>
+              <w:widowControl w:val="0"/>
+              <w:autoSpaceDE w:val="0"/>
+              <w:autoSpaceDN w:val="0"/>
+              <w:adjustRightInd w:val="0"/>
+              <w:spacing w:before="0" w:line="240" w:lineRule="auto"/>
+              <w:ind w:right="-320"/>
+              <w:jc w:val="both"/>
+              <w:rPr>
+                <w:rFonts w:eastAsia="Times New Roman" w:cs="Arial"/>
+                <w:b/>
+                <w:bCs/>
+                <w:sz w:val="28"/>
+                <w:szCs w:val="28"/>
+                <w:lang w:val="en-IN" w:eastAsia="en-IN" w:bidi="ml-IN"/>
+              </w:rPr>
+            </w:pPr>
+            <w:r>
+              <w:rPr>
+                <w:rFonts w:cs="Arial"/>
+                <w:b/>
+                <w:color w:val="000000"/>
+                <w:sz w:val="28"/>
+                <w:szCs w:val="32"/>
+                <w:lang w:val="en-IN"/>
+              </w:rPr>
+              <w:t>Krama Vaakyam No</w:t>
+            </w:r>
+            <w:r>
+              <w:rPr>
+                <w:rFonts w:eastAsia="Times New Roman" w:cs="Arial"/>
+                <w:b/>
+                <w:bCs/>
+                <w:sz w:val="28"/>
+                <w:szCs w:val="28"/>
+                <w:lang w:val="en-IN" w:eastAsia="en-IN" w:bidi="ml-IN"/>
+              </w:rPr>
+              <w:t>. 57</w:t>
             </w:r>
           </w:p>
           <w:p>
@@ -1467,21 +1523,366 @@
                 <w:color w:val="000000"/>
                 <w:sz w:val="28"/>
                 <w:szCs w:val="32"/>
-                <w:lang w:val="en-IN"/>
-              </w:rPr>
-            </w:pPr>
-            <w:r>
-              <w:rPr>
-                <w:rFonts w:cs="Arial"/>
-                <w:b/>
-                <w:color w:val="000000"/>
-                <w:sz w:val="28"/>
-                <w:szCs w:val="32"/>
-                <w:lang w:val="en-IN"/>
-              </w:rPr>
-              <w:t>Krama Vaakyam No. - 35</w:t>
-            </w:r>
-          </w:p>
+                <w:lang w:val="it-IT"/>
+              </w:rPr>
+            </w:pPr>
+            <w:r>
+              <w:rPr>
+                <w:rFonts w:eastAsia="Times New Roman" w:cs="Arial"/>
+                <w:b/>
+                <w:bCs/>
+                <w:sz w:val="28"/>
+                <w:szCs w:val="28"/>
+                <w:lang w:val="it-IT" w:eastAsia="en-IN" w:bidi="ml-IN"/>
+              </w:rPr>
+              <w:t xml:space="preserve">Panchaati No. </w:t>
+            </w:r>
+            <w:r>
+              <w:rPr>
+                <w:rFonts w:eastAsia="Times New Roman" w:cs="Arial"/>
+                <w:b/>
+                <w:bCs/>
+                <w:sz w:val="28"/>
+                <w:szCs w:val="28"/>
+                <w:lang w:val="it-IT" w:eastAsia="en-IN" w:bidi="ml-IN"/>
+              </w:rPr>
+              <w:t>29</w:t>
+            </w:r>
+          </w:p>
+        </w:tc>
+        <w:tc>
+          <w:tcPr>
+            <w:tcW w:w="5103" w:type="dxa"/>
+          </w:tcPr>
+          <w:p>
+            <w:pPr>
+              <w:widowControl w:val="0"/>
+              <w:autoSpaceDE w:val="0"/>
+              <w:autoSpaceDN w:val="0"/>
+              <w:adjustRightInd w:val="0"/>
+              <w:spacing w:before="0" w:line="240" w:lineRule="auto"/>
+              <w:rPr>
+                <w:rFonts w:ascii="BRH Malayalam Extra" w:hAnsi="BRH Malayalam Extra" w:cs="BRH Malayalam Extra"/>
+                <w:color w:val="000000"/>
+                <w:sz w:val="40"/>
+                <w:szCs w:val="40"/>
+                <w:lang w:val="it-IT"/>
+              </w:rPr>
+            </w:pPr>
+            <w:r>
+              <w:rPr>
+                <w:rFonts w:ascii="BRH Malayalam Extra" w:hAnsi="BRH Malayalam Extra" w:cs="BRH Malayalam Extra"/>
+                <w:color w:val="000000"/>
+                <w:sz w:val="40"/>
+                <w:szCs w:val="40"/>
+                <w:lang w:val="it-IT"/>
+              </w:rPr>
+              <w:t>di— së£</w:t>
+            </w:r>
+            <w:r>
+              <w:rPr>
+                <w:rFonts w:ascii="BRH Malayalam Extra" w:hAnsi="BRH Malayalam Extra" w:cs="BRH Malayalam Extra"/>
+                <w:b/>
+                <w:color w:val="000000"/>
+                <w:sz w:val="33"/>
+                <w:szCs w:val="40"/>
+                <w:lang w:val="it-IT"/>
+              </w:rPr>
+              <w:t>–</w:t>
+            </w:r>
+            <w:r>
+              <w:rPr>
+                <w:rFonts w:ascii="BRH Malayalam Extra" w:hAnsi="BRH Malayalam Extra" w:cs="BRH Malayalam Extra"/>
+                <w:color w:val="000000"/>
+                <w:sz w:val="40"/>
+                <w:szCs w:val="40"/>
+                <w:lang w:val="it-IT"/>
+              </w:rPr>
+              <w:t xml:space="preserve">IeÇx˜I | </w:t>
+            </w:r>
+          </w:p>
+          <w:p>
+            <w:pPr>
+              <w:widowControl w:val="0"/>
+              <w:autoSpaceDE w:val="0"/>
+              <w:autoSpaceDN w:val="0"/>
+              <w:adjustRightInd w:val="0"/>
+              <w:spacing w:before="0" w:line="240" w:lineRule="auto"/>
+              <w:rPr>
+                <w:rFonts w:ascii="BRH Malayalam Extra" w:hAnsi="BRH Malayalam Extra" w:cs="BRH Malayalam Extra"/>
+                <w:color w:val="000000"/>
+                <w:sz w:val="40"/>
+                <w:szCs w:val="40"/>
+                <w:lang w:val="it-IT"/>
+              </w:rPr>
+            </w:pPr>
+            <w:r>
+              <w:rPr>
+                <w:rFonts w:ascii="BRH Malayalam Extra" w:hAnsi="BRH Malayalam Extra" w:cs="BRH Malayalam Extra"/>
+                <w:color w:val="000000"/>
+                <w:sz w:val="40"/>
+                <w:szCs w:val="40"/>
+                <w:lang w:val="it-IT"/>
+              </w:rPr>
+              <w:t>Z£</w:t>
+            </w:r>
+            <w:r>
+              <w:rPr>
+                <w:rFonts w:ascii="BRH Malayalam Extra" w:hAnsi="BRH Malayalam Extra" w:cs="BRH Malayalam Extra"/>
+                <w:b/>
+                <w:color w:val="000000"/>
+                <w:sz w:val="33"/>
+                <w:szCs w:val="40"/>
+                <w:lang w:val="it-IT"/>
+              </w:rPr>
+              <w:t>–</w:t>
+            </w:r>
+            <w:r>
+              <w:rPr>
+                <w:rFonts w:ascii="BRH Malayalam Extra" w:hAnsi="BRH Malayalam Extra" w:cs="BRH Malayalam Extra"/>
+                <w:color w:val="000000"/>
+                <w:sz w:val="40"/>
+                <w:szCs w:val="40"/>
+                <w:lang w:val="it-IT"/>
+              </w:rPr>
+              <w:t>Ie</w:t>
+            </w:r>
+            <w:r>
+              <w:rPr>
+                <w:rFonts w:ascii="BRH Malayalam Extra" w:hAnsi="BRH Malayalam Extra" w:cs="BRH Malayalam Extra"/>
+                <w:color w:val="000000"/>
+                <w:sz w:val="40"/>
+                <w:szCs w:val="40"/>
+                <w:highlight w:val="yellow"/>
+                <w:lang w:val="it-IT"/>
+              </w:rPr>
+              <w:t>Z</w:t>
+            </w:r>
+            <w:r>
+              <w:rPr>
+                <w:rFonts w:ascii="BRH Malayalam Extra" w:hAnsi="BRH Malayalam Extra" w:cs="BRH Malayalam Extra"/>
+                <w:color w:val="000000"/>
+                <w:sz w:val="40"/>
+                <w:szCs w:val="40"/>
+                <w:lang w:val="it-IT"/>
+              </w:rPr>
+              <w:t>x</w:t>
+            </w:r>
+            <w:r>
+              <w:rPr>
+                <w:rFonts w:ascii="BRH Malayalam Extra" w:hAnsi="BRH Malayalam Extra" w:cs="BRH Malayalam Extra"/>
+                <w:b/>
+                <w:color w:val="000000"/>
+                <w:sz w:val="33"/>
+                <w:szCs w:val="40"/>
+                <w:lang w:val="it-IT"/>
+              </w:rPr>
+              <w:t>–</w:t>
+            </w:r>
+            <w:r>
+              <w:rPr>
+                <w:rFonts w:ascii="BRH Devanagari Extra" w:hAnsi="BRH Devanagari Extra" w:cs="BRH Malayalam Extra"/>
+                <w:color w:val="000000"/>
+                <w:sz w:val="36"/>
+                <w:szCs w:val="40"/>
+                <w:lang w:val="it-IT"/>
+              </w:rPr>
+              <w:t>óè</w:t>
+            </w:r>
+            <w:r>
+              <w:rPr>
+                <w:rFonts w:ascii="BRH Malayalam Extra" w:hAnsi="BRH Malayalam Extra" w:cs="BRH Malayalam Extra"/>
+                <w:b/>
+                <w:color w:val="000000"/>
+                <w:sz w:val="33"/>
+                <w:szCs w:val="40"/>
+                <w:lang w:val="it-IT"/>
+              </w:rPr>
+              <w:t>–</w:t>
+            </w:r>
+            <w:r>
+              <w:rPr>
+                <w:rFonts w:ascii="BRH Malayalam Extra" w:hAnsi="BRH Malayalam Extra" w:cs="BRH Malayalam Extra"/>
+                <w:color w:val="000000"/>
+                <w:sz w:val="40"/>
+                <w:szCs w:val="40"/>
+                <w:lang w:val="it-IT"/>
+              </w:rPr>
+              <w:t xml:space="preserve"> ¥txöZx˜J |</w:t>
+            </w:r>
+          </w:p>
+        </w:tc>
+        <w:tc>
+          <w:tcPr>
+            <w:tcW w:w="5386" w:type="dxa"/>
+          </w:tcPr>
+          <w:p>
+            <w:pPr>
+              <w:widowControl w:val="0"/>
+              <w:autoSpaceDE w:val="0"/>
+              <w:autoSpaceDN w:val="0"/>
+              <w:adjustRightInd w:val="0"/>
+              <w:spacing w:before="0" w:line="240" w:lineRule="auto"/>
+              <w:rPr>
+                <w:rFonts w:ascii="BRH Malayalam Extra" w:hAnsi="BRH Malayalam Extra" w:cs="BRH Malayalam Extra"/>
+                <w:color w:val="000000"/>
+                <w:sz w:val="40"/>
+                <w:szCs w:val="40"/>
+                <w:lang w:val="it-IT"/>
+              </w:rPr>
+            </w:pPr>
+            <w:r>
+              <w:rPr>
+                <w:rFonts w:ascii="BRH Malayalam Extra" w:hAnsi="BRH Malayalam Extra" w:cs="BRH Malayalam Extra"/>
+                <w:color w:val="000000"/>
+                <w:sz w:val="40"/>
+                <w:szCs w:val="40"/>
+                <w:lang w:val="it-IT"/>
+              </w:rPr>
+              <w:t>di— së£</w:t>
+            </w:r>
+            <w:r>
+              <w:rPr>
+                <w:rFonts w:ascii="BRH Malayalam Extra" w:hAnsi="BRH Malayalam Extra" w:cs="BRH Malayalam Extra"/>
+                <w:b/>
+                <w:color w:val="000000"/>
+                <w:sz w:val="33"/>
+                <w:szCs w:val="40"/>
+                <w:lang w:val="it-IT"/>
+              </w:rPr>
+              <w:t>–</w:t>
+            </w:r>
+            <w:r>
+              <w:rPr>
+                <w:rFonts w:ascii="BRH Malayalam Extra" w:hAnsi="BRH Malayalam Extra" w:cs="BRH Malayalam Extra"/>
+                <w:color w:val="000000"/>
+                <w:sz w:val="40"/>
+                <w:szCs w:val="40"/>
+                <w:lang w:val="it-IT"/>
+              </w:rPr>
+              <w:t xml:space="preserve">IeÇx˜I | </w:t>
+            </w:r>
+          </w:p>
+          <w:p>
+            <w:pPr>
+              <w:widowControl w:val="0"/>
+              <w:autoSpaceDE w:val="0"/>
+              <w:autoSpaceDN w:val="0"/>
+              <w:adjustRightInd w:val="0"/>
+              <w:spacing w:before="0" w:line="240" w:lineRule="auto"/>
+              <w:rPr>
+                <w:rFonts w:ascii="BRH Malayalam Extra" w:hAnsi="BRH Malayalam Extra" w:cs="BRH Malayalam Extra"/>
+                <w:color w:val="000000"/>
+                <w:sz w:val="40"/>
+                <w:szCs w:val="40"/>
+                <w:lang w:val="it-IT"/>
+              </w:rPr>
+            </w:pPr>
+            <w:r>
+              <w:rPr>
+                <w:rFonts w:ascii="BRH Malayalam Extra" w:hAnsi="BRH Malayalam Extra" w:cs="BRH Malayalam Extra"/>
+                <w:color w:val="000000"/>
+                <w:sz w:val="40"/>
+                <w:szCs w:val="40"/>
+                <w:lang w:val="it-IT"/>
+              </w:rPr>
+              <w:t>Z£</w:t>
+            </w:r>
+            <w:r>
+              <w:rPr>
+                <w:rFonts w:ascii="BRH Malayalam Extra" w:hAnsi="BRH Malayalam Extra" w:cs="BRH Malayalam Extra"/>
+                <w:b/>
+                <w:color w:val="000000"/>
+                <w:sz w:val="33"/>
+                <w:szCs w:val="40"/>
+                <w:lang w:val="it-IT"/>
+              </w:rPr>
+              <w:t>–</w:t>
+            </w:r>
+            <w:r>
+              <w:rPr>
+                <w:rFonts w:ascii="BRH Malayalam Extra" w:hAnsi="BRH Malayalam Extra" w:cs="BRH Malayalam Extra"/>
+                <w:color w:val="000000"/>
+                <w:sz w:val="40"/>
+                <w:szCs w:val="40"/>
+                <w:lang w:val="it-IT"/>
+              </w:rPr>
+              <w:t>Ie</w:t>
+            </w:r>
+            <w:r>
+              <w:rPr>
+                <w:rFonts w:ascii="BRH Malayalam Extra" w:hAnsi="BRH Malayalam Extra" w:cs="BRH Malayalam Extra"/>
+                <w:color w:val="000000"/>
+                <w:sz w:val="40"/>
+                <w:szCs w:val="40"/>
+                <w:highlight w:val="green"/>
+                <w:lang w:val="it-IT"/>
+              </w:rPr>
+              <w:t>Ç</w:t>
+            </w:r>
+            <w:r>
+              <w:rPr>
+                <w:rFonts w:ascii="BRH Malayalam Extra" w:hAnsi="BRH Malayalam Extra" w:cs="BRH Malayalam Extra"/>
+                <w:color w:val="000000"/>
+                <w:sz w:val="40"/>
+                <w:szCs w:val="40"/>
+                <w:lang w:val="it-IT"/>
+              </w:rPr>
+              <w:t>x</w:t>
+            </w:r>
+            <w:r>
+              <w:rPr>
+                <w:rFonts w:ascii="BRH Malayalam Extra" w:hAnsi="BRH Malayalam Extra" w:cs="BRH Malayalam Extra"/>
+                <w:b/>
+                <w:color w:val="000000"/>
+                <w:sz w:val="33"/>
+                <w:szCs w:val="40"/>
+                <w:lang w:val="it-IT"/>
+              </w:rPr>
+              <w:t>–</w:t>
+            </w:r>
+            <w:r>
+              <w:rPr>
+                <w:rFonts w:ascii="BRH Devanagari Extra" w:hAnsi="BRH Devanagari Extra" w:cs="BRH Malayalam Extra"/>
+                <w:color w:val="000000"/>
+                <w:sz w:val="36"/>
+                <w:szCs w:val="40"/>
+                <w:lang w:val="it-IT"/>
+              </w:rPr>
+              <w:t>óè</w:t>
+            </w:r>
+            <w:r>
+              <w:rPr>
+                <w:rFonts w:ascii="BRH Malayalam Extra" w:hAnsi="BRH Malayalam Extra" w:cs="BRH Malayalam Extra"/>
+                <w:b/>
+                <w:color w:val="000000"/>
+                <w:sz w:val="33"/>
+                <w:szCs w:val="40"/>
+                <w:lang w:val="it-IT"/>
+              </w:rPr>
+              <w:t>–</w:t>
+            </w:r>
+            <w:r>
+              <w:rPr>
+                <w:rFonts w:ascii="BRH Malayalam Extra" w:hAnsi="BRH Malayalam Extra" w:cs="BRH Malayalam Extra"/>
+                <w:color w:val="000000"/>
+                <w:sz w:val="40"/>
+                <w:szCs w:val="40"/>
+                <w:lang w:val="it-IT"/>
+              </w:rPr>
+              <w:t xml:space="preserve"> ¥txöZx˜J |</w:t>
+            </w:r>
+          </w:p>
+        </w:tc>
+      </w:tr>
+      <w:tr>
+        <w:trPr>
+          <w:trHeight w:val="2096"/>
+        </w:trPr>
+        <w:tc>
+          <w:tcPr>
+            <w:tcW w:w="3828" w:type="dxa"/>
+          </w:tcPr>
           <w:p>
             <w:pPr>
               <w:widowControl w:val="0"/>
@@ -1499,532 +1900,39 @@
                 <w:color w:val="000000"/>
                 <w:sz w:val="28"/>
                 <w:szCs w:val="32"/>
-                <w:lang w:val="it-IT"/>
-              </w:rPr>
-            </w:pPr>
-            <w:r>
-              <w:rPr>
-                <w:rFonts w:cs="Arial"/>
-                <w:b/>
-                <w:color w:val="000000"/>
-                <w:sz w:val="28"/>
-                <w:szCs w:val="32"/>
-                <w:lang w:val="it-IT"/>
-              </w:rPr>
-              <w:t>Panchaati No</w:t>
-            </w:r>
-            <w:r>
-              <w:rPr>
-                <w:rFonts w:cs="Arial"/>
-                <w:b/>
-                <w:color w:val="000000"/>
-                <w:szCs w:val="32"/>
-                <w:lang w:val="it-IT"/>
-              </w:rPr>
-              <w:t>. - 3</w:t>
-            </w:r>
-            <w:r>
-              <w:rPr>
-                <w:rFonts w:cs="Arial"/>
-                <w:b/>
-                <w:color w:val="000000"/>
-                <w:sz w:val="28"/>
-                <w:szCs w:val="32"/>
-                <w:lang w:val="it-IT"/>
-              </w:rPr>
-              <w:t>1</w:t>
-            </w:r>
-          </w:p>
-        </w:tc>
-        <w:tc>
-          <w:tcPr>
-            <w:tcW w:w="5103" w:type="dxa"/>
-          </w:tcPr>
-          <w:p>
-            <w:pPr>
-              <w:widowControl w:val="0"/>
-              <w:autoSpaceDE w:val="0"/>
-              <w:autoSpaceDN w:val="0"/>
-              <w:adjustRightInd w:val="0"/>
-              <w:spacing w:before="0" w:line="240" w:lineRule="auto"/>
-              <w:rPr>
-                <w:rFonts w:ascii="BRH Malayalam Extra" w:hAnsi="BRH Malayalam Extra" w:cs="BRH Malayalam Extra"/>
-                <w:color w:val="000000"/>
-                <w:sz w:val="40"/>
-                <w:szCs w:val="40"/>
-                <w:lang w:val="it-IT"/>
-              </w:rPr>
-            </w:pPr>
-            <w:r>
-              <w:rPr>
-                <w:rFonts w:ascii="BRH Malayalam Extra" w:hAnsi="BRH Malayalam Extra" w:cs="BRH Malayalam Extra"/>
-                <w:color w:val="000000"/>
-                <w:sz w:val="40"/>
-                <w:szCs w:val="40"/>
-                <w:lang w:val="it-IT"/>
-              </w:rPr>
-              <w:t>j</w:t>
-            </w:r>
-            <w:r>
-              <w:rPr>
-                <w:rFonts w:ascii="BRH Malayalam Extra" w:hAnsi="BRH Malayalam Extra" w:cs="BRH Malayalam Extra"/>
-                <w:b/>
-                <w:color w:val="000000"/>
-                <w:sz w:val="33"/>
-                <w:szCs w:val="40"/>
-                <w:lang w:val="it-IT"/>
-              </w:rPr>
-              <w:t>–</w:t>
-            </w:r>
-            <w:r>
-              <w:rPr>
-                <w:rFonts w:ascii="BRH Malayalam Extra" w:hAnsi="BRH Malayalam Extra" w:cs="BRH Malayalam Extra"/>
-                <w:color w:val="000000"/>
-                <w:sz w:val="40"/>
-                <w:szCs w:val="40"/>
-                <w:lang w:val="it-IT"/>
-              </w:rPr>
-              <w:t>¹Kx—ixJ s¡¥b</w:t>
-            </w:r>
-            <w:r>
-              <w:rPr>
-                <w:rFonts w:ascii="BRH Malayalam Extra" w:hAnsi="BRH Malayalam Extra" w:cs="BRH Malayalam Extra"/>
-                <w:b/>
-                <w:color w:val="000000"/>
-                <w:sz w:val="33"/>
-                <w:szCs w:val="40"/>
-                <w:lang w:val="it-IT"/>
-              </w:rPr>
-              <w:t>–</w:t>
-            </w:r>
-            <w:r>
-              <w:rPr>
-                <w:rFonts w:ascii="BRH Malayalam Extra" w:hAnsi="BRH Malayalam Extra" w:cs="BRH Malayalam Extra"/>
-                <w:color w:val="000000"/>
-                <w:sz w:val="40"/>
-                <w:szCs w:val="40"/>
-                <w:lang w:val="it-IT"/>
-              </w:rPr>
-              <w:t xml:space="preserve">pxJ | </w:t>
-            </w:r>
-          </w:p>
-          <w:p>
-            <w:pPr>
-              <w:widowControl w:val="0"/>
-              <w:autoSpaceDE w:val="0"/>
-              <w:autoSpaceDN w:val="0"/>
-              <w:adjustRightInd w:val="0"/>
-              <w:spacing w:before="0" w:line="240" w:lineRule="auto"/>
-              <w:rPr>
-                <w:rFonts w:ascii="BRH Malayalam Extra" w:hAnsi="BRH Malayalam Extra" w:cs="BRH Malayalam Extra"/>
-                <w:color w:val="000000"/>
-                <w:sz w:val="40"/>
-                <w:szCs w:val="40"/>
-                <w:lang w:val="it-IT"/>
-              </w:rPr>
-            </w:pPr>
-            <w:r>
-              <w:rPr>
-                <w:rFonts w:ascii="BRH Malayalam Extra" w:hAnsi="BRH Malayalam Extra" w:cs="BRH Malayalam Extra"/>
-                <w:color w:val="000000"/>
-                <w:sz w:val="40"/>
-                <w:szCs w:val="40"/>
-                <w:lang w:val="it-IT"/>
-              </w:rPr>
-              <w:t>j</w:t>
-            </w:r>
-            <w:r>
-              <w:rPr>
-                <w:rFonts w:ascii="BRH Malayalam Extra" w:hAnsi="BRH Malayalam Extra" w:cs="BRH Malayalam Extra"/>
-                <w:b/>
-                <w:color w:val="000000"/>
-                <w:sz w:val="33"/>
-                <w:szCs w:val="40"/>
-                <w:lang w:val="it-IT"/>
-              </w:rPr>
-              <w:t>–</w:t>
-            </w:r>
-            <w:r>
-              <w:rPr>
-                <w:rFonts w:ascii="BRH Malayalam Extra" w:hAnsi="BRH Malayalam Extra" w:cs="BRH Malayalam Extra"/>
-                <w:color w:val="000000"/>
-                <w:sz w:val="40"/>
-                <w:szCs w:val="40"/>
-                <w:lang w:val="it-IT"/>
-              </w:rPr>
-              <w:t>¹Kx</w:t>
-            </w:r>
-            <w:r>
-              <w:rPr>
-                <w:rFonts w:ascii="BRH Malayalam Extra" w:hAnsi="BRH Malayalam Extra" w:cs="BRH Malayalam Extra"/>
-                <w:color w:val="000000"/>
-                <w:sz w:val="40"/>
-                <w:szCs w:val="40"/>
-                <w:highlight w:val="yellow"/>
-                <w:lang w:val="it-IT"/>
-              </w:rPr>
-              <w:t>—i</w:t>
-            </w:r>
-            <w:r>
-              <w:rPr>
-                <w:rFonts w:ascii="BRH Malayalam Extra" w:hAnsi="BRH Malayalam Extra" w:cs="BRH Malayalam Extra"/>
-                <w:b/>
-                <w:color w:val="000000"/>
-                <w:sz w:val="33"/>
-                <w:szCs w:val="40"/>
-                <w:lang w:val="it-IT"/>
-              </w:rPr>
-              <w:t>–</w:t>
-            </w:r>
-            <w:r>
-              <w:rPr>
-                <w:rFonts w:ascii="BRH Malayalam Extra" w:hAnsi="BRH Malayalam Extra" w:cs="BRH Malayalam Extra"/>
-                <w:color w:val="000000"/>
-                <w:sz w:val="40"/>
-                <w:szCs w:val="40"/>
-                <w:lang w:val="it-IT"/>
-              </w:rPr>
-              <w:t xml:space="preserve"> CZy— </w:t>
-            </w:r>
-          </w:p>
-          <w:p>
-            <w:pPr>
-              <w:widowControl w:val="0"/>
-              <w:autoSpaceDE w:val="0"/>
-              <w:autoSpaceDN w:val="0"/>
-              <w:adjustRightInd w:val="0"/>
-              <w:spacing w:before="0" w:line="240" w:lineRule="auto"/>
-              <w:rPr>
-                <w:rFonts w:ascii="BRH Malayalam Extra" w:hAnsi="BRH Malayalam Extra" w:cs="BRH Malayalam Extra"/>
-                <w:color w:val="000000"/>
-                <w:sz w:val="40"/>
-                <w:szCs w:val="40"/>
-                <w:lang w:val="it-IT"/>
-              </w:rPr>
-            </w:pPr>
-            <w:r>
-              <w:rPr>
-                <w:rFonts w:ascii="BRH Malayalam Extra" w:hAnsi="BRH Malayalam Extra" w:cs="BRH Malayalam Extra"/>
-                <w:color w:val="000000"/>
-                <w:sz w:val="40"/>
-                <w:szCs w:val="40"/>
-                <w:lang w:val="it-IT"/>
-              </w:rPr>
-              <w:t>j</w:t>
-            </w:r>
-            <w:r>
-              <w:rPr>
-                <w:rFonts w:ascii="BRH Malayalam Extra" w:hAnsi="BRH Malayalam Extra" w:cs="BRH Malayalam Extra"/>
-                <w:b/>
-                <w:color w:val="000000"/>
-                <w:sz w:val="33"/>
-                <w:szCs w:val="40"/>
-                <w:lang w:val="it-IT"/>
-              </w:rPr>
-              <w:t>–</w:t>
-            </w:r>
-            <w:r>
-              <w:rPr>
-                <w:rFonts w:ascii="BRH Malayalam Extra" w:hAnsi="BRH Malayalam Extra" w:cs="BRH Malayalam Extra"/>
-                <w:color w:val="000000"/>
-                <w:sz w:val="40"/>
-                <w:szCs w:val="40"/>
-                <w:lang w:val="it-IT"/>
-              </w:rPr>
-              <w:t>¹ - Kx</w:t>
-            </w:r>
-            <w:r>
-              <w:rPr>
-                <w:rFonts w:ascii="BRH Malayalam Extra" w:hAnsi="BRH Malayalam Extra" w:cs="BRH Malayalam Extra"/>
-                <w:b/>
-                <w:color w:val="000000"/>
-                <w:sz w:val="33"/>
-                <w:szCs w:val="40"/>
-                <w:lang w:val="it-IT"/>
-              </w:rPr>
-              <w:t>–</w:t>
-            </w:r>
-            <w:r>
-              <w:rPr>
-                <w:rFonts w:ascii="BRH Malayalam Extra" w:hAnsi="BRH Malayalam Extra" w:cs="BRH Malayalam Extra"/>
-                <w:color w:val="000000"/>
-                <w:sz w:val="40"/>
-                <w:szCs w:val="40"/>
-                <w:lang w:val="it-IT"/>
-              </w:rPr>
-              <w:t>ix</w:t>
-            </w:r>
-            <w:r>
-              <w:rPr>
-                <w:rFonts w:ascii="BRH Malayalam Extra" w:hAnsi="BRH Malayalam Extra" w:cs="BRH Malayalam Extra"/>
-                <w:b/>
-                <w:color w:val="000000"/>
-                <w:sz w:val="33"/>
-                <w:szCs w:val="40"/>
-                <w:lang w:val="it-IT"/>
-              </w:rPr>
-              <w:t>–</w:t>
-            </w:r>
-            <w:r>
-              <w:rPr>
-                <w:rFonts w:ascii="BRH Malayalam Extra" w:hAnsi="BRH Malayalam Extra" w:cs="BRH Malayalam Extra"/>
-                <w:color w:val="000000"/>
-                <w:sz w:val="40"/>
-                <w:szCs w:val="40"/>
-                <w:lang w:val="it-IT"/>
-              </w:rPr>
-              <w:t>J |</w:t>
-            </w:r>
-          </w:p>
-        </w:tc>
-        <w:tc>
-          <w:tcPr>
-            <w:tcW w:w="5386" w:type="dxa"/>
-          </w:tcPr>
-          <w:p>
-            <w:pPr>
-              <w:widowControl w:val="0"/>
-              <w:autoSpaceDE w:val="0"/>
-              <w:autoSpaceDN w:val="0"/>
-              <w:adjustRightInd w:val="0"/>
-              <w:spacing w:before="0" w:line="240" w:lineRule="auto"/>
-              <w:rPr>
-                <w:rFonts w:ascii="BRH Malayalam Extra" w:hAnsi="BRH Malayalam Extra" w:cs="BRH Malayalam Extra"/>
-                <w:color w:val="000000"/>
-                <w:sz w:val="40"/>
-                <w:szCs w:val="40"/>
-                <w:lang w:val="it-IT"/>
-              </w:rPr>
-            </w:pPr>
-            <w:r>
-              <w:rPr>
-                <w:rFonts w:ascii="BRH Malayalam Extra" w:hAnsi="BRH Malayalam Extra" w:cs="BRH Malayalam Extra"/>
-                <w:color w:val="000000"/>
-                <w:sz w:val="40"/>
-                <w:szCs w:val="40"/>
-                <w:lang w:val="it-IT"/>
-              </w:rPr>
-              <w:t>j</w:t>
-            </w:r>
-            <w:r>
-              <w:rPr>
-                <w:rFonts w:ascii="BRH Malayalam Extra" w:hAnsi="BRH Malayalam Extra" w:cs="BRH Malayalam Extra"/>
-                <w:b/>
-                <w:color w:val="000000"/>
-                <w:sz w:val="33"/>
-                <w:szCs w:val="40"/>
-                <w:lang w:val="it-IT"/>
-              </w:rPr>
-              <w:t>–</w:t>
-            </w:r>
-            <w:r>
-              <w:rPr>
-                <w:rFonts w:ascii="BRH Malayalam Extra" w:hAnsi="BRH Malayalam Extra" w:cs="BRH Malayalam Extra"/>
-                <w:color w:val="000000"/>
-                <w:sz w:val="40"/>
-                <w:szCs w:val="40"/>
-                <w:lang w:val="it-IT"/>
-              </w:rPr>
-              <w:t>¹Kx—ixJ s¡¥b</w:t>
-            </w:r>
-            <w:r>
-              <w:rPr>
-                <w:rFonts w:ascii="BRH Malayalam Extra" w:hAnsi="BRH Malayalam Extra" w:cs="BRH Malayalam Extra"/>
-                <w:b/>
-                <w:color w:val="000000"/>
-                <w:sz w:val="33"/>
-                <w:szCs w:val="40"/>
-                <w:lang w:val="it-IT"/>
-              </w:rPr>
-              <w:t>–</w:t>
-            </w:r>
-            <w:r>
-              <w:rPr>
-                <w:rFonts w:ascii="BRH Malayalam Extra" w:hAnsi="BRH Malayalam Extra" w:cs="BRH Malayalam Extra"/>
-                <w:color w:val="000000"/>
-                <w:sz w:val="40"/>
-                <w:szCs w:val="40"/>
-                <w:lang w:val="it-IT"/>
-              </w:rPr>
-              <w:t xml:space="preserve">pxJ | </w:t>
-            </w:r>
-          </w:p>
-          <w:p>
-            <w:pPr>
-              <w:autoSpaceDE w:val="0"/>
-              <w:autoSpaceDN w:val="0"/>
-              <w:adjustRightInd w:val="0"/>
-              <w:spacing w:before="0" w:line="240" w:lineRule="auto"/>
-              <w:rPr>
-                <w:rFonts w:ascii="BRH Malayalam Extra" w:hAnsi="BRH Malayalam Extra" w:cs="BRH Malayalam Extra"/>
-                <w:color w:val="000000"/>
-                <w:sz w:val="40"/>
-                <w:szCs w:val="40"/>
-                <w:lang w:val="it-IT"/>
-              </w:rPr>
-            </w:pPr>
-            <w:r>
-              <w:rPr>
-                <w:rFonts w:ascii="BRH Malayalam Extra" w:hAnsi="BRH Malayalam Extra" w:cs="BRH Malayalam Extra"/>
-                <w:color w:val="000000"/>
-                <w:sz w:val="40"/>
-                <w:szCs w:val="40"/>
-                <w:lang w:val="it-IT"/>
-              </w:rPr>
-              <w:t>j</w:t>
-            </w:r>
-            <w:r>
-              <w:rPr>
-                <w:rFonts w:ascii="BRH Malayalam Extra" w:hAnsi="BRH Malayalam Extra" w:cs="BRH Malayalam Extra"/>
-                <w:b/>
-                <w:color w:val="000000"/>
-                <w:sz w:val="33"/>
-                <w:szCs w:val="40"/>
-                <w:lang w:val="it-IT"/>
-              </w:rPr>
-              <w:t>–</w:t>
-            </w:r>
-            <w:r>
-              <w:rPr>
-                <w:rFonts w:ascii="BRH Malayalam Extra" w:hAnsi="BRH Malayalam Extra" w:cs="BRH Malayalam Extra"/>
-                <w:color w:val="000000"/>
-                <w:sz w:val="40"/>
-                <w:szCs w:val="40"/>
-                <w:lang w:val="it-IT"/>
-              </w:rPr>
-              <w:t>¹Kx—i</w:t>
-            </w:r>
-            <w:r>
-              <w:rPr>
-                <w:rFonts w:ascii="BRH Malayalam Extra" w:hAnsi="BRH Malayalam Extra" w:cs="BRH Malayalam Extra"/>
-                <w:color w:val="000000"/>
-                <w:sz w:val="40"/>
-                <w:szCs w:val="40"/>
-                <w:highlight w:val="green"/>
-                <w:lang w:val="it-IT"/>
-              </w:rPr>
-              <w:t>x</w:t>
-            </w:r>
-            <w:r>
-              <w:rPr>
-                <w:rFonts w:ascii="BRH Malayalam Extra" w:hAnsi="BRH Malayalam Extra" w:cs="BRH Malayalam Extra"/>
-                <w:b/>
-                <w:color w:val="000000"/>
-                <w:sz w:val="33"/>
-                <w:szCs w:val="40"/>
-                <w:lang w:val="it-IT"/>
-              </w:rPr>
-              <w:t>–</w:t>
-            </w:r>
-            <w:r>
-              <w:rPr>
-                <w:rFonts w:ascii="BRH Malayalam Extra" w:hAnsi="BRH Malayalam Extra" w:cs="BRH Malayalam Extra"/>
-                <w:color w:val="000000"/>
-                <w:sz w:val="40"/>
-                <w:szCs w:val="40"/>
-                <w:lang w:val="it-IT"/>
-              </w:rPr>
-              <w:t xml:space="preserve"> CZy— </w:t>
-            </w:r>
-          </w:p>
-          <w:p>
-            <w:pPr>
-              <w:autoSpaceDE w:val="0"/>
-              <w:autoSpaceDN w:val="0"/>
-              <w:adjustRightInd w:val="0"/>
-              <w:spacing w:before="0" w:line="240" w:lineRule="auto"/>
-              <w:rPr>
-                <w:rFonts w:ascii="BRH Malayalam Extra" w:hAnsi="BRH Malayalam Extra" w:cs="BRH Malayalam Extra"/>
-                <w:color w:val="000000"/>
-                <w:sz w:val="40"/>
-                <w:szCs w:val="40"/>
-                <w:lang w:val="it-IT"/>
-              </w:rPr>
-            </w:pPr>
-            <w:r>
-              <w:rPr>
-                <w:rFonts w:ascii="BRH Malayalam Extra" w:hAnsi="BRH Malayalam Extra" w:cs="BRH Malayalam Extra"/>
-                <w:color w:val="000000"/>
-                <w:sz w:val="40"/>
-                <w:szCs w:val="40"/>
-                <w:lang w:val="it-IT"/>
-              </w:rPr>
-              <w:t>j</w:t>
-            </w:r>
-            <w:r>
-              <w:rPr>
-                <w:rFonts w:ascii="BRH Malayalam Extra" w:hAnsi="BRH Malayalam Extra" w:cs="BRH Malayalam Extra"/>
-                <w:b/>
-                <w:color w:val="000000"/>
-                <w:sz w:val="33"/>
-                <w:szCs w:val="40"/>
-                <w:lang w:val="it-IT"/>
-              </w:rPr>
-              <w:t>–</w:t>
-            </w:r>
-            <w:r>
-              <w:rPr>
-                <w:rFonts w:ascii="BRH Malayalam Extra" w:hAnsi="BRH Malayalam Extra" w:cs="BRH Malayalam Extra"/>
-                <w:color w:val="000000"/>
-                <w:sz w:val="40"/>
-                <w:szCs w:val="40"/>
-                <w:lang w:val="it-IT"/>
-              </w:rPr>
-              <w:t>¹ - Kx</w:t>
-            </w:r>
-            <w:r>
-              <w:rPr>
-                <w:rFonts w:ascii="BRH Malayalam Extra" w:hAnsi="BRH Malayalam Extra" w:cs="BRH Malayalam Extra"/>
-                <w:b/>
-                <w:color w:val="000000"/>
-                <w:sz w:val="33"/>
-                <w:szCs w:val="40"/>
-                <w:lang w:val="it-IT"/>
-              </w:rPr>
-              <w:t>–</w:t>
-            </w:r>
-            <w:r>
-              <w:rPr>
-                <w:rFonts w:ascii="BRH Malayalam Extra" w:hAnsi="BRH Malayalam Extra" w:cs="BRH Malayalam Extra"/>
-                <w:color w:val="000000"/>
-                <w:sz w:val="40"/>
-                <w:szCs w:val="40"/>
-                <w:lang w:val="it-IT"/>
-              </w:rPr>
-              <w:t>ix</w:t>
-            </w:r>
-            <w:r>
-              <w:rPr>
-                <w:rFonts w:ascii="BRH Malayalam Extra" w:hAnsi="BRH Malayalam Extra" w:cs="BRH Malayalam Extra"/>
-                <w:b/>
-                <w:color w:val="000000"/>
-                <w:sz w:val="33"/>
-                <w:szCs w:val="40"/>
-                <w:lang w:val="it-IT"/>
-              </w:rPr>
-              <w:t>–</w:t>
-            </w:r>
-            <w:r>
-              <w:rPr>
-                <w:rFonts w:ascii="BRH Malayalam Extra" w:hAnsi="BRH Malayalam Extra" w:cs="BRH Malayalam Extra"/>
-                <w:color w:val="000000"/>
-                <w:sz w:val="40"/>
-                <w:szCs w:val="40"/>
-                <w:lang w:val="it-IT"/>
-              </w:rPr>
-              <w:t>J |</w:t>
-            </w:r>
-          </w:p>
-        </w:tc>
-      </w:tr>
-      <w:tr>
-        <w:trPr>
-          <w:trHeight w:val="1408"/>
-        </w:trPr>
-        <w:tc>
-          <w:tcPr>
-            <w:tcW w:w="3828" w:type="dxa"/>
-          </w:tcPr>
+              </w:rPr>
+            </w:pPr>
+            <w:r>
+              <w:rPr>
+                <w:rFonts w:cs="Arial"/>
+                <w:b/>
+                <w:color w:val="000000"/>
+                <w:sz w:val="28"/>
+                <w:szCs w:val="32"/>
+              </w:rPr>
+              <w:t>T.S.</w:t>
+            </w:r>
+            <w:r>
+              <w:rPr>
+                <w:rFonts w:cs="Arial"/>
+                <w:b/>
+                <w:color w:val="000000"/>
+                <w:sz w:val="28"/>
+                <w:szCs w:val="32"/>
+              </w:rPr>
+              <w:t xml:space="preserve">3.2.8.3 </w:t>
+            </w:r>
+            <w:r>
+              <w:rPr>
+                <w:rFonts w:cs="Arial"/>
+                <w:b/>
+                <w:color w:val="000000"/>
+                <w:sz w:val="28"/>
+                <w:szCs w:val="32"/>
+              </w:rPr>
+              <w:t>– Kramam</w:t>
+            </w:r>
+          </w:p>
           <w:p>
             <w:pPr>
               <w:widowControl w:val="0"/>
@@ -2039,36 +1947,22 @@
               <w:rPr>
                 <w:rFonts w:cs="Arial"/>
                 <w:b/>
-                <w:sz w:val="28"/>
-                <w:szCs w:val="32"/>
-              </w:rPr>
-            </w:pPr>
-            <w:r>
-              <w:rPr>
-                <w:rFonts w:cs="Arial"/>
-                <w:b/>
-                <w:sz w:val="28"/>
-                <w:szCs w:val="32"/>
-              </w:rPr>
-              <w:t>T.S.3.2.</w:t>
-            </w:r>
-            <w:r>
-              <w:rPr>
-                <w:rFonts w:cs="Arial"/>
-                <w:b/>
-                <w:sz w:val="28"/>
-                <w:szCs w:val="32"/>
-              </w:rPr>
-              <w:t>9.4</w:t>
-            </w:r>
-            <w:r>
-              <w:rPr>
-                <w:rFonts w:cs="Arial"/>
-                <w:b/>
-                <w:sz w:val="28"/>
-                <w:szCs w:val="32"/>
-              </w:rPr>
-              <w:t xml:space="preserve"> – Kramam</w:t>
+                <w:color w:val="000000"/>
+                <w:sz w:val="28"/>
+                <w:szCs w:val="32"/>
+                <w:lang w:val="en-IN"/>
+              </w:rPr>
+            </w:pPr>
+            <w:r>
+              <w:rPr>
+                <w:rFonts w:cs="Arial"/>
+                <w:b/>
+                <w:color w:val="000000"/>
+                <w:sz w:val="28"/>
+                <w:szCs w:val="32"/>
+                <w:lang w:val="en-IN"/>
+              </w:rPr>
+              <w:t>Krama Vaakyam No. - 35</w:t>
             </w:r>
           </w:p>
           <w:p>
@@ -2085,55 +1979,17 @@
               <w:rPr>
                 <w:rFonts w:cs="Arial"/>
                 <w:b/>
-                <w:sz w:val="28"/>
-                <w:szCs w:val="32"/>
-                <w:lang w:val="it-IT"/>
-              </w:rPr>
-            </w:pPr>
-            <w:r>
-              <w:rPr>
-                <w:rFonts w:cs="Arial"/>
-                <w:b/>
-                <w:sz w:val="28"/>
-                <w:szCs w:val="32"/>
-                <w:lang w:val="it-IT"/>
-              </w:rPr>
-              <w:t xml:space="preserve">Krama Vaakyam No. - </w:t>
-            </w:r>
-            <w:r>
-              <w:rPr>
-                <w:rFonts w:cs="Arial"/>
-                <w:b/>
-                <w:sz w:val="28"/>
-                <w:szCs w:val="32"/>
-                <w:lang w:val="it-IT"/>
-              </w:rPr>
-              <w:t>60</w:t>
-            </w:r>
-          </w:p>
-          <w:p>
-            <w:pPr>
-              <w:widowControl w:val="0"/>
-              <w:tabs>
-                <w:tab w:val="left" w:pos="993"/>
-              </w:tabs>
-              <w:autoSpaceDE w:val="0"/>
-              <w:autoSpaceDN w:val="0"/>
-              <w:adjustRightInd w:val="0"/>
-              <w:spacing w:before="0" w:line="240" w:lineRule="auto"/>
-              <w:ind w:right="297"/>
-              <w:rPr>
-                <w:rFonts w:cs="Arial"/>
-                <w:b/>
-                <w:sz w:val="28"/>
-                <w:szCs w:val="32"/>
-                <w:lang w:val="it-IT"/>
-              </w:rPr>
-            </w:pPr>
-            <w:r>
-              <w:rPr>
-                <w:rFonts w:cs="Arial"/>
-                <w:b/>
+                <w:color w:val="000000"/>
+                <w:sz w:val="28"/>
+                <w:szCs w:val="32"/>
+                <w:lang w:val="it-IT"/>
+              </w:rPr>
+            </w:pPr>
+            <w:r>
+              <w:rPr>
+                <w:rFonts w:cs="Arial"/>
+                <w:b/>
+                <w:color w:val="000000"/>
                 <w:sz w:val="28"/>
                 <w:szCs w:val="32"/>
                 <w:lang w:val="it-IT"/>
@@ -2144,6 +2000,7 @@
               <w:rPr>
                 <w:rFonts w:cs="Arial"/>
                 <w:b/>
+                <w:color w:val="000000"/>
                 <w:szCs w:val="32"/>
                 <w:lang w:val="it-IT"/>
               </w:rPr>
@@ -2153,11 +2010,12 @@
               <w:rPr>
                 <w:rFonts w:cs="Arial"/>
                 <w:b/>
-                <w:sz w:val="28"/>
-                <w:szCs w:val="32"/>
-                <w:lang w:val="it-IT"/>
-              </w:rPr>
-              <w:t>8</w:t>
+                <w:color w:val="000000"/>
+                <w:sz w:val="28"/>
+                <w:szCs w:val="32"/>
+                <w:lang w:val="it-IT"/>
+              </w:rPr>
+              <w:t>1</w:t>
             </w:r>
           </w:p>
         </w:tc>
@@ -2174,61 +2032,231 @@
               <w:spacing w:before="0" w:line="240" w:lineRule="auto"/>
               <w:rPr>
                 <w:rFonts w:ascii="BRH Malayalam Extra" w:hAnsi="BRH Malayalam Extra" w:cs="BRH Malayalam Extra"/>
-                <w:sz w:val="40"/>
-                <w:szCs w:val="40"/>
-                <w:lang w:val="it-IT"/>
-              </w:rPr>
-            </w:pPr>
-            <w:r>
-              <w:rPr>
-                <w:rFonts w:ascii="BRH Malayalam Extra" w:hAnsi="BRH Malayalam Extra" w:cs="BRH Malayalam Extra"/>
-                <w:sz w:val="40"/>
-                <w:szCs w:val="40"/>
-              </w:rPr>
-              <w:t xml:space="preserve">j© d | </w:t>
-            </w:r>
-            <w:r>
-              <w:rPr>
-                <w:rFonts w:ascii="BRH Malayalam Extra" w:hAnsi="BRH Malayalam Extra" w:cs="BRH Malayalam Extra"/>
+                <w:color w:val="000000"/>
+                <w:sz w:val="40"/>
+                <w:szCs w:val="40"/>
+                <w:lang w:val="it-IT"/>
+              </w:rPr>
+            </w:pPr>
+            <w:r>
+              <w:rPr>
+                <w:rFonts w:ascii="BRH Malayalam Extra" w:hAnsi="BRH Malayalam Extra" w:cs="BRH Malayalam Extra"/>
+                <w:color w:val="000000"/>
+                <w:sz w:val="40"/>
+                <w:szCs w:val="40"/>
+                <w:lang w:val="it-IT"/>
+              </w:rPr>
+              <w:t>j</w:t>
+            </w:r>
+            <w:r>
+              <w:rPr>
+                <w:rFonts w:ascii="BRH Malayalam Extra" w:hAnsi="BRH Malayalam Extra" w:cs="BRH Malayalam Extra"/>
+                <w:b/>
+                <w:color w:val="000000"/>
+                <w:sz w:val="33"/>
+                <w:szCs w:val="40"/>
+                <w:lang w:val="it-IT"/>
+              </w:rPr>
+              <w:t>–</w:t>
+            </w:r>
+            <w:r>
+              <w:rPr>
+                <w:rFonts w:ascii="BRH Malayalam Extra" w:hAnsi="BRH Malayalam Extra" w:cs="BRH Malayalam Extra"/>
+                <w:color w:val="000000"/>
+                <w:sz w:val="40"/>
+                <w:szCs w:val="40"/>
+                <w:lang w:val="it-IT"/>
+              </w:rPr>
+              <w:t>¹Kx—ixJ s¡¥b</w:t>
+            </w:r>
+            <w:r>
+              <w:rPr>
+                <w:rFonts w:ascii="BRH Malayalam Extra" w:hAnsi="BRH Malayalam Extra" w:cs="BRH Malayalam Extra"/>
+                <w:b/>
+                <w:color w:val="000000"/>
+                <w:sz w:val="33"/>
+                <w:szCs w:val="40"/>
+                <w:lang w:val="it-IT"/>
+              </w:rPr>
+              <w:t>–</w:t>
+            </w:r>
+            <w:r>
+              <w:rPr>
+                <w:rFonts w:ascii="BRH Malayalam Extra" w:hAnsi="BRH Malayalam Extra" w:cs="BRH Malayalam Extra"/>
+                <w:color w:val="000000"/>
+                <w:sz w:val="40"/>
+                <w:szCs w:val="40"/>
+                <w:lang w:val="it-IT"/>
+              </w:rPr>
+              <w:t xml:space="preserve">pxJ | </w:t>
+            </w:r>
+          </w:p>
+          <w:p>
+            <w:pPr>
+              <w:widowControl w:val="0"/>
+              <w:autoSpaceDE w:val="0"/>
+              <w:autoSpaceDN w:val="0"/>
+              <w:adjustRightInd w:val="0"/>
+              <w:spacing w:before="0" w:line="240" w:lineRule="auto"/>
+              <w:rPr>
+                <w:rFonts w:ascii="BRH Malayalam Extra" w:hAnsi="BRH Malayalam Extra" w:cs="BRH Malayalam Extra"/>
+                <w:color w:val="000000"/>
+                <w:sz w:val="40"/>
+                <w:szCs w:val="40"/>
+                <w:lang w:val="it-IT"/>
+              </w:rPr>
+            </w:pPr>
+            <w:r>
+              <w:rPr>
+                <w:rFonts w:ascii="BRH Malayalam Extra" w:hAnsi="BRH Malayalam Extra" w:cs="BRH Malayalam Extra"/>
+                <w:color w:val="000000"/>
+                <w:sz w:val="40"/>
+                <w:szCs w:val="40"/>
+                <w:lang w:val="it-IT"/>
+              </w:rPr>
+              <w:t>j</w:t>
+            </w:r>
+            <w:r>
+              <w:rPr>
+                <w:rFonts w:ascii="BRH Malayalam Extra" w:hAnsi="BRH Malayalam Extra" w:cs="BRH Malayalam Extra"/>
+                <w:b/>
+                <w:color w:val="000000"/>
+                <w:sz w:val="33"/>
+                <w:szCs w:val="40"/>
+                <w:lang w:val="it-IT"/>
+              </w:rPr>
+              <w:t>–</w:t>
+            </w:r>
+            <w:r>
+              <w:rPr>
+                <w:rFonts w:ascii="BRH Malayalam Extra" w:hAnsi="BRH Malayalam Extra" w:cs="BRH Malayalam Extra"/>
+                <w:color w:val="000000"/>
+                <w:sz w:val="40"/>
+                <w:szCs w:val="40"/>
+                <w:lang w:val="it-IT"/>
+              </w:rPr>
+              <w:t>¹Kx</w:t>
+            </w:r>
+            <w:r>
+              <w:rPr>
+                <w:rFonts w:ascii="BRH Malayalam Extra" w:hAnsi="BRH Malayalam Extra" w:cs="BRH Malayalam Extra"/>
+                <w:color w:val="000000"/>
                 <w:sz w:val="40"/>
                 <w:szCs w:val="40"/>
                 <w:highlight w:val="yellow"/>
-              </w:rPr>
-              <w:t>dx</w:t>
-            </w:r>
-            <w:r>
-              <w:rPr>
-                <w:rFonts w:ascii="BRH Malayalam Extra" w:hAnsi="BRH Malayalam Extra" w:cs="BRH Malayalam Extra"/>
-                <w:b/>
-                <w:sz w:val="33"/>
-                <w:szCs w:val="40"/>
-              </w:rPr>
-              <w:t>–</w:t>
-            </w:r>
-            <w:r>
-              <w:rPr>
-                <w:rFonts w:ascii="BRH Malayalam Extra" w:hAnsi="BRH Malayalam Extra" w:cs="BRH Malayalam Extra"/>
-                <w:sz w:val="40"/>
-                <w:szCs w:val="40"/>
-              </w:rPr>
-              <w:t>e</w:t>
-            </w:r>
-            <w:r>
-              <w:rPr>
-                <w:rFonts w:ascii="BRH Malayalam Extra" w:hAnsi="BRH Malayalam Extra" w:cs="BRH Malayalam Extra"/>
-                <w:b/>
-                <w:sz w:val="33"/>
-                <w:szCs w:val="40"/>
-              </w:rPr>
-              <w:t>–</w:t>
-            </w:r>
-            <w:r>
-              <w:rPr>
-                <w:rFonts w:ascii="BRH Malayalam Extra" w:hAnsi="BRH Malayalam Extra" w:cs="BRH Malayalam Extra"/>
-                <w:sz w:val="40"/>
-                <w:szCs w:val="40"/>
-              </w:rPr>
-              <w:t>tdz—Z |</w:t>
+                <w:lang w:val="it-IT"/>
+              </w:rPr>
+              <w:t>—i</w:t>
+            </w:r>
+            <w:r>
+              <w:rPr>
+                <w:rFonts w:ascii="BRH Malayalam Extra" w:hAnsi="BRH Malayalam Extra" w:cs="BRH Malayalam Extra"/>
+                <w:b/>
+                <w:color w:val="000000"/>
+                <w:sz w:val="33"/>
+                <w:szCs w:val="40"/>
+                <w:lang w:val="it-IT"/>
+              </w:rPr>
+              <w:t>–</w:t>
+            </w:r>
+            <w:r>
+              <w:rPr>
+                <w:rFonts w:ascii="BRH Malayalam Extra" w:hAnsi="BRH Malayalam Extra" w:cs="BRH Malayalam Extra"/>
+                <w:color w:val="000000"/>
+                <w:sz w:val="40"/>
+                <w:szCs w:val="40"/>
+                <w:lang w:val="it-IT"/>
+              </w:rPr>
+              <w:t xml:space="preserve"> CZy— </w:t>
+            </w:r>
+          </w:p>
+          <w:p>
+            <w:pPr>
+              <w:widowControl w:val="0"/>
+              <w:autoSpaceDE w:val="0"/>
+              <w:autoSpaceDN w:val="0"/>
+              <w:adjustRightInd w:val="0"/>
+              <w:spacing w:before="0" w:line="240" w:lineRule="auto"/>
+              <w:rPr>
+                <w:rFonts w:ascii="BRH Malayalam Extra" w:hAnsi="BRH Malayalam Extra" w:cs="BRH Malayalam Extra"/>
+                <w:color w:val="000000"/>
+                <w:sz w:val="40"/>
+                <w:szCs w:val="40"/>
+                <w:lang w:val="it-IT"/>
+              </w:rPr>
+            </w:pPr>
+            <w:r>
+              <w:rPr>
+                <w:rFonts w:ascii="BRH Malayalam Extra" w:hAnsi="BRH Malayalam Extra" w:cs="BRH Malayalam Extra"/>
+                <w:color w:val="000000"/>
+                <w:sz w:val="40"/>
+                <w:szCs w:val="40"/>
+                <w:lang w:val="it-IT"/>
+              </w:rPr>
+              <w:t>j</w:t>
+            </w:r>
+            <w:r>
+              <w:rPr>
+                <w:rFonts w:ascii="BRH Malayalam Extra" w:hAnsi="BRH Malayalam Extra" w:cs="BRH Malayalam Extra"/>
+                <w:b/>
+                <w:color w:val="000000"/>
+                <w:sz w:val="33"/>
+                <w:szCs w:val="40"/>
+                <w:lang w:val="it-IT"/>
+              </w:rPr>
+              <w:t>–</w:t>
+            </w:r>
+            <w:r>
+              <w:rPr>
+                <w:rFonts w:ascii="BRH Malayalam Extra" w:hAnsi="BRH Malayalam Extra" w:cs="BRH Malayalam Extra"/>
+                <w:color w:val="000000"/>
+                <w:sz w:val="40"/>
+                <w:szCs w:val="40"/>
+                <w:lang w:val="it-IT"/>
+              </w:rPr>
+              <w:t>¹ - Kx</w:t>
+            </w:r>
+            <w:r>
+              <w:rPr>
+                <w:rFonts w:ascii="BRH Malayalam Extra" w:hAnsi="BRH Malayalam Extra" w:cs="BRH Malayalam Extra"/>
+                <w:b/>
+                <w:color w:val="000000"/>
+                <w:sz w:val="33"/>
+                <w:szCs w:val="40"/>
+                <w:lang w:val="it-IT"/>
+              </w:rPr>
+              <w:t>–</w:t>
+            </w:r>
+            <w:r>
+              <w:rPr>
+                <w:rFonts w:ascii="BRH Malayalam Extra" w:hAnsi="BRH Malayalam Extra" w:cs="BRH Malayalam Extra"/>
+                <w:color w:val="000000"/>
+                <w:sz w:val="40"/>
+                <w:szCs w:val="40"/>
+                <w:lang w:val="it-IT"/>
+              </w:rPr>
+              <w:t>ix</w:t>
+            </w:r>
+            <w:r>
+              <w:rPr>
+                <w:rFonts w:ascii="BRH Malayalam Extra" w:hAnsi="BRH Malayalam Extra" w:cs="BRH Malayalam Extra"/>
+                <w:b/>
+                <w:color w:val="000000"/>
+                <w:sz w:val="33"/>
+                <w:szCs w:val="40"/>
+                <w:lang w:val="it-IT"/>
+              </w:rPr>
+              <w:t>–</w:t>
+            </w:r>
+            <w:r>
+              <w:rPr>
+                <w:rFonts w:ascii="BRH Malayalam Extra" w:hAnsi="BRH Malayalam Extra" w:cs="BRH Malayalam Extra"/>
+                <w:color w:val="000000"/>
+                <w:sz w:val="40"/>
+                <w:szCs w:val="40"/>
+                <w:lang w:val="it-IT"/>
+              </w:rPr>
+              <w:t>J |</w:t>
             </w:r>
           </w:p>
         </w:tc>
@@ -2245,52 +2273,229 @@
               <w:spacing w:before="0" w:line="240" w:lineRule="auto"/>
               <w:rPr>
                 <w:rFonts w:ascii="BRH Malayalam Extra" w:hAnsi="BRH Malayalam Extra" w:cs="BRH Malayalam Extra"/>
-                <w:sz w:val="40"/>
-                <w:szCs w:val="40"/>
-                <w:lang w:val="it-IT"/>
-              </w:rPr>
-            </w:pPr>
-            <w:r>
-              <w:rPr>
-                <w:rFonts w:ascii="BRH Malayalam Extra" w:hAnsi="BRH Malayalam Extra" w:cs="BRH Malayalam Extra"/>
-                <w:sz w:val="40"/>
-                <w:szCs w:val="40"/>
-              </w:rPr>
-              <w:t xml:space="preserve">j© d | </w:t>
-            </w:r>
-            <w:r>
-              <w:rPr>
-                <w:rFonts w:ascii="BRH Malayalam Extra" w:hAnsi="BRH Malayalam Extra" w:cs="BRH Malayalam Extra"/>
+                <w:color w:val="000000"/>
+                <w:sz w:val="40"/>
+                <w:szCs w:val="40"/>
+                <w:lang w:val="it-IT"/>
+              </w:rPr>
+            </w:pPr>
+            <w:r>
+              <w:rPr>
+                <w:rFonts w:ascii="BRH Malayalam Extra" w:hAnsi="BRH Malayalam Extra" w:cs="BRH Malayalam Extra"/>
+                <w:color w:val="000000"/>
+                <w:sz w:val="40"/>
+                <w:szCs w:val="40"/>
+                <w:lang w:val="it-IT"/>
+              </w:rPr>
+              <w:t>j</w:t>
+            </w:r>
+            <w:r>
+              <w:rPr>
+                <w:rFonts w:ascii="BRH Malayalam Extra" w:hAnsi="BRH Malayalam Extra" w:cs="BRH Malayalam Extra"/>
+                <w:b/>
+                <w:color w:val="000000"/>
+                <w:sz w:val="33"/>
+                <w:szCs w:val="40"/>
+                <w:lang w:val="it-IT"/>
+              </w:rPr>
+              <w:t>–</w:t>
+            </w:r>
+            <w:r>
+              <w:rPr>
+                <w:rFonts w:ascii="BRH Malayalam Extra" w:hAnsi="BRH Malayalam Extra" w:cs="BRH Malayalam Extra"/>
+                <w:color w:val="000000"/>
+                <w:sz w:val="40"/>
+                <w:szCs w:val="40"/>
+                <w:lang w:val="it-IT"/>
+              </w:rPr>
+              <w:t>¹Kx—ixJ s¡¥b</w:t>
+            </w:r>
+            <w:r>
+              <w:rPr>
+                <w:rFonts w:ascii="BRH Malayalam Extra" w:hAnsi="BRH Malayalam Extra" w:cs="BRH Malayalam Extra"/>
+                <w:b/>
+                <w:color w:val="000000"/>
+                <w:sz w:val="33"/>
+                <w:szCs w:val="40"/>
+                <w:lang w:val="it-IT"/>
+              </w:rPr>
+              <w:t>–</w:t>
+            </w:r>
+            <w:r>
+              <w:rPr>
+                <w:rFonts w:ascii="BRH Malayalam Extra" w:hAnsi="BRH Malayalam Extra" w:cs="BRH Malayalam Extra"/>
+                <w:color w:val="000000"/>
+                <w:sz w:val="40"/>
+                <w:szCs w:val="40"/>
+                <w:lang w:val="it-IT"/>
+              </w:rPr>
+              <w:t xml:space="preserve">pxJ | </w:t>
+            </w:r>
+          </w:p>
+          <w:p>
+            <w:pPr>
+              <w:autoSpaceDE w:val="0"/>
+              <w:autoSpaceDN w:val="0"/>
+              <w:adjustRightInd w:val="0"/>
+              <w:spacing w:before="0" w:line="240" w:lineRule="auto"/>
+              <w:rPr>
+                <w:rFonts w:ascii="BRH Malayalam Extra" w:hAnsi="BRH Malayalam Extra" w:cs="BRH Malayalam Extra"/>
+                <w:color w:val="000000"/>
+                <w:sz w:val="40"/>
+                <w:szCs w:val="40"/>
+                <w:lang w:val="it-IT"/>
+              </w:rPr>
+            </w:pPr>
+            <w:r>
+              <w:rPr>
+                <w:rFonts w:ascii="BRH Malayalam Extra" w:hAnsi="BRH Malayalam Extra" w:cs="BRH Malayalam Extra"/>
+                <w:color w:val="000000"/>
+                <w:sz w:val="40"/>
+                <w:szCs w:val="40"/>
+                <w:lang w:val="it-IT"/>
+              </w:rPr>
+              <w:t>j</w:t>
+            </w:r>
+            <w:r>
+              <w:rPr>
+                <w:rFonts w:ascii="BRH Malayalam Extra" w:hAnsi="BRH Malayalam Extra" w:cs="BRH Malayalam Extra"/>
+                <w:b/>
+                <w:color w:val="000000"/>
+                <w:sz w:val="33"/>
+                <w:szCs w:val="40"/>
+                <w:lang w:val="it-IT"/>
+              </w:rPr>
+              <w:t>–</w:t>
+            </w:r>
+            <w:r>
+              <w:rPr>
+                <w:rFonts w:ascii="BRH Malayalam Extra" w:hAnsi="BRH Malayalam Extra" w:cs="BRH Malayalam Extra"/>
+                <w:color w:val="000000"/>
+                <w:sz w:val="40"/>
+                <w:szCs w:val="40"/>
+                <w:lang w:val="it-IT"/>
+              </w:rPr>
+              <w:t>¹Kx—i</w:t>
+            </w:r>
+            <w:r>
+              <w:rPr>
+                <w:rFonts w:ascii="BRH Malayalam Extra" w:hAnsi="BRH Malayalam Extra" w:cs="BRH Malayalam Extra"/>
+                <w:color w:val="000000"/>
                 <w:sz w:val="40"/>
                 <w:szCs w:val="40"/>
                 <w:highlight w:val="green"/>
-              </w:rPr>
-              <w:t>dx</w:t>
-            </w:r>
-            <w:r>
-              <w:rPr>
-                <w:rFonts w:ascii="BRH Malayalam Extra" w:hAnsi="BRH Malayalam Extra" w:cs="BRH Malayalam Extra"/>
-                <w:sz w:val="40"/>
-                <w:szCs w:val="40"/>
-              </w:rPr>
-              <w:t>e</w:t>
-            </w:r>
-            <w:r>
-              <w:rPr>
-                <w:rFonts w:ascii="BRH Malayalam Extra" w:hAnsi="BRH Malayalam Extra" w:cs="BRH Malayalam Extra"/>
-                <w:b/>
-                <w:sz w:val="33"/>
-                <w:szCs w:val="40"/>
-              </w:rPr>
-              <w:t>–</w:t>
-            </w:r>
-            <w:r>
-              <w:rPr>
-                <w:rFonts w:ascii="BRH Malayalam Extra" w:hAnsi="BRH Malayalam Extra" w:cs="BRH Malayalam Extra"/>
-                <w:sz w:val="40"/>
-                <w:szCs w:val="40"/>
-              </w:rPr>
-              <w:t>tdz—Z |</w:t>
+                <w:lang w:val="it-IT"/>
+              </w:rPr>
+              <w:t>x</w:t>
+            </w:r>
+            <w:r>
+              <w:rPr>
+                <w:rFonts w:ascii="BRH Malayalam Extra" w:hAnsi="BRH Malayalam Extra" w:cs="BRH Malayalam Extra"/>
+                <w:b/>
+                <w:color w:val="000000"/>
+                <w:sz w:val="33"/>
+                <w:szCs w:val="40"/>
+                <w:lang w:val="it-IT"/>
+              </w:rPr>
+              <w:t>–</w:t>
+            </w:r>
+            <w:r>
+              <w:rPr>
+                <w:rFonts w:ascii="BRH Malayalam Extra" w:hAnsi="BRH Malayalam Extra" w:cs="BRH Malayalam Extra"/>
+                <w:color w:val="000000"/>
+                <w:sz w:val="40"/>
+                <w:szCs w:val="40"/>
+                <w:lang w:val="it-IT"/>
+              </w:rPr>
+              <w:t xml:space="preserve"> CZy— </w:t>
+            </w:r>
+          </w:p>
+          <w:p>
+            <w:pPr>
+              <w:autoSpaceDE w:val="0"/>
+              <w:autoSpaceDN w:val="0"/>
+              <w:adjustRightInd w:val="0"/>
+              <w:spacing w:before="0" w:line="240" w:lineRule="auto"/>
+              <w:rPr>
+                <w:rFonts w:ascii="BRH Malayalam Extra" w:hAnsi="BRH Malayalam Extra" w:cs="BRH Malayalam Extra"/>
+                <w:color w:val="000000"/>
+                <w:sz w:val="40"/>
+                <w:szCs w:val="40"/>
+                <w:lang w:val="it-IT"/>
+              </w:rPr>
+            </w:pPr>
+            <w:r>
+              <w:rPr>
+                <w:rFonts w:ascii="BRH Malayalam Extra" w:hAnsi="BRH Malayalam Extra" w:cs="BRH Malayalam Extra"/>
+                <w:color w:val="000000"/>
+                <w:sz w:val="40"/>
+                <w:szCs w:val="40"/>
+                <w:lang w:val="it-IT"/>
+              </w:rPr>
+              <w:t>j</w:t>
+            </w:r>
+            <w:r>
+              <w:rPr>
+                <w:rFonts w:ascii="BRH Malayalam Extra" w:hAnsi="BRH Malayalam Extra" w:cs="BRH Malayalam Extra"/>
+                <w:b/>
+                <w:color w:val="000000"/>
+                <w:sz w:val="33"/>
+                <w:szCs w:val="40"/>
+                <w:lang w:val="it-IT"/>
+              </w:rPr>
+              <w:t>–</w:t>
+            </w:r>
+            <w:r>
+              <w:rPr>
+                <w:rFonts w:ascii="BRH Malayalam Extra" w:hAnsi="BRH Malayalam Extra" w:cs="BRH Malayalam Extra"/>
+                <w:color w:val="000000"/>
+                <w:sz w:val="40"/>
+                <w:szCs w:val="40"/>
+                <w:lang w:val="it-IT"/>
+              </w:rPr>
+              <w:t>¹ - Kx</w:t>
+            </w:r>
+            <w:r>
+              <w:rPr>
+                <w:rFonts w:ascii="BRH Malayalam Extra" w:hAnsi="BRH Malayalam Extra" w:cs="BRH Malayalam Extra"/>
+                <w:b/>
+                <w:color w:val="000000"/>
+                <w:sz w:val="33"/>
+                <w:szCs w:val="40"/>
+                <w:lang w:val="it-IT"/>
+              </w:rPr>
+              <w:t>–</w:t>
+            </w:r>
+            <w:r>
+              <w:rPr>
+                <w:rFonts w:ascii="BRH Malayalam Extra" w:hAnsi="BRH Malayalam Extra" w:cs="BRH Malayalam Extra"/>
+                <w:color w:val="000000"/>
+                <w:sz w:val="40"/>
+                <w:szCs w:val="40"/>
+                <w:lang w:val="it-IT"/>
+              </w:rPr>
+              <w:t>ix</w:t>
+            </w:r>
+            <w:r>
+              <w:rPr>
+                <w:rFonts w:ascii="BRH Malayalam Extra" w:hAnsi="BRH Malayalam Extra" w:cs="BRH Malayalam Extra"/>
+                <w:b/>
+                <w:color w:val="000000"/>
+                <w:sz w:val="33"/>
+                <w:szCs w:val="40"/>
+                <w:lang w:val="it-IT"/>
+              </w:rPr>
+              <w:t>–</w:t>
+            </w:r>
+            <w:r>
+              <w:rPr>
+                <w:rFonts w:ascii="BRH Malayalam Extra" w:hAnsi="BRH Malayalam Extra" w:cs="BRH Malayalam Extra"/>
+                <w:color w:val="000000"/>
+                <w:sz w:val="40"/>
+                <w:szCs w:val="40"/>
+                <w:lang w:val="it-IT"/>
+              </w:rPr>
+              <w:t>J |</w:t>
             </w:r>
           </w:p>
         </w:tc>
@@ -2329,25 +2534,7 @@
                 <w:szCs w:val="32"/>
               </w:rPr>
               <w:lastRenderedPageBreak/>
-              <w:t>T.S.3.2.9.</w:t>
-            </w:r>
-            <w:r>
-              <w:rPr>
-                <w:rFonts w:cs="Arial"/>
-                <w:b/>
-                <w:sz w:val="28"/>
-                <w:szCs w:val="32"/>
-              </w:rPr>
-              <w:t>7</w:t>
-            </w:r>
-            <w:r>
-              <w:rPr>
-                <w:rFonts w:cs="Arial"/>
-                <w:b/>
-                <w:sz w:val="28"/>
-                <w:szCs w:val="32"/>
-              </w:rPr>
-              <w:t xml:space="preserve"> – Kramam</w:t>
+              <w:t>T.S.3.2.9.4 – Kramam</w:t>
             </w:r>
           </w:p>
           <w:p>
@@ -2366,28 +2553,18 @@
                 <w:b/>
                 <w:sz w:val="28"/>
                 <w:szCs w:val="32"/>
-                <w:lang w:val="it-IT"/>
-              </w:rPr>
-            </w:pPr>
-            <w:r>
-              <w:rPr>
-                <w:rFonts w:cs="Arial"/>
-                <w:b/>
-                <w:sz w:val="28"/>
-                <w:szCs w:val="32"/>
-                <w:lang w:val="it-IT"/>
-              </w:rPr>
-              <w:t xml:space="preserve">Krama Vaakyam No. - </w:t>
-            </w:r>
-            <w:r>
-              <w:rPr>
-                <w:rFonts w:cs="Arial"/>
-                <w:b/>
-                <w:sz w:val="28"/>
-                <w:szCs w:val="32"/>
-                <w:lang w:val="it-IT"/>
-              </w:rPr>
-              <w:t>29</w:t>
+                <w:lang w:val="en-IN"/>
+              </w:rPr>
+            </w:pPr>
+            <w:r>
+              <w:rPr>
+                <w:rFonts w:cs="Arial"/>
+                <w:b/>
+                <w:sz w:val="28"/>
+                <w:szCs w:val="32"/>
+                <w:lang w:val="en-IN"/>
+              </w:rPr>
+              <w:t>Krama Vaakyam No. - 60</w:t>
             </w:r>
           </w:p>
           <w:p>
@@ -2426,16 +2603,17 @@
                 <w:szCs w:val="32"/>
                 <w:lang w:val="it-IT"/>
               </w:rPr>
-              <w:t xml:space="preserve">. - </w:t>
-            </w:r>
-            <w:r>
-              <w:rPr>
-                <w:rFonts w:cs="Arial"/>
-                <w:b/>
-                <w:szCs w:val="32"/>
-                <w:lang w:val="it-IT"/>
-              </w:rPr>
-              <w:t>41</w:t>
+              <w:t>. - 3</w:t>
+            </w:r>
+            <w:r>
+              <w:rPr>
+                <w:rFonts w:cs="Arial"/>
+                <w:b/>
+                <w:sz w:val="28"/>
+                <w:szCs w:val="32"/>
+                <w:lang w:val="it-IT"/>
+              </w:rPr>
+              <w:t>8</w:t>
             </w:r>
           </w:p>
         </w:tc>
@@ -2454,15 +2632,16 @@
                 <w:rFonts w:ascii="BRH Malayalam Extra" w:hAnsi="BRH Malayalam Extra" w:cs="BRH Malayalam Extra"/>
                 <w:sz w:val="40"/>
                 <w:szCs w:val="40"/>
-              </w:rPr>
-            </w:pPr>
-            <w:r>
-              <w:rPr>
-                <w:rFonts w:ascii="BRH Malayalam Extra" w:hAnsi="BRH Malayalam Extra" w:cs="BRH Malayalam Extra"/>
-                <w:sz w:val="40"/>
-                <w:szCs w:val="40"/>
-              </w:rPr>
-              <w:t>De— R</w:t>
+                <w:lang w:val="it-IT"/>
+              </w:rPr>
+            </w:pPr>
+            <w:r>
+              <w:rPr>
+                <w:rFonts w:ascii="BRH Malayalam Extra" w:hAnsi="BRH Malayalam Extra" w:cs="BRH Malayalam Extra"/>
+                <w:sz w:val="40"/>
+                <w:szCs w:val="40"/>
+              </w:rPr>
+              <w:t xml:space="preserve">j© d | </w:t>
             </w:r>
             <w:r>
               <w:rPr>
@@ -2471,66 +2650,41 @@
                 <w:szCs w:val="40"/>
                 <w:highlight w:val="yellow"/>
               </w:rPr>
-              <w:t>y</w:t>
-            </w:r>
-            <w:r>
-              <w:rPr>
-                <w:rFonts w:ascii="BRH Malayalam Extra" w:hAnsi="BRH Malayalam Extra" w:cs="BRH Malayalam Extra"/>
-                <w:sz w:val="40"/>
-                <w:szCs w:val="40"/>
-              </w:rPr>
-              <w:t>pÇy | Rz</w:t>
-            </w:r>
-            <w:r>
-              <w:rPr>
-                <w:rFonts w:ascii="BRH Malayalam Extra" w:hAnsi="BRH Malayalam Extra" w:cs="BRH Malayalam Extra"/>
-                <w:b/>
-                <w:sz w:val="33"/>
-                <w:szCs w:val="40"/>
-              </w:rPr>
-              <w:t>–</w:t>
-            </w:r>
-            <w:r>
-              <w:rPr>
-                <w:rFonts w:ascii="BRH Malayalam Extra" w:hAnsi="BRH Malayalam Extra" w:cs="BRH Malayalam Extra"/>
-                <w:sz w:val="40"/>
-                <w:szCs w:val="40"/>
-              </w:rPr>
-              <w:t>p</w:t>
-            </w:r>
-            <w:r>
-              <w:rPr>
-                <w:rFonts w:ascii="BRH Malayalam Extra" w:hAnsi="BRH Malayalam Extra" w:cs="BRH Malayalam Extra"/>
-                <w:b/>
-                <w:sz w:val="33"/>
-                <w:szCs w:val="40"/>
-              </w:rPr>
-              <w:t>–</w:t>
-            </w:r>
-            <w:r>
-              <w:rPr>
-                <w:rFonts w:ascii="BRH Malayalam Extra" w:hAnsi="BRH Malayalam Extra" w:cs="BRH Malayalam Extra"/>
-                <w:sz w:val="40"/>
-                <w:szCs w:val="40"/>
-              </w:rPr>
-              <w:t>Çy</w:t>
-            </w:r>
-            <w:r>
-              <w:rPr>
-                <w:rFonts w:ascii="BRH Malayalam Extra" w:hAnsi="BRH Malayalam Extra" w:cs="BRH Malayalam Extra"/>
-                <w:b/>
-                <w:sz w:val="33"/>
-                <w:szCs w:val="40"/>
-              </w:rPr>
-              <w:t>–</w:t>
-            </w:r>
-            <w:r>
-              <w:rPr>
-                <w:rFonts w:ascii="BRH Malayalam Extra" w:hAnsi="BRH Malayalam Extra" w:cs="BRH Malayalam Extra"/>
-                <w:sz w:val="40"/>
-                <w:szCs w:val="40"/>
-              </w:rPr>
-              <w:t xml:space="preserve"> jZ§ |</w:t>
+              <w:t>dx</w:t>
+            </w:r>
+            <w:r>
+              <w:rPr>
+                <w:rFonts w:ascii="BRH Malayalam Extra" w:hAnsi="BRH Malayalam Extra" w:cs="BRH Malayalam Extra"/>
+                <w:b/>
+                <w:sz w:val="33"/>
+                <w:szCs w:val="40"/>
+              </w:rPr>
+              <w:t>–</w:t>
+            </w:r>
+            <w:r>
+              <w:rPr>
+                <w:rFonts w:ascii="BRH Malayalam Extra" w:hAnsi="BRH Malayalam Extra" w:cs="BRH Malayalam Extra"/>
+                <w:sz w:val="40"/>
+                <w:szCs w:val="40"/>
+              </w:rPr>
+              <w:t>e</w:t>
+            </w:r>
+            <w:r>
+              <w:rPr>
+                <w:rFonts w:ascii="BRH Malayalam Extra" w:hAnsi="BRH Malayalam Extra" w:cs="BRH Malayalam Extra"/>
+                <w:b/>
+                <w:sz w:val="33"/>
+                <w:szCs w:val="40"/>
+              </w:rPr>
+              <w:t>–</w:t>
+            </w:r>
+            <w:r>
+              <w:rPr>
+                <w:rFonts w:ascii="BRH Malayalam Extra" w:hAnsi="BRH Malayalam Extra" w:cs="BRH Malayalam Extra"/>
+                <w:sz w:val="40"/>
+                <w:szCs w:val="40"/>
+              </w:rPr>
+              <w:t>tdz—Z |</w:t>
             </w:r>
           </w:p>
         </w:tc>
@@ -2549,13 +2703,184 @@
                 <w:rFonts w:ascii="BRH Malayalam Extra" w:hAnsi="BRH Malayalam Extra" w:cs="BRH Malayalam Extra"/>
                 <w:sz w:val="40"/>
                 <w:szCs w:val="40"/>
-              </w:rPr>
-            </w:pPr>
-            <w:r>
-              <w:rPr>
-                <w:rFonts w:ascii="BRH Malayalam Extra" w:hAnsi="BRH Malayalam Extra" w:cs="BRH Malayalam Extra"/>
-                <w:sz w:val="40"/>
-                <w:szCs w:val="40"/>
+                <w:lang w:val="it-IT"/>
+              </w:rPr>
+            </w:pPr>
+            <w:r>
+              <w:rPr>
+                <w:rFonts w:ascii="BRH Malayalam Extra" w:hAnsi="BRH Malayalam Extra" w:cs="BRH Malayalam Extra"/>
+                <w:sz w:val="40"/>
+                <w:szCs w:val="40"/>
+              </w:rPr>
+              <w:t xml:space="preserve">j© d | </w:t>
+            </w:r>
+            <w:r>
+              <w:rPr>
+                <w:rFonts w:ascii="BRH Malayalam Extra" w:hAnsi="BRH Malayalam Extra" w:cs="BRH Malayalam Extra"/>
+                <w:sz w:val="40"/>
+                <w:szCs w:val="40"/>
+                <w:highlight w:val="green"/>
+              </w:rPr>
+              <w:t>dx</w:t>
+            </w:r>
+            <w:r>
+              <w:rPr>
+                <w:rFonts w:ascii="BRH Malayalam Extra" w:hAnsi="BRH Malayalam Extra" w:cs="BRH Malayalam Extra"/>
+                <w:sz w:val="40"/>
+                <w:szCs w:val="40"/>
+              </w:rPr>
+              <w:t>e</w:t>
+            </w:r>
+            <w:r>
+              <w:rPr>
+                <w:rFonts w:ascii="BRH Malayalam Extra" w:hAnsi="BRH Malayalam Extra" w:cs="BRH Malayalam Extra"/>
+                <w:b/>
+                <w:sz w:val="33"/>
+                <w:szCs w:val="40"/>
+              </w:rPr>
+              <w:t>–</w:t>
+            </w:r>
+            <w:r>
+              <w:rPr>
+                <w:rFonts w:ascii="BRH Malayalam Extra" w:hAnsi="BRH Malayalam Extra" w:cs="BRH Malayalam Extra"/>
+                <w:sz w:val="40"/>
+                <w:szCs w:val="40"/>
+              </w:rPr>
+              <w:t>tdz—Z |</w:t>
+            </w:r>
+          </w:p>
+        </w:tc>
+      </w:tr>
+      <w:tr>
+        <w:trPr>
+          <w:trHeight w:val="983"/>
+        </w:trPr>
+        <w:tc>
+          <w:tcPr>
+            <w:tcW w:w="3828" w:type="dxa"/>
+          </w:tcPr>
+          <w:p>
+            <w:pPr>
+              <w:widowControl w:val="0"/>
+              <w:tabs>
+                <w:tab w:val="left" w:pos="993"/>
+              </w:tabs>
+              <w:autoSpaceDE w:val="0"/>
+              <w:autoSpaceDN w:val="0"/>
+              <w:adjustRightInd w:val="0"/>
+              <w:spacing w:before="0" w:line="240" w:lineRule="auto"/>
+              <w:ind w:right="297"/>
+              <w:rPr>
+                <w:rFonts w:cs="Arial"/>
+                <w:b/>
+                <w:sz w:val="28"/>
+                <w:szCs w:val="32"/>
+              </w:rPr>
+            </w:pPr>
+            <w:r>
+              <w:rPr>
+                <w:rFonts w:cs="Arial"/>
+                <w:b/>
+                <w:sz w:val="28"/>
+                <w:szCs w:val="32"/>
+              </w:rPr>
+              <w:t>T.S.3.2.9.7 – Kramam</w:t>
+            </w:r>
+          </w:p>
+          <w:p>
+            <w:pPr>
+              <w:widowControl w:val="0"/>
+              <w:tabs>
+                <w:tab w:val="left" w:pos="993"/>
+              </w:tabs>
+              <w:autoSpaceDE w:val="0"/>
+              <w:autoSpaceDN w:val="0"/>
+              <w:adjustRightInd w:val="0"/>
+              <w:spacing w:before="0" w:line="240" w:lineRule="auto"/>
+              <w:ind w:right="297"/>
+              <w:rPr>
+                <w:rFonts w:cs="Arial"/>
+                <w:b/>
+                <w:sz w:val="28"/>
+                <w:szCs w:val="32"/>
+                <w:lang w:val="en-IN"/>
+              </w:rPr>
+            </w:pPr>
+            <w:r>
+              <w:rPr>
+                <w:rFonts w:cs="Arial"/>
+                <w:b/>
+                <w:sz w:val="28"/>
+                <w:szCs w:val="32"/>
+                <w:lang w:val="en-IN"/>
+              </w:rPr>
+              <w:t>Krama Vaakyam No. - 29</w:t>
+            </w:r>
+          </w:p>
+          <w:p>
+            <w:pPr>
+              <w:widowControl w:val="0"/>
+              <w:tabs>
+                <w:tab w:val="left" w:pos="993"/>
+              </w:tabs>
+              <w:autoSpaceDE w:val="0"/>
+              <w:autoSpaceDN w:val="0"/>
+              <w:adjustRightInd w:val="0"/>
+              <w:spacing w:before="0" w:line="240" w:lineRule="auto"/>
+              <w:ind w:right="297"/>
+              <w:rPr>
+                <w:rFonts w:cs="Arial"/>
+                <w:b/>
+                <w:sz w:val="28"/>
+                <w:szCs w:val="32"/>
+                <w:lang w:val="it-IT"/>
+              </w:rPr>
+            </w:pPr>
+            <w:r>
+              <w:rPr>
+                <w:rFonts w:cs="Arial"/>
+                <w:b/>
+                <w:sz w:val="28"/>
+                <w:szCs w:val="32"/>
+                <w:lang w:val="it-IT"/>
+              </w:rPr>
+              <w:t>Panchaati No</w:t>
+            </w:r>
+            <w:r>
+              <w:rPr>
+                <w:rFonts w:cs="Arial"/>
+                <w:b/>
+                <w:szCs w:val="32"/>
+                <w:lang w:val="it-IT"/>
+              </w:rPr>
+              <w:t>. - 41</w:t>
+            </w:r>
+          </w:p>
+        </w:tc>
+        <w:tc>
+          <w:tcPr>
+            <w:tcW w:w="5103" w:type="dxa"/>
+          </w:tcPr>
+          <w:p>
+            <w:pPr>
+              <w:widowControl w:val="0"/>
+              <w:autoSpaceDE w:val="0"/>
+              <w:autoSpaceDN w:val="0"/>
+              <w:adjustRightInd w:val="0"/>
+              <w:spacing w:before="0" w:line="240" w:lineRule="auto"/>
+              <w:rPr>
+                <w:rFonts w:ascii="BRH Malayalam Extra" w:hAnsi="BRH Malayalam Extra" w:cs="BRH Malayalam Extra"/>
+                <w:sz w:val="40"/>
+                <w:szCs w:val="40"/>
+                <w:lang w:val="it-IT"/>
+              </w:rPr>
+            </w:pPr>
+            <w:r>
+              <w:rPr>
+                <w:rFonts w:ascii="BRH Malayalam Extra" w:hAnsi="BRH Malayalam Extra" w:cs="BRH Malayalam Extra"/>
+                <w:sz w:val="40"/>
+                <w:szCs w:val="40"/>
+                <w:lang w:val="it-IT"/>
               </w:rPr>
               <w:t>De— R</w:t>
             </w:r>
@@ -2564,7 +2889,113 @@
                 <w:rFonts w:ascii="BRH Malayalam Extra" w:hAnsi="BRH Malayalam Extra" w:cs="BRH Malayalam Extra"/>
                 <w:sz w:val="40"/>
                 <w:szCs w:val="40"/>
+                <w:highlight w:val="yellow"/>
+                <w:lang w:val="it-IT"/>
+              </w:rPr>
+              <w:t>y</w:t>
+            </w:r>
+            <w:r>
+              <w:rPr>
+                <w:rFonts w:ascii="BRH Malayalam Extra" w:hAnsi="BRH Malayalam Extra" w:cs="BRH Malayalam Extra"/>
+                <w:sz w:val="40"/>
+                <w:szCs w:val="40"/>
+                <w:lang w:val="it-IT"/>
+              </w:rPr>
+              <w:t>pÇy | Rz</w:t>
+            </w:r>
+            <w:r>
+              <w:rPr>
+                <w:rFonts w:ascii="BRH Malayalam Extra" w:hAnsi="BRH Malayalam Extra" w:cs="BRH Malayalam Extra"/>
+                <w:b/>
+                <w:sz w:val="33"/>
+                <w:szCs w:val="40"/>
+                <w:lang w:val="it-IT"/>
+              </w:rPr>
+              <w:t>–</w:t>
+            </w:r>
+            <w:r>
+              <w:rPr>
+                <w:rFonts w:ascii="BRH Malayalam Extra" w:hAnsi="BRH Malayalam Extra" w:cs="BRH Malayalam Extra"/>
+                <w:sz w:val="40"/>
+                <w:szCs w:val="40"/>
+                <w:lang w:val="it-IT"/>
+              </w:rPr>
+              <w:t>p</w:t>
+            </w:r>
+            <w:r>
+              <w:rPr>
+                <w:rFonts w:ascii="BRH Malayalam Extra" w:hAnsi="BRH Malayalam Extra" w:cs="BRH Malayalam Extra"/>
+                <w:b/>
+                <w:sz w:val="33"/>
+                <w:szCs w:val="40"/>
+                <w:lang w:val="it-IT"/>
+              </w:rPr>
+              <w:t>–</w:t>
+            </w:r>
+            <w:r>
+              <w:rPr>
+                <w:rFonts w:ascii="BRH Malayalam Extra" w:hAnsi="BRH Malayalam Extra" w:cs="BRH Malayalam Extra"/>
+                <w:sz w:val="40"/>
+                <w:szCs w:val="40"/>
+                <w:lang w:val="it-IT"/>
+              </w:rPr>
+              <w:t>Çy</w:t>
+            </w:r>
+            <w:r>
+              <w:rPr>
+                <w:rFonts w:ascii="BRH Malayalam Extra" w:hAnsi="BRH Malayalam Extra" w:cs="BRH Malayalam Extra"/>
+                <w:b/>
+                <w:sz w:val="33"/>
+                <w:szCs w:val="40"/>
+                <w:lang w:val="it-IT"/>
+              </w:rPr>
+              <w:t>–</w:t>
+            </w:r>
+            <w:r>
+              <w:rPr>
+                <w:rFonts w:ascii="BRH Malayalam Extra" w:hAnsi="BRH Malayalam Extra" w:cs="BRH Malayalam Extra"/>
+                <w:sz w:val="40"/>
+                <w:szCs w:val="40"/>
+                <w:lang w:val="it-IT"/>
+              </w:rPr>
+              <w:t xml:space="preserve"> jZ§ |</w:t>
+            </w:r>
+          </w:p>
+        </w:tc>
+        <w:tc>
+          <w:tcPr>
+            <w:tcW w:w="5386" w:type="dxa"/>
+          </w:tcPr>
+          <w:p>
+            <w:pPr>
+              <w:widowControl w:val="0"/>
+              <w:autoSpaceDE w:val="0"/>
+              <w:autoSpaceDN w:val="0"/>
+              <w:adjustRightInd w:val="0"/>
+              <w:spacing w:before="0" w:line="240" w:lineRule="auto"/>
+              <w:rPr>
+                <w:rFonts w:ascii="BRH Malayalam Extra" w:hAnsi="BRH Malayalam Extra" w:cs="BRH Malayalam Extra"/>
+                <w:sz w:val="40"/>
+                <w:szCs w:val="40"/>
+                <w:lang w:val="it-IT"/>
+              </w:rPr>
+            </w:pPr>
+            <w:r>
+              <w:rPr>
+                <w:rFonts w:ascii="BRH Malayalam Extra" w:hAnsi="BRH Malayalam Extra" w:cs="BRH Malayalam Extra"/>
+                <w:sz w:val="40"/>
+                <w:szCs w:val="40"/>
+                <w:lang w:val="it-IT"/>
+              </w:rPr>
+              <w:t>De— R</w:t>
+            </w:r>
+            <w:r>
+              <w:rPr>
+                <w:rFonts w:ascii="BRH Malayalam Extra" w:hAnsi="BRH Malayalam Extra" w:cs="BRH Malayalam Extra"/>
+                <w:sz w:val="40"/>
+                <w:szCs w:val="40"/>
                 <w:highlight w:val="green"/>
+                <w:lang w:val="it-IT"/>
               </w:rPr>
               <w:t>z</w:t>
             </w:r>
@@ -2573,6 +3004,7 @@
                 <w:rFonts w:ascii="BRH Malayalam Extra" w:hAnsi="BRH Malayalam Extra" w:cs="BRH Malayalam Extra"/>
                 <w:sz w:val="40"/>
                 <w:szCs w:val="40"/>
+                <w:lang w:val="it-IT"/>
               </w:rPr>
               <w:t>pÇy | Rz</w:t>
             </w:r>
@@ -2582,14 +3014,16 @@
                 <w:b/>
                 <w:sz w:val="33"/>
                 <w:szCs w:val="40"/>
-              </w:rPr>
-              <w:t>–</w:t>
-            </w:r>
-            <w:r>
-              <w:rPr>
-                <w:rFonts w:ascii="BRH Malayalam Extra" w:hAnsi="BRH Malayalam Extra" w:cs="BRH Malayalam Extra"/>
-                <w:sz w:val="40"/>
-                <w:szCs w:val="40"/>
+                <w:lang w:val="it-IT"/>
+              </w:rPr>
+              <w:t>–</w:t>
+            </w:r>
+            <w:r>
+              <w:rPr>
+                <w:rFonts w:ascii="BRH Malayalam Extra" w:hAnsi="BRH Malayalam Extra" w:cs="BRH Malayalam Extra"/>
+                <w:sz w:val="40"/>
+                <w:szCs w:val="40"/>
+                <w:lang w:val="it-IT"/>
               </w:rPr>
               <w:t>p</w:t>
             </w:r>
@@ -2599,14 +3033,16 @@
                 <w:b/>
                 <w:sz w:val="33"/>
                 <w:szCs w:val="40"/>
-              </w:rPr>
-              <w:t>–</w:t>
-            </w:r>
-            <w:r>
-              <w:rPr>
-                <w:rFonts w:ascii="BRH Malayalam Extra" w:hAnsi="BRH Malayalam Extra" w:cs="BRH Malayalam Extra"/>
-                <w:sz w:val="40"/>
-                <w:szCs w:val="40"/>
+                <w:lang w:val="it-IT"/>
+              </w:rPr>
+              <w:t>–</w:t>
+            </w:r>
+            <w:r>
+              <w:rPr>
+                <w:rFonts w:ascii="BRH Malayalam Extra" w:hAnsi="BRH Malayalam Extra" w:cs="BRH Malayalam Extra"/>
+                <w:sz w:val="40"/>
+                <w:szCs w:val="40"/>
+                <w:lang w:val="it-IT"/>
               </w:rPr>
               <w:t>Çy</w:t>
             </w:r>
@@ -2616,14 +3052,16 @@
                 <w:b/>
                 <w:sz w:val="33"/>
                 <w:szCs w:val="40"/>
-              </w:rPr>
-              <w:t>–</w:t>
-            </w:r>
-            <w:r>
-              <w:rPr>
-                <w:rFonts w:ascii="BRH Malayalam Extra" w:hAnsi="BRH Malayalam Extra" w:cs="BRH Malayalam Extra"/>
-                <w:sz w:val="40"/>
-                <w:szCs w:val="40"/>
+                <w:lang w:val="it-IT"/>
+              </w:rPr>
+              <w:t>–</w:t>
+            </w:r>
+            <w:r>
+              <w:rPr>
+                <w:rFonts w:ascii="BRH Malayalam Extra" w:hAnsi="BRH Malayalam Extra" w:cs="BRH Malayalam Extra"/>
+                <w:sz w:val="40"/>
+                <w:szCs w:val="40"/>
+                <w:lang w:val="it-IT"/>
               </w:rPr>
               <w:t xml:space="preserve"> jZ§ |</w:t>
             </w:r>
@@ -3926,6 +4364,7 @@
                 <w:sz w:val="32"/>
                 <w:szCs w:val="32"/>
               </w:rPr>
+              <w:lastRenderedPageBreak/>
               <w:t>Reference</w:t>
             </w:r>
           </w:p>
@@ -3948,6 +4387,7 @@
                 <w:sz w:val="32"/>
                 <w:szCs w:val="32"/>
               </w:rPr>
+              <w:lastRenderedPageBreak/>
               <w:t>As Printed</w:t>
             </w:r>
           </w:p>
@@ -4011,7 +4451,6 @@
                 <w:sz w:val="28"/>
                 <w:szCs w:val="32"/>
               </w:rPr>
-              <w:lastRenderedPageBreak/>
               <w:t>T.S.</w:t>
             </w:r>
             <w:r>
@@ -6520,6 +6959,7 @@
                 <w:sz w:val="28"/>
                 <w:szCs w:val="32"/>
               </w:rPr>
+              <w:lastRenderedPageBreak/>
               <w:t>T.S.</w:t>
             </w:r>
             <w:r>
@@ -6724,7 +7164,6 @@
                 <w:sz w:val="40"/>
                 <w:szCs w:val="40"/>
               </w:rPr>
-              <w:lastRenderedPageBreak/>
               <w:t>Zsôx—</w:t>
             </w:r>
             <w:r>
@@ -6877,7 +7316,6 @@
                 <w:sz w:val="40"/>
                 <w:szCs w:val="40"/>
               </w:rPr>
-              <w:lastRenderedPageBreak/>
               <w:t>q</w:t>
             </w:r>
             <w:r>
@@ -6935,7 +7373,6 @@
                 <w:sz w:val="40"/>
                 <w:szCs w:val="40"/>
               </w:rPr>
-              <w:lastRenderedPageBreak/>
               <w:t>Zsôx—</w:t>
             </w:r>
             <w:r>
@@ -7132,7 +7569,6 @@
                 <w:sz w:val="28"/>
                 <w:szCs w:val="32"/>
               </w:rPr>
-              <w:lastRenderedPageBreak/>
               <w:t>T.S.3.2.11.1 – Kramam</w:t>
             </w:r>
           </w:p>
@@ -7921,7 +8357,7 @@
 </file>
 
 <file path=word/endnotes.xml><?xml version="1.0" encoding="utf-8"?>
-<w:endnotes xmlns:wpc="http://schemas.microsoft.com/office/word/2010/wordprocessingCanvas" xmlns:cx="http://schemas.microsoft.com/office/drawing/2014/chartex" xmlns:cx1="http://schemas.microsoft.com/office/drawing/2015/9/8/chartex" xmlns:cx2="http://schemas.microsoft.com/office/drawing/2015/10/21/chartex" xmlns:cx3="http://schemas.microsoft.com/office/drawing/2016/5/9/chartex" xmlns:cx4="http://schemas.microsoft.com/office/drawing/2016/5/10/chartex" xmlns:cx5="http://schemas.microsoft.com/office/drawing/2016/5/11/chartex" xmlns:cx6="http://schemas.microsoft.com/office/drawing/2016/5/12/chartex" xmlns:cx7="http://schemas.microsoft.com/office/drawing/2016/5/13/chartex" xmlns:cx8="http://schemas.microsoft.com/office/drawing/2016/5/14/chartex" xmlns:mc="http://schemas.openxmlformats.org/markup-compatibility/2006" xmlns:aink="http://schemas.microsoft.com/office/drawing/2016/ink" xmlns:am3d="http://schemas.microsoft.com/office/drawing/2017/model3d" xmlns:o="urn:schemas-microsoft-com:office:office" xmlns:oel="http://schemas.microsoft.com/office/2019/extlst" xmlns:r="http://schemas.openxmlformats.org/officeDocument/2006/relationships" xmlns:m="http://schemas.openxmlformats.org/officeDocument/2006/math" xmlns:v="urn:schemas-microsoft-com:vml" xmlns:wp14="http://schemas.microsoft.com/office/word/2010/wordprocessingDrawing" xmlns:wp="http://schemas.openxmlformats.org/drawingml/2006/wordprocessingDrawing" xmlns:w10="urn:schemas-microsoft-com:office:word" xmlns:w="http://schemas.openxmlformats.org/wordprocessingml/2006/main" xmlns:w14="http://schemas.microsoft.com/office/word/2010/wordml" xmlns:w15="http://schemas.microsoft.com/office/word/2012/wordml" xmlns:w16cex="http://schemas.microsoft.com/office/word/2018/wordml/cex" xmlns:w16cid="http://schemas.microsoft.com/office/word/2016/wordml/cid" xmlns:w16="http://schemas.microsoft.com/office/word/2018/wordml" xmlns:w16du="http://schemas.microsoft.com/office/word/2023/wordml/word16du" xmlns:w16sdtdh="http://schemas.microsoft.com/office/word/2020/wordml/sdtdatahash" xmlns:w16sdtfl="http://schemas.microsoft.com/office/word/2024/wordml/sdtformatlock" xmlns:w16se="http://schemas.microsoft.com/office/word/2015/wordml/symex" xmlns:wpg="http://schemas.microsoft.com/office/word/2010/wordprocessingGroup" xmlns:wpi="http://schemas.microsoft.com/office/word/2010/wordprocessingInk" xmlns:wne="http://schemas.microsoft.com/office/word/2006/wordml" xmlns:wps="http://schemas.microsoft.com/office/word/2010/wordprocessingShape" mc:Ignorable="w14 w15 w16se w16cid w16 w16cex w16sdtdh w16sdtfl w16du wp14">
+<w:endnotes xmlns:wpc="http://schemas.microsoft.com/office/word/2010/wordprocessingCanvas" xmlns:cx="http://schemas.microsoft.com/office/drawing/2014/chartex" xmlns:cx1="http://schemas.microsoft.com/office/drawing/2015/9/8/chartex" xmlns:cx2="http://schemas.microsoft.com/office/drawing/2015/10/21/chartex" xmlns:cx3="http://schemas.microsoft.com/office/drawing/2016/5/9/chartex" xmlns:cx4="http://schemas.microsoft.com/office/drawing/2016/5/10/chartex" xmlns:cx5="http://schemas.microsoft.com/office/drawing/2016/5/11/chartex" xmlns:cx6="http://schemas.microsoft.com/office/drawing/2016/5/12/chartex" xmlns:cx7="http://schemas.microsoft.com/office/drawing/2016/5/13/chartex" xmlns:cx8="http://schemas.microsoft.com/office/drawing/2016/5/14/chartex" xmlns:mc="http://schemas.openxmlformats.org/markup-compatibility/2006" xmlns:aink="http://schemas.microsoft.com/office/drawing/2016/ink" xmlns:am3d="http://schemas.microsoft.com/office/drawing/2017/model3d" xmlns:o="urn:schemas-microsoft-com:office:office" xmlns:oel="http://schemas.microsoft.com/office/2019/extlst" xmlns:r="http://schemas.openxmlformats.org/officeDocument/2006/relationships" xmlns:m="http://schemas.openxmlformats.org/officeDocument/2006/math" xmlns:v="urn:schemas-microsoft-com:vml" xmlns:wp14="http://schemas.microsoft.com/office/word/2010/wordprocessingDrawing" xmlns:wp="http://schemas.openxmlformats.org/drawingml/2006/wordprocessingDrawing" xmlns:w10="urn:schemas-microsoft-com:office:word" xmlns:w="http://schemas.openxmlformats.org/wordprocessingml/2006/main" xmlns:w14="http://schemas.microsoft.com/office/word/2010/wordml" xmlns:w15="http://schemas.microsoft.com/office/word/2012/wordml" xmlns:w16cei="http://schemas.microsoft.com/office/word/2026/wordml/cei" xmlns:w16cex="http://schemas.microsoft.com/office/word/2018/wordml/cex" xmlns:w16cid="http://schemas.microsoft.com/office/word/2016/wordml/cid" xmlns:w16="http://schemas.microsoft.com/office/word/2018/wordml" xmlns:w16du="http://schemas.microsoft.com/office/word/2023/wordml/word16du" xmlns:w16sdtdh="http://schemas.microsoft.com/office/word/2020/wordml/sdtdatahash" xmlns:w16sdtfl="http://schemas.microsoft.com/office/word/2024/wordml/sdtformatlock" xmlns:w16se="http://schemas.microsoft.com/office/word/2015/wordml/symex" xmlns:wpg="http://schemas.microsoft.com/office/word/2010/wordprocessingGroup" xmlns:wpi="http://schemas.microsoft.com/office/word/2010/wordprocessingInk" xmlns:wne="http://schemas.microsoft.com/office/word/2006/wordml" xmlns:wps="http://schemas.microsoft.com/office/word/2010/wordprocessingShape" mc:Ignorable="w14 w15 w16se w16cid w16 w16cex w16sdtdh w16sdtfl w16du wp14">
   <w:endnote w:type="separator" w:id="-1">
     <w:p>
       <w:pPr>
@@ -7946,7 +8382,7 @@
 </file>
 
 <file path=word/footer1.xml><?xml version="1.0" encoding="utf-8"?>
-<w:ftr xmlns:wpc="http://schemas.microsoft.com/office/word/2010/wordprocessingCanvas" xmlns:cx="http://schemas.microsoft.com/office/drawing/2014/chartex" xmlns:cx1="http://schemas.microsoft.com/office/drawing/2015/9/8/chartex" xmlns:cx2="http://schemas.microsoft.com/office/drawing/2015/10/21/chartex" xmlns:cx3="http://schemas.microsoft.com/office/drawing/2016/5/9/chartex" xmlns:cx4="http://schemas.microsoft.com/office/drawing/2016/5/10/chartex" xmlns:cx5="http://schemas.microsoft.com/office/drawing/2016/5/11/chartex" xmlns:cx6="http://schemas.microsoft.com/office/drawing/2016/5/12/chartex" xmlns:cx7="http://schemas.microsoft.com/office/drawing/2016/5/13/chartex" xmlns:cx8="http://schemas.microsoft.com/office/drawing/2016/5/14/chartex" xmlns:mc="http://schemas.openxmlformats.org/markup-compatibility/2006" xmlns:aink="http://schemas.microsoft.com/office/drawing/2016/ink" xmlns:am3d="http://schemas.microsoft.com/office/drawing/2017/model3d" xmlns:o="urn:schemas-microsoft-com:office:office" xmlns:oel="http://schemas.microsoft.com/office/2019/extlst" xmlns:r="http://schemas.openxmlformats.org/officeDocument/2006/relationships" xmlns:m="http://schemas.openxmlformats.org/officeDocument/2006/math" xmlns:v="urn:schemas-microsoft-com:vml" xmlns:wp14="http://schemas.microsoft.com/office/word/2010/wordprocessingDrawing" xmlns:wp="http://schemas.openxmlformats.org/drawingml/2006/wordprocessingDrawing" xmlns:w10="urn:schemas-microsoft-com:office:word" xmlns:w="http://schemas.openxmlformats.org/wordprocessingml/2006/main" xmlns:w14="http://schemas.microsoft.com/office/word/2010/wordml" xmlns:w15="http://schemas.microsoft.com/office/word/2012/wordml" xmlns:w16cex="http://schemas.microsoft.com/office/word/2018/wordml/cex" xmlns:w16cid="http://schemas.microsoft.com/office/word/2016/wordml/cid" xmlns:w16="http://schemas.microsoft.com/office/word/2018/wordml" xmlns:w16du="http://schemas.microsoft.com/office/word/2023/wordml/word16du" xmlns:w16sdtdh="http://schemas.microsoft.com/office/word/2020/wordml/sdtdatahash" xmlns:w16sdtfl="http://schemas.microsoft.com/office/word/2024/wordml/sdtformatlock" xmlns:w16se="http://schemas.microsoft.com/office/word/2015/wordml/symex" xmlns:wpg="http://schemas.microsoft.com/office/word/2010/wordprocessingGroup" xmlns:wpi="http://schemas.microsoft.com/office/word/2010/wordprocessingInk" xmlns:wne="http://schemas.microsoft.com/office/word/2006/wordml" xmlns:wps="http://schemas.microsoft.com/office/word/2010/wordprocessingShape" mc:Ignorable="w14 w15 w16se w16cid w16 w16cex w16sdtdh w16sdtfl w16du wp14">
+<w:ftr xmlns:wpc="http://schemas.microsoft.com/office/word/2010/wordprocessingCanvas" xmlns:cx="http://schemas.microsoft.com/office/drawing/2014/chartex" xmlns:cx1="http://schemas.microsoft.com/office/drawing/2015/9/8/chartex" xmlns:cx2="http://schemas.microsoft.com/office/drawing/2015/10/21/chartex" xmlns:cx3="http://schemas.microsoft.com/office/drawing/2016/5/9/chartex" xmlns:cx4="http://schemas.microsoft.com/office/drawing/2016/5/10/chartex" xmlns:cx5="http://schemas.microsoft.com/office/drawing/2016/5/11/chartex" xmlns:cx6="http://schemas.microsoft.com/office/drawing/2016/5/12/chartex" xmlns:cx7="http://schemas.microsoft.com/office/drawing/2016/5/13/chartex" xmlns:cx8="http://schemas.microsoft.com/office/drawing/2016/5/14/chartex" xmlns:mc="http://schemas.openxmlformats.org/markup-compatibility/2006" xmlns:aink="http://schemas.microsoft.com/office/drawing/2016/ink" xmlns:am3d="http://schemas.microsoft.com/office/drawing/2017/model3d" xmlns:o="urn:schemas-microsoft-com:office:office" xmlns:oel="http://schemas.microsoft.com/office/2019/extlst" xmlns:r="http://schemas.openxmlformats.org/officeDocument/2006/relationships" xmlns:m="http://schemas.openxmlformats.org/officeDocument/2006/math" xmlns:v="urn:schemas-microsoft-com:vml" xmlns:wp14="http://schemas.microsoft.com/office/word/2010/wordprocessingDrawing" xmlns:wp="http://schemas.openxmlformats.org/drawingml/2006/wordprocessingDrawing" xmlns:w10="urn:schemas-microsoft-com:office:word" xmlns:w="http://schemas.openxmlformats.org/wordprocessingml/2006/main" xmlns:w14="http://schemas.microsoft.com/office/word/2010/wordml" xmlns:w15="http://schemas.microsoft.com/office/word/2012/wordml" xmlns:w16cei="http://schemas.microsoft.com/office/word/2026/wordml/cei" xmlns:w16cex="http://schemas.microsoft.com/office/word/2018/wordml/cex" xmlns:w16cid="http://schemas.microsoft.com/office/word/2016/wordml/cid" xmlns:w16="http://schemas.microsoft.com/office/word/2018/wordml" xmlns:w16du="http://schemas.microsoft.com/office/word/2023/wordml/word16du" xmlns:w16sdtdh="http://schemas.microsoft.com/office/word/2020/wordml/sdtdatahash" xmlns:w16sdtfl="http://schemas.microsoft.com/office/word/2024/wordml/sdtformatlock" xmlns:w16se="http://schemas.microsoft.com/office/word/2015/wordml/symex" xmlns:wpg="http://schemas.microsoft.com/office/word/2010/wordprocessingGroup" xmlns:wpi="http://schemas.microsoft.com/office/word/2010/wordprocessingInk" xmlns:wne="http://schemas.microsoft.com/office/word/2006/wordml" xmlns:wps="http://schemas.microsoft.com/office/word/2010/wordprocessingShape" mc:Ignorable="w14 w15 w16se w16cid w16 w16cex w16sdtdh w16sdtfl w16du wp14">
   <w:p>
     <w:pPr>
       <w:pBdr>
@@ -8128,7 +8564,7 @@
 </file>
 
 <file path=word/footer2.xml><?xml version="1.0" encoding="utf-8"?>
-<w:ftr xmlns:wpc="http://schemas.microsoft.com/office/word/2010/wordprocessingCanvas" xmlns:cx="http://schemas.microsoft.com/office/drawing/2014/chartex" xmlns:cx1="http://schemas.microsoft.com/office/drawing/2015/9/8/chartex" xmlns:cx2="http://schemas.microsoft.com/office/drawing/2015/10/21/chartex" xmlns:cx3="http://schemas.microsoft.com/office/drawing/2016/5/9/chartex" xmlns:cx4="http://schemas.microsoft.com/office/drawing/2016/5/10/chartex" xmlns:cx5="http://schemas.microsoft.com/office/drawing/2016/5/11/chartex" xmlns:cx6="http://schemas.microsoft.com/office/drawing/2016/5/12/chartex" xmlns:cx7="http://schemas.microsoft.com/office/drawing/2016/5/13/chartex" xmlns:cx8="http://schemas.microsoft.com/office/drawing/2016/5/14/chartex" xmlns:mc="http://schemas.openxmlformats.org/markup-compatibility/2006" xmlns:aink="http://schemas.microsoft.com/office/drawing/2016/ink" xmlns:am3d="http://schemas.microsoft.com/office/drawing/2017/model3d" xmlns:o="urn:schemas-microsoft-com:office:office" xmlns:oel="http://schemas.microsoft.com/office/2019/extlst" xmlns:r="http://schemas.openxmlformats.org/officeDocument/2006/relationships" xmlns:m="http://schemas.openxmlformats.org/officeDocument/2006/math" xmlns:v="urn:schemas-microsoft-com:vml" xmlns:wp14="http://schemas.microsoft.com/office/word/2010/wordprocessingDrawing" xmlns:wp="http://schemas.openxmlformats.org/drawingml/2006/wordprocessingDrawing" xmlns:w10="urn:schemas-microsoft-com:office:word" xmlns:w="http://schemas.openxmlformats.org/wordprocessingml/2006/main" xmlns:w14="http://schemas.microsoft.com/office/word/2010/wordml" xmlns:w15="http://schemas.microsoft.com/office/word/2012/wordml" xmlns:w16cex="http://schemas.microsoft.com/office/word/2018/wordml/cex" xmlns:w16cid="http://schemas.microsoft.com/office/word/2016/wordml/cid" xmlns:w16="http://schemas.microsoft.com/office/word/2018/wordml" xmlns:w16du="http://schemas.microsoft.com/office/word/2023/wordml/word16du" xmlns:w16sdtdh="http://schemas.microsoft.com/office/word/2020/wordml/sdtdatahash" xmlns:w16sdtfl="http://schemas.microsoft.com/office/word/2024/wordml/sdtformatlock" xmlns:w16se="http://schemas.microsoft.com/office/word/2015/wordml/symex" xmlns:wpg="http://schemas.microsoft.com/office/word/2010/wordprocessingGroup" xmlns:wpi="http://schemas.microsoft.com/office/word/2010/wordprocessingInk" xmlns:wne="http://schemas.microsoft.com/office/word/2006/wordml" xmlns:wps="http://schemas.microsoft.com/office/word/2010/wordprocessingShape" mc:Ignorable="w14 w15 w16se w16cid w16 w16cex w16sdtdh w16sdtfl w16du wp14">
+<w:ftr xmlns:wpc="http://schemas.microsoft.com/office/word/2010/wordprocessingCanvas" xmlns:cx="http://schemas.microsoft.com/office/drawing/2014/chartex" xmlns:cx1="http://schemas.microsoft.com/office/drawing/2015/9/8/chartex" xmlns:cx2="http://schemas.microsoft.com/office/drawing/2015/10/21/chartex" xmlns:cx3="http://schemas.microsoft.com/office/drawing/2016/5/9/chartex" xmlns:cx4="http://schemas.microsoft.com/office/drawing/2016/5/10/chartex" xmlns:cx5="http://schemas.microsoft.com/office/drawing/2016/5/11/chartex" xmlns:cx6="http://schemas.microsoft.com/office/drawing/2016/5/12/chartex" xmlns:cx7="http://schemas.microsoft.com/office/drawing/2016/5/13/chartex" xmlns:cx8="http://schemas.microsoft.com/office/drawing/2016/5/14/chartex" xmlns:mc="http://schemas.openxmlformats.org/markup-compatibility/2006" xmlns:aink="http://schemas.microsoft.com/office/drawing/2016/ink" xmlns:am3d="http://schemas.microsoft.com/office/drawing/2017/model3d" xmlns:o="urn:schemas-microsoft-com:office:office" xmlns:oel="http://schemas.microsoft.com/office/2019/extlst" xmlns:r="http://schemas.openxmlformats.org/officeDocument/2006/relationships" xmlns:m="http://schemas.openxmlformats.org/officeDocument/2006/math" xmlns:v="urn:schemas-microsoft-com:vml" xmlns:wp14="http://schemas.microsoft.com/office/word/2010/wordprocessingDrawing" xmlns:wp="http://schemas.openxmlformats.org/drawingml/2006/wordprocessingDrawing" xmlns:w10="urn:schemas-microsoft-com:office:word" xmlns:w="http://schemas.openxmlformats.org/wordprocessingml/2006/main" xmlns:w14="http://schemas.microsoft.com/office/word/2010/wordml" xmlns:w15="http://schemas.microsoft.com/office/word/2012/wordml" xmlns:w16cei="http://schemas.microsoft.com/office/word/2026/wordml/cei" xmlns:w16cex="http://schemas.microsoft.com/office/word/2018/wordml/cex" xmlns:w16cid="http://schemas.microsoft.com/office/word/2016/wordml/cid" xmlns:w16="http://schemas.microsoft.com/office/word/2018/wordml" xmlns:w16du="http://schemas.microsoft.com/office/word/2023/wordml/word16du" xmlns:w16sdtdh="http://schemas.microsoft.com/office/word/2020/wordml/sdtdatahash" xmlns:w16sdtfl="http://schemas.microsoft.com/office/word/2024/wordml/sdtformatlock" xmlns:w16se="http://schemas.microsoft.com/office/word/2015/wordml/symex" xmlns:wpg="http://schemas.microsoft.com/office/word/2010/wordprocessingGroup" xmlns:wpi="http://schemas.microsoft.com/office/word/2010/wordprocessingInk" xmlns:wne="http://schemas.microsoft.com/office/word/2006/wordml" xmlns:wps="http://schemas.microsoft.com/office/word/2010/wordprocessingShape" mc:Ignorable="w14 w15 w16se w16cid w16 w16cex w16sdtdh w16sdtfl w16du wp14">
   <w:p>
     <w:pPr>
       <w:pBdr>
@@ -8331,7 +8767,7 @@
 </file>
 
 <file path=word/footnotes.xml><?xml version="1.0" encoding="utf-8"?>
-<w:footnotes xmlns:wpc="http://schemas.microsoft.com/office/word/2010/wordprocessingCanvas" xmlns:cx="http://schemas.microsoft.com/office/drawing/2014/chartex" xmlns:cx1="http://schemas.microsoft.com/office/drawing/2015/9/8/chartex" xmlns:cx2="http://schemas.microsoft.com/office/drawing/2015/10/21/chartex" xmlns:cx3="http://schemas.microsoft.com/office/drawing/2016/5/9/chartex" xmlns:cx4="http://schemas.microsoft.com/office/drawing/2016/5/10/chartex" xmlns:cx5="http://schemas.microsoft.com/office/drawing/2016/5/11/chartex" xmlns:cx6="http://schemas.microsoft.com/office/drawing/2016/5/12/chartex" xmlns:cx7="http://schemas.microsoft.com/office/drawing/2016/5/13/chartex" xmlns:cx8="http://schemas.microsoft.com/office/drawing/2016/5/14/chartex" xmlns:mc="http://schemas.openxmlformats.org/markup-compatibility/2006" xmlns:aink="http://schemas.microsoft.com/office/drawing/2016/ink" xmlns:am3d="http://schemas.microsoft.com/office/drawing/2017/model3d" xmlns:o="urn:schemas-microsoft-com:office:office" xmlns:oel="http://schemas.microsoft.com/office/2019/extlst" xmlns:r="http://schemas.openxmlformats.org/officeDocument/2006/relationships" xmlns:m="http://schemas.openxmlformats.org/officeDocument/2006/math" xmlns:v="urn:schemas-microsoft-com:vml" xmlns:wp14="http://schemas.microsoft.com/office/word/2010/wordprocessingDrawing" xmlns:wp="http://schemas.openxmlformats.org/drawingml/2006/wordprocessingDrawing" xmlns:w10="urn:schemas-microsoft-com:office:word" xmlns:w="http://schemas.openxmlformats.org/wordprocessingml/2006/main" xmlns:w14="http://schemas.microsoft.com/office/word/2010/wordml" xmlns:w15="http://schemas.microsoft.com/office/word/2012/wordml" xmlns:w16cex="http://schemas.microsoft.com/office/word/2018/wordml/cex" xmlns:w16cid="http://schemas.microsoft.com/office/word/2016/wordml/cid" xmlns:w16="http://schemas.microsoft.com/office/word/2018/wordml" xmlns:w16du="http://schemas.microsoft.com/office/word/2023/wordml/word16du" xmlns:w16sdtdh="http://schemas.microsoft.com/office/word/2020/wordml/sdtdatahash" xmlns:w16sdtfl="http://schemas.microsoft.com/office/word/2024/wordml/sdtformatlock" xmlns:w16se="http://schemas.microsoft.com/office/word/2015/wordml/symex" xmlns:wpg="http://schemas.microsoft.com/office/word/2010/wordprocessingGroup" xmlns:wpi="http://schemas.microsoft.com/office/word/2010/wordprocessingInk" xmlns:wne="http://schemas.microsoft.com/office/word/2006/wordml" xmlns:wps="http://schemas.microsoft.com/office/word/2010/wordprocessingShape" mc:Ignorable="w14 w15 w16se w16cid w16 w16cex w16sdtdh w16sdtfl w16du wp14">
+<w:footnotes xmlns:wpc="http://schemas.microsoft.com/office/word/2010/wordprocessingCanvas" xmlns:cx="http://schemas.microsoft.com/office/drawing/2014/chartex" xmlns:cx1="http://schemas.microsoft.com/office/drawing/2015/9/8/chartex" xmlns:cx2="http://schemas.microsoft.com/office/drawing/2015/10/21/chartex" xmlns:cx3="http://schemas.microsoft.com/office/drawing/2016/5/9/chartex" xmlns:cx4="http://schemas.microsoft.com/office/drawing/2016/5/10/chartex" xmlns:cx5="http://schemas.microsoft.com/office/drawing/2016/5/11/chartex" xmlns:cx6="http://schemas.microsoft.com/office/drawing/2016/5/12/chartex" xmlns:cx7="http://schemas.microsoft.com/office/drawing/2016/5/13/chartex" xmlns:cx8="http://schemas.microsoft.com/office/drawing/2016/5/14/chartex" xmlns:mc="http://schemas.openxmlformats.org/markup-compatibility/2006" xmlns:aink="http://schemas.microsoft.com/office/drawing/2016/ink" xmlns:am3d="http://schemas.microsoft.com/office/drawing/2017/model3d" xmlns:o="urn:schemas-microsoft-com:office:office" xmlns:oel="http://schemas.microsoft.com/office/2019/extlst" xmlns:r="http://schemas.openxmlformats.org/officeDocument/2006/relationships" xmlns:m="http://schemas.openxmlformats.org/officeDocument/2006/math" xmlns:v="urn:schemas-microsoft-com:vml" xmlns:wp14="http://schemas.microsoft.com/office/word/2010/wordprocessingDrawing" xmlns:wp="http://schemas.openxmlformats.org/drawingml/2006/wordprocessingDrawing" xmlns:w10="urn:schemas-microsoft-com:office:word" xmlns:w="http://schemas.openxmlformats.org/wordprocessingml/2006/main" xmlns:w14="http://schemas.microsoft.com/office/word/2010/wordml" xmlns:w15="http://schemas.microsoft.com/office/word/2012/wordml" xmlns:w16cei="http://schemas.microsoft.com/office/word/2026/wordml/cei" xmlns:w16cex="http://schemas.microsoft.com/office/word/2018/wordml/cex" xmlns:w16cid="http://schemas.microsoft.com/office/word/2016/wordml/cid" xmlns:w16="http://schemas.microsoft.com/office/word/2018/wordml" xmlns:w16du="http://schemas.microsoft.com/office/word/2023/wordml/word16du" xmlns:w16sdtdh="http://schemas.microsoft.com/office/word/2020/wordml/sdtdatahash" xmlns:w16sdtfl="http://schemas.microsoft.com/office/word/2024/wordml/sdtformatlock" xmlns:w16se="http://schemas.microsoft.com/office/word/2015/wordml/symex" xmlns:wpg="http://schemas.microsoft.com/office/word/2010/wordprocessingGroup" xmlns:wpi="http://schemas.microsoft.com/office/word/2010/wordprocessingInk" xmlns:wne="http://schemas.microsoft.com/office/word/2006/wordml" xmlns:wps="http://schemas.microsoft.com/office/word/2010/wordprocessingShape" mc:Ignorable="w14 w15 w16se w16cid w16 w16cex w16sdtdh w16sdtfl w16du wp14">
   <w:footnote w:type="separator" w:id="-1">
     <w:p>
       <w:pPr>
@@ -8356,7 +8792,7 @@
 </file>
 
 <file path=word/header1.xml><?xml version="1.0" encoding="utf-8"?>
-<w:hdr xmlns:wpc="http://schemas.microsoft.com/office/word/2010/wordprocessingCanvas" xmlns:cx="http://schemas.microsoft.com/office/drawing/2014/chartex" xmlns:cx1="http://schemas.microsoft.com/office/drawing/2015/9/8/chartex" xmlns:cx2="http://schemas.microsoft.com/office/drawing/2015/10/21/chartex" xmlns:cx3="http://schemas.microsoft.com/office/drawing/2016/5/9/chartex" xmlns:cx4="http://schemas.microsoft.com/office/drawing/2016/5/10/chartex" xmlns:cx5="http://schemas.microsoft.com/office/drawing/2016/5/11/chartex" xmlns:cx6="http://schemas.microsoft.com/office/drawing/2016/5/12/chartex" xmlns:cx7="http://schemas.microsoft.com/office/drawing/2016/5/13/chartex" xmlns:cx8="http://schemas.microsoft.com/office/drawing/2016/5/14/chartex" xmlns:mc="http://schemas.openxmlformats.org/markup-compatibility/2006" xmlns:aink="http://schemas.microsoft.com/office/drawing/2016/ink" xmlns:am3d="http://schemas.microsoft.com/office/drawing/2017/model3d" xmlns:o="urn:schemas-microsoft-com:office:office" xmlns:oel="http://schemas.microsoft.com/office/2019/extlst" xmlns:r="http://schemas.openxmlformats.org/officeDocument/2006/relationships" xmlns:m="http://schemas.openxmlformats.org/officeDocument/2006/math" xmlns:v="urn:schemas-microsoft-com:vml" xmlns:wp14="http://schemas.microsoft.com/office/word/2010/wordprocessingDrawing" xmlns:wp="http://schemas.openxmlformats.org/drawingml/2006/wordprocessingDrawing" xmlns:w10="urn:schemas-microsoft-com:office:word" xmlns:w="http://schemas.openxmlformats.org/wordprocessingml/2006/main" xmlns:w14="http://schemas.microsoft.com/office/word/2010/wordml" xmlns:w15="http://schemas.microsoft.com/office/word/2012/wordml" xmlns:w16cex="http://schemas.microsoft.com/office/word/2018/wordml/cex" xmlns:w16cid="http://schemas.microsoft.com/office/word/2016/wordml/cid" xmlns:w16="http://schemas.microsoft.com/office/word/2018/wordml" xmlns:w16du="http://schemas.microsoft.com/office/word/2023/wordml/word16du" xmlns:w16sdtdh="http://schemas.microsoft.com/office/word/2020/wordml/sdtdatahash" xmlns:w16sdtfl="http://schemas.microsoft.com/office/word/2024/wordml/sdtformatlock" xmlns:w16se="http://schemas.microsoft.com/office/word/2015/wordml/symex" xmlns:wpg="http://schemas.microsoft.com/office/word/2010/wordprocessingGroup" xmlns:wpi="http://schemas.microsoft.com/office/word/2010/wordprocessingInk" xmlns:wne="http://schemas.microsoft.com/office/word/2006/wordml" xmlns:wps="http://schemas.microsoft.com/office/word/2010/wordprocessingShape" mc:Ignorable="w14 w15 w16se w16cid w16 w16cex w16sdtdh w16sdtfl w16du wp14">
+<w:hdr xmlns:wpc="http://schemas.microsoft.com/office/word/2010/wordprocessingCanvas" xmlns:cx="http://schemas.microsoft.com/office/drawing/2014/chartex" xmlns:cx1="http://schemas.microsoft.com/office/drawing/2015/9/8/chartex" xmlns:cx2="http://schemas.microsoft.com/office/drawing/2015/10/21/chartex" xmlns:cx3="http://schemas.microsoft.com/office/drawing/2016/5/9/chartex" xmlns:cx4="http://schemas.microsoft.com/office/drawing/2016/5/10/chartex" xmlns:cx5="http://schemas.microsoft.com/office/drawing/2016/5/11/chartex" xmlns:cx6="http://schemas.microsoft.com/office/drawing/2016/5/12/chartex" xmlns:cx7="http://schemas.microsoft.com/office/drawing/2016/5/13/chartex" xmlns:cx8="http://schemas.microsoft.com/office/drawing/2016/5/14/chartex" xmlns:mc="http://schemas.openxmlformats.org/markup-compatibility/2006" xmlns:aink="http://schemas.microsoft.com/office/drawing/2016/ink" xmlns:am3d="http://schemas.microsoft.com/office/drawing/2017/model3d" xmlns:o="urn:schemas-microsoft-com:office:office" xmlns:oel="http://schemas.microsoft.com/office/2019/extlst" xmlns:r="http://schemas.openxmlformats.org/officeDocument/2006/relationships" xmlns:m="http://schemas.openxmlformats.org/officeDocument/2006/math" xmlns:v="urn:schemas-microsoft-com:vml" xmlns:wp14="http://schemas.microsoft.com/office/word/2010/wordprocessingDrawing" xmlns:wp="http://schemas.openxmlformats.org/drawingml/2006/wordprocessingDrawing" xmlns:w10="urn:schemas-microsoft-com:office:word" xmlns:w="http://schemas.openxmlformats.org/wordprocessingml/2006/main" xmlns:w14="http://schemas.microsoft.com/office/word/2010/wordml" xmlns:w15="http://schemas.microsoft.com/office/word/2012/wordml" xmlns:w16cei="http://schemas.microsoft.com/office/word/2026/wordml/cei" xmlns:w16cex="http://schemas.microsoft.com/office/word/2018/wordml/cex" xmlns:w16cid="http://schemas.microsoft.com/office/word/2016/wordml/cid" xmlns:w16="http://schemas.microsoft.com/office/word/2018/wordml" xmlns:w16du="http://schemas.microsoft.com/office/word/2023/wordml/word16du" xmlns:w16sdtdh="http://schemas.microsoft.com/office/word/2020/wordml/sdtdatahash" xmlns:w16sdtfl="http://schemas.microsoft.com/office/word/2024/wordml/sdtformatlock" xmlns:w16se="http://schemas.microsoft.com/office/word/2015/wordml/symex" xmlns:wpg="http://schemas.microsoft.com/office/word/2010/wordprocessingGroup" xmlns:wpi="http://schemas.microsoft.com/office/word/2010/wordprocessingInk" xmlns:wne="http://schemas.microsoft.com/office/word/2006/wordml" xmlns:wps="http://schemas.microsoft.com/office/word/2010/wordprocessingShape" mc:Ignorable="w14 w15 w16se w16cid w16 w16cex w16sdtdh w16sdtfl w16du wp14">
   <w:p>
     <w:pPr>
       <w:pStyle w:val="Header"/>
@@ -8369,7 +8805,7 @@
 </file>
 
 <file path=word/header2.xml><?xml version="1.0" encoding="utf-8"?>
-<w:hdr xmlns:wpc="http://schemas.microsoft.com/office/word/2010/wordprocessingCanvas" xmlns:cx="http://schemas.microsoft.com/office/drawing/2014/chartex" xmlns:cx1="http://schemas.microsoft.com/office/drawing/2015/9/8/chartex" xmlns:cx2="http://schemas.microsoft.com/office/drawing/2015/10/21/chartex" xmlns:cx3="http://schemas.microsoft.com/office/drawing/2016/5/9/chartex" xmlns:cx4="http://schemas.microsoft.com/office/drawing/2016/5/10/chartex" xmlns:cx5="http://schemas.microsoft.com/office/drawing/2016/5/11/chartex" xmlns:cx6="http://schemas.microsoft.com/office/drawing/2016/5/12/chartex" xmlns:cx7="http://schemas.microsoft.com/office/drawing/2016/5/13/chartex" xmlns:cx8="http://schemas.microsoft.com/office/drawing/2016/5/14/chartex" xmlns:mc="http://schemas.openxmlformats.org/markup-compatibility/2006" xmlns:aink="http://schemas.microsoft.com/office/drawing/2016/ink" xmlns:am3d="http://schemas.microsoft.com/office/drawing/2017/model3d" xmlns:o="urn:schemas-microsoft-com:office:office" xmlns:oel="http://schemas.microsoft.com/office/2019/extlst" xmlns:r="http://schemas.openxmlformats.org/officeDocument/2006/relationships" xmlns:m="http://schemas.openxmlformats.org/officeDocument/2006/math" xmlns:v="urn:schemas-microsoft-com:vml" xmlns:wp14="http://schemas.microsoft.com/office/word/2010/wordprocessingDrawing" xmlns:wp="http://schemas.openxmlformats.org/drawingml/2006/wordprocessingDrawing" xmlns:w10="urn:schemas-microsoft-com:office:word" xmlns:w="http://schemas.openxmlformats.org/wordprocessingml/2006/main" xmlns:w14="http://schemas.microsoft.com/office/word/2010/wordml" xmlns:w15="http://schemas.microsoft.com/office/word/2012/wordml" xmlns:w16cex="http://schemas.microsoft.com/office/word/2018/wordml/cex" xmlns:w16cid="http://schemas.microsoft.com/office/word/2016/wordml/cid" xmlns:w16="http://schemas.microsoft.com/office/word/2018/wordml" xmlns:w16du="http://schemas.microsoft.com/office/word/2023/wordml/word16du" xmlns:w16sdtdh="http://schemas.microsoft.com/office/word/2020/wordml/sdtdatahash" xmlns:w16sdtfl="http://schemas.microsoft.com/office/word/2024/wordml/sdtformatlock" xmlns:w16se="http://schemas.microsoft.com/office/word/2015/wordml/symex" xmlns:wpg="http://schemas.microsoft.com/office/word/2010/wordprocessingGroup" xmlns:wpi="http://schemas.microsoft.com/office/word/2010/wordprocessingInk" xmlns:wne="http://schemas.microsoft.com/office/word/2006/wordml" xmlns:wps="http://schemas.microsoft.com/office/word/2010/wordprocessingShape" mc:Ignorable="w14 w15 w16se w16cid w16 w16cex w16sdtdh w16sdtfl w16du wp14">
+<w:hdr xmlns:wpc="http://schemas.microsoft.com/office/word/2010/wordprocessingCanvas" xmlns:cx="http://schemas.microsoft.com/office/drawing/2014/chartex" xmlns:cx1="http://schemas.microsoft.com/office/drawing/2015/9/8/chartex" xmlns:cx2="http://schemas.microsoft.com/office/drawing/2015/10/21/chartex" xmlns:cx3="http://schemas.microsoft.com/office/drawing/2016/5/9/chartex" xmlns:cx4="http://schemas.microsoft.com/office/drawing/2016/5/10/chartex" xmlns:cx5="http://schemas.microsoft.com/office/drawing/2016/5/11/chartex" xmlns:cx6="http://schemas.microsoft.com/office/drawing/2016/5/12/chartex" xmlns:cx7="http://schemas.microsoft.com/office/drawing/2016/5/13/chartex" xmlns:cx8="http://schemas.microsoft.com/office/drawing/2016/5/14/chartex" xmlns:mc="http://schemas.openxmlformats.org/markup-compatibility/2006" xmlns:aink="http://schemas.microsoft.com/office/drawing/2016/ink" xmlns:am3d="http://schemas.microsoft.com/office/drawing/2017/model3d" xmlns:o="urn:schemas-microsoft-com:office:office" xmlns:oel="http://schemas.microsoft.com/office/2019/extlst" xmlns:r="http://schemas.openxmlformats.org/officeDocument/2006/relationships" xmlns:m="http://schemas.openxmlformats.org/officeDocument/2006/math" xmlns:v="urn:schemas-microsoft-com:vml" xmlns:wp14="http://schemas.microsoft.com/office/word/2010/wordprocessingDrawing" xmlns:wp="http://schemas.openxmlformats.org/drawingml/2006/wordprocessingDrawing" xmlns:w10="urn:schemas-microsoft-com:office:word" xmlns:w="http://schemas.openxmlformats.org/wordprocessingml/2006/main" xmlns:w14="http://schemas.microsoft.com/office/word/2010/wordml" xmlns:w15="http://schemas.microsoft.com/office/word/2012/wordml" xmlns:w16cei="http://schemas.microsoft.com/office/word/2026/wordml/cei" xmlns:w16cex="http://schemas.microsoft.com/office/word/2018/wordml/cex" xmlns:w16cid="http://schemas.microsoft.com/office/word/2016/wordml/cid" xmlns:w16="http://schemas.microsoft.com/office/word/2018/wordml" xmlns:w16du="http://schemas.microsoft.com/office/word/2023/wordml/word16du" xmlns:w16sdtdh="http://schemas.microsoft.com/office/word/2020/wordml/sdtdatahash" xmlns:w16sdtfl="http://schemas.microsoft.com/office/word/2024/wordml/sdtformatlock" xmlns:w16se="http://schemas.microsoft.com/office/word/2015/wordml/symex" xmlns:wpg="http://schemas.microsoft.com/office/word/2010/wordprocessingGroup" xmlns:wpi="http://schemas.microsoft.com/office/word/2010/wordprocessingInk" xmlns:wne="http://schemas.microsoft.com/office/word/2006/wordml" xmlns:wps="http://schemas.microsoft.com/office/word/2010/wordprocessingShape" mc:Ignorable="w14 w15 w16se w16cid w16 w16cex w16sdtdh w16sdtfl w16du wp14">
   <w:p>
     <w:pPr>
       <w:pStyle w:val="Header"/>

--- a/TS-Kramam/TS-3.2/TS 3.2 Malayalam Krama Paatam Corrections.docx
+++ b/TS-Kramam/TS-3.2/TS 3.2 Malayalam Krama Paatam Corrections.docx
@@ -1,6 +1,6 @@
 
 <file path=word/document.xml><?xml version="1.0" encoding="utf-8"?>
-<w:document xmlns:wpc="http://schemas.microsoft.com/office/word/2010/wordprocessingCanvas" xmlns:cx="http://schemas.microsoft.com/office/drawing/2014/chartex" xmlns:cx1="http://schemas.microsoft.com/office/drawing/2015/9/8/chartex" xmlns:cx2="http://schemas.microsoft.com/office/drawing/2015/10/21/chartex" xmlns:cx3="http://schemas.microsoft.com/office/drawing/2016/5/9/chartex" xmlns:cx4="http://schemas.microsoft.com/office/drawing/2016/5/10/chartex" xmlns:cx5="http://schemas.microsoft.com/office/drawing/2016/5/11/chartex" xmlns:cx6="http://schemas.microsoft.com/office/drawing/2016/5/12/chartex" xmlns:cx7="http://schemas.microsoft.com/office/drawing/2016/5/13/chartex" xmlns:cx8="http://schemas.microsoft.com/office/drawing/2016/5/14/chartex" xmlns:mc="http://schemas.openxmlformats.org/markup-compatibility/2006" xmlns:aink="http://schemas.microsoft.com/office/drawing/2016/ink" xmlns:am3d="http://schemas.microsoft.com/office/drawing/2017/model3d" xmlns:o="urn:schemas-microsoft-com:office:office" xmlns:oel="http://schemas.microsoft.com/office/2019/extlst" xmlns:r="http://schemas.openxmlformats.org/officeDocument/2006/relationships" xmlns:m="http://schemas.openxmlformats.org/officeDocument/2006/math" xmlns:v="urn:schemas-microsoft-com:vml" xmlns:wp14="http://schemas.microsoft.com/office/word/2010/wordprocessingDrawing" xmlns:wp="http://schemas.openxmlformats.org/drawingml/2006/wordprocessingDrawing" xmlns:w10="urn:schemas-microsoft-com:office:word" xmlns:w="http://schemas.openxmlformats.org/wordprocessingml/2006/main" xmlns:w14="http://schemas.microsoft.com/office/word/2010/wordml" xmlns:w15="http://schemas.microsoft.com/office/word/2012/wordml" xmlns:w16cei="http://schemas.microsoft.com/office/word/2026/wordml/cei" xmlns:w16cex="http://schemas.microsoft.com/office/word/2018/wordml/cex" xmlns:w16cid="http://schemas.microsoft.com/office/word/2016/wordml/cid" xmlns:w16="http://schemas.microsoft.com/office/word/2018/wordml" xmlns:w16du="http://schemas.microsoft.com/office/word/2023/wordml/word16du" xmlns:w16sdtdh="http://schemas.microsoft.com/office/word/2020/wordml/sdtdatahash" xmlns:w16sdtfl="http://schemas.microsoft.com/office/word/2024/wordml/sdtformatlock" xmlns:w16se="http://schemas.microsoft.com/office/word/2015/wordml/symex" xmlns:wpg="http://schemas.microsoft.com/office/word/2010/wordprocessingGroup" xmlns:wpi="http://schemas.microsoft.com/office/word/2010/wordprocessingInk" xmlns:wne="http://schemas.microsoft.com/office/word/2006/wordml" xmlns:wps="http://schemas.microsoft.com/office/word/2010/wordprocessingShape" mc:Ignorable="w14 w15 w16se w16cid w16 w16cex w16sdtdh w16sdtfl w16du wp14">
+<w:document xmlns:wpc="http://schemas.microsoft.com/office/word/2010/wordprocessingCanvas" xmlns:cx="http://schemas.microsoft.com/office/drawing/2014/chartex" xmlns:cx1="http://schemas.microsoft.com/office/drawing/2015/9/8/chartex" xmlns:cx2="http://schemas.microsoft.com/office/drawing/2015/10/21/chartex" xmlns:cx3="http://schemas.microsoft.com/office/drawing/2016/5/9/chartex" xmlns:cx4="http://schemas.microsoft.com/office/drawing/2016/5/10/chartex" xmlns:cx5="http://schemas.microsoft.com/office/drawing/2016/5/11/chartex" xmlns:cx6="http://schemas.microsoft.com/office/drawing/2016/5/12/chartex" xmlns:cx7="http://schemas.microsoft.com/office/drawing/2016/5/13/chartex" xmlns:cx8="http://schemas.microsoft.com/office/drawing/2016/5/14/chartex" xmlns:mc="http://schemas.openxmlformats.org/markup-compatibility/2006" xmlns:aink="http://schemas.microsoft.com/office/drawing/2016/ink" xmlns:am3d="http://schemas.microsoft.com/office/drawing/2017/model3d" xmlns:o="urn:schemas-microsoft-com:office:office" xmlns:oel="http://schemas.microsoft.com/office/2019/extlst" xmlns:r="http://schemas.openxmlformats.org/officeDocument/2006/relationships" xmlns:m="http://schemas.openxmlformats.org/officeDocument/2006/math" xmlns:v="urn:schemas-microsoft-com:vml" xmlns:wp14="http://schemas.microsoft.com/office/word/2010/wordprocessingDrawing" xmlns:wp="http://schemas.openxmlformats.org/drawingml/2006/wordprocessingDrawing" xmlns:w10="urn:schemas-microsoft-com:office:word" xmlns:w="http://schemas.openxmlformats.org/wordprocessingml/2006/main" xmlns:w14="http://schemas.microsoft.com/office/word/2010/wordml" xmlns:w15="http://schemas.microsoft.com/office/word/2012/wordml" xmlns:w16cex="http://schemas.microsoft.com/office/word/2018/wordml/cex" xmlns:w16cid="http://schemas.microsoft.com/office/word/2016/wordml/cid" xmlns:w16="http://schemas.microsoft.com/office/word/2018/wordml" xmlns:w16du="http://schemas.microsoft.com/office/word/2023/wordml/word16du" xmlns:w16sdtdh="http://schemas.microsoft.com/office/word/2020/wordml/sdtdatahash" xmlns:w16sdtfl="http://schemas.microsoft.com/office/word/2024/wordml/sdtformatlock" xmlns:w16se="http://schemas.microsoft.com/office/word/2015/wordml/symex" xmlns:wpg="http://schemas.microsoft.com/office/word/2010/wordprocessingGroup" xmlns:wpi="http://schemas.microsoft.com/office/word/2010/wordprocessingInk" xmlns:wne="http://schemas.microsoft.com/office/word/2006/wordml" xmlns:wps="http://schemas.microsoft.com/office/word/2010/wordprocessingShape" mc:Ignorable="w14 w15 w16se w16cid w16 w16cex w16sdtdh w16sdtfl w16du wp14">
   <w:body>
     <w:p>
       <w:pPr>
@@ -61,9 +61,8 @@
           <w:szCs w:val="32"/>
           <w:u w:val="single"/>
         </w:rPr>
-        <w:t xml:space="preserve"> Corrections –Observed </w:t>
+        <w:t xml:space="preserve"> Corrections –Observed till </w:t>
       </w:r>
-      <w:proofErr w:type="gramStart"/>
       <w:r>
         <w:rPr>
           <w:b/>
@@ -72,20 +71,8 @@
           <w:szCs w:val="32"/>
           <w:u w:val="single"/>
         </w:rPr>
-        <w:t xml:space="preserve">till </w:t>
+        <w:t>31st August 2026</w:t>
       </w:r>
-      <w:r>
-        <w:rPr>
-          <w:b/>
-          <w:bCs/>
-          <w:sz w:val="32"/>
-          <w:szCs w:val="32"/>
-          <w:highlight w:val="red"/>
-          <w:u w:val="single"/>
-        </w:rPr>
-        <w:t>?????</w:t>
-      </w:r>
-      <w:proofErr w:type="gramEnd"/>
     </w:p>
     <w:p>
       <w:pPr>
@@ -3529,6 +3516,17 @@
           <w:lang w:val="it-IT"/>
         </w:rPr>
       </w:pPr>
+      <w:r>
+        <w:rPr>
+          <w:b/>
+          <w:bCs/>
+          <w:sz w:val="32"/>
+          <w:szCs w:val="32"/>
+          <w:u w:val="single"/>
+          <w:lang w:val="it-IT"/>
+        </w:rPr>
+        <w:t>============</w:t>
+      </w:r>
     </w:p>
     <w:p>
       <w:pPr>
@@ -3539,7 +3537,6 @@
           <w:sz w:val="32"/>
           <w:szCs w:val="32"/>
           <w:u w:val="single"/>
-          <w:lang w:val="it-IT"/>
         </w:rPr>
       </w:pPr>
     </w:p>
@@ -4181,6 +4178,30 @@
           <w:u w:val="single"/>
         </w:rPr>
       </w:pPr>
+    </w:p>
+    <w:p>
+      <w:pPr>
+        <w:jc w:val="center"/>
+        <w:rPr>
+          <w:b/>
+          <w:bCs/>
+          <w:sz w:val="32"/>
+          <w:szCs w:val="32"/>
+          <w:u w:val="single"/>
+        </w:rPr>
+      </w:pPr>
+    </w:p>
+    <w:p>
+      <w:pPr>
+        <w:jc w:val="center"/>
+        <w:rPr>
+          <w:b/>
+          <w:bCs/>
+          <w:sz w:val="32"/>
+          <w:szCs w:val="32"/>
+          <w:u w:val="single"/>
+        </w:rPr>
+      </w:pPr>
       <w:r>
         <w:rPr>
           <w:b/>
@@ -4189,6 +4210,7 @@
           <w:szCs w:val="32"/>
           <w:u w:val="single"/>
         </w:rPr>
+        <w:lastRenderedPageBreak/>
         <w:t xml:space="preserve">TS </w:t>
       </w:r>
       <w:r>
@@ -4364,7 +4386,6 @@
                 <w:sz w:val="32"/>
                 <w:szCs w:val="32"/>
               </w:rPr>
-              <w:lastRenderedPageBreak/>
               <w:t>Reference</w:t>
             </w:r>
           </w:p>
@@ -4387,7 +4408,6 @@
                 <w:sz w:val="32"/>
                 <w:szCs w:val="32"/>
               </w:rPr>
-              <w:lastRenderedPageBreak/>
               <w:t>As Printed</w:t>
             </w:r>
           </w:p>
@@ -6622,6 +6642,7 @@
                 <w:sz w:val="28"/>
                 <w:szCs w:val="32"/>
               </w:rPr>
+              <w:lastRenderedPageBreak/>
               <w:t>T.S.</w:t>
             </w:r>
             <w:r>
@@ -6959,7 +6980,6 @@
                 <w:sz w:val="28"/>
                 <w:szCs w:val="32"/>
               </w:rPr>
-              <w:lastRenderedPageBreak/>
               <w:t>T.S.</w:t>
             </w:r>
             <w:r>
@@ -8357,7 +8377,7 @@
 </file>
 
 <file path=word/endnotes.xml><?xml version="1.0" encoding="utf-8"?>
-<w:endnotes xmlns:wpc="http://schemas.microsoft.com/office/word/2010/wordprocessingCanvas" xmlns:cx="http://schemas.microsoft.com/office/drawing/2014/chartex" xmlns:cx1="http://schemas.microsoft.com/office/drawing/2015/9/8/chartex" xmlns:cx2="http://schemas.microsoft.com/office/drawing/2015/10/21/chartex" xmlns:cx3="http://schemas.microsoft.com/office/drawing/2016/5/9/chartex" xmlns:cx4="http://schemas.microsoft.com/office/drawing/2016/5/10/chartex" xmlns:cx5="http://schemas.microsoft.com/office/drawing/2016/5/11/chartex" xmlns:cx6="http://schemas.microsoft.com/office/drawing/2016/5/12/chartex" xmlns:cx7="http://schemas.microsoft.com/office/drawing/2016/5/13/chartex" xmlns:cx8="http://schemas.microsoft.com/office/drawing/2016/5/14/chartex" xmlns:mc="http://schemas.openxmlformats.org/markup-compatibility/2006" xmlns:aink="http://schemas.microsoft.com/office/drawing/2016/ink" xmlns:am3d="http://schemas.microsoft.com/office/drawing/2017/model3d" xmlns:o="urn:schemas-microsoft-com:office:office" xmlns:oel="http://schemas.microsoft.com/office/2019/extlst" xmlns:r="http://schemas.openxmlformats.org/officeDocument/2006/relationships" xmlns:m="http://schemas.openxmlformats.org/officeDocument/2006/math" xmlns:v="urn:schemas-microsoft-com:vml" xmlns:wp14="http://schemas.microsoft.com/office/word/2010/wordprocessingDrawing" xmlns:wp="http://schemas.openxmlformats.org/drawingml/2006/wordprocessingDrawing" xmlns:w10="urn:schemas-microsoft-com:office:word" xmlns:w="http://schemas.openxmlformats.org/wordprocessingml/2006/main" xmlns:w14="http://schemas.microsoft.com/office/word/2010/wordml" xmlns:w15="http://schemas.microsoft.com/office/word/2012/wordml" xmlns:w16cei="http://schemas.microsoft.com/office/word/2026/wordml/cei" xmlns:w16cex="http://schemas.microsoft.com/office/word/2018/wordml/cex" xmlns:w16cid="http://schemas.microsoft.com/office/word/2016/wordml/cid" xmlns:w16="http://schemas.microsoft.com/office/word/2018/wordml" xmlns:w16du="http://schemas.microsoft.com/office/word/2023/wordml/word16du" xmlns:w16sdtdh="http://schemas.microsoft.com/office/word/2020/wordml/sdtdatahash" xmlns:w16sdtfl="http://schemas.microsoft.com/office/word/2024/wordml/sdtformatlock" xmlns:w16se="http://schemas.microsoft.com/office/word/2015/wordml/symex" xmlns:wpg="http://schemas.microsoft.com/office/word/2010/wordprocessingGroup" xmlns:wpi="http://schemas.microsoft.com/office/word/2010/wordprocessingInk" xmlns:wne="http://schemas.microsoft.com/office/word/2006/wordml" xmlns:wps="http://schemas.microsoft.com/office/word/2010/wordprocessingShape" mc:Ignorable="w14 w15 w16se w16cid w16 w16cex w16sdtdh w16sdtfl w16du wp14">
+<w:endnotes xmlns:wpc="http://schemas.microsoft.com/office/word/2010/wordprocessingCanvas" xmlns:cx="http://schemas.microsoft.com/office/drawing/2014/chartex" xmlns:cx1="http://schemas.microsoft.com/office/drawing/2015/9/8/chartex" xmlns:cx2="http://schemas.microsoft.com/office/drawing/2015/10/21/chartex" xmlns:cx3="http://schemas.microsoft.com/office/drawing/2016/5/9/chartex" xmlns:cx4="http://schemas.microsoft.com/office/drawing/2016/5/10/chartex" xmlns:cx5="http://schemas.microsoft.com/office/drawing/2016/5/11/chartex" xmlns:cx6="http://schemas.microsoft.com/office/drawing/2016/5/12/chartex" xmlns:cx7="http://schemas.microsoft.com/office/drawing/2016/5/13/chartex" xmlns:cx8="http://schemas.microsoft.com/office/drawing/2016/5/14/chartex" xmlns:mc="http://schemas.openxmlformats.org/markup-compatibility/2006" xmlns:aink="http://schemas.microsoft.com/office/drawing/2016/ink" xmlns:am3d="http://schemas.microsoft.com/office/drawing/2017/model3d" xmlns:o="urn:schemas-microsoft-com:office:office" xmlns:oel="http://schemas.microsoft.com/office/2019/extlst" xmlns:r="http://schemas.openxmlformats.org/officeDocument/2006/relationships" xmlns:m="http://schemas.openxmlformats.org/officeDocument/2006/math" xmlns:v="urn:schemas-microsoft-com:vml" xmlns:wp14="http://schemas.microsoft.com/office/word/2010/wordprocessingDrawing" xmlns:wp="http://schemas.openxmlformats.org/drawingml/2006/wordprocessingDrawing" xmlns:w10="urn:schemas-microsoft-com:office:word" xmlns:w="http://schemas.openxmlformats.org/wordprocessingml/2006/main" xmlns:w14="http://schemas.microsoft.com/office/word/2010/wordml" xmlns:w15="http://schemas.microsoft.com/office/word/2012/wordml" xmlns:w16cex="http://schemas.microsoft.com/office/word/2018/wordml/cex" xmlns:w16cid="http://schemas.microsoft.com/office/word/2016/wordml/cid" xmlns:w16="http://schemas.microsoft.com/office/word/2018/wordml" xmlns:w16du="http://schemas.microsoft.com/office/word/2023/wordml/word16du" xmlns:w16sdtdh="http://schemas.microsoft.com/office/word/2020/wordml/sdtdatahash" xmlns:w16sdtfl="http://schemas.microsoft.com/office/word/2024/wordml/sdtformatlock" xmlns:w16se="http://schemas.microsoft.com/office/word/2015/wordml/symex" xmlns:wpg="http://schemas.microsoft.com/office/word/2010/wordprocessingGroup" xmlns:wpi="http://schemas.microsoft.com/office/word/2010/wordprocessingInk" xmlns:wne="http://schemas.microsoft.com/office/word/2006/wordml" xmlns:wps="http://schemas.microsoft.com/office/word/2010/wordprocessingShape" mc:Ignorable="w14 w15 w16se w16cid w16 w16cex w16sdtdh w16sdtfl w16du wp14">
   <w:endnote w:type="separator" w:id="-1">
     <w:p>
       <w:pPr>
@@ -8382,7 +8402,7 @@
 </file>
 
 <file path=word/footer1.xml><?xml version="1.0" encoding="utf-8"?>
-<w:ftr xmlns:wpc="http://schemas.microsoft.com/office/word/2010/wordprocessingCanvas" xmlns:cx="http://schemas.microsoft.com/office/drawing/2014/chartex" xmlns:cx1="http://schemas.microsoft.com/office/drawing/2015/9/8/chartex" xmlns:cx2="http://schemas.microsoft.com/office/drawing/2015/10/21/chartex" xmlns:cx3="http://schemas.microsoft.com/office/drawing/2016/5/9/chartex" xmlns:cx4="http://schemas.microsoft.com/office/drawing/2016/5/10/chartex" xmlns:cx5="http://schemas.microsoft.com/office/drawing/2016/5/11/chartex" xmlns:cx6="http://schemas.microsoft.com/office/drawing/2016/5/12/chartex" xmlns:cx7="http://schemas.microsoft.com/office/drawing/2016/5/13/chartex" xmlns:cx8="http://schemas.microsoft.com/office/drawing/2016/5/14/chartex" xmlns:mc="http://schemas.openxmlformats.org/markup-compatibility/2006" xmlns:aink="http://schemas.microsoft.com/office/drawing/2016/ink" xmlns:am3d="http://schemas.microsoft.com/office/drawing/2017/model3d" xmlns:o="urn:schemas-microsoft-com:office:office" xmlns:oel="http://schemas.microsoft.com/office/2019/extlst" xmlns:r="http://schemas.openxmlformats.org/officeDocument/2006/relationships" xmlns:m="http://schemas.openxmlformats.org/officeDocument/2006/math" xmlns:v="urn:schemas-microsoft-com:vml" xmlns:wp14="http://schemas.microsoft.com/office/word/2010/wordprocessingDrawing" xmlns:wp="http://schemas.openxmlformats.org/drawingml/2006/wordprocessingDrawing" xmlns:w10="urn:schemas-microsoft-com:office:word" xmlns:w="http://schemas.openxmlformats.org/wordprocessingml/2006/main" xmlns:w14="http://schemas.microsoft.com/office/word/2010/wordml" xmlns:w15="http://schemas.microsoft.com/office/word/2012/wordml" xmlns:w16cei="http://schemas.microsoft.com/office/word/2026/wordml/cei" xmlns:w16cex="http://schemas.microsoft.com/office/word/2018/wordml/cex" xmlns:w16cid="http://schemas.microsoft.com/office/word/2016/wordml/cid" xmlns:w16="http://schemas.microsoft.com/office/word/2018/wordml" xmlns:w16du="http://schemas.microsoft.com/office/word/2023/wordml/word16du" xmlns:w16sdtdh="http://schemas.microsoft.com/office/word/2020/wordml/sdtdatahash" xmlns:w16sdtfl="http://schemas.microsoft.com/office/word/2024/wordml/sdtformatlock" xmlns:w16se="http://schemas.microsoft.com/office/word/2015/wordml/symex" xmlns:wpg="http://schemas.microsoft.com/office/word/2010/wordprocessingGroup" xmlns:wpi="http://schemas.microsoft.com/office/word/2010/wordprocessingInk" xmlns:wne="http://schemas.microsoft.com/office/word/2006/wordml" xmlns:wps="http://schemas.microsoft.com/office/word/2010/wordprocessingShape" mc:Ignorable="w14 w15 w16se w16cid w16 w16cex w16sdtdh w16sdtfl w16du wp14">
+<w:ftr xmlns:wpc="http://schemas.microsoft.com/office/word/2010/wordprocessingCanvas" xmlns:cx="http://schemas.microsoft.com/office/drawing/2014/chartex" xmlns:cx1="http://schemas.microsoft.com/office/drawing/2015/9/8/chartex" xmlns:cx2="http://schemas.microsoft.com/office/drawing/2015/10/21/chartex" xmlns:cx3="http://schemas.microsoft.com/office/drawing/2016/5/9/chartex" xmlns:cx4="http://schemas.microsoft.com/office/drawing/2016/5/10/chartex" xmlns:cx5="http://schemas.microsoft.com/office/drawing/2016/5/11/chartex" xmlns:cx6="http://schemas.microsoft.com/office/drawing/2016/5/12/chartex" xmlns:cx7="http://schemas.microsoft.com/office/drawing/2016/5/13/chartex" xmlns:cx8="http://schemas.microsoft.com/office/drawing/2016/5/14/chartex" xmlns:mc="http://schemas.openxmlformats.org/markup-compatibility/2006" xmlns:aink="http://schemas.microsoft.com/office/drawing/2016/ink" xmlns:am3d="http://schemas.microsoft.com/office/drawing/2017/model3d" xmlns:o="urn:schemas-microsoft-com:office:office" xmlns:oel="http://schemas.microsoft.com/office/2019/extlst" xmlns:r="http://schemas.openxmlformats.org/officeDocument/2006/relationships" xmlns:m="http://schemas.openxmlformats.org/officeDocument/2006/math" xmlns:v="urn:schemas-microsoft-com:vml" xmlns:wp14="http://schemas.microsoft.com/office/word/2010/wordprocessingDrawing" xmlns:wp="http://schemas.openxmlformats.org/drawingml/2006/wordprocessingDrawing" xmlns:w10="urn:schemas-microsoft-com:office:word" xmlns:w="http://schemas.openxmlformats.org/wordprocessingml/2006/main" xmlns:w14="http://schemas.microsoft.com/office/word/2010/wordml" xmlns:w15="http://schemas.microsoft.com/office/word/2012/wordml" xmlns:w16cex="http://schemas.microsoft.com/office/word/2018/wordml/cex" xmlns:w16cid="http://schemas.microsoft.com/office/word/2016/wordml/cid" xmlns:w16="http://schemas.microsoft.com/office/word/2018/wordml" xmlns:w16du="http://schemas.microsoft.com/office/word/2023/wordml/word16du" xmlns:w16sdtdh="http://schemas.microsoft.com/office/word/2020/wordml/sdtdatahash" xmlns:w16sdtfl="http://schemas.microsoft.com/office/word/2024/wordml/sdtformatlock" xmlns:w16se="http://schemas.microsoft.com/office/word/2015/wordml/symex" xmlns:wpg="http://schemas.microsoft.com/office/word/2010/wordprocessingGroup" xmlns:wpi="http://schemas.microsoft.com/office/word/2010/wordprocessingInk" xmlns:wne="http://schemas.microsoft.com/office/word/2006/wordml" xmlns:wps="http://schemas.microsoft.com/office/word/2010/wordprocessingShape" mc:Ignorable="w14 w15 w16se w16cid w16 w16cex w16sdtdh w16sdtfl w16du wp14">
   <w:p>
     <w:pPr>
       <w:pBdr>
@@ -8564,7 +8584,7 @@
 </file>
 
 <file path=word/footer2.xml><?xml version="1.0" encoding="utf-8"?>
-<w:ftr xmlns:wpc="http://schemas.microsoft.com/office/word/2010/wordprocessingCanvas" xmlns:cx="http://schemas.microsoft.com/office/drawing/2014/chartex" xmlns:cx1="http://schemas.microsoft.com/office/drawing/2015/9/8/chartex" xmlns:cx2="http://schemas.microsoft.com/office/drawing/2015/10/21/chartex" xmlns:cx3="http://schemas.microsoft.com/office/drawing/2016/5/9/chartex" xmlns:cx4="http://schemas.microsoft.com/office/drawing/2016/5/10/chartex" xmlns:cx5="http://schemas.microsoft.com/office/drawing/2016/5/11/chartex" xmlns:cx6="http://schemas.microsoft.com/office/drawing/2016/5/12/chartex" xmlns:cx7="http://schemas.microsoft.com/office/drawing/2016/5/13/chartex" xmlns:cx8="http://schemas.microsoft.com/office/drawing/2016/5/14/chartex" xmlns:mc="http://schemas.openxmlformats.org/markup-compatibility/2006" xmlns:aink="http://schemas.microsoft.com/office/drawing/2016/ink" xmlns:am3d="http://schemas.microsoft.com/office/drawing/2017/model3d" xmlns:o="urn:schemas-microsoft-com:office:office" xmlns:oel="http://schemas.microsoft.com/office/2019/extlst" xmlns:r="http://schemas.openxmlformats.org/officeDocument/2006/relationships" xmlns:m="http://schemas.openxmlformats.org/officeDocument/2006/math" xmlns:v="urn:schemas-microsoft-com:vml" xmlns:wp14="http://schemas.microsoft.com/office/word/2010/wordprocessingDrawing" xmlns:wp="http://schemas.openxmlformats.org/drawingml/2006/wordprocessingDrawing" xmlns:w10="urn:schemas-microsoft-com:office:word" xmlns:w="http://schemas.openxmlformats.org/wordprocessingml/2006/main" xmlns:w14="http://schemas.microsoft.com/office/word/2010/wordml" xmlns:w15="http://schemas.microsoft.com/office/word/2012/wordml" xmlns:w16cei="http://schemas.microsoft.com/office/word/2026/wordml/cei" xmlns:w16cex="http://schemas.microsoft.com/office/word/2018/wordml/cex" xmlns:w16cid="http://schemas.microsoft.com/office/word/2016/wordml/cid" xmlns:w16="http://schemas.microsoft.com/office/word/2018/wordml" xmlns:w16du="http://schemas.microsoft.com/office/word/2023/wordml/word16du" xmlns:w16sdtdh="http://schemas.microsoft.com/office/word/2020/wordml/sdtdatahash" xmlns:w16sdtfl="http://schemas.microsoft.com/office/word/2024/wordml/sdtformatlock" xmlns:w16se="http://schemas.microsoft.com/office/word/2015/wordml/symex" xmlns:wpg="http://schemas.microsoft.com/office/word/2010/wordprocessingGroup" xmlns:wpi="http://schemas.microsoft.com/office/word/2010/wordprocessingInk" xmlns:wne="http://schemas.microsoft.com/office/word/2006/wordml" xmlns:wps="http://schemas.microsoft.com/office/word/2010/wordprocessingShape" mc:Ignorable="w14 w15 w16se w16cid w16 w16cex w16sdtdh w16sdtfl w16du wp14">
+<w:ftr xmlns:wpc="http://schemas.microsoft.com/office/word/2010/wordprocessingCanvas" xmlns:cx="http://schemas.microsoft.com/office/drawing/2014/chartex" xmlns:cx1="http://schemas.microsoft.com/office/drawing/2015/9/8/chartex" xmlns:cx2="http://schemas.microsoft.com/office/drawing/2015/10/21/chartex" xmlns:cx3="http://schemas.microsoft.com/office/drawing/2016/5/9/chartex" xmlns:cx4="http://schemas.microsoft.com/office/drawing/2016/5/10/chartex" xmlns:cx5="http://schemas.microsoft.com/office/drawing/2016/5/11/chartex" xmlns:cx6="http://schemas.microsoft.com/office/drawing/2016/5/12/chartex" xmlns:cx7="http://schemas.microsoft.com/office/drawing/2016/5/13/chartex" xmlns:cx8="http://schemas.microsoft.com/office/drawing/2016/5/14/chartex" xmlns:mc="http://schemas.openxmlformats.org/markup-compatibility/2006" xmlns:aink="http://schemas.microsoft.com/office/drawing/2016/ink" xmlns:am3d="http://schemas.microsoft.com/office/drawing/2017/model3d" xmlns:o="urn:schemas-microsoft-com:office:office" xmlns:oel="http://schemas.microsoft.com/office/2019/extlst" xmlns:r="http://schemas.openxmlformats.org/officeDocument/2006/relationships" xmlns:m="http://schemas.openxmlformats.org/officeDocument/2006/math" xmlns:v="urn:schemas-microsoft-com:vml" xmlns:wp14="http://schemas.microsoft.com/office/word/2010/wordprocessingDrawing" xmlns:wp="http://schemas.openxmlformats.org/drawingml/2006/wordprocessingDrawing" xmlns:w10="urn:schemas-microsoft-com:office:word" xmlns:w="http://schemas.openxmlformats.org/wordprocessingml/2006/main" xmlns:w14="http://schemas.microsoft.com/office/word/2010/wordml" xmlns:w15="http://schemas.microsoft.com/office/word/2012/wordml" xmlns:w16cex="http://schemas.microsoft.com/office/word/2018/wordml/cex" xmlns:w16cid="http://schemas.microsoft.com/office/word/2016/wordml/cid" xmlns:w16="http://schemas.microsoft.com/office/word/2018/wordml" xmlns:w16du="http://schemas.microsoft.com/office/word/2023/wordml/word16du" xmlns:w16sdtdh="http://schemas.microsoft.com/office/word/2020/wordml/sdtdatahash" xmlns:w16sdtfl="http://schemas.microsoft.com/office/word/2024/wordml/sdtformatlock" xmlns:w16se="http://schemas.microsoft.com/office/word/2015/wordml/symex" xmlns:wpg="http://schemas.microsoft.com/office/word/2010/wordprocessingGroup" xmlns:wpi="http://schemas.microsoft.com/office/word/2010/wordprocessingInk" xmlns:wne="http://schemas.microsoft.com/office/word/2006/wordml" xmlns:wps="http://schemas.microsoft.com/office/word/2010/wordprocessingShape" mc:Ignorable="w14 w15 w16se w16cid w16 w16cex w16sdtdh w16sdtfl w16du wp14">
   <w:p>
     <w:pPr>
       <w:pBdr>
@@ -8767,7 +8787,7 @@
 </file>
 
 <file path=word/footnotes.xml><?xml version="1.0" encoding="utf-8"?>
-<w:footnotes xmlns:wpc="http://schemas.microsoft.com/office/word/2010/wordprocessingCanvas" xmlns:cx="http://schemas.microsoft.com/office/drawing/2014/chartex" xmlns:cx1="http://schemas.microsoft.com/office/drawing/2015/9/8/chartex" xmlns:cx2="http://schemas.microsoft.com/office/drawing/2015/10/21/chartex" xmlns:cx3="http://schemas.microsoft.com/office/drawing/2016/5/9/chartex" xmlns:cx4="http://schemas.microsoft.com/office/drawing/2016/5/10/chartex" xmlns:cx5="http://schemas.microsoft.com/office/drawing/2016/5/11/chartex" xmlns:cx6="http://schemas.microsoft.com/office/drawing/2016/5/12/chartex" xmlns:cx7="http://schemas.microsoft.com/office/drawing/2016/5/13/chartex" xmlns:cx8="http://schemas.microsoft.com/office/drawing/2016/5/14/chartex" xmlns:mc="http://schemas.openxmlformats.org/markup-compatibility/2006" xmlns:aink="http://schemas.microsoft.com/office/drawing/2016/ink" xmlns:am3d="http://schemas.microsoft.com/office/drawing/2017/model3d" xmlns:o="urn:schemas-microsoft-com:office:office" xmlns:oel="http://schemas.microsoft.com/office/2019/extlst" xmlns:r="http://schemas.openxmlformats.org/officeDocument/2006/relationships" xmlns:m="http://schemas.openxmlformats.org/officeDocument/2006/math" xmlns:v="urn:schemas-microsoft-com:vml" xmlns:wp14="http://schemas.microsoft.com/office/word/2010/wordprocessingDrawing" xmlns:wp="http://schemas.openxmlformats.org/drawingml/2006/wordprocessingDrawing" xmlns:w10="urn:schemas-microsoft-com:office:word" xmlns:w="http://schemas.openxmlformats.org/wordprocessingml/2006/main" xmlns:w14="http://schemas.microsoft.com/office/word/2010/wordml" xmlns:w15="http://schemas.microsoft.com/office/word/2012/wordml" xmlns:w16cei="http://schemas.microsoft.com/office/word/2026/wordml/cei" xmlns:w16cex="http://schemas.microsoft.com/office/word/2018/wordml/cex" xmlns:w16cid="http://schemas.microsoft.com/office/word/2016/wordml/cid" xmlns:w16="http://schemas.microsoft.com/office/word/2018/wordml" xmlns:w16du="http://schemas.microsoft.com/office/word/2023/wordml/word16du" xmlns:w16sdtdh="http://schemas.microsoft.com/office/word/2020/wordml/sdtdatahash" xmlns:w16sdtfl="http://schemas.microsoft.com/office/word/2024/wordml/sdtformatlock" xmlns:w16se="http://schemas.microsoft.com/office/word/2015/wordml/symex" xmlns:wpg="http://schemas.microsoft.com/office/word/2010/wordprocessingGroup" xmlns:wpi="http://schemas.microsoft.com/office/word/2010/wordprocessingInk" xmlns:wne="http://schemas.microsoft.com/office/word/2006/wordml" xmlns:wps="http://schemas.microsoft.com/office/word/2010/wordprocessingShape" mc:Ignorable="w14 w15 w16se w16cid w16 w16cex w16sdtdh w16sdtfl w16du wp14">
+<w:footnotes xmlns:wpc="http://schemas.microsoft.com/office/word/2010/wordprocessingCanvas" xmlns:cx="http://schemas.microsoft.com/office/drawing/2014/chartex" xmlns:cx1="http://schemas.microsoft.com/office/drawing/2015/9/8/chartex" xmlns:cx2="http://schemas.microsoft.com/office/drawing/2015/10/21/chartex" xmlns:cx3="http://schemas.microsoft.com/office/drawing/2016/5/9/chartex" xmlns:cx4="http://schemas.microsoft.com/office/drawing/2016/5/10/chartex" xmlns:cx5="http://schemas.microsoft.com/office/drawing/2016/5/11/chartex" xmlns:cx6="http://schemas.microsoft.com/office/drawing/2016/5/12/chartex" xmlns:cx7="http://schemas.microsoft.com/office/drawing/2016/5/13/chartex" xmlns:cx8="http://schemas.microsoft.com/office/drawing/2016/5/14/chartex" xmlns:mc="http://schemas.openxmlformats.org/markup-compatibility/2006" xmlns:aink="http://schemas.microsoft.com/office/drawing/2016/ink" xmlns:am3d="http://schemas.microsoft.com/office/drawing/2017/model3d" xmlns:o="urn:schemas-microsoft-com:office:office" xmlns:oel="http://schemas.microsoft.com/office/2019/extlst" xmlns:r="http://schemas.openxmlformats.org/officeDocument/2006/relationships" xmlns:m="http://schemas.openxmlformats.org/officeDocument/2006/math" xmlns:v="urn:schemas-microsoft-com:vml" xmlns:wp14="http://schemas.microsoft.com/office/word/2010/wordprocessingDrawing" xmlns:wp="http://schemas.openxmlformats.org/drawingml/2006/wordprocessingDrawing" xmlns:w10="urn:schemas-microsoft-com:office:word" xmlns:w="http://schemas.openxmlformats.org/wordprocessingml/2006/main" xmlns:w14="http://schemas.microsoft.com/office/word/2010/wordml" xmlns:w15="http://schemas.microsoft.com/office/word/2012/wordml" xmlns:w16cex="http://schemas.microsoft.com/office/word/2018/wordml/cex" xmlns:w16cid="http://schemas.microsoft.com/office/word/2016/wordml/cid" xmlns:w16="http://schemas.microsoft.com/office/word/2018/wordml" xmlns:w16du="http://schemas.microsoft.com/office/word/2023/wordml/word16du" xmlns:w16sdtdh="http://schemas.microsoft.com/office/word/2020/wordml/sdtdatahash" xmlns:w16sdtfl="http://schemas.microsoft.com/office/word/2024/wordml/sdtformatlock" xmlns:w16se="http://schemas.microsoft.com/office/word/2015/wordml/symex" xmlns:wpg="http://schemas.microsoft.com/office/word/2010/wordprocessingGroup" xmlns:wpi="http://schemas.microsoft.com/office/word/2010/wordprocessingInk" xmlns:wne="http://schemas.microsoft.com/office/word/2006/wordml" xmlns:wps="http://schemas.microsoft.com/office/word/2010/wordprocessingShape" mc:Ignorable="w14 w15 w16se w16cid w16 w16cex w16sdtdh w16sdtfl w16du wp14">
   <w:footnote w:type="separator" w:id="-1">
     <w:p>
       <w:pPr>
@@ -8792,7 +8812,7 @@
 </file>
 
 <file path=word/header1.xml><?xml version="1.0" encoding="utf-8"?>
-<w:hdr xmlns:wpc="http://schemas.microsoft.com/office/word/2010/wordprocessingCanvas" xmlns:cx="http://schemas.microsoft.com/office/drawing/2014/chartex" xmlns:cx1="http://schemas.microsoft.com/office/drawing/2015/9/8/chartex" xmlns:cx2="http://schemas.microsoft.com/office/drawing/2015/10/21/chartex" xmlns:cx3="http://schemas.microsoft.com/office/drawing/2016/5/9/chartex" xmlns:cx4="http://schemas.microsoft.com/office/drawing/2016/5/10/chartex" xmlns:cx5="http://schemas.microsoft.com/office/drawing/2016/5/11/chartex" xmlns:cx6="http://schemas.microsoft.com/office/drawing/2016/5/12/chartex" xmlns:cx7="http://schemas.microsoft.com/office/drawing/2016/5/13/chartex" xmlns:cx8="http://schemas.microsoft.com/office/drawing/2016/5/14/chartex" xmlns:mc="http://schemas.openxmlformats.org/markup-compatibility/2006" xmlns:aink="http://schemas.microsoft.com/office/drawing/2016/ink" xmlns:am3d="http://schemas.microsoft.com/office/drawing/2017/model3d" xmlns:o="urn:schemas-microsoft-com:office:office" xmlns:oel="http://schemas.microsoft.com/office/2019/extlst" xmlns:r="http://schemas.openxmlformats.org/officeDocument/2006/relationships" xmlns:m="http://schemas.openxmlformats.org/officeDocument/2006/math" xmlns:v="urn:schemas-microsoft-com:vml" xmlns:wp14="http://schemas.microsoft.com/office/word/2010/wordprocessingDrawing" xmlns:wp="http://schemas.openxmlformats.org/drawingml/2006/wordprocessingDrawing" xmlns:w10="urn:schemas-microsoft-com:office:word" xmlns:w="http://schemas.openxmlformats.org/wordprocessingml/2006/main" xmlns:w14="http://schemas.microsoft.com/office/word/2010/wordml" xmlns:w15="http://schemas.microsoft.com/office/word/2012/wordml" xmlns:w16cei="http://schemas.microsoft.com/office/word/2026/wordml/cei" xmlns:w16cex="http://schemas.microsoft.com/office/word/2018/wordml/cex" xmlns:w16cid="http://schemas.microsoft.com/office/word/2016/wordml/cid" xmlns:w16="http://schemas.microsoft.com/office/word/2018/wordml" xmlns:w16du="http://schemas.microsoft.com/office/word/2023/wordml/word16du" xmlns:w16sdtdh="http://schemas.microsoft.com/office/word/2020/wordml/sdtdatahash" xmlns:w16sdtfl="http://schemas.microsoft.com/office/word/2024/wordml/sdtformatlock" xmlns:w16se="http://schemas.microsoft.com/office/word/2015/wordml/symex" xmlns:wpg="http://schemas.microsoft.com/office/word/2010/wordprocessingGroup" xmlns:wpi="http://schemas.microsoft.com/office/word/2010/wordprocessingInk" xmlns:wne="http://schemas.microsoft.com/office/word/2006/wordml" xmlns:wps="http://schemas.microsoft.com/office/word/2010/wordprocessingShape" mc:Ignorable="w14 w15 w16se w16cid w16 w16cex w16sdtdh w16sdtfl w16du wp14">
+<w:hdr xmlns:wpc="http://schemas.microsoft.com/office/word/2010/wordprocessingCanvas" xmlns:cx="http://schemas.microsoft.com/office/drawing/2014/chartex" xmlns:cx1="http://schemas.microsoft.com/office/drawing/2015/9/8/chartex" xmlns:cx2="http://schemas.microsoft.com/office/drawing/2015/10/21/chartex" xmlns:cx3="http://schemas.microsoft.com/office/drawing/2016/5/9/chartex" xmlns:cx4="http://schemas.microsoft.com/office/drawing/2016/5/10/chartex" xmlns:cx5="http://schemas.microsoft.com/office/drawing/2016/5/11/chartex" xmlns:cx6="http://schemas.microsoft.com/office/drawing/2016/5/12/chartex" xmlns:cx7="http://schemas.microsoft.com/office/drawing/2016/5/13/chartex" xmlns:cx8="http://schemas.microsoft.com/office/drawing/2016/5/14/chartex" xmlns:mc="http://schemas.openxmlformats.org/markup-compatibility/2006" xmlns:aink="http://schemas.microsoft.com/office/drawing/2016/ink" xmlns:am3d="http://schemas.microsoft.com/office/drawing/2017/model3d" xmlns:o="urn:schemas-microsoft-com:office:office" xmlns:oel="http://schemas.microsoft.com/office/2019/extlst" xmlns:r="http://schemas.openxmlformats.org/officeDocument/2006/relationships" xmlns:m="http://schemas.openxmlformats.org/officeDocument/2006/math" xmlns:v="urn:schemas-microsoft-com:vml" xmlns:wp14="http://schemas.microsoft.com/office/word/2010/wordprocessingDrawing" xmlns:wp="http://schemas.openxmlformats.org/drawingml/2006/wordprocessingDrawing" xmlns:w10="urn:schemas-microsoft-com:office:word" xmlns:w="http://schemas.openxmlformats.org/wordprocessingml/2006/main" xmlns:w14="http://schemas.microsoft.com/office/word/2010/wordml" xmlns:w15="http://schemas.microsoft.com/office/word/2012/wordml" xmlns:w16cex="http://schemas.microsoft.com/office/word/2018/wordml/cex" xmlns:w16cid="http://schemas.microsoft.com/office/word/2016/wordml/cid" xmlns:w16="http://schemas.microsoft.com/office/word/2018/wordml" xmlns:w16du="http://schemas.microsoft.com/office/word/2023/wordml/word16du" xmlns:w16sdtdh="http://schemas.microsoft.com/office/word/2020/wordml/sdtdatahash" xmlns:w16sdtfl="http://schemas.microsoft.com/office/word/2024/wordml/sdtformatlock" xmlns:w16se="http://schemas.microsoft.com/office/word/2015/wordml/symex" xmlns:wpg="http://schemas.microsoft.com/office/word/2010/wordprocessingGroup" xmlns:wpi="http://schemas.microsoft.com/office/word/2010/wordprocessingInk" xmlns:wne="http://schemas.microsoft.com/office/word/2006/wordml" xmlns:wps="http://schemas.microsoft.com/office/word/2010/wordprocessingShape" mc:Ignorable="w14 w15 w16se w16cid w16 w16cex w16sdtdh w16sdtfl w16du wp14">
   <w:p>
     <w:pPr>
       <w:pStyle w:val="Header"/>
@@ -8805,7 +8825,7 @@
 </file>
 
 <file path=word/header2.xml><?xml version="1.0" encoding="utf-8"?>
-<w:hdr xmlns:wpc="http://schemas.microsoft.com/office/word/2010/wordprocessingCanvas" xmlns:cx="http://schemas.microsoft.com/office/drawing/2014/chartex" xmlns:cx1="http://schemas.microsoft.com/office/drawing/2015/9/8/chartex" xmlns:cx2="http://schemas.microsoft.com/office/drawing/2015/10/21/chartex" xmlns:cx3="http://schemas.microsoft.com/office/drawing/2016/5/9/chartex" xmlns:cx4="http://schemas.microsoft.com/office/drawing/2016/5/10/chartex" xmlns:cx5="http://schemas.microsoft.com/office/drawing/2016/5/11/chartex" xmlns:cx6="http://schemas.microsoft.com/office/drawing/2016/5/12/chartex" xmlns:cx7="http://schemas.microsoft.com/office/drawing/2016/5/13/chartex" xmlns:cx8="http://schemas.microsoft.com/office/drawing/2016/5/14/chartex" xmlns:mc="http://schemas.openxmlformats.org/markup-compatibility/2006" xmlns:aink="http://schemas.microsoft.com/office/drawing/2016/ink" xmlns:am3d="http://schemas.microsoft.com/office/drawing/2017/model3d" xmlns:o="urn:schemas-microsoft-com:office:office" xmlns:oel="http://schemas.microsoft.com/office/2019/extlst" xmlns:r="http://schemas.openxmlformats.org/officeDocument/2006/relationships" xmlns:m="http://schemas.openxmlformats.org/officeDocument/2006/math" xmlns:v="urn:schemas-microsoft-com:vml" xmlns:wp14="http://schemas.microsoft.com/office/word/2010/wordprocessingDrawing" xmlns:wp="http://schemas.openxmlformats.org/drawingml/2006/wordprocessingDrawing" xmlns:w10="urn:schemas-microsoft-com:office:word" xmlns:w="http://schemas.openxmlformats.org/wordprocessingml/2006/main" xmlns:w14="http://schemas.microsoft.com/office/word/2010/wordml" xmlns:w15="http://schemas.microsoft.com/office/word/2012/wordml" xmlns:w16cei="http://schemas.microsoft.com/office/word/2026/wordml/cei" xmlns:w16cex="http://schemas.microsoft.com/office/word/2018/wordml/cex" xmlns:w16cid="http://schemas.microsoft.com/office/word/2016/wordml/cid" xmlns:w16="http://schemas.microsoft.com/office/word/2018/wordml" xmlns:w16du="http://schemas.microsoft.com/office/word/2023/wordml/word16du" xmlns:w16sdtdh="http://schemas.microsoft.com/office/word/2020/wordml/sdtdatahash" xmlns:w16sdtfl="http://schemas.microsoft.com/office/word/2024/wordml/sdtformatlock" xmlns:w16se="http://schemas.microsoft.com/office/word/2015/wordml/symex" xmlns:wpg="http://schemas.microsoft.com/office/word/2010/wordprocessingGroup" xmlns:wpi="http://schemas.microsoft.com/office/word/2010/wordprocessingInk" xmlns:wne="http://schemas.microsoft.com/office/word/2006/wordml" xmlns:wps="http://schemas.microsoft.com/office/word/2010/wordprocessingShape" mc:Ignorable="w14 w15 w16se w16cid w16 w16cex w16sdtdh w16sdtfl w16du wp14">
+<w:hdr xmlns:wpc="http://schemas.microsoft.com/office/word/2010/wordprocessingCanvas" xmlns:cx="http://schemas.microsoft.com/office/drawing/2014/chartex" xmlns:cx1="http://schemas.microsoft.com/office/drawing/2015/9/8/chartex" xmlns:cx2="http://schemas.microsoft.com/office/drawing/2015/10/21/chartex" xmlns:cx3="http://schemas.microsoft.com/office/drawing/2016/5/9/chartex" xmlns:cx4="http://schemas.microsoft.com/office/drawing/2016/5/10/chartex" xmlns:cx5="http://schemas.microsoft.com/office/drawing/2016/5/11/chartex" xmlns:cx6="http://schemas.microsoft.com/office/drawing/2016/5/12/chartex" xmlns:cx7="http://schemas.microsoft.com/office/drawing/2016/5/13/chartex" xmlns:cx8="http://schemas.microsoft.com/office/drawing/2016/5/14/chartex" xmlns:mc="http://schemas.openxmlformats.org/markup-compatibility/2006" xmlns:aink="http://schemas.microsoft.com/office/drawing/2016/ink" xmlns:am3d="http://schemas.microsoft.com/office/drawing/2017/model3d" xmlns:o="urn:schemas-microsoft-com:office:office" xmlns:oel="http://schemas.microsoft.com/office/2019/extlst" xmlns:r="http://schemas.openxmlformats.org/officeDocument/2006/relationships" xmlns:m="http://schemas.openxmlformats.org/officeDocument/2006/math" xmlns:v="urn:schemas-microsoft-com:vml" xmlns:wp14="http://schemas.microsoft.com/office/word/2010/wordprocessingDrawing" xmlns:wp="http://schemas.openxmlformats.org/drawingml/2006/wordprocessingDrawing" xmlns:w10="urn:schemas-microsoft-com:office:word" xmlns:w="http://schemas.openxmlformats.org/wordprocessingml/2006/main" xmlns:w14="http://schemas.microsoft.com/office/word/2010/wordml" xmlns:w15="http://schemas.microsoft.com/office/word/2012/wordml" xmlns:w16cex="http://schemas.microsoft.com/office/word/2018/wordml/cex" xmlns:w16cid="http://schemas.microsoft.com/office/word/2016/wordml/cid" xmlns:w16="http://schemas.microsoft.com/office/word/2018/wordml" xmlns:w16du="http://schemas.microsoft.com/office/word/2023/wordml/word16du" xmlns:w16sdtdh="http://schemas.microsoft.com/office/word/2020/wordml/sdtdatahash" xmlns:w16sdtfl="http://schemas.microsoft.com/office/word/2024/wordml/sdtformatlock" xmlns:w16se="http://schemas.microsoft.com/office/word/2015/wordml/symex" xmlns:wpg="http://schemas.microsoft.com/office/word/2010/wordprocessingGroup" xmlns:wpi="http://schemas.microsoft.com/office/word/2010/wordprocessingInk" xmlns:wne="http://schemas.microsoft.com/office/word/2006/wordml" xmlns:wps="http://schemas.microsoft.com/office/word/2010/wordprocessingShape" mc:Ignorable="w14 w15 w16se w16cid w16 w16cex w16sdtdh w16sdtfl w16du wp14">
   <w:p>
     <w:pPr>
       <w:pStyle w:val="Header"/>
